--- a/docs/MODELO_FACTORIAL_DIRECTORIO.docx
+++ b/docs/MODELO_FACTORIAL_DIRECTORIO.docx
@@ -8570,13 +8570,13 @@
       </w:tr>
     </w:tbl>
     <w:bookmarkEnd w:id="85"/>
-    <w:bookmarkStart w:id="91" w:name="Xb5f431129553148ec0e3c8fc355f34db470259e"/>
+    <w:bookmarkStart w:id="91" w:name="Xefe088c2d1e588c1c9e3c6a8f483d1d758c7bec"/>
     <w:p>
       <w:pPr>
         <w:pStyle w:val="Heading2"/>
       </w:pPr>
       <w:r>
-        <w:t xml:space="preserve">8.2 Mejoras priorizadas para próxima iteración</w:t>
+        <w:t xml:space="preserve">8.2 Mejoras IMPLEMENTADAS (Versión 2 del modelo)</w:t>
       </w:r>
     </w:p>
     <w:p>
@@ -8584,16 +8584,40 @@
         <w:pStyle w:val="FirstParagraph"/>
       </w:pPr>
       <w:r>
-        <w:t xml:space="preserve">Basadas en los hallazgos del análisis profundo:</w:t>
-      </w:r>
-    </w:p>
-    <w:bookmarkStart w:id="86" w:name="prioridad-1-estratificación-por-comuna"/>
+        <w:t xml:space="preserve">Las 4 primeras mejoras priorizadas se implementaron en una nueva versión del factor model (</w:t>
+      </w:r>
+      <w:r>
+        <w:rPr>
+          <w:rStyle w:val="VerbatimChar"/>
+        </w:rPr>
+        <w:t xml:space="preserve">analysis/build_macro_v2.py</w:t>
+      </w:r>
+      <w:r>
+        <w:t xml:space="preserve"> </w:t>
+      </w:r>
+      <w:r>
+        <w:t xml:space="preserve">+</w:t>
+      </w:r>
+      <w:r>
+        <w:t xml:space="preserve"> </w:t>
+      </w:r>
+      <w:r>
+        <w:rPr>
+          <w:rStyle w:val="VerbatimChar"/>
+        </w:rPr>
+        <w:t xml:space="preserve">public/macro_factor_v2.js</w:t>
+      </w:r>
+      <w:r>
+        <w:t xml:space="preserve">). Resultados honestos:</w:t>
+      </w:r>
+    </w:p>
+    <w:bookmarkStart w:id="86" w:name="mejora-1-ipv-con-lag-t-3"/>
     <w:p>
       <w:pPr>
         <w:pStyle w:val="Heading3"/>
       </w:pPr>
       <w:r>
-        <w:t xml:space="preserve">Prioridad 1: Estratificación por comuna</w:t>
+        <w:t xml:space="preserve">Mejora 1 ✓: IPV con lag t-3</w:t>
       </w:r>
     </w:p>
     <w:p>
@@ -8601,38 +8625,7 @@
         <w:pStyle w:val="FirstParagraph"/>
       </w:pPr>
       <w:r>
-        <w:t xml:space="preserve">El análisis de varianza muestra que</w:t>
-      </w:r>
-      <w:r>
-        <w:t xml:space="preserve"> </w:t>
-      </w:r>
-      <w:r>
-        <w:rPr>
-          <w:b/>
-          <w:bCs/>
-        </w:rPr>
-        <w:t xml:space="preserve">la comuna explica 49% del precio</w:t>
-      </w:r>
-      <w:r>
-        <w:t xml:space="preserve">, vs. 10% de la familia. Para AUDP Batuco/Colina, deberíamos:</w:t>
-      </w:r>
-      <w:r>
-        <w:t xml:space="preserve"> </w:t>
-      </w:r>
-      <w:r>
-        <w:t xml:space="preserve">- Filtrar TINSA por proyectos en Lampa, Buin, Padre Hurtado, Colina (zonas similares)</w:t>
-      </w:r>
-      <w:r>
-        <w:t xml:space="preserve"> </w:t>
-      </w:r>
-      <w:r>
-        <w:t xml:space="preserve">- Calibrar marginales empíricas con esta data filtrada</w:t>
-      </w:r>
-      <w:r>
-        <w:t xml:space="preserve"> </w:t>
-      </w:r>
-      <w:r>
-        <w:t xml:space="preserve">- Mantener la estratificación por familia DENTRO de las comunas relevantes</w:t>
+        <w:t xml:space="preserve">Recalibramos σ idiosincrático del precio usando IPV con lag de 3 trimestres en lugar de contemporáneo.</w:t>
       </w:r>
     </w:p>
     <w:p>
@@ -8644,190 +8637,836 @@
           <w:b/>
           <w:bCs/>
         </w:rPr>
+        <w:t xml:space="preserve">Resultado</w:t>
+      </w:r>
+      <w:r>
+        <w:t xml:space="preserve">: la diferencia σ_t vs σ_t-3 es</w:t>
+      </w:r>
+      <w:r>
+        <w:t xml:space="preserve"> </w:t>
+      </w:r>
+      <w:r>
+        <w:rPr>
+          <w:b/>
+          <w:bCs/>
+        </w:rPr>
+        <w:t xml:space="preserve">marginal por familia</w:t>
+      </w:r>
+      <w:r>
+        <w:t xml:space="preserve"> </w:t>
+      </w:r>
+      <w:r>
+        <w:t xml:space="preserve">(0.03-0.34 pp). Esto contrasta con el efecto fuerte que se ve en pooled (ρ 0.34 → 0.55).</w:t>
+      </w:r>
+    </w:p>
+    <w:p>
+      <w:pPr>
+        <w:pStyle w:val="BodyText"/>
+      </w:pPr>
+      <w:r>
+        <w:rPr>
+          <w:b/>
+          <w:bCs/>
+        </w:rPr>
+        <w:t xml:space="preserve">Por qué</w:t>
+      </w:r>
+      <w:r>
+        <w:t xml:space="preserve">: cuando estratificamos por familia (36-57 obs por celda), el efecto del lag se diluye porque hay más ruido idiosincrático específico al producto. El lag es importante a nivel agregado pero pierde señal a nivel de familia.</w:t>
+      </w:r>
+    </w:p>
+    <w:p>
+      <w:pPr>
+        <w:pStyle w:val="BodyText"/>
+      </w:pPr>
+      <w:r>
+        <w:rPr>
+          <w:b/>
+          <w:bCs/>
+        </w:rPr>
+        <w:t xml:space="preserve">Conclusión</w:t>
+      </w:r>
+      <w:r>
+        <w:t xml:space="preserve">: cambio conceptualmente correcto pero impacto cuantitativo modesto.</w:t>
+      </w:r>
+    </w:p>
+    <w:bookmarkEnd w:id="86"/>
+    <w:bookmarkStart w:id="87" w:name="X7503bd91b615e79c53c78d3b231f6d58cb39472"/>
+    <w:p>
+      <w:pPr>
+        <w:pStyle w:val="Heading3"/>
+      </w:pPr>
+      <w:r>
+        <w:t xml:space="preserve">Mejora 2 ✓: Estratificación por comuna AUDP-relevante</w:t>
+      </w:r>
+    </w:p>
+    <w:p>
+      <w:pPr>
+        <w:pStyle w:val="FirstParagraph"/>
+      </w:pPr>
+      <w:r>
+        <w:t xml:space="preserve">Filtramos TINSA por las</w:t>
+      </w:r>
+      <w:r>
+        <w:t xml:space="preserve"> </w:t>
+      </w:r>
+      <w:r>
+        <w:rPr>
+          <w:b/>
+          <w:bCs/>
+        </w:rPr>
+        <w:t xml:space="preserve">7 comunas</w:t>
+      </w:r>
+      <w:r>
+        <w:t xml:space="preserve"> </w:t>
+      </w:r>
+      <w:r>
+        <w:t xml:space="preserve">de la zona periurbana de Santiago: LAMPA, COLINA, BUIN, PADRE HURTADO, SAN BERNARDO, TILTIL, MELIPILLA. Total:</w:t>
+      </w:r>
+      <w:r>
+        <w:t xml:space="preserve"> </w:t>
+      </w:r>
+      <w:r>
+        <w:rPr>
+          <w:b/>
+          <w:bCs/>
+        </w:rPr>
+        <w:t xml:space="preserve">14.708 observaciones</w:t>
+      </w:r>
+      <w:r>
+        <w:t xml:space="preserve">, dominadas por COLINA (5.348), BUIN (2.639) y SAN BERNARDO (2.571).</w:t>
+      </w:r>
+    </w:p>
+    <w:p>
+      <w:pPr>
+        <w:pStyle w:val="BodyText"/>
+      </w:pPr>
+      <w:r>
+        <w:rPr>
+          <w:b/>
+          <w:bCs/>
+        </w:rPr>
+        <w:t xml:space="preserve">Resultado</w:t>
+      </w:r>
+      <w:r>
+        <w:t xml:space="preserve">: diferencia real y cuantificable en σ idiosincrático del precio:</w:t>
+      </w:r>
+    </w:p>
+    <w:tbl>
+      <w:tblPr>
+        <w:tblStyle w:val="Table"/>
+        <w:tblW w:type="auto" w:w="0"/>
+        <w:tblLook w:firstRow="1" w:lastRow="0" w:firstColumn="0" w:lastColumn="0" w:noHBand="0" w:noVBand="0" w:val="0020"/>
+      </w:tblPr>
+      <w:tblGrid>
+        <w:gridCol w:w="1980"/>
+        <w:gridCol w:w="1980"/>
+        <w:gridCol w:w="1980"/>
+        <w:gridCol w:w="1980"/>
+      </w:tblGrid>
+      <w:tr>
+        <w:trPr>
+          <w:tblHeader w:val="on"/>
+        </w:trPr>
+        <w:tc>
+          <w:tcPr/>
+          <w:p>
+            <w:pPr>
+              <w:pStyle w:val="Compact"/>
+            </w:pPr>
+            <w:r>
+              <w:t xml:space="preserve">Familia</w:t>
+            </w:r>
+          </w:p>
+        </w:tc>
+        <w:tc>
+          <w:tcPr/>
+          <w:p>
+            <w:pPr>
+              <w:pStyle w:val="Compact"/>
+            </w:pPr>
+            <w:r>
+              <w:t xml:space="preserve">σ AUDP zone</w:t>
+            </w:r>
+          </w:p>
+        </w:tc>
+        <w:tc>
+          <w:tcPr/>
+          <w:p>
+            <w:pPr>
+              <w:pStyle w:val="Compact"/>
+            </w:pPr>
+            <w:r>
+              <w:t xml:space="preserve">σ nacional</w:t>
+            </w:r>
+          </w:p>
+        </w:tc>
+        <w:tc>
+          <w:tcPr/>
+          <w:p>
+            <w:pPr>
+              <w:pStyle w:val="Compact"/>
+            </w:pPr>
+            <w:r>
+              <w:t xml:space="preserve">Δ</w:t>
+            </w:r>
+          </w:p>
+        </w:tc>
+      </w:tr>
+      <w:tr>
+        <w:tc>
+          <w:tcPr/>
+          <w:p>
+            <w:pPr>
+              <w:pStyle w:val="Compact"/>
+            </w:pPr>
+            <w:r>
+              <w:t xml:space="preserve">Edif 4-6p</w:t>
+            </w:r>
+          </w:p>
+        </w:tc>
+        <w:tc>
+          <w:tcPr/>
+          <w:p>
+            <w:pPr>
+              <w:pStyle w:val="Compact"/>
+            </w:pPr>
+            <w:r>
+              <w:rPr>
+                <w:b/>
+                <w:bCs/>
+              </w:rPr>
+              <w:t xml:space="preserve">21.69 pp</w:t>
+            </w:r>
+          </w:p>
+        </w:tc>
+        <w:tc>
+          <w:tcPr/>
+          <w:p>
+            <w:pPr>
+              <w:pStyle w:val="Compact"/>
+            </w:pPr>
+            <w:r>
+              <w:t xml:space="preserve">9.52 pp</w:t>
+            </w:r>
+          </w:p>
+        </w:tc>
+        <w:tc>
+          <w:tcPr/>
+          <w:p>
+            <w:pPr>
+              <w:pStyle w:val="Compact"/>
+            </w:pPr>
+            <w:r>
+              <w:rPr>
+                <w:b/>
+                <w:bCs/>
+              </w:rPr>
+              <w:t xml:space="preserve">+12.2 pp</w:t>
+            </w:r>
+          </w:p>
+        </w:tc>
+      </w:tr>
+      <w:tr>
+        <w:tc>
+          <w:tcPr/>
+          <w:p>
+            <w:pPr>
+              <w:pStyle w:val="Compact"/>
+            </w:pPr>
+            <w:r>
+              <w:t xml:space="preserve">Townhouse</w:t>
+            </w:r>
+          </w:p>
+        </w:tc>
+        <w:tc>
+          <w:tcPr/>
+          <w:p>
+            <w:pPr>
+              <w:pStyle w:val="Compact"/>
+            </w:pPr>
+            <w:r>
+              <w:rPr>
+                <w:b/>
+                <w:bCs/>
+              </w:rPr>
+              <w:t xml:space="preserve">21.38 pp</w:t>
+            </w:r>
+          </w:p>
+        </w:tc>
+        <w:tc>
+          <w:tcPr/>
+          <w:p>
+            <w:pPr>
+              <w:pStyle w:val="Compact"/>
+            </w:pPr>
+            <w:r>
+              <w:t xml:space="preserve">16.21 pp</w:t>
+            </w:r>
+          </w:p>
+        </w:tc>
+        <w:tc>
+          <w:tcPr/>
+          <w:p>
+            <w:pPr>
+              <w:pStyle w:val="Compact"/>
+            </w:pPr>
+            <w:r>
+              <w:t xml:space="preserve">+5.2 pp</w:t>
+            </w:r>
+          </w:p>
+        </w:tc>
+      </w:tr>
+      <w:tr>
+        <w:tc>
+          <w:tcPr/>
+          <w:p>
+            <w:pPr>
+              <w:pStyle w:val="Compact"/>
+            </w:pPr>
+            <w:r>
+              <w:t xml:space="preserve">Casa</w:t>
+            </w:r>
+          </w:p>
+        </w:tc>
+        <w:tc>
+          <w:tcPr/>
+          <w:p>
+            <w:pPr>
+              <w:pStyle w:val="Compact"/>
+            </w:pPr>
+            <w:r>
+              <w:t xml:space="preserve">7.97 pp</w:t>
+            </w:r>
+          </w:p>
+        </w:tc>
+        <w:tc>
+          <w:tcPr/>
+          <w:p>
+            <w:pPr>
+              <w:pStyle w:val="Compact"/>
+            </w:pPr>
+            <w:r>
+              <w:t xml:space="preserve">7.06 pp</w:t>
+            </w:r>
+          </w:p>
+        </w:tc>
+        <w:tc>
+          <w:tcPr/>
+          <w:p>
+            <w:pPr>
+              <w:pStyle w:val="Compact"/>
+            </w:pPr>
+            <w:r>
+              <w:t xml:space="preserve">+0.9 pp</w:t>
+            </w:r>
+          </w:p>
+        </w:tc>
+      </w:tr>
+      <w:tr>
+        <w:tc>
+          <w:tcPr/>
+          <w:p>
+            <w:pPr>
+              <w:pStyle w:val="Compact"/>
+            </w:pPr>
+            <w:r>
+              <w:t xml:space="preserve">DS19</w:t>
+            </w:r>
+          </w:p>
+        </w:tc>
+        <w:tc>
+          <w:tcPr/>
+          <w:p>
+            <w:pPr>
+              <w:pStyle w:val="Compact"/>
+            </w:pPr>
+            <w:r>
+              <w:t xml:space="preserve">6.40 pp</w:t>
+            </w:r>
+          </w:p>
+        </w:tc>
+        <w:tc>
+          <w:tcPr/>
+          <w:p>
+            <w:pPr>
+              <w:pStyle w:val="Compact"/>
+            </w:pPr>
+            <w:r>
+              <w:t xml:space="preserve">4.68 pp</w:t>
+            </w:r>
+          </w:p>
+        </w:tc>
+        <w:tc>
+          <w:tcPr/>
+          <w:p>
+            <w:pPr>
+              <w:pStyle w:val="Compact"/>
+            </w:pPr>
+            <w:r>
+              <w:t xml:space="preserve">+1.7 pp</w:t>
+            </w:r>
+          </w:p>
+        </w:tc>
+      </w:tr>
+    </w:tbl>
+    <w:p>
+      <w:pPr>
+        <w:pStyle w:val="BodyText"/>
+      </w:pPr>
+      <w:r>
+        <w:rPr>
+          <w:b/>
+          <w:bCs/>
+        </w:rPr>
+        <w:t xml:space="preserve">Interpretación</w:t>
+      </w:r>
+      <w:r>
+        <w:t xml:space="preserve">: los proyectos en la zona AUDP tienen</w:t>
+      </w:r>
+      <w:r>
+        <w:t xml:space="preserve"> </w:t>
+      </w:r>
+      <w:r>
+        <w:rPr>
+          <w:b/>
+          <w:bCs/>
+        </w:rPr>
+        <w:t xml:space="preserve">MAYOR variabilidad de precios</w:t>
+      </w:r>
+      <w:r>
+        <w:t xml:space="preserve"> </w:t>
+      </w:r>
+      <w:r>
+        <w:t xml:space="preserve">entre sí que el promedio nacional. Esto es porque la zona incluye comunas heterogéneas (Colina premium con sectores de alta renta + Lampa popular + Buin clase media). El modelo nacional subestima el riesgo de precio para AUDPs específicos.</w:t>
+      </w:r>
+    </w:p>
+    <w:p>
+      <w:pPr>
+        <w:pStyle w:val="BodyText"/>
+      </w:pPr>
+      <w:r>
+        <w:rPr>
+          <w:b/>
+          <w:bCs/>
+        </w:rPr>
+        <w:t xml:space="preserve">Conclusión</w:t>
+      </w:r>
+      <w:r>
+        <w:t xml:space="preserve">: aporte real al modelo. Para evaluación de AUDP debería usarse la calibración AUDP-zone.</w:t>
+      </w:r>
+    </w:p>
+    <w:bookmarkEnd w:id="87"/>
+    <w:bookmarkStart w:id="88" w:name="Xc8aa999e0351b2ef905842e46151bd10402a809"/>
+    <w:p>
+      <w:pPr>
+        <w:pStyle w:val="Heading3"/>
+      </w:pPr>
+      <w:r>
+        <w:t xml:space="preserve">Mejora 3 ✓: Regresión polinómica con interacciones para velocidad</w:t>
+      </w:r>
+    </w:p>
+    <w:p>
+      <w:pPr>
+        <w:pStyle w:val="FirstParagraph"/>
+      </w:pPr>
+      <w:r>
+        <w:t xml:space="preserve">Reemplazamos la regresión OLS lineal por una polinómica con 5 features: IMACEC, IPV, ICOI, IMACEC×IPV (interacción), IMACEC² (no-lineal).</w:t>
+      </w:r>
+    </w:p>
+    <w:p>
+      <w:pPr>
+        <w:pStyle w:val="BodyText"/>
+      </w:pPr>
+      <w:r>
+        <w:rPr>
+          <w:b/>
+          <w:bCs/>
+        </w:rPr>
+        <w:t xml:space="preserve">Resultado</w:t>
+      </w:r>
+      <w:r>
+        <w:t xml:space="preserve">: mejoras heterogéneas por familia:</w:t>
+      </w:r>
+    </w:p>
+    <w:tbl>
+      <w:tblPr>
+        <w:tblStyle w:val="Table"/>
+        <w:tblW w:type="auto" w:w="0"/>
+        <w:tblLook w:firstRow="1" w:lastRow="0" w:firstColumn="0" w:lastColumn="0" w:noHBand="0" w:noVBand="0" w:val="0020"/>
+      </w:tblPr>
+      <w:tblGrid>
+        <w:gridCol w:w="2640"/>
+        <w:gridCol w:w="2640"/>
+        <w:gridCol w:w="2640"/>
+      </w:tblGrid>
+      <w:tr>
+        <w:trPr>
+          <w:tblHeader w:val="on"/>
+        </w:trPr>
+        <w:tc>
+          <w:tcPr/>
+          <w:p>
+            <w:pPr>
+              <w:pStyle w:val="Compact"/>
+            </w:pPr>
+            <w:r>
+              <w:t xml:space="preserve">Familia</w:t>
+            </w:r>
+          </w:p>
+        </w:tc>
+        <w:tc>
+          <w:tcPr/>
+          <w:p>
+            <w:pPr>
+              <w:pStyle w:val="Compact"/>
+            </w:pPr>
+            <w:r>
+              <w:t xml:space="preserve">R² lineal v1</w:t>
+            </w:r>
+          </w:p>
+        </w:tc>
+        <w:tc>
+          <w:tcPr/>
+          <w:p>
+            <w:pPr>
+              <w:pStyle w:val="Compact"/>
+            </w:pPr>
+            <w:r>
+              <w:t xml:space="preserve">R² polinómica v2 (AUDP zone)</w:t>
+            </w:r>
+          </w:p>
+        </w:tc>
+      </w:tr>
+      <w:tr>
+        <w:tc>
+          <w:tcPr/>
+          <w:p>
+            <w:pPr>
+              <w:pStyle w:val="Compact"/>
+            </w:pPr>
+            <w:r>
+              <w:t xml:space="preserve">DS19</w:t>
+            </w:r>
+          </w:p>
+        </w:tc>
+        <w:tc>
+          <w:tcPr/>
+          <w:p>
+            <w:pPr>
+              <w:pStyle w:val="Compact"/>
+            </w:pPr>
+            <w:r>
+              <w:t xml:space="preserve">0.043</w:t>
+            </w:r>
+          </w:p>
+        </w:tc>
+        <w:tc>
+          <w:tcPr/>
+          <w:p>
+            <w:pPr>
+              <w:pStyle w:val="Compact"/>
+            </w:pPr>
+            <w:r>
+              <w:rPr>
+                <w:b/>
+                <w:bCs/>
+              </w:rPr>
+              <w:t xml:space="preserve">0.157</w:t>
+            </w:r>
+            <w:r>
+              <w:t xml:space="preserve"> </w:t>
+            </w:r>
+            <w:r>
+              <w:t xml:space="preserve">(×3.7) ✓</w:t>
+            </w:r>
+          </w:p>
+        </w:tc>
+      </w:tr>
+      <w:tr>
+        <w:tc>
+          <w:tcPr/>
+          <w:p>
+            <w:pPr>
+              <w:pStyle w:val="Compact"/>
+            </w:pPr>
+            <w:r>
+              <w:t xml:space="preserve">Townhouse</w:t>
+            </w:r>
+          </w:p>
+        </w:tc>
+        <w:tc>
+          <w:tcPr/>
+          <w:p>
+            <w:pPr>
+              <w:pStyle w:val="Compact"/>
+            </w:pPr>
+            <w:r>
+              <w:t xml:space="preserve">0.019</w:t>
+            </w:r>
+          </w:p>
+        </w:tc>
+        <w:tc>
+          <w:tcPr/>
+          <w:p>
+            <w:pPr>
+              <w:pStyle w:val="Compact"/>
+            </w:pPr>
+            <w:r>
+              <w:rPr>
+                <w:b/>
+                <w:bCs/>
+              </w:rPr>
+              <w:t xml:space="preserve">0.139</w:t>
+            </w:r>
+            <w:r>
+              <w:t xml:space="preserve"> </w:t>
+            </w:r>
+            <w:r>
+              <w:t xml:space="preserve">(×7.3) ✓</w:t>
+            </w:r>
+          </w:p>
+        </w:tc>
+      </w:tr>
+      <w:tr>
+        <w:tc>
+          <w:tcPr/>
+          <w:p>
+            <w:pPr>
+              <w:pStyle w:val="Compact"/>
+            </w:pPr>
+            <w:r>
+              <w:t xml:space="preserve">Edif 4-6p</w:t>
+            </w:r>
+          </w:p>
+        </w:tc>
+        <w:tc>
+          <w:tcPr/>
+          <w:p>
+            <w:pPr>
+              <w:pStyle w:val="Compact"/>
+            </w:pPr>
+            <w:r>
+              <w:t xml:space="preserve">0.020</w:t>
+            </w:r>
+          </w:p>
+        </w:tc>
+        <w:tc>
+          <w:tcPr/>
+          <w:p>
+            <w:pPr>
+              <w:pStyle w:val="Compact"/>
+            </w:pPr>
+            <w:r>
+              <w:t xml:space="preserve">0.029 (similar)</w:t>
+            </w:r>
+          </w:p>
+        </w:tc>
+      </w:tr>
+      <w:tr>
+        <w:tc>
+          <w:tcPr/>
+          <w:p>
+            <w:pPr>
+              <w:pStyle w:val="Compact"/>
+            </w:pPr>
+            <w:r>
+              <w:t xml:space="preserve">Casa</w:t>
+            </w:r>
+          </w:p>
+        </w:tc>
+        <w:tc>
+          <w:tcPr/>
+          <w:p>
+            <w:pPr>
+              <w:pStyle w:val="Compact"/>
+            </w:pPr>
+            <w:r>
+              <w:t xml:space="preserve">0.224</w:t>
+            </w:r>
+          </w:p>
+        </w:tc>
+        <w:tc>
+          <w:tcPr/>
+          <w:p>
+            <w:pPr>
+              <w:pStyle w:val="Compact"/>
+            </w:pPr>
+            <w:r>
+              <w:t xml:space="preserve">0.093 (bajó — overfit) ⚠</w:t>
+            </w:r>
+          </w:p>
+        </w:tc>
+      </w:tr>
+    </w:tbl>
+    <w:p>
+      <w:pPr>
+        <w:pStyle w:val="BodyText"/>
+      </w:pPr>
+      <w:r>
+        <w:rPr>
+          <w:b/>
+          <w:bCs/>
+        </w:rPr>
+        <w:t xml:space="preserve">Por qué Casa empeora</w:t>
+      </w:r>
+      <w:r>
+        <w:t xml:space="preserve">: con 57 obs y 5 features, el ratio observaciones/features es 11. La casa lineal tenía mejor ajuste por chance. La polinómica overfit en este caso específico.</w:t>
+      </w:r>
+    </w:p>
+    <w:p>
+      <w:pPr>
+        <w:pStyle w:val="BodyText"/>
+      </w:pPr>
+      <w:r>
+        <w:rPr>
+          <w:b/>
+          <w:bCs/>
+        </w:rPr>
+        <w:t xml:space="preserve">Conclusión</w:t>
+      </w:r>
+      <w:r>
+        <w:t xml:space="preserve">: mejora consistente para DS19 y Townhouse; para Casa la polinómica no aporta. La selección de modelo debería ser caso por caso.</w:t>
+      </w:r>
+    </w:p>
+    <w:bookmarkEnd w:id="88"/>
+    <w:bookmarkStart w:id="89" w:name="X64410767b9be1eafebd6929c8c053cbd5c5dfd8"/>
+    <w:p>
+      <w:pPr>
+        <w:pStyle w:val="Heading3"/>
+      </w:pPr>
+      <w:r>
+        <w:t xml:space="preserve">Mejora 4 ✓: Cópula expandida con lags principales</w:t>
+      </w:r>
+    </w:p>
+    <w:p>
+      <w:pPr>
+        <w:pStyle w:val="FirstParagraph"/>
+      </w:pPr>
+      <w:r>
+        <w:t xml:space="preserve">Construimos cópula t (ν=4) con</w:t>
+      </w:r>
+      <w:r>
+        <w:t xml:space="preserve"> </w:t>
+      </w:r>
+      <w:r>
+        <w:rPr>
+          <w:b/>
+          <w:bCs/>
+        </w:rPr>
+        <w:t xml:space="preserve">9 variables</w:t>
+      </w:r>
+      <w:r>
+        <w:t xml:space="preserve"> </w:t>
+      </w:r>
+      <w:r>
+        <w:t xml:space="preserve">(originalmente 5), agregando los lags más relevantes:</w:t>
+      </w:r>
+    </w:p>
+    <w:p>
+      <w:pPr>
+        <w:pStyle w:val="SourceCode"/>
+      </w:pPr>
+      <w:r>
+        <w:rPr>
+          <w:rStyle w:val="VerbatimChar"/>
+        </w:rPr>
+        <w:t xml:space="preserve">Variables originales (5): IMACEC, Δtasa hipo, Δdesempleo, IPV, ICOI</w:t>
+      </w:r>
+      <w:r>
+        <w:br/>
+      </w:r>
+      <w:r>
+        <w:rPr>
+          <w:rStyle w:val="VerbatimChar"/>
+        </w:rPr>
+        <w:t xml:space="preserve">Lags agregados (4): IMACEC L1, IPV L3 (3 variantes), ICOI L1</w:t>
+      </w:r>
+      <w:r>
+        <w:br/>
+      </w:r>
+      <w:r>
+        <w:rPr>
+          <w:rStyle w:val="VerbatimChar"/>
+        </w:rPr>
+        <w:t xml:space="preserve">Total: 9 variables sobre ~37 trimestres con todos los lags presentes</w:t>
+      </w:r>
+    </w:p>
+    <w:p>
+      <w:pPr>
+        <w:pStyle w:val="FirstParagraph"/>
+      </w:pPr>
+      <w:r>
+        <w:rPr>
+          <w:b/>
+          <w:bCs/>
+        </w:rPr>
+        <w:t xml:space="preserve">Resultado</w:t>
+      </w:r>
+      <w:r>
+        <w:t xml:space="preserve">: ratio observaciones/variables ≈ 4 — al límite de lo aceptable. Los lags se incluyen pero la matriz de correlación es ruidosa por sample chico.</w:t>
+      </w:r>
+    </w:p>
+    <w:p>
+      <w:pPr>
+        <w:pStyle w:val="BodyText"/>
+      </w:pPr>
+      <w:r>
+        <w:rPr>
+          <w:b/>
+          <w:bCs/>
+        </w:rPr>
+        <w:t xml:space="preserve">Conclusión</w:t>
+      </w:r>
+      <w:r>
+        <w:t xml:space="preserve">: implementado pero con alerta sobre robustez. Una calibración más sólida requeriría más data temporal (series ICOI extendidas).</w:t>
+      </w:r>
+    </w:p>
+    <w:bookmarkEnd w:id="89"/>
+    <w:bookmarkStart w:id="90" w:name="X4907102f5a0dd9aea494c36ba1632aebe4cd6f6"/>
+    <w:p>
+      <w:pPr>
+        <w:pStyle w:val="Heading3"/>
+      </w:pPr>
+      <w:r>
+        <w:t xml:space="preserve">Mejora 5 ⏳: Cobertura ICOI más larga (pendiente)</w:t>
+      </w:r>
+    </w:p>
+    <w:p>
+      <w:pPr>
+        <w:pStyle w:val="FirstParagraph"/>
+      </w:pPr>
+      <w:r>
+        <w:t xml:space="preserve">ICOI tiene solo 10 puntos anuales (2013-2024) en la fuente disponible. La CChC publica el índice desde antes en boletines internos pero no en formato máquina-legible.</w:t>
+      </w:r>
+    </w:p>
+    <w:p>
+      <w:pPr>
+        <w:pStyle w:val="BodyText"/>
+      </w:pPr>
+      <w:r>
+        <w:rPr>
+          <w:b/>
+          <w:bCs/>
+        </w:rPr>
+        <w:t xml:space="preserve">Trabajo pendiente</w:t>
+      </w:r>
+      <w:r>
+        <w:t xml:space="preserve">: contactar a CChC para obtener serie histórica completa, o reconstruir desde indicadores proxy (IPC construcción, costos commodities).</w:t>
+      </w:r>
+    </w:p>
+    <w:p>
+      <w:pPr>
+        <w:pStyle w:val="BodyText"/>
+      </w:pPr>
+      <w:r>
+        <w:rPr>
+          <w:b/>
+          <w:bCs/>
+        </w:rPr>
         <w:t xml:space="preserve">Beneficio esperado</w:t>
       </w:r>
       <w:r>
-        <w:t xml:space="preserve">: distribuciones de baseline más representativas del AUDP específico.</w:t>
-      </w:r>
-    </w:p>
-    <w:bookmarkEnd w:id="86"/>
-    <w:bookmarkStart w:id="87" w:name="prioridad-2-ipv-con-lag-óptimo"/>
-    <w:p>
-      <w:pPr>
-        <w:pStyle w:val="Heading3"/>
-      </w:pPr>
-      <w:r>
-        <w:t xml:space="preserve">Prioridad 2: IPV con lag óptimo</w:t>
-      </w:r>
-    </w:p>
-    <w:p>
-      <w:pPr>
-        <w:pStyle w:val="FirstParagraph"/>
-      </w:pPr>
-      <w:r>
-        <w:t xml:space="preserve">Cambiar el modelo para usar</w:t>
-      </w:r>
-      <w:r>
-        <w:t xml:space="preserve"> </w:t>
-      </w:r>
-      <w:r>
-        <w:rPr>
-          <w:b/>
-          <w:bCs/>
-        </w:rPr>
-        <w:t xml:space="preserve">IPV de hace 2-3 trimestres</w:t>
-      </w:r>
-      <w:r>
-        <w:t xml:space="preserve"> </w:t>
-      </w:r>
-      <w:r>
-        <w:t xml:space="preserve">en lugar de contemporáneo como driver de precio. La correlación crece de ρ=0.34 a ρ=0.55 con este cambio.</w:t>
-      </w:r>
-    </w:p>
-    <w:p>
-      <w:pPr>
-        <w:pStyle w:val="BodyText"/>
-      </w:pPr>
-      <w:r>
-        <w:rPr>
-          <w:b/>
-          <w:bCs/>
-        </w:rPr>
-        <w:t xml:space="preserve">Beneficio esperado</w:t>
-      </w:r>
-      <w:r>
-        <w:t xml:space="preserve">: las predicciones de precio responden mejor a la macro real.</w:t>
-      </w:r>
-    </w:p>
-    <w:bookmarkEnd w:id="87"/>
-    <w:bookmarkStart w:id="88" w:name="prioridad-3-random-forest-para-velocidad"/>
-    <w:p>
-      <w:pPr>
-        <w:pStyle w:val="Heading3"/>
-      </w:pPr>
-      <w:r>
-        <w:t xml:space="preserve">Prioridad 3: Random Forest para velocidad</w:t>
-      </w:r>
-    </w:p>
-    <w:p>
-      <w:pPr>
-        <w:pStyle w:val="FirstParagraph"/>
-      </w:pPr>
-      <w:r>
-        <w:t xml:space="preserve">Reemplazar las regresiones OLS por</w:t>
-      </w:r>
-      <w:r>
-        <w:t xml:space="preserve"> </w:t>
-      </w:r>
-      <w:r>
-        <w:rPr>
-          <w:b/>
-          <w:bCs/>
-        </w:rPr>
-        <w:t xml:space="preserve">modelos no-lineales</w:t>
-      </w:r>
-      <w:r>
-        <w:t xml:space="preserve"> </w:t>
-      </w:r>
-      <w:r>
-        <w:t xml:space="preserve">(Random Forest). El R² mejora de 0.05-0.40 a 0.62-0.75. La razón: hay interacciones entre macros que OLS lineal no captura.</w:t>
-      </w:r>
-    </w:p>
-    <w:p>
-      <w:pPr>
-        <w:pStyle w:val="BodyText"/>
-      </w:pPr>
-      <w:r>
-        <w:rPr>
-          <w:b/>
-          <w:bCs/>
-        </w:rPr>
-        <w:t xml:space="preserve">Beneficio esperado</w:t>
-      </w:r>
-      <w:r>
-        <w:t xml:space="preserve">: el componente sistémico de velocidad se predice mejor; el ruido idiosincrático queda más limpio.</w:t>
-      </w:r>
-    </w:p>
-    <w:bookmarkEnd w:id="88"/>
-    <w:bookmarkStart w:id="89" w:name="prioridad-4-cópula-expandida-con-lags"/>
-    <w:p>
-      <w:pPr>
-        <w:pStyle w:val="Heading3"/>
-      </w:pPr>
-      <w:r>
-        <w:t xml:space="preserve">Prioridad 4: Cópula expandida con lags</w:t>
-      </w:r>
-    </w:p>
-    <w:p>
-      <w:pPr>
-        <w:pStyle w:val="FirstParagraph"/>
-      </w:pPr>
-      <w:r>
-        <w:t xml:space="preserve">Agregar a la cópula los lags principales (IPV t-2, IMACEC t-1, ICOI t-1) además de los contemporáneos. Esto preserva la</w:t>
-      </w:r>
-      <w:r>
-        <w:t xml:space="preserve"> </w:t>
-      </w:r>
-      <w:r>
-        <w:rPr>
-          <w:b/>
-          <w:bCs/>
-        </w:rPr>
-        <w:t xml:space="preserve">persistencia temporal</w:t>
-      </w:r>
-      <w:r>
-        <w:t xml:space="preserve"> </w:t>
-      </w:r>
-      <w:r>
-        <w:t xml:space="preserve">de los shocks macro.</w:t>
-      </w:r>
-    </w:p>
-    <w:p>
-      <w:pPr>
-        <w:pStyle w:val="BodyText"/>
-      </w:pPr>
-      <w:r>
-        <w:rPr>
-          <w:b/>
-          <w:bCs/>
-        </w:rPr>
-        <w:t xml:space="preserve">Beneficio esperado</w:t>
-      </w:r>
-      <w:r>
-        <w:t xml:space="preserve">: escenarios más realistas (los shocks no aparecen y desaparecen en un trimestre).</w:t>
-      </w:r>
-    </w:p>
-    <w:bookmarkEnd w:id="89"/>
-    <w:bookmarkStart w:id="90" w:name="prioridad-5-cobertura-icoi-más-larga"/>
-    <w:p>
-      <w:pPr>
-        <w:pStyle w:val="Heading3"/>
-      </w:pPr>
-      <w:r>
-        <w:t xml:space="preserve">Prioridad 5: Cobertura ICOI más larga</w:t>
-      </w:r>
-    </w:p>
-    <w:p>
-      <w:pPr>
-        <w:pStyle w:val="FirstParagraph"/>
-      </w:pPr>
-      <w:r>
-        <w:t xml:space="preserve">ICOI tiene solo 10 puntos anuales. Ampliar la serie usando otras fuentes (CChC tiene serie más larga en boletines internos).</w:t>
-      </w:r>
-    </w:p>
-    <w:p>
-      <w:pPr>
-        <w:pStyle w:val="BodyText"/>
-      </w:pPr>
-      <w:r>
-        <w:rPr>
-          <w:b/>
-          <w:bCs/>
-        </w:rPr>
-        <w:t xml:space="preserve">Beneficio esperado</w:t>
-      </w:r>
-      <w:r>
-        <w:t xml:space="preserve">: mejor estimación de la varianza de costos.</w:t>
+        <w:t xml:space="preserve">: extender ICOI a 20+ años permite calibrar mejor su volatilidad real y captura ciclos completos (incluido pre-crisis 2008).</w:t>
       </w:r>
     </w:p>
     <w:bookmarkEnd w:id="90"/>

--- a/docs/MODELO_FACTORIAL_DIRECTORIO.docx
+++ b/docs/MODELO_FACTORIAL_DIRECTORIO.docx
@@ -15,7 +15,7 @@
         <w:pStyle w:val="Subtitle"/>
       </w:pPr>
       <w:r>
-        <w:t xml:space="preserve">Documento Técnico para Directorio · Modela</w:t>
+        <w:t xml:space="preserve">Documento Técnico para Directorio · Modela · Versión 4 (cópula CROSS)</w:t>
       </w:r>
     </w:p>
     <w:p>
@@ -31,7 +31,7 @@
         <w:pStyle w:val="Date"/>
       </w:pPr>
       <w:r>
-        <w:t xml:space="preserve">Abril 2026 (versión 3)</w:t>
+        <w:t xml:space="preserve">Abril 2026 · v4 con verificación exhaustiva 200/200 correlaciones macro×producto</w:t>
       </w:r>
     </w:p>
     <w:sdt>
@@ -66,6 +66,15 @@
         <w:pStyle w:val="Heading1"/>
       </w:pPr>
       <w:r>
+        <w:rPr>
+          <w:rStyle w:val="SectionNumber"/>
+        </w:rPr>
+        <w:t xml:space="preserve">1</w:t>
+      </w:r>
+      <w:r>
+        <w:tab/>
+      </w:r>
+      <w:r>
         <w:t xml:space="preserve">Resumen para el Directorio</w:t>
       </w:r>
     </w:p>
@@ -74,6 +83,15 @@
       <w:pPr>
         <w:pStyle w:val="Heading2"/>
       </w:pPr>
+      <w:r>
+        <w:rPr>
+          <w:rStyle w:val="SectionNumber"/>
+        </w:rPr>
+        <w:t xml:space="preserve">1.1</w:t>
+      </w:r>
+      <w:r>
+        <w:tab/>
+      </w:r>
       <w:r>
         <w:t xml:space="preserve">¿Qué hicimos?</w:t>
       </w:r>
@@ -194,6 +212,15 @@
         <w:pStyle w:val="Heading2"/>
       </w:pPr>
       <w:r>
+        <w:rPr>
+          <w:rStyle w:val="SectionNumber"/>
+        </w:rPr>
+        <w:t xml:space="preserve">1.2</w:t>
+      </w:r>
+      <w:r>
+        <w:tab/>
+      </w:r>
+      <w:r>
         <w:t xml:space="preserve">¿Qué encontramos?</w:t>
       </w:r>
     </w:p>
@@ -321,6 +348,15 @@
         <w:pStyle w:val="Heading2"/>
       </w:pPr>
       <w:r>
+        <w:rPr>
+          <w:rStyle w:val="SectionNumber"/>
+        </w:rPr>
+        <w:t xml:space="preserve">1.3</w:t>
+      </w:r>
+      <w:r>
+        <w:tab/>
+      </w:r>
+      <w:r>
         <w:t xml:space="preserve">¿Qué decisiones podemos tomar con esta herramienta?</w:t>
       </w:r>
     </w:p>
@@ -491,6 +527,15 @@
         <w:pStyle w:val="Heading1"/>
       </w:pPr>
       <w:r>
+        <w:rPr>
+          <w:rStyle w:val="SectionNumber"/>
+        </w:rPr>
+        <w:t xml:space="preserve">2</w:t>
+      </w:r>
+      <w:r>
+        <w:tab/>
+      </w:r>
+      <w:r>
         <w:t xml:space="preserve">1. ¿Qué es Monte Carlo y por qué lo usamos?</w:t>
       </w:r>
     </w:p>
@@ -499,6 +544,15 @@
       <w:pPr>
         <w:pStyle w:val="Heading2"/>
       </w:pPr>
+      <w:r>
+        <w:rPr>
+          <w:rStyle w:val="SectionNumber"/>
+        </w:rPr>
+        <w:t xml:space="preserve">2.1</w:t>
+      </w:r>
+      <w:r>
+        <w:tab/>
+      </w:r>
       <w:r>
         <w:t xml:space="preserve">1.1 La pregunta detrás del modelo</w:t>
       </w:r>
@@ -603,6 +657,15 @@
         <w:pStyle w:val="Heading2"/>
       </w:pPr>
       <w:r>
+        <w:rPr>
+          <w:rStyle w:val="SectionNumber"/>
+        </w:rPr>
+        <w:t xml:space="preserve">2.2</w:t>
+      </w:r>
+      <w:r>
+        <w:tab/>
+      </w:r>
+      <w:r>
         <w:t xml:space="preserve">1.2 ¿Qué es una simulación Monte Carlo?</w:t>
       </w:r>
     </w:p>
@@ -627,7 +690,7 @@
         <w:t xml:space="preserve"> </w:t>
       </w:r>
       <w:r>
-        <w:t xml:space="preserve">y calcula el VAN en cada uno. Al final, en lugar de un número, tenés una</w:t>
+        <w:t xml:space="preserve">y calcula el VAN en cada uno. Al final, en lugar de un número, se obtiene una</w:t>
       </w:r>
       <w:r>
         <w:t xml:space="preserve"> </w:t>
@@ -765,7 +828,7 @@
         <w:rPr>
           <w:rStyle w:val="VerbatimChar"/>
         </w:rPr>
-        <w:t xml:space="preserve">Al final tenés N valores → distribución del VAN</w:t>
+        <w:t xml:space="preserve">Al final se obtienen N valores → distribución del VAN</w:t>
       </w:r>
     </w:p>
     <w:p>
@@ -806,6 +869,15 @@
       <w:pPr>
         <w:pStyle w:val="Heading2"/>
       </w:pPr>
+      <w:r>
+        <w:rPr>
+          <w:rStyle w:val="SectionNumber"/>
+        </w:rPr>
+        <w:t xml:space="preserve">2.3</w:t>
+      </w:r>
+      <w:r>
+        <w:tab/>
+      </w:r>
       <w:r>
         <w:t xml:space="preserve">1.3 ¿Cuándo es apropiado usar Monte Carlo?</w:t>
       </w:r>
@@ -940,6 +1012,15 @@
       <w:pPr>
         <w:pStyle w:val="Heading2"/>
       </w:pPr>
+      <w:r>
+        <w:rPr>
+          <w:rStyle w:val="SectionNumber"/>
+        </w:rPr>
+        <w:t xml:space="preserve">2.4</w:t>
+      </w:r>
+      <w:r>
+        <w:tab/>
+      </w:r>
       <w:r>
         <w:t xml:space="preserve">1.4 ¿Quién más usa Monte Carlo en finanzas y real estate?</w:t>
       </w:r>
@@ -1267,6 +1348,15 @@
         <w:pStyle w:val="Heading2"/>
       </w:pPr>
       <w:r>
+        <w:rPr>
+          <w:rStyle w:val="SectionNumber"/>
+        </w:rPr>
+        <w:t xml:space="preserve">2.5</w:t>
+      </w:r>
+      <w:r>
+        <w:tab/>
+      </w:r>
+      <w:r>
         <w:t xml:space="preserve">1.5 ¿Qué NO hace Monte Carlo?</w:t>
       </w:r>
     </w:p>
@@ -1394,6 +1484,15 @@
         <w:pStyle w:val="Heading1"/>
       </w:pPr>
       <w:r>
+        <w:rPr>
+          <w:rStyle w:val="SectionNumber"/>
+        </w:rPr>
+        <w:t xml:space="preserve">3</w:t>
+      </w:r>
+      <w:r>
+        <w:tab/>
+      </w:r>
+      <w:r>
         <w:t xml:space="preserve">2. ¿Cómo conectamos los datos?</w:t>
       </w:r>
     </w:p>
@@ -1411,6 +1510,15 @@
         <w:pStyle w:val="Heading2"/>
       </w:pPr>
       <w:r>
+        <w:rPr>
+          <w:rStyle w:val="SectionNumber"/>
+        </w:rPr>
+        <w:t xml:space="preserve">3.1</w:t>
+      </w:r>
+      <w:r>
+        <w:tab/>
+      </w:r>
+      <w:r>
         <w:t xml:space="preserve">2.1 Las dos fuentes</w:t>
       </w:r>
     </w:p>
@@ -1419,6 +1527,15 @@
       <w:pPr>
         <w:pStyle w:val="Heading3"/>
       </w:pPr>
+      <w:r>
+        <w:rPr>
+          <w:rStyle w:val="SectionNumber"/>
+        </w:rPr>
+        <w:t xml:space="preserve">3.1.1</w:t>
+      </w:r>
+      <w:r>
+        <w:tab/>
+      </w:r>
       <w:r>
         <w:t xml:space="preserve">Fuente 1: TINSA — proyectos inmobiliarios reales</w:t>
       </w:r>
@@ -1598,6 +1715,15 @@
       <w:pPr>
         <w:pStyle w:val="Heading3"/>
       </w:pPr>
+      <w:r>
+        <w:rPr>
+          <w:rStyle w:val="SectionNumber"/>
+        </w:rPr>
+        <w:t xml:space="preserve">3.1.2</w:t>
+      </w:r>
+      <w:r>
+        <w:tab/>
+      </w:r>
       <w:r>
         <w:t xml:space="preserve">Fuente 2: Macros oficiales chilenas</w:t>
       </w:r>
@@ -1911,6 +2037,15 @@
         <w:pStyle w:val="Heading2"/>
       </w:pPr>
       <w:r>
+        <w:rPr>
+          <w:rStyle w:val="SectionNumber"/>
+        </w:rPr>
+        <w:t xml:space="preserve">3.2</w:t>
+      </w:r>
+      <w:r>
+        <w:tab/>
+      </w:r>
+      <w:r>
         <w:t xml:space="preserve">2.2 El cruce: por trimestre</w:t>
       </w:r>
     </w:p>
@@ -2121,6 +2256,15 @@
         <w:pStyle w:val="Heading2"/>
       </w:pPr>
       <w:r>
+        <w:rPr>
+          <w:rStyle w:val="SectionNumber"/>
+        </w:rPr>
+        <w:t xml:space="preserve">3.3</w:t>
+      </w:r>
+      <w:r>
+        <w:tab/>
+      </w:r>
+      <w:r>
         <w:t xml:space="preserve">2.3 ¿Por qué ponderar por unidades vendidas (UVEND)?</w:t>
       </w:r>
     </w:p>
@@ -2223,6 +2367,15 @@
         <w:pStyle w:val="Heading1"/>
       </w:pPr>
       <w:r>
+        <w:rPr>
+          <w:rStyle w:val="SectionNumber"/>
+        </w:rPr>
+        <w:t xml:space="preserve">4</w:t>
+      </w:r>
+      <w:r>
+        <w:tab/>
+      </w:r>
+      <w:r>
         <w:t xml:space="preserve">3. Análisis profundo: ¿qué descubrimos cuando cruzamos los datos?</w:t>
       </w:r>
     </w:p>
@@ -2239,6 +2392,15 @@
       <w:pPr>
         <w:pStyle w:val="Heading2"/>
       </w:pPr>
+      <w:r>
+        <w:rPr>
+          <w:rStyle w:val="SectionNumber"/>
+        </w:rPr>
+        <w:t xml:space="preserve">4.1</w:t>
+      </w:r>
+      <w:r>
+        <w:tab/>
+      </w:r>
       <w:r>
         <w:t xml:space="preserve">3.1 La correlación más fuerte: el IPV oficial</w:t>
       </w:r>
@@ -2498,6 +2660,15 @@
         <w:pStyle w:val="Heading2"/>
       </w:pPr>
       <w:r>
+        <w:rPr>
+          <w:rStyle w:val="SectionNumber"/>
+        </w:rPr>
+        <w:t xml:space="preserve">4.2</w:t>
+      </w:r>
+      <w:r>
+        <w:tab/>
+      </w:r>
+      <w:r>
         <w:t xml:space="preserve">3.2 Heatmap de correlaciones con lags</w:t>
       </w:r>
     </w:p>
@@ -2691,6 +2862,15 @@
         <w:pStyle w:val="Heading2"/>
       </w:pPr>
       <w:r>
+        <w:rPr>
+          <w:rStyle w:val="SectionNumber"/>
+        </w:rPr>
+        <w:t xml:space="preserve">4.3</w:t>
+      </w:r>
+      <w:r>
+        <w:tab/>
+      </w:r>
+      <w:r>
         <w:t xml:space="preserve">3.3 Variable importance: ¿qué realmente mueve el modelo?</w:t>
       </w:r>
     </w:p>
@@ -3218,6 +3398,15 @@
         <w:pStyle w:val="Heading2"/>
       </w:pPr>
       <w:r>
+        <w:rPr>
+          <w:rStyle w:val="SectionNumber"/>
+        </w:rPr>
+        <w:t xml:space="preserve">4.4</w:t>
+      </w:r>
+      <w:r>
+        <w:tab/>
+      </w:r>
+      <w:r>
         <w:t xml:space="preserve">3.4 La velocidad de venta por familia: las correlaciones cambian</w:t>
       </w:r>
     </w:p>
@@ -3716,6 +3905,15 @@
         <w:pStyle w:val="Heading2"/>
       </w:pPr>
       <w:r>
+        <w:rPr>
+          <w:rStyle w:val="SectionNumber"/>
+        </w:rPr>
+        <w:t xml:space="preserve">4.5</w:t>
+      </w:r>
+      <w:r>
+        <w:tab/>
+      </w:r>
+      <w:r>
         <w:t xml:space="preserve">3.5 La dimensión más importante NO es la familia</w:t>
       </w:r>
     </w:p>
@@ -4035,12 +4233,21 @@
     </w:p>
     <w:bookmarkEnd w:id="44"/>
     <w:bookmarkEnd w:id="45"/>
-    <w:bookmarkStart w:id="59" w:name="por-qué-cópulas-y-cuáles-aplicamos"/>
+    <w:bookmarkStart w:id="60" w:name="por-qué-cópulas-y-cuáles-aplicamos"/>
     <w:p>
       <w:pPr>
         <w:pStyle w:val="Heading1"/>
       </w:pPr>
       <w:r>
+        <w:rPr>
+          <w:rStyle w:val="SectionNumber"/>
+        </w:rPr>
+        <w:t xml:space="preserve">5</w:t>
+      </w:r>
+      <w:r>
+        <w:tab/>
+      </w:r>
+      <w:r>
         <w:t xml:space="preserve">4. ¿Por qué cópulas y cuáles aplicamos?</w:t>
       </w:r>
     </w:p>
@@ -4049,6 +4256,15 @@
       <w:pPr>
         <w:pStyle w:val="Heading2"/>
       </w:pPr>
+      <w:r>
+        <w:rPr>
+          <w:rStyle w:val="SectionNumber"/>
+        </w:rPr>
+        <w:t xml:space="preserve">5.1</w:t>
+      </w:r>
+      <w:r>
+        <w:tab/>
+      </w:r>
       <w:r>
         <w:t xml:space="preserve">4.1 El problema que resuelven las cópulas</w:t>
       </w:r>
@@ -4117,6 +4333,15 @@
         <w:pStyle w:val="Heading2"/>
       </w:pPr>
       <w:r>
+        <w:rPr>
+          <w:rStyle w:val="SectionNumber"/>
+        </w:rPr>
+        <w:t xml:space="preserve">5.2</w:t>
+      </w:r>
+      <w:r>
+        <w:tab/>
+      </w:r>
+      <w:r>
         <w:t xml:space="preserve">4.2 ¿Qué es una cópula?</w:t>
       </w:r>
     </w:p>
@@ -4213,6 +4438,15 @@
         <w:pStyle w:val="Heading2"/>
       </w:pPr>
       <w:r>
+        <w:rPr>
+          <w:rStyle w:val="SectionNumber"/>
+        </w:rPr>
+        <w:t xml:space="preserve">5.3</w:t>
+      </w:r>
+      <w:r>
+        <w:tab/>
+      </w:r>
+      <w:r>
         <w:t xml:space="preserve">4.3 ¿Por qué cópula t y no Gaussiana?</w:t>
       </w:r>
     </w:p>
@@ -4387,6 +4621,15 @@
         <w:pStyle w:val="Heading2"/>
       </w:pPr>
       <w:r>
+        <w:rPr>
+          <w:rStyle w:val="SectionNumber"/>
+        </w:rPr>
+        <w:t xml:space="preserve">5.4</w:t>
+      </w:r>
+      <w:r>
+        <w:tab/>
+      </w:r>
+      <w:r>
         <w:t xml:space="preserve">4.4 ¿Qué cópulas tiene actualmente el modelo?</w:t>
       </w:r>
     </w:p>
@@ -4395,6 +4638,15 @@
       <w:pPr>
         <w:pStyle w:val="Heading3"/>
       </w:pPr>
+      <w:r>
+        <w:rPr>
+          <w:rStyle w:val="SectionNumber"/>
+        </w:rPr>
+        <w:t xml:space="preserve">5.4.1</w:t>
+      </w:r>
+      <w:r>
+        <w:tab/>
+      </w:r>
       <w:r>
         <w:t xml:space="preserve">Cópula 1: entre las 5 macros sampleadas</w:t>
       </w:r>
@@ -4500,6 +4752,15 @@
         <w:pStyle w:val="Heading3"/>
       </w:pPr>
       <w:r>
+        <w:rPr>
+          <w:rStyle w:val="SectionNumber"/>
+        </w:rPr>
+        <w:t xml:space="preserve">5.4.2</w:t>
+      </w:r>
+      <w:r>
+        <w:tab/>
+      </w:r>
+      <w:r>
         <w:t xml:space="preserve">Cópula 2: entre variables del producto en TINSA (modo Empírico CIDU)</w:t>
       </w:r>
     </w:p>
@@ -4594,6 +4855,15 @@
         <w:pStyle w:val="Heading2"/>
       </w:pPr>
       <w:r>
+        <w:rPr>
+          <w:rStyle w:val="SectionNumber"/>
+        </w:rPr>
+        <w:t xml:space="preserve">5.5</w:t>
+      </w:r>
+      <w:r>
+        <w:tab/>
+      </w:r>
+      <w:r>
         <w:t xml:space="preserve">4.5 ¿Qué cópulas DEBERÍAMOS agregar (próxima iteración)?</w:t>
       </w:r>
     </w:p>
@@ -4701,13 +4971,658 @@
       </w:r>
     </w:p>
     <w:bookmarkEnd w:id="58"/>
+    <w:bookmarkStart w:id="59" w:name="Xc0abdfcff0d61a4af054f7740652e4745e5707f"/>
+    <w:p>
+      <w:pPr>
+        <w:pStyle w:val="Heading2"/>
+      </w:pPr>
+      <w:r>
+        <w:rPr>
+          <w:rStyle w:val="SectionNumber"/>
+        </w:rPr>
+        <w:t xml:space="preserve">5.6</w:t>
+      </w:r>
+      <w:r>
+        <w:tab/>
+      </w:r>
+      <w:r>
+        <w:t xml:space="preserve">4.6 Versión 3 — Cópula CROSS unificada (IMPLEMENTADA)</w:t>
+      </w:r>
+    </w:p>
+    <w:p>
+      <w:pPr>
+        <w:pStyle w:val="FirstParagraph"/>
+      </w:pPr>
+      <w:r>
+        <w:t xml:space="preserve">A partir del análisis profundo se identificó una</w:t>
+      </w:r>
+      <w:r>
+        <w:t xml:space="preserve"> </w:t>
+      </w:r>
+      <w:r>
+        <w:rPr>
+          <w:b/>
+          <w:bCs/>
+        </w:rPr>
+        <w:t xml:space="preserve">brecha estructural</w:t>
+      </w:r>
+      <w:r>
+        <w:t xml:space="preserve">: el modelo separaba en dos cópulas la dependencia macro-macro y producto-producto, pero</w:t>
+      </w:r>
+      <w:r>
+        <w:t xml:space="preserve"> </w:t>
+      </w:r>
+      <w:r>
+        <w:rPr>
+          <w:b/>
+          <w:bCs/>
+        </w:rPr>
+        <w:t xml:space="preserve">no calibraba correlaciones cruzadas directas</w:t>
+      </w:r>
+      <w:r>
+        <w:t xml:space="preserve"> </w:t>
+      </w:r>
+      <w:r>
+        <w:t xml:space="preserve">entre, por ejemplo,</w:t>
+      </w:r>
+      <w:r>
+        <w:t xml:space="preserve"> </w:t>
+      </w:r>
+      <w:r>
+        <w:t xml:space="preserve">“tasa hipotecaria”</w:t>
+      </w:r>
+      <w:r>
+        <w:t xml:space="preserve"> </w:t>
+      </w:r>
+      <w:r>
+        <w:t xml:space="preserve">y</w:t>
+      </w:r>
+      <w:r>
+        <w:t xml:space="preserve"> </w:t>
+      </w:r>
+      <w:r>
+        <w:t xml:space="preserve">“velocidad de venta”</w:t>
+      </w:r>
+      <w:r>
+        <w:t xml:space="preserve">. La hipótesis implícita era que toda la propagación macro→producto pasaba por la regresión polinómica intermedia. Esto subestimaba sistemáticamente cinco canales económicos relevantes.</w:t>
+      </w:r>
+    </w:p>
+    <w:p>
+      <w:pPr>
+        <w:pStyle w:val="BodyText"/>
+      </w:pPr>
+      <w:r>
+        <w:rPr>
+          <w:b/>
+          <w:bCs/>
+        </w:rPr>
+        <w:t xml:space="preserve">Solución v3</w:t>
+      </w:r>
+      <w:r>
+        <w:t xml:space="preserve">: una sola cópula de</w:t>
+      </w:r>
+      <w:r>
+        <w:t xml:space="preserve"> </w:t>
+      </w:r>
+      <w:r>
+        <w:rPr>
+          <w:b/>
+          <w:bCs/>
+        </w:rPr>
+        <w:t xml:space="preserve">10 dimensiones</w:t>
+      </w:r>
+      <w:r>
+        <w:t xml:space="preserve"> </w:t>
+      </w:r>
+      <w:r>
+        <w:t xml:space="preserve">que integra simultáneamente las cinco macros (IMACEC, Δ tasa hipotecaria, Δ desempleo, IPV YoY, ICOI YoY) y las cinco variables de producto (precio, velocidad, plazo, descuento, tamaño). Calibrada por familia y por zona (AUDP vs. Nacional) sobre los datos pareados TINSA × macros 2010-2024.</w:t>
+      </w:r>
+    </w:p>
+    <w:p>
+      <w:pPr>
+        <w:pStyle w:val="BodyText"/>
+      </w:pPr>
+      <w:r>
+        <w:rPr>
+          <w:b/>
+          <w:bCs/>
+        </w:rPr>
+        <w:t xml:space="preserve">Verificación exhaustiva</w:t>
+      </w:r>
+      <w:r>
+        <w:t xml:space="preserve">: se auditaron las</w:t>
+      </w:r>
+      <w:r>
+        <w:t xml:space="preserve"> </w:t>
+      </w:r>
+      <w:r>
+        <w:rPr>
+          <w:b/>
+          <w:bCs/>
+        </w:rPr>
+        <w:t xml:space="preserve">200 correlaciones macro × producto</w:t>
+      </w:r>
+      <w:r>
+        <w:t xml:space="preserve"> </w:t>
+      </w:r>
+      <w:r>
+        <w:t xml:space="preserve">(5 macros × 5 productos × 4 familias × 2 zonas). Las 200 están calibradas; 102 son significativas (|ρ| &gt; 0.20) y 27 fuertes (|ρ| &gt; 0.40). El detalle auditable está en</w:t>
+      </w:r>
+      <w:r>
+        <w:t xml:space="preserve"> </w:t>
+      </w:r>
+      <w:r>
+        <w:rPr>
+          <w:rStyle w:val="VerbatimChar"/>
+        </w:rPr>
+        <w:t xml:space="preserve">analysis/all_cross_correlations.csv</w:t>
+      </w:r>
+      <w:r>
+        <w:t xml:space="preserve">.</w:t>
+      </w:r>
+    </w:p>
+    <w:p>
+      <w:pPr>
+        <w:pStyle w:val="BodyText"/>
+      </w:pPr>
+      <w:r>
+        <w:rPr>
+          <w:b/>
+          <w:bCs/>
+        </w:rPr>
+        <w:t xml:space="preserve">Hallazgos económicamente coherentes que la versión 2 no capturaba</w:t>
+      </w:r>
+      <w:r>
+        <w:t xml:space="preserve">:</w:t>
+      </w:r>
+    </w:p>
+    <w:tbl>
+      <w:tblPr>
+        <w:tblStyle w:val="Table"/>
+        <w:tblW w:type="pct" w:w="5000"/>
+        <w:tblLayout w:type="fixed"/>
+        <w:tblLook w:firstRow="1" w:lastRow="0" w:firstColumn="0" w:lastColumn="0" w:noHBand="0" w:noVBand="0" w:val="0020"/>
+      </w:tblPr>
+      <w:tblGrid>
+        <w:gridCol w:w="1232"/>
+        <w:gridCol w:w="1760"/>
+        <w:gridCol w:w="528"/>
+        <w:gridCol w:w="2816"/>
+        <w:gridCol w:w="1584"/>
+      </w:tblGrid>
+      <w:tr>
+        <w:trPr>
+          <w:tblHeader w:val="on"/>
+        </w:trPr>
+        <w:tc>
+          <w:tcPr/>
+          <w:p>
+            <w:pPr>
+              <w:pStyle w:val="Compact"/>
+            </w:pPr>
+            <w:r>
+              <w:t xml:space="preserve">Macro</w:t>
+            </w:r>
+          </w:p>
+        </w:tc>
+        <w:tc>
+          <w:tcPr/>
+          <w:p>
+            <w:pPr>
+              <w:pStyle w:val="Compact"/>
+            </w:pPr>
+            <w:r>
+              <w:t xml:space="preserve">Producto</w:t>
+            </w:r>
+          </w:p>
+        </w:tc>
+        <w:tc>
+          <w:tcPr/>
+          <w:p>
+            <w:pPr>
+              <w:pStyle w:val="Compact"/>
+            </w:pPr>
+            <w:r>
+              <w:t xml:space="preserve">ρ</w:t>
+            </w:r>
+          </w:p>
+        </w:tc>
+        <w:tc>
+          <w:tcPr/>
+          <w:p>
+            <w:pPr>
+              <w:pStyle w:val="Compact"/>
+            </w:pPr>
+            <w:r>
+              <w:t xml:space="preserve">Familia · Zona</w:t>
+            </w:r>
+          </w:p>
+        </w:tc>
+        <w:tc>
+          <w:tcPr/>
+          <w:p>
+            <w:pPr>
+              <w:pStyle w:val="Compact"/>
+            </w:pPr>
+            <w:r>
+              <w:t xml:space="preserve">Lectura</w:t>
+            </w:r>
+          </w:p>
+        </w:tc>
+      </w:tr>
+      <w:tr>
+        <w:tc>
+          <w:tcPr/>
+          <w:p>
+            <w:pPr>
+              <w:pStyle w:val="Compact"/>
+            </w:pPr>
+            <w:r>
+              <w:t xml:space="preserve">IPV YoY</w:t>
+            </w:r>
+          </w:p>
+        </w:tc>
+        <w:tc>
+          <w:tcPr/>
+          <w:p>
+            <w:pPr>
+              <w:pStyle w:val="Compact"/>
+            </w:pPr>
+            <w:r>
+              <w:t xml:space="preserve">Plazo de venta</w:t>
+            </w:r>
+          </w:p>
+        </w:tc>
+        <w:tc>
+          <w:tcPr/>
+          <w:p>
+            <w:pPr>
+              <w:pStyle w:val="Compact"/>
+            </w:pPr>
+            <w:r>
+              <w:t xml:space="preserve">-0.78</w:t>
+            </w:r>
+          </w:p>
+        </w:tc>
+        <w:tc>
+          <w:tcPr/>
+          <w:p>
+            <w:pPr>
+              <w:pStyle w:val="Compact"/>
+            </w:pPr>
+            <w:r>
+              <w:t xml:space="preserve">townhouse · AUDP</w:t>
+            </w:r>
+          </w:p>
+        </w:tc>
+        <w:tc>
+          <w:tcPr/>
+          <w:p>
+            <w:pPr>
+              <w:pStyle w:val="Compact"/>
+            </w:pPr>
+            <w:r>
+              <w:t xml:space="preserve">precios aceleran → unidades se venden más rápido</w:t>
+            </w:r>
+          </w:p>
+        </w:tc>
+      </w:tr>
+      <w:tr>
+        <w:tc>
+          <w:tcPr/>
+          <w:p>
+            <w:pPr>
+              <w:pStyle w:val="Compact"/>
+            </w:pPr>
+            <w:r>
+              <w:t xml:space="preserve">ICOI YoY</w:t>
+            </w:r>
+          </w:p>
+        </w:tc>
+        <w:tc>
+          <w:tcPr/>
+          <w:p>
+            <w:pPr>
+              <w:pStyle w:val="Compact"/>
+            </w:pPr>
+            <w:r>
+              <w:t xml:space="preserve">Descuentos</w:t>
+            </w:r>
+          </w:p>
+        </w:tc>
+        <w:tc>
+          <w:tcPr/>
+          <w:p>
+            <w:pPr>
+              <w:pStyle w:val="Compact"/>
+            </w:pPr>
+            <w:r>
+              <w:t xml:space="preserve">-0.66</w:t>
+            </w:r>
+          </w:p>
+        </w:tc>
+        <w:tc>
+          <w:tcPr/>
+          <w:p>
+            <w:pPr>
+              <w:pStyle w:val="Compact"/>
+            </w:pPr>
+            <w:r>
+              <w:t xml:space="preserve">casa · AUDP</w:t>
+            </w:r>
+          </w:p>
+        </w:tc>
+        <w:tc>
+          <w:tcPr/>
+          <w:p>
+            <w:pPr>
+              <w:pStyle w:val="Compact"/>
+            </w:pPr>
+            <w:r>
+              <w:t xml:space="preserve">costos suben → developers reducen descuentos</w:t>
+            </w:r>
+          </w:p>
+        </w:tc>
+      </w:tr>
+      <w:tr>
+        <w:tc>
+          <w:tcPr/>
+          <w:p>
+            <w:pPr>
+              <w:pStyle w:val="Compact"/>
+            </w:pPr>
+            <w:r>
+              <w:t xml:space="preserve">Δ desempleo</w:t>
+            </w:r>
+          </w:p>
+        </w:tc>
+        <w:tc>
+          <w:tcPr/>
+          <w:p>
+            <w:pPr>
+              <w:pStyle w:val="Compact"/>
+            </w:pPr>
+            <w:r>
+              <w:t xml:space="preserve">Precio</w:t>
+            </w:r>
+          </w:p>
+        </w:tc>
+        <w:tc>
+          <w:tcPr/>
+          <w:p>
+            <w:pPr>
+              <w:pStyle w:val="Compact"/>
+            </w:pPr>
+            <w:r>
+              <w:t xml:space="preserve">-0.55</w:t>
+            </w:r>
+          </w:p>
+        </w:tc>
+        <w:tc>
+          <w:tcPr/>
+          <w:p>
+            <w:pPr>
+              <w:pStyle w:val="Compact"/>
+            </w:pPr>
+            <w:r>
+              <w:t xml:space="preserve">townhouse · nacional</w:t>
+            </w:r>
+          </w:p>
+        </w:tc>
+        <w:tc>
+          <w:tcPr/>
+          <w:p>
+            <w:pPr>
+              <w:pStyle w:val="Compact"/>
+            </w:pPr>
+            <w:r>
+              <w:t xml:space="preserve">desempleo destruye demanda → precio cae</w:t>
+            </w:r>
+          </w:p>
+        </w:tc>
+      </w:tr>
+      <w:tr>
+        <w:tc>
+          <w:tcPr/>
+          <w:p>
+            <w:pPr>
+              <w:pStyle w:val="Compact"/>
+            </w:pPr>
+            <w:r>
+              <w:t xml:space="preserve">IMACEC</w:t>
+            </w:r>
+          </w:p>
+        </w:tc>
+        <w:tc>
+          <w:tcPr/>
+          <w:p>
+            <w:pPr>
+              <w:pStyle w:val="Compact"/>
+            </w:pPr>
+            <w:r>
+              <w:t xml:space="preserve">Velocidad</w:t>
+            </w:r>
+          </w:p>
+        </w:tc>
+        <w:tc>
+          <w:tcPr/>
+          <w:p>
+            <w:pPr>
+              <w:pStyle w:val="Compact"/>
+            </w:pPr>
+            <w:r>
+              <w:t xml:space="preserve">+0.65</w:t>
+            </w:r>
+          </w:p>
+        </w:tc>
+        <w:tc>
+          <w:tcPr/>
+          <w:p>
+            <w:pPr>
+              <w:pStyle w:val="Compact"/>
+            </w:pPr>
+            <w:r>
+              <w:t xml:space="preserve">edif_4p · AUDP</w:t>
+            </w:r>
+          </w:p>
+        </w:tc>
+        <w:tc>
+          <w:tcPr/>
+          <w:p>
+            <w:pPr>
+              <w:pStyle w:val="Compact"/>
+            </w:pPr>
+            <w:r>
+              <w:t xml:space="preserve">actividad económica eleva absorción</w:t>
+            </w:r>
+          </w:p>
+        </w:tc>
+      </w:tr>
+      <w:tr>
+        <w:tc>
+          <w:tcPr/>
+          <w:p>
+            <w:pPr>
+              <w:pStyle w:val="Compact"/>
+            </w:pPr>
+            <w:r>
+              <w:t xml:space="preserve">Δ tasa hipotecaria</w:t>
+            </w:r>
+          </w:p>
+        </w:tc>
+        <w:tc>
+          <w:tcPr/>
+          <w:p>
+            <w:pPr>
+              <w:pStyle w:val="Compact"/>
+            </w:pPr>
+            <w:r>
+              <w:t xml:space="preserve">Velocidad</w:t>
+            </w:r>
+          </w:p>
+        </w:tc>
+        <w:tc>
+          <w:tcPr/>
+          <w:p>
+            <w:pPr>
+              <w:pStyle w:val="Compact"/>
+            </w:pPr>
+            <w:r>
+              <w:t xml:space="preserve">-0.43</w:t>
+            </w:r>
+          </w:p>
+        </w:tc>
+        <w:tc>
+          <w:tcPr/>
+          <w:p>
+            <w:pPr>
+              <w:pStyle w:val="Compact"/>
+            </w:pPr>
+            <w:r>
+              <w:t xml:space="preserve">edif_4p · nacional</w:t>
+            </w:r>
+          </w:p>
+        </w:tc>
+        <w:tc>
+          <w:tcPr/>
+          <w:p>
+            <w:pPr>
+              <w:pStyle w:val="Compact"/>
+            </w:pPr>
+            <w:r>
+              <w:t xml:space="preserve">canal de</w:t>
+            </w:r>
+            <w:r>
+              <w:t xml:space="preserve"> </w:t>
+            </w:r>
+            <w:r>
+              <w:rPr>
+                <w:i/>
+                <w:iCs/>
+              </w:rPr>
+              <w:t xml:space="preserve">affordability</w:t>
+            </w:r>
+            <w:r>
+              <w:t xml:space="preserve">: tasa sube → calificación cae</w:t>
+            </w:r>
+          </w:p>
+        </w:tc>
+      </w:tr>
+    </w:tbl>
+    <w:p>
+      <w:pPr>
+        <w:pStyle w:val="BodyText"/>
+      </w:pPr>
+      <w:r>
+        <w:t xml:space="preserve">El canal</w:t>
+      </w:r>
+      <w:r>
+        <w:t xml:space="preserve"> </w:t>
+      </w:r>
+      <w:r>
+        <w:t xml:space="preserve">“Δ tasa hipotecaria → Velocidad”</w:t>
+      </w:r>
+      <w:r>
+        <w:t xml:space="preserve"> </w:t>
+      </w:r>
+      <w:r>
+        <w:t xml:space="preserve">es</w:t>
+      </w:r>
+      <w:r>
+        <w:t xml:space="preserve"> </w:t>
+      </w:r>
+      <w:r>
+        <w:rPr>
+          <w:b/>
+          <w:bCs/>
+        </w:rPr>
+        <w:t xml:space="preserve">negativo en las ocho celdas significativas</w:t>
+      </w:r>
+      <w:r>
+        <w:t xml:space="preserve"> </w:t>
+      </w:r>
+      <w:r>
+        <w:t xml:space="preserve">(rango -0.28 a -0.46). Es uno de los pocos efectos cuyo signo es unánime en todas las familias y zonas, validando el mecanismo de</w:t>
+      </w:r>
+      <w:r>
+        <w:t xml:space="preserve"> </w:t>
+      </w:r>
+      <w:r>
+        <w:rPr>
+          <w:i/>
+          <w:iCs/>
+        </w:rPr>
+        <w:t xml:space="preserve">affordability</w:t>
+      </w:r>
+      <w:r>
+        <w:t xml:space="preserve"> </w:t>
+      </w:r>
+      <w:r>
+        <w:t xml:space="preserve">como canal sistémico.</w:t>
+      </w:r>
+    </w:p>
+    <w:p>
+      <w:pPr>
+        <w:pStyle w:val="BodyText"/>
+      </w:pPr>
+      <w:r>
+        <w:rPr>
+          <w:b/>
+          <w:bCs/>
+        </w:rPr>
+        <w:t xml:space="preserve">Limitación honesta</w:t>
+      </w:r>
+      <w:r>
+        <w:t xml:space="preserve">: con</w:t>
+      </w:r>
+      <w:r>
+        <w:t xml:space="preserve"> </w:t>
+      </w:r>
+      <w:r>
+        <w:rPr>
+          <w:rStyle w:val="VerbatimChar"/>
+        </w:rPr>
+        <w:t xml:space="preserve">n=25</w:t>
+      </w:r>
+      <w:r>
+        <w:t xml:space="preserve"> </w:t>
+      </w:r>
+      <w:r>
+        <w:t xml:space="preserve">trimestres en</w:t>
+      </w:r>
+      <w:r>
+        <w:t xml:space="preserve"> </w:t>
+      </w:r>
+      <w:r>
+        <w:rPr>
+          <w:rStyle w:val="VerbatimChar"/>
+        </w:rPr>
+        <w:t xml:space="preserve">audp_zone/townhouse</w:t>
+      </w:r>
+      <w:r>
+        <w:t xml:space="preserve"> </w:t>
+      </w:r>
+      <w:r>
+        <w:t xml:space="preserve">y 10 dimensiones, el ratio observaciones/variables es 2.5 — por debajo del umbral conservador de 5. La t-cópula con ν=4 mitiga el sobreajuste en colas, pero los extremos como ρ=-0.78 deben leerse con una banda de confianza aproximada de ±0.20.</w:t>
+      </w:r>
+    </w:p>
     <w:bookmarkEnd w:id="59"/>
-    <w:bookmarkStart w:id="65" w:name="X2bd836e803a430c6035778c473856ccb5d90832"/>
+    <w:bookmarkEnd w:id="60"/>
+    <w:bookmarkStart w:id="66" w:name="X2bd836e803a430c6035778c473856ccb5d90832"/>
     <w:p>
       <w:pPr>
         <w:pStyle w:val="Heading1"/>
       </w:pPr>
       <w:r>
+        <w:rPr>
+          <w:rStyle w:val="SectionNumber"/>
+        </w:rPr>
+        <w:t xml:space="preserve">6</w:t>
+      </w:r>
+      <w:r>
+        <w:tab/>
+      </w:r>
+      <w:r>
         <w:t xml:space="preserve">5. ¿Cómo se conectan los datos macro con el VAN del AUDP?</w:t>
       </w:r>
     </w:p>
@@ -4719,12 +5634,21 @@
         <w:t xml:space="preserve">Esta sección explica el flujo end-to-end del modelo.</w:t>
       </w:r>
     </w:p>
-    <w:bookmarkStart w:id="60" w:name="X19d87d919f1f0308b62dd8bea053cee7f66c7aa"/>
+    <w:bookmarkStart w:id="61" w:name="X19d87d919f1f0308b62dd8bea053cee7f66c7aa"/>
     <w:p>
       <w:pPr>
         <w:pStyle w:val="Heading2"/>
       </w:pPr>
       <w:r>
+        <w:rPr>
+          <w:rStyle w:val="SectionNumber"/>
+        </w:rPr>
+        <w:t xml:space="preserve">6.1</w:t>
+      </w:r>
+      <w:r>
+        <w:tab/>
+      </w:r>
+      <w:r>
         <w:t xml:space="preserve">5.1 El recorrido de un sample en el Monte Carlo</w:t>
       </w:r>
     </w:p>
@@ -5243,12 +6167,21 @@
         <w:t xml:space="preserve">bajo los escenarios sampleados.</w:t>
       </w:r>
     </w:p>
-    <w:bookmarkEnd w:id="60"/>
-    <w:bookmarkStart w:id="64" w:name="Xb6354301a5268599fb25a4beb6ba19b1617ca8b"/>
+    <w:bookmarkEnd w:id="61"/>
+    <w:bookmarkStart w:id="65" w:name="Xb6354301a5268599fb25a4beb6ba19b1617ca8b"/>
     <w:p>
       <w:pPr>
         <w:pStyle w:val="Heading2"/>
       </w:pPr>
+      <w:r>
+        <w:rPr>
+          <w:rStyle w:val="SectionNumber"/>
+        </w:rPr>
+        <w:t xml:space="preserve">6.2</w:t>
+      </w:r>
+      <w:r>
+        <w:tab/>
+      </w:r>
       <w:r>
         <w:t xml:space="preserve">5.2 Sobre la velocidad: una variable, dos efectos</w:t>
       </w:r>
@@ -5262,18 +6195,18 @@
           <wp:inline>
             <wp:extent cx="5334000" cy="2901903"/>
             <wp:effectExtent b="0" l="0" r="0" t="0"/>
-            <wp:docPr descr="Velocidad: una variable con dos efectos económicos acoplados" title="" id="62" name="Picture"/>
+            <wp:docPr descr="Velocidad: una variable con dos efectos económicos acoplados" title="" id="63" name="Picture"/>
             <a:graphic>
               <a:graphicData uri="http://schemas.openxmlformats.org/drawingml/2006/picture">
                 <pic:pic>
                   <pic:nvPicPr>
-                    <pic:cNvPr descr="figures/07_velocidad_acoplamiento.png" id="63" name="Picture"/>
+                    <pic:cNvPr descr="figures/07_velocidad_acoplamiento.png" id="64" name="Picture"/>
                     <pic:cNvPicPr>
                       <a:picLocks noChangeArrowheads="1" noChangeAspect="1"/>
                     </pic:cNvPicPr>
                   </pic:nvPicPr>
                   <pic:blipFill>
-                    <a:blip r:embed="rId61"/>
+                    <a:blip r:embed="rId62"/>
                     <a:stretch>
                       <a:fillRect/>
                     </a:stretch>
@@ -5444,14 +6377,23 @@
         <w:t xml:space="preserve">se aplica consistentemente a ambos canales. Esto es la integración correcta de la variable.</w:t>
       </w:r>
     </w:p>
-    <w:bookmarkEnd w:id="64"/>
     <w:bookmarkEnd w:id="65"/>
-    <w:bookmarkStart w:id="77" w:name="variables-del-modelo-catálogo-detallado"/>
+    <w:bookmarkEnd w:id="66"/>
+    <w:bookmarkStart w:id="78" w:name="variables-del-modelo-catálogo-detallado"/>
     <w:p>
       <w:pPr>
         <w:pStyle w:val="Heading1"/>
       </w:pPr>
       <w:r>
+        <w:rPr>
+          <w:rStyle w:val="SectionNumber"/>
+        </w:rPr>
+        <w:t xml:space="preserve">7</w:t>
+      </w:r>
+      <w:r>
+        <w:tab/>
+      </w:r>
+      <w:r>
         <w:t xml:space="preserve">6. Variables del modelo: catálogo detallado</w:t>
       </w:r>
     </w:p>
@@ -5463,20 +6405,38 @@
         <w:t xml:space="preserve">Esta sección detalla cada variable del modelo con su unidad, significado, fuente y rol.</w:t>
       </w:r>
     </w:p>
-    <w:bookmarkStart w:id="71" w:name="X4b0eb8a467a6fc25f1a09dd371fc6d20b9f320c"/>
+    <w:bookmarkStart w:id="72" w:name="X4b0eb8a467a6fc25f1a09dd371fc6d20b9f320c"/>
     <w:p>
       <w:pPr>
         <w:pStyle w:val="Heading2"/>
       </w:pPr>
       <w:r>
+        <w:rPr>
+          <w:rStyle w:val="SectionNumber"/>
+        </w:rPr>
+        <w:t xml:space="preserve">7.1</w:t>
+      </w:r>
+      <w:r>
+        <w:tab/>
+      </w:r>
+      <w:r>
         <w:t xml:space="preserve">6.1 Variables sampleadas (Capa 2 — entran a la cópula)</w:t>
       </w:r>
     </w:p>
-    <w:bookmarkStart w:id="66" w:name="imacec-variación-interanual"/>
+    <w:bookmarkStart w:id="67" w:name="imacec-variación-interanual"/>
     <w:p>
       <w:pPr>
         <w:pStyle w:val="Heading3"/>
       </w:pPr>
+      <w:r>
+        <w:rPr>
+          <w:rStyle w:val="SectionNumber"/>
+        </w:rPr>
+        <w:t xml:space="preserve">7.1.1</w:t>
+      </w:r>
+      <w:r>
+        <w:tab/>
+      </w:r>
       <w:r>
         <w:t xml:space="preserve">IMACEC variación interanual</w:t>
       </w:r>
@@ -5688,12 +6648,21 @@
         </w:tc>
       </w:tr>
     </w:tbl>
-    <w:bookmarkEnd w:id="66"/>
-    <w:bookmarkStart w:id="67" w:name="δ-tasa-hipotecaria"/>
+    <w:bookmarkEnd w:id="67"/>
+    <w:bookmarkStart w:id="68" w:name="δ-tasa-hipotecaria"/>
     <w:p>
       <w:pPr>
         <w:pStyle w:val="Heading3"/>
       </w:pPr>
+      <w:r>
+        <w:rPr>
+          <w:rStyle w:val="SectionNumber"/>
+        </w:rPr>
+        <w:t xml:space="preserve">7.1.2</w:t>
+      </w:r>
+      <w:r>
+        <w:tab/>
+      </w:r>
       <w:r>
         <w:t xml:space="preserve">Δ Tasa hipotecaria</w:t>
       </w:r>
@@ -5918,12 +6887,21 @@
         </w:tc>
       </w:tr>
     </w:tbl>
-    <w:bookmarkEnd w:id="67"/>
-    <w:bookmarkStart w:id="68" w:name="δ-tasa-de-desempleo"/>
+    <w:bookmarkEnd w:id="68"/>
+    <w:bookmarkStart w:id="69" w:name="δ-tasa-de-desempleo"/>
     <w:p>
       <w:pPr>
         <w:pStyle w:val="Heading3"/>
       </w:pPr>
+      <w:r>
+        <w:rPr>
+          <w:rStyle w:val="SectionNumber"/>
+        </w:rPr>
+        <w:t xml:space="preserve">7.1.3</w:t>
+      </w:r>
+      <w:r>
+        <w:tab/>
+      </w:r>
       <w:r>
         <w:t xml:space="preserve">Δ Tasa de desempleo</w:t>
       </w:r>
@@ -6148,12 +7126,21 @@
         </w:tc>
       </w:tr>
     </w:tbl>
-    <w:bookmarkEnd w:id="68"/>
-    <w:bookmarkStart w:id="69" w:name="X035136653f5f314cebcd2ca26669561fa0e58e6"/>
+    <w:bookmarkEnd w:id="69"/>
+    <w:bookmarkStart w:id="70" w:name="X035136653f5f314cebcd2ca26669561fa0e58e6"/>
     <w:p>
       <w:pPr>
         <w:pStyle w:val="Heading3"/>
       </w:pPr>
+      <w:r>
+        <w:rPr>
+          <w:rStyle w:val="SectionNumber"/>
+        </w:rPr>
+        <w:t xml:space="preserve">7.1.4</w:t>
+      </w:r>
+      <w:r>
+        <w:tab/>
+      </w:r>
       <w:r>
         <w:t xml:space="preserve">IPV YoY (Índice Precios Vivienda variación anual)</w:t>
       </w:r>
@@ -6409,12 +7396,21 @@
         </w:tc>
       </w:tr>
     </w:tbl>
-    <w:bookmarkEnd w:id="69"/>
-    <w:bookmarkStart w:id="70" w:name="X53d6300536a953d1ebb537575f77d186403a793"/>
+    <w:bookmarkEnd w:id="70"/>
+    <w:bookmarkStart w:id="71" w:name="X53d6300536a953d1ebb537575f77d186403a793"/>
     <w:p>
       <w:pPr>
         <w:pStyle w:val="Heading3"/>
       </w:pPr>
+      <w:r>
+        <w:rPr>
+          <w:rStyle w:val="SectionNumber"/>
+        </w:rPr>
+        <w:t xml:space="preserve">7.1.5</w:t>
+      </w:r>
+      <w:r>
+        <w:tab/>
+      </w:r>
       <w:r>
         <w:t xml:space="preserve">ICOI YoY (Costos Construcción variación anual)</w:t>
       </w:r>
@@ -6683,22 +7679,40 @@
         </w:tc>
       </w:tr>
     </w:tbl>
-    <w:bookmarkEnd w:id="70"/>
     <w:bookmarkEnd w:id="71"/>
-    <w:bookmarkStart w:id="76" w:name="variables-del-proyecto-derivadas-capa-1"/>
+    <w:bookmarkEnd w:id="72"/>
+    <w:bookmarkStart w:id="77" w:name="variables-del-proyecto-derivadas-capa-1"/>
     <w:p>
       <w:pPr>
         <w:pStyle w:val="Heading2"/>
       </w:pPr>
       <w:r>
+        <w:rPr>
+          <w:rStyle w:val="SectionNumber"/>
+        </w:rPr>
+        <w:t xml:space="preserve">7.2</w:t>
+      </w:r>
+      <w:r>
+        <w:tab/>
+      </w:r>
+      <w:r>
         <w:t xml:space="preserve">6.2 Variables del proyecto derivadas (Capa 1)</w:t>
       </w:r>
     </w:p>
-    <w:bookmarkStart w:id="72" w:name="precio-de-venta-yoy"/>
+    <w:bookmarkStart w:id="73" w:name="precio-de-venta-yoy"/>
     <w:p>
       <w:pPr>
         <w:pStyle w:val="Heading3"/>
       </w:pPr>
+      <w:r>
+        <w:rPr>
+          <w:rStyle w:val="SectionNumber"/>
+        </w:rPr>
+        <w:t xml:space="preserve">7.2.1</w:t>
+      </w:r>
+      <w:r>
+        <w:tab/>
+      </w:r>
       <w:r>
         <w:t xml:space="preserve">Precio de venta YoY</w:t>
       </w:r>
@@ -6857,12 +7871,21 @@
         </w:tc>
       </w:tr>
     </w:tbl>
-    <w:bookmarkEnd w:id="72"/>
-    <w:bookmarkStart w:id="73" w:name="costo-construcción-yoy"/>
+    <w:bookmarkEnd w:id="73"/>
+    <w:bookmarkStart w:id="74" w:name="costo-construcción-yoy"/>
     <w:p>
       <w:pPr>
         <w:pStyle w:val="Heading3"/>
       </w:pPr>
+      <w:r>
+        <w:rPr>
+          <w:rStyle w:val="SectionNumber"/>
+        </w:rPr>
+        <w:t xml:space="preserve">7.2.2</w:t>
+      </w:r>
+      <w:r>
+        <w:tab/>
+      </w:r>
       <w:r>
         <w:t xml:space="preserve">Costo construcción YoY</w:t>
       </w:r>
@@ -7021,12 +8044,21 @@
         </w:tc>
       </w:tr>
     </w:tbl>
-    <w:bookmarkEnd w:id="73"/>
-    <w:bookmarkStart w:id="74" w:name="velocidad-de-venta-yoy-variable-acoplada"/>
+    <w:bookmarkEnd w:id="74"/>
+    <w:bookmarkStart w:id="75" w:name="velocidad-de-venta-yoy-variable-acoplada"/>
     <w:p>
       <w:pPr>
         <w:pStyle w:val="Heading3"/>
       </w:pPr>
+      <w:r>
+        <w:rPr>
+          <w:rStyle w:val="SectionNumber"/>
+        </w:rPr>
+        <w:t xml:space="preserve">7.2.3</w:t>
+      </w:r>
+      <w:r>
+        <w:tab/>
+      </w:r>
       <w:r>
         <w:t xml:space="preserve">Velocidad de venta YoY (variable acoplada)</w:t>
       </w:r>
@@ -7201,12 +8233,21 @@
         </w:tc>
       </w:tr>
     </w:tbl>
-    <w:bookmarkEnd w:id="74"/>
-    <w:bookmarkStart w:id="75" w:name="plazo-de-obra-yoy"/>
+    <w:bookmarkEnd w:id="75"/>
+    <w:bookmarkStart w:id="76" w:name="plazo-de-obra-yoy"/>
     <w:p>
       <w:pPr>
         <w:pStyle w:val="Heading3"/>
       </w:pPr>
+      <w:r>
+        <w:rPr>
+          <w:rStyle w:val="SectionNumber"/>
+        </w:rPr>
+        <w:t xml:space="preserve">7.2.4</w:t>
+      </w:r>
+      <w:r>
+        <w:tab/>
+      </w:r>
       <w:r>
         <w:t xml:space="preserve">Plazo de obra YoY</w:t>
       </w:r>
@@ -7371,23 +8412,41 @@
         </w:tc>
       </w:tr>
     </w:tbl>
-    <w:bookmarkEnd w:id="75"/>
     <w:bookmarkEnd w:id="76"/>
     <w:bookmarkEnd w:id="77"/>
-    <w:bookmarkStart w:id="84" w:name="validación-del-modelo"/>
+    <w:bookmarkEnd w:id="78"/>
+    <w:bookmarkStart w:id="85" w:name="validación-del-modelo"/>
     <w:p>
       <w:pPr>
         <w:pStyle w:val="Heading1"/>
       </w:pPr>
       <w:r>
+        <w:rPr>
+          <w:rStyle w:val="SectionNumber"/>
+        </w:rPr>
+        <w:t xml:space="preserve">8</w:t>
+      </w:r>
+      <w:r>
+        <w:tab/>
+      </w:r>
+      <w:r>
         <w:t xml:space="preserve">7. Validación del modelo</w:t>
       </w:r>
     </w:p>
-    <w:bookmarkStart w:id="78" w:name="Xad905f94f797be6e5b2ee211784de462f1b8589"/>
+    <w:bookmarkStart w:id="79" w:name="Xad905f94f797be6e5b2ee211784de462f1b8589"/>
     <w:p>
       <w:pPr>
         <w:pStyle w:val="Heading2"/>
       </w:pPr>
+      <w:r>
+        <w:rPr>
+          <w:rStyle w:val="SectionNumber"/>
+        </w:rPr>
+        <w:t xml:space="preserve">8.1</w:t>
+      </w:r>
+      <w:r>
+        <w:tab/>
+      </w:r>
       <w:r>
         <w:t xml:space="preserve">7.1 Test 1: ¿Los presets producen distribuciones distintas?</w:t>
       </w:r>
@@ -7730,12 +8789,21 @@
         <w:t xml:space="preserve">.</w:t>
       </w:r>
     </w:p>
-    <w:bookmarkEnd w:id="78"/>
-    <w:bookmarkStart w:id="79" w:name="X25dc40cdba7d67d2eab4938a9652d37e2998721"/>
+    <w:bookmarkEnd w:id="79"/>
+    <w:bookmarkStart w:id="80" w:name="X25dc40cdba7d67d2eab4938a9652d37e2998721"/>
     <w:p>
       <w:pPr>
         <w:pStyle w:val="Heading2"/>
       </w:pPr>
+      <w:r>
+        <w:rPr>
+          <w:rStyle w:val="SectionNumber"/>
+        </w:rPr>
+        <w:t xml:space="preserve">8.2</w:t>
+      </w:r>
+      <w:r>
+        <w:tab/>
+      </w:r>
       <w:r>
         <w:t xml:space="preserve">7.2 Test 2: ¿Las marginales sampleadas reproducen las observadas?</w:t>
       </w:r>
@@ -8002,12 +9070,21 @@
         <w:t xml:space="preserve">Diferencias &lt; 1.5% en todos los casos.</w:t>
       </w:r>
     </w:p>
-    <w:bookmarkEnd w:id="79"/>
-    <w:bookmarkStart w:id="83" w:name="tornado-qué-variables-mueven-más-el-van"/>
+    <w:bookmarkEnd w:id="80"/>
+    <w:bookmarkStart w:id="84" w:name="tornado-qué-variables-mueven-más-el-van"/>
     <w:p>
       <w:pPr>
         <w:pStyle w:val="Heading2"/>
       </w:pPr>
+      <w:r>
+        <w:rPr>
+          <w:rStyle w:val="SectionNumber"/>
+        </w:rPr>
+        <w:t xml:space="preserve">8.3</w:t>
+      </w:r>
+      <w:r>
+        <w:tab/>
+      </w:r>
       <w:r>
         <w:t xml:space="preserve">7.3 Tornado: ¿Qué variables mueven más el VAN?</w:t>
       </w:r>
@@ -8021,18 +9098,18 @@
           <wp:inline>
             <wp:extent cx="5334000" cy="2882317"/>
             <wp:effectExtent b="0" l="0" r="0" t="0"/>
-            <wp:docPr descr="Tornado de sensibilidad esperado" title="" id="81" name="Picture"/>
+            <wp:docPr descr="Tornado de sensibilidad esperado" title="" id="82" name="Picture"/>
             <a:graphic>
               <a:graphicData uri="http://schemas.openxmlformats.org/drawingml/2006/picture">
                 <pic:pic>
                   <pic:nvPicPr>
-                    <pic:cNvPr descr="figures/08_tornado_esperado.png" id="82" name="Picture"/>
+                    <pic:cNvPr descr="figures/08_tornado_esperado.png" id="83" name="Picture"/>
                     <pic:cNvPicPr>
                       <a:picLocks noChangeArrowheads="1" noChangeAspect="1"/>
                     </pic:cNvPicPr>
                   </pic:nvPicPr>
                   <pic:blipFill>
-                    <a:blip r:embed="rId80"/>
+                    <a:blip r:embed="rId81"/>
                     <a:stretch>
                       <a:fillRect/>
                     </a:stretch>
@@ -8264,22 +9341,40 @@
         <w:t xml:space="preserve">: el ticket dominaba 92.6% por falta de costo y plazo como variables. La inclusión de las 4 variables del proyecto balancea el modelo correctamente.</w:t>
       </w:r>
     </w:p>
-    <w:bookmarkEnd w:id="83"/>
     <w:bookmarkEnd w:id="84"/>
-    <w:bookmarkStart w:id="92" w:name="Xc69656c1b9253d5f29a17fee93bff31dddc9ab8"/>
+    <w:bookmarkEnd w:id="85"/>
+    <w:bookmarkStart w:id="94" w:name="Xc69656c1b9253d5f29a17fee93bff31dddc9ab8"/>
     <w:p>
       <w:pPr>
         <w:pStyle w:val="Heading1"/>
       </w:pPr>
       <w:r>
+        <w:rPr>
+          <w:rStyle w:val="SectionNumber"/>
+        </w:rPr>
+        <w:t xml:space="preserve">9</w:t>
+      </w:r>
+      <w:r>
+        <w:tab/>
+      </w:r>
+      <w:r>
         <w:t xml:space="preserve">8. Limitaciones honestas y oportunidades de mejora</w:t>
       </w:r>
     </w:p>
-    <w:bookmarkStart w:id="85" w:name="limitaciones-reconocidas"/>
+    <w:bookmarkStart w:id="86" w:name="limitaciones-reconocidas"/>
     <w:p>
       <w:pPr>
         <w:pStyle w:val="Heading2"/>
       </w:pPr>
+      <w:r>
+        <w:rPr>
+          <w:rStyle w:val="SectionNumber"/>
+        </w:rPr>
+        <w:t xml:space="preserve">9.1</w:t>
+      </w:r>
+      <w:r>
+        <w:tab/>
+      </w:r>
       <w:r>
         <w:t xml:space="preserve">8.1 Limitaciones reconocidas</w:t>
       </w:r>
@@ -8569,13 +9664,22 @@
         </w:tc>
       </w:tr>
     </w:tbl>
-    <w:bookmarkEnd w:id="85"/>
-    <w:bookmarkStart w:id="91" w:name="Xefe088c2d1e588c1c9e3c6a8f483d1d758c7bec"/>
+    <w:bookmarkEnd w:id="86"/>
+    <w:bookmarkStart w:id="93" w:name="Xefe088c2d1e588c1c9e3c6a8f483d1d758c7bec"/>
     <w:p>
       <w:pPr>
         <w:pStyle w:val="Heading2"/>
       </w:pPr>
       <w:r>
+        <w:rPr>
+          <w:rStyle w:val="SectionNumber"/>
+        </w:rPr>
+        <w:t xml:space="preserve">9.2</w:t>
+      </w:r>
+      <w:r>
+        <w:tab/>
+      </w:r>
+      <w:r>
         <w:t xml:space="preserve">8.2 Mejoras IMPLEMENTADAS (Versión 2 del modelo)</w:t>
       </w:r>
     </w:p>
@@ -8611,12 +9715,21 @@
         <w:t xml:space="preserve">). Resultados honestos:</w:t>
       </w:r>
     </w:p>
-    <w:bookmarkStart w:id="86" w:name="mejora-1-ipv-con-lag-t-3"/>
+    <w:bookmarkStart w:id="87" w:name="mejora-1-ipv-con-lag-t-3"/>
     <w:p>
       <w:pPr>
         <w:pStyle w:val="Heading3"/>
       </w:pPr>
       <w:r>
+        <w:rPr>
+          <w:rStyle w:val="SectionNumber"/>
+        </w:rPr>
+        <w:t xml:space="preserve">9.2.1</w:t>
+      </w:r>
+      <w:r>
+        <w:tab/>
+      </w:r>
+      <w:r>
         <w:t xml:space="preserve">Mejora 1 ✓: IPV con lag t-3</w:t>
       </w:r>
     </w:p>
@@ -8689,12 +9802,21 @@
         <w:t xml:space="preserve">: cambio conceptualmente correcto pero impacto cuantitativo modesto.</w:t>
       </w:r>
     </w:p>
-    <w:bookmarkEnd w:id="86"/>
-    <w:bookmarkStart w:id="87" w:name="X7503bd91b615e79c53c78d3b231f6d58cb39472"/>
+    <w:bookmarkEnd w:id="87"/>
+    <w:bookmarkStart w:id="88" w:name="X7503bd91b615e79c53c78d3b231f6d58cb39472"/>
     <w:p>
       <w:pPr>
         <w:pStyle w:val="Heading3"/>
       </w:pPr>
+      <w:r>
+        <w:rPr>
+          <w:rStyle w:val="SectionNumber"/>
+        </w:rPr>
+        <w:t xml:space="preserve">9.2.2</w:t>
+      </w:r>
+      <w:r>
+        <w:tab/>
+      </w:r>
       <w:r>
         <w:t xml:space="preserve">Mejora 2 ✓: Estratificación por comuna AUDP-relevante</w:t>
       </w:r>
@@ -9055,12 +10177,21 @@
         <w:t xml:space="preserve">: aporte real al modelo. Para evaluación de AUDP debería usarse la calibración AUDP-zone.</w:t>
       </w:r>
     </w:p>
-    <w:bookmarkEnd w:id="87"/>
-    <w:bookmarkStart w:id="88" w:name="Xc8aa999e0351b2ef905842e46151bd10402a809"/>
+    <w:bookmarkEnd w:id="88"/>
+    <w:bookmarkStart w:id="89" w:name="Xc8aa999e0351b2ef905842e46151bd10402a809"/>
     <w:p>
       <w:pPr>
         <w:pStyle w:val="Heading3"/>
       </w:pPr>
+      <w:r>
+        <w:rPr>
+          <w:rStyle w:val="SectionNumber"/>
+        </w:rPr>
+        <w:t xml:space="preserve">9.2.3</w:t>
+      </w:r>
+      <w:r>
+        <w:tab/>
+      </w:r>
       <w:r>
         <w:t xml:space="preserve">Mejora 3 ✓: Regresión polinómica con interacciones para velocidad</w:t>
       </w:r>
@@ -9328,13 +10459,22 @@
         <w:t xml:space="preserve">: mejora consistente para DS19 y Townhouse; para Casa la polinómica no aporta. La selección de modelo debería ser caso por caso.</w:t>
       </w:r>
     </w:p>
-    <w:bookmarkEnd w:id="88"/>
-    <w:bookmarkStart w:id="89" w:name="X64410767b9be1eafebd6929c8c053cbd5c5dfd8"/>
+    <w:bookmarkEnd w:id="89"/>
+    <w:bookmarkStart w:id="90" w:name="X64410767b9be1eafebd6929c8c053cbd5c5dfd8"/>
     <w:p>
       <w:pPr>
         <w:pStyle w:val="Heading3"/>
       </w:pPr>
       <w:r>
+        <w:rPr>
+          <w:rStyle w:val="SectionNumber"/>
+        </w:rPr>
+        <w:t xml:space="preserve">9.2.4</w:t>
+      </w:r>
+      <w:r>
+        <w:tab/>
+      </w:r>
+      <w:r>
         <w:t xml:space="preserve">Mejora 4 ✓: Cópula expandida con lags principales</w:t>
       </w:r>
     </w:p>
@@ -9421,13 +10561,22 @@
         <w:t xml:space="preserve">: implementado pero con alerta sobre robustez. Una calibración más sólida requeriría más data temporal (series ICOI extendidas).</w:t>
       </w:r>
     </w:p>
-    <w:bookmarkEnd w:id="89"/>
-    <w:bookmarkStart w:id="90" w:name="X4907102f5a0dd9aea494c36ba1632aebe4cd6f6"/>
+    <w:bookmarkEnd w:id="90"/>
+    <w:bookmarkStart w:id="91" w:name="X4907102f5a0dd9aea494c36ba1632aebe4cd6f6"/>
     <w:p>
       <w:pPr>
         <w:pStyle w:val="Heading3"/>
       </w:pPr>
       <w:r>
+        <w:rPr>
+          <w:rStyle w:val="SectionNumber"/>
+        </w:rPr>
+        <w:t xml:space="preserve">9.2.5</w:t>
+      </w:r>
+      <w:r>
+        <w:tab/>
+      </w:r>
+      <w:r>
         <w:t xml:space="preserve">Mejora 5 ⏳: Cobertura ICOI más larga (pendiente)</w:t>
       </w:r>
     </w:p>
@@ -9469,24 +10618,343 @@
         <w:t xml:space="preserve">: extender ICOI a 20+ años permite calibrar mejor su volatilidad real y captura ciclos completos (incluido pre-crisis 2008).</w:t>
       </w:r>
     </w:p>
-    <w:bookmarkEnd w:id="90"/>
     <w:bookmarkEnd w:id="91"/>
+    <w:bookmarkStart w:id="92" w:name="X589c893a000aacc0a3c7330b1a3cfd23dc2f3ac"/>
+    <w:p>
+      <w:pPr>
+        <w:pStyle w:val="Heading3"/>
+      </w:pPr>
+      <w:r>
+        <w:rPr>
+          <w:rStyle w:val="SectionNumber"/>
+        </w:rPr>
+        <w:t xml:space="preserve">9.2.6</w:t>
+      </w:r>
+      <w:r>
+        <w:tab/>
+      </w:r>
+      <w:r>
+        <w:t xml:space="preserve">Mejora 6 ✓: Cópula CROSS unificada 10D (Versión 3)</w:t>
+      </w:r>
+    </w:p>
+    <w:p>
+      <w:pPr>
+        <w:pStyle w:val="FirstParagraph"/>
+      </w:pPr>
+      <w:r>
+        <w:rPr>
+          <w:b/>
+          <w:bCs/>
+        </w:rPr>
+        <w:t xml:space="preserve">Brecha que cerró</w:t>
+      </w:r>
+      <w:r>
+        <w:t xml:space="preserve">: la versión 2 mantenía dos cópulas separadas (macro-macro y producto-producto). La dependencia macro→producto se modelaba indirectamente a través de la regresión polinómica de velocidad. Esto subestimaba canales económicos directos como</w:t>
+      </w:r>
+      <w:r>
+        <w:t xml:space="preserve"> </w:t>
+      </w:r>
+      <w:r>
+        <w:t xml:space="preserve">“tasa hipotecaria → velocidad”</w:t>
+      </w:r>
+      <w:r>
+        <w:t xml:space="preserve"> </w:t>
+      </w:r>
+      <w:r>
+        <w:t xml:space="preserve">o</w:t>
+      </w:r>
+      <w:r>
+        <w:t xml:space="preserve"> </w:t>
+      </w:r>
+      <w:r>
+        <w:t xml:space="preserve">“desempleo → precio”</w:t>
+      </w:r>
+      <w:r>
+        <w:t xml:space="preserve">, cuya transmisión es estructural y no se reduce a una función de IMACEC e IPV.</w:t>
+      </w:r>
+    </w:p>
+    <w:p>
+      <w:pPr>
+        <w:pStyle w:val="BodyText"/>
+      </w:pPr>
+      <w:r>
+        <w:rPr>
+          <w:b/>
+          <w:bCs/>
+        </w:rPr>
+        <w:t xml:space="preserve">Implementación</w:t>
+      </w:r>
+      <w:r>
+        <w:t xml:space="preserve">: una única cópula t (ν=4) de 10 dimensiones por celda (familia × zona). Las 10 variables son las cinco macros (IMACEC, Δ tasa hipotecaria, Δ desempleo, IPV YoY, ICOI YoY) y las cinco de producto (precio, velocidad, plazo, descuento, tamaño), todas en YoY o variación interanual. Calibración por Spearman empírico convertido a Pearson y luego a matriz de correlación PSD vía Cholesky.</w:t>
+      </w:r>
+    </w:p>
+    <w:p>
+      <w:pPr>
+        <w:pStyle w:val="BodyText"/>
+      </w:pPr>
+      <w:r>
+        <w:rPr>
+          <w:b/>
+          <w:bCs/>
+        </w:rPr>
+        <w:t xml:space="preserve">Verificación 200/200</w:t>
+      </w:r>
+      <w:r>
+        <w:t xml:space="preserve">: el script</w:t>
+      </w:r>
+      <w:r>
+        <w:t xml:space="preserve"> </w:t>
+      </w:r>
+      <w:r>
+        <w:rPr>
+          <w:rStyle w:val="VerbatimChar"/>
+        </w:rPr>
+        <w:t xml:space="preserve">analysis/verify_all_cross_correlations.py</w:t>
+      </w:r>
+      <w:r>
+        <w:t xml:space="preserve"> </w:t>
+      </w:r>
+      <w:r>
+        <w:t xml:space="preserve">recorre las 200 combinaciones (5 macros × 5 productos × 4 familias × 2 zonas) y reporta el ρ empírico, su significancia y el sample size. Las 200 están calibradas; 102 son significativas y 27 fuertes.</w:t>
+      </w:r>
+    </w:p>
+    <w:p>
+      <w:pPr>
+        <w:pStyle w:val="BodyText"/>
+      </w:pPr>
+      <w:r>
+        <w:rPr>
+          <w:b/>
+          <w:bCs/>
+        </w:rPr>
+        <w:t xml:space="preserve">Validación económica de signos</w:t>
+      </w:r>
+      <w:r>
+        <w:t xml:space="preserve">:</w:t>
+      </w:r>
+    </w:p>
+    <w:p>
+      <w:pPr>
+        <w:pStyle w:val="SourceCode"/>
+      </w:pPr>
+      <w:r>
+        <w:rPr>
+          <w:rStyle w:val="VerbatimChar"/>
+        </w:rPr>
+        <w:t xml:space="preserve">✓ Δ tasa hipo → Velocidad: -0.28 a -0.46 (8/8 celdas)</w:t>
+      </w:r>
+      <w:r>
+        <w:br/>
+      </w:r>
+      <w:r>
+        <w:rPr>
+          <w:rStyle w:val="VerbatimChar"/>
+        </w:rPr>
+        <w:t xml:space="preserve">   Affordability confirmada: tasa sube → menos compradores califican.</w:t>
+      </w:r>
+      <w:r>
+        <w:br/>
+      </w:r>
+      <w:r>
+        <w:br/>
+      </w:r>
+      <w:r>
+        <w:rPr>
+          <w:rStyle w:val="VerbatimChar"/>
+        </w:rPr>
+        <w:t xml:space="preserve">✓ Δ desempleo → Precio: -0.22 a -0.55 (4/4 celdas significativas)</w:t>
+      </w:r>
+      <w:r>
+        <w:br/>
+      </w:r>
+      <w:r>
+        <w:rPr>
+          <w:rStyle w:val="VerbatimChar"/>
+        </w:rPr>
+        <w:t xml:space="preserve">   Canal de empleo→demanda directo, sin pasar por IMACEC.</w:t>
+      </w:r>
+      <w:r>
+        <w:br/>
+      </w:r>
+      <w:r>
+        <w:br/>
+      </w:r>
+      <w:r>
+        <w:rPr>
+          <w:rStyle w:val="VerbatimChar"/>
+        </w:rPr>
+        <w:t xml:space="preserve">✓ IPV YoY → Plazo de venta: -0.43 a -0.78</w:t>
+      </w:r>
+      <w:r>
+        <w:br/>
+      </w:r>
+      <w:r>
+        <w:rPr>
+          <w:rStyle w:val="VerbatimChar"/>
+        </w:rPr>
+        <w:t xml:space="preserve">   Cuando precios aceleran, las unidades se venden más rápido.</w:t>
+      </w:r>
+      <w:r>
+        <w:br/>
+      </w:r>
+      <w:r>
+        <w:rPr>
+          <w:rStyle w:val="VerbatimChar"/>
+        </w:rPr>
+        <w:t xml:space="preserve">   Validación cruzada con el modelo dinámico residual.</w:t>
+      </w:r>
+      <w:r>
+        <w:br/>
+      </w:r>
+      <w:r>
+        <w:br/>
+      </w:r>
+      <w:r>
+        <w:rPr>
+          <w:rStyle w:val="VerbatimChar"/>
+        </w:rPr>
+        <w:t xml:space="preserve">✗ Δ desempleo → Velocidad: signo mixto en townhouse</w:t>
+      </w:r>
+      <w:r>
+        <w:br/>
+      </w:r>
+      <w:r>
+        <w:rPr>
+          <w:rStyle w:val="VerbatimChar"/>
+        </w:rPr>
+        <w:t xml:space="preserve">   Probablemente refleja efecto cohorte (compradores DS19 no</w:t>
+      </w:r>
+      <w:r>
+        <w:br/>
+      </w:r>
+      <w:r>
+        <w:rPr>
+          <w:rStyle w:val="VerbatimChar"/>
+        </w:rPr>
+        <w:t xml:space="preserve">   afectados por ciclo laboral formal de manera lineal).</w:t>
+      </w:r>
+    </w:p>
+    <w:p>
+      <w:pPr>
+        <w:pStyle w:val="FirstParagraph"/>
+      </w:pPr>
+      <w:r>
+        <w:rPr>
+          <w:b/>
+          <w:bCs/>
+        </w:rPr>
+        <w:t xml:space="preserve">Toggle en el simulador</w:t>
+      </w:r>
+      <w:r>
+        <w:t xml:space="preserve">: ⭐ v3 CROSS (default) | 🌟 v2 | 🌎 v1 | 📊 Empírico | ⚙ Paramétrico. El panel</w:t>
+      </w:r>
+      <w:r>
+        <w:t xml:space="preserve"> </w:t>
+      </w:r>
+      <w:r>
+        <w:t xml:space="preserve">“Drivers macroeconómicos sampleados”</w:t>
+      </w:r>
+      <w:r>
+        <w:t xml:space="preserve"> </w:t>
+      </w:r>
+      <w:r>
+        <w:t xml:space="preserve">en el resultado del Monte Carlo muestra histogramas con la distribución observada de las cinco macros durante las N iteraciones, permitiendo verificar visualmente que el sample respeta los regímenes históricos (boom, COVID, slowdown).</w:t>
+      </w:r>
+    </w:p>
+    <w:p>
+      <w:pPr>
+        <w:pStyle w:val="BodyText"/>
+      </w:pPr>
+      <w:r>
+        <w:rPr>
+          <w:b/>
+          <w:bCs/>
+        </w:rPr>
+        <w:t xml:space="preserve">Limitación documentada</w:t>
+      </w:r>
+      <w:r>
+        <w:t xml:space="preserve">: con</w:t>
+      </w:r>
+      <w:r>
+        <w:t xml:space="preserve"> </w:t>
+      </w:r>
+      <w:r>
+        <w:rPr>
+          <w:rStyle w:val="VerbatimChar"/>
+        </w:rPr>
+        <w:t xml:space="preserve">n=25-48</w:t>
+      </w:r>
+      <w:r>
+        <w:t xml:space="preserve"> </w:t>
+      </w:r>
+      <w:r>
+        <w:t xml:space="preserve">trimestres por celda y 10 dimensiones, el ratio observaciones/variables va de 2.5 a 4.8. La t-cópula con ν=4 introduce</w:t>
+      </w:r>
+      <w:r>
+        <w:t xml:space="preserve"> </w:t>
+      </w:r>
+      <w:r>
+        <w:rPr>
+          <w:i/>
+          <w:iCs/>
+        </w:rPr>
+        <w:t xml:space="preserve">tail dependence</w:t>
+      </w:r>
+      <w:r>
+        <w:t xml:space="preserve"> </w:t>
+      </w:r>
+      <w:r>
+        <w:t xml:space="preserve">y mitiga el sobreajuste, pero las correlaciones extremas individuales (e.g., -0.78) deben interpretarse con una banda aproximada de ±0.20. El detalle por celda está en</w:t>
+      </w:r>
+      <w:r>
+        <w:t xml:space="preserve"> </w:t>
+      </w:r>
+      <w:r>
+        <w:rPr>
+          <w:rStyle w:val="VerbatimChar"/>
+        </w:rPr>
+        <w:t xml:space="preserve">analysis/all_cross_correlations.csv</w:t>
+      </w:r>
+      <w:r>
+        <w:t xml:space="preserve">.</w:t>
+      </w:r>
+    </w:p>
     <w:bookmarkEnd w:id="92"/>
-    <w:bookmarkStart w:id="96" w:name="conclusiones-para-el-directorio"/>
+    <w:bookmarkEnd w:id="93"/>
+    <w:bookmarkEnd w:id="94"/>
+    <w:bookmarkStart w:id="98" w:name="conclusiones-para-el-directorio"/>
     <w:p>
       <w:pPr>
         <w:pStyle w:val="Heading1"/>
       </w:pPr>
       <w:r>
+        <w:rPr>
+          <w:rStyle w:val="SectionNumber"/>
+        </w:rPr>
+        <w:t xml:space="preserve">10</w:t>
+      </w:r>
+      <w:r>
+        <w:tab/>
+      </w:r>
+      <w:r>
         <w:t xml:space="preserve">9. Conclusiones para el Directorio</w:t>
       </w:r>
     </w:p>
-    <w:bookmarkStart w:id="93" w:name="es-estadísticamente-robusto-el-modelo"/>
+    <w:bookmarkStart w:id="95" w:name="es-estadísticamente-robusto-el-modelo"/>
     <w:p>
       <w:pPr>
         <w:pStyle w:val="Heading2"/>
       </w:pPr>
       <w:r>
+        <w:rPr>
+          <w:rStyle w:val="SectionNumber"/>
+        </w:rPr>
+        <w:t xml:space="preserve">10.1</w:t>
+      </w:r>
+      <w:r>
+        <w:tab/>
+      </w:r>
+      <w:r>
         <w:t xml:space="preserve">9.1 ¿Es estadísticamente robusto el modelo?</w:t>
       </w:r>
     </w:p>
@@ -9592,12 +11060,21 @@
         <w:t xml:space="preserve">- Subestima persistencia temporal de shocks</w:t>
       </w:r>
     </w:p>
-    <w:bookmarkEnd w:id="93"/>
-    <w:bookmarkStart w:id="94" w:name="para-qué-sirve-y-para-qué-no-sirve"/>
+    <w:bookmarkEnd w:id="95"/>
+    <w:bookmarkStart w:id="96" w:name="para-qué-sirve-y-para-qué-no-sirve"/>
     <w:p>
       <w:pPr>
         <w:pStyle w:val="Heading2"/>
       </w:pPr>
+      <w:r>
+        <w:rPr>
+          <w:rStyle w:val="SectionNumber"/>
+        </w:rPr>
+        <w:t xml:space="preserve">10.2</w:t>
+      </w:r>
+      <w:r>
+        <w:tab/>
+      </w:r>
       <w:r>
         <w:t xml:space="preserve">9.2 ¿Para qué sirve y para qué no sirve?</w:t>
       </w:r>
@@ -9833,12 +11310,21 @@
         </w:tc>
       </w:tr>
     </w:tbl>
-    <w:bookmarkEnd w:id="94"/>
-    <w:bookmarkStart w:id="95" w:name="recomendación-al-directorio"/>
+    <w:bookmarkEnd w:id="96"/>
+    <w:bookmarkStart w:id="97" w:name="recomendación-al-directorio"/>
     <w:p>
       <w:pPr>
         <w:pStyle w:val="Heading2"/>
       </w:pPr>
+      <w:r>
+        <w:rPr>
+          <w:rStyle w:val="SectionNumber"/>
+        </w:rPr>
+        <w:t xml:space="preserve">10.3</w:t>
+      </w:r>
+      <w:r>
+        <w:tab/>
+      </w:r>
       <w:r>
         <w:t xml:space="preserve">9.3 Recomendación al Directorio</w:t>
       </w:r>
@@ -10023,13 +11509,22 @@
         <w:t xml:space="preserve">Expandir cópula con lags principales</w:t>
       </w:r>
     </w:p>
-    <w:bookmarkEnd w:id="95"/>
-    <w:bookmarkEnd w:id="96"/>
-    <w:bookmarkStart w:id="97" w:name="anexo-a-glosario"/>
+    <w:bookmarkEnd w:id="97"/>
+    <w:bookmarkEnd w:id="98"/>
+    <w:bookmarkStart w:id="99" w:name="anexo-a-glosario"/>
     <w:p>
       <w:pPr>
         <w:pStyle w:val="Heading1"/>
       </w:pPr>
+      <w:r>
+        <w:rPr>
+          <w:rStyle w:val="SectionNumber"/>
+        </w:rPr>
+        <w:t xml:space="preserve">11</w:t>
+      </w:r>
+      <w:r>
+        <w:tab/>
+      </w:r>
       <w:r>
         <w:t xml:space="preserve">Anexo A — Glosario</w:t>
       </w:r>
@@ -10661,12 +12156,21 @@
         </w:tc>
       </w:tr>
     </w:tbl>
-    <w:bookmarkEnd w:id="97"/>
-    <w:bookmarkStart w:id="98" w:name="anexo-b-referencias"/>
+    <w:bookmarkEnd w:id="99"/>
+    <w:bookmarkStart w:id="100" w:name="anexo-b-referencias"/>
     <w:p>
       <w:pPr>
         <w:pStyle w:val="Heading1"/>
       </w:pPr>
+      <w:r>
+        <w:rPr>
+          <w:rStyle w:val="SectionNumber"/>
+        </w:rPr>
+        <w:t xml:space="preserve">12</w:t>
+      </w:r>
+      <w:r>
+        <w:tab/>
+      </w:r>
       <w:r>
         <w:t xml:space="preserve">Anexo B — Referencias</w:t>
       </w:r>
@@ -11046,22 +12550,40 @@
         <w:t xml:space="preserve">, 45(1).</w:t>
       </w:r>
     </w:p>
-    <w:bookmarkEnd w:id="98"/>
-    <w:bookmarkStart w:id="101" w:name="anexo-c-reproducibilidad-técnica"/>
+    <w:bookmarkEnd w:id="100"/>
+    <w:bookmarkStart w:id="103" w:name="anexo-c-reproducibilidad-técnica"/>
     <w:p>
       <w:pPr>
         <w:pStyle w:val="Heading1"/>
       </w:pPr>
       <w:r>
+        <w:rPr>
+          <w:rStyle w:val="SectionNumber"/>
+        </w:rPr>
+        <w:t xml:space="preserve">13</w:t>
+      </w:r>
+      <w:r>
+        <w:tab/>
+      </w:r>
+      <w:r>
         <w:t xml:space="preserve">Anexo C — Reproducibilidad técnica</w:t>
       </w:r>
     </w:p>
-    <w:bookmarkStart w:id="99" w:name="c.1-pipeline-reproducible"/>
+    <w:bookmarkStart w:id="101" w:name="c.1-pipeline-reproducible"/>
     <w:p>
       <w:pPr>
         <w:pStyle w:val="Heading2"/>
       </w:pPr>
       <w:r>
+        <w:rPr>
+          <w:rStyle w:val="SectionNumber"/>
+        </w:rPr>
+        <w:t xml:space="preserve">13.1</w:t>
+      </w:r>
+      <w:r>
+        <w:tab/>
+      </w:r>
+      <w:r>
         <w:t xml:space="preserve">C.1 Pipeline reproducible</w:t>
       </w:r>
     </w:p>
@@ -11235,12 +12757,21 @@
         <w:t xml:space="preserve"> analysis/test_factor_with_sens.js</w:t>
       </w:r>
     </w:p>
-    <w:bookmarkEnd w:id="99"/>
-    <w:bookmarkStart w:id="100" w:name="c.2-archivos-clave"/>
+    <w:bookmarkEnd w:id="101"/>
+    <w:bookmarkStart w:id="102" w:name="c.2-archivos-clave"/>
     <w:p>
       <w:pPr>
         <w:pStyle w:val="Heading2"/>
       </w:pPr>
+      <w:r>
+        <w:rPr>
+          <w:rStyle w:val="SectionNumber"/>
+        </w:rPr>
+        <w:t xml:space="preserve">13.2</w:t>
+      </w:r>
+      <w:r>
+        <w:tab/>
+      </w:r>
       <w:r>
         <w:t xml:space="preserve">C.2 Archivos clave</w:t>
       </w:r>
@@ -11527,8 +13058,8 @@
         <w:t xml:space="preserve">Documento preparado por el equipo de Modela. Versión Abril 2026 (v3, post análisis profundo).</w:t>
       </w:r>
     </w:p>
-    <w:bookmarkEnd w:id="100"/>
-    <w:bookmarkEnd w:id="101"/>
+    <w:bookmarkEnd w:id="102"/>
+    <w:bookmarkEnd w:id="103"/>
     <w:sectPr>
       <w:footnotePr>
         <w:numRestart w:val="eachSect"/>
@@ -12225,7 +13756,7 @@
         <w:rFonts w:asciiTheme="minorHAnsi" w:cstheme="minorBidi" w:eastAsiaTheme="minorEastAsia" w:hAnsiTheme="minorHAnsi"/>
         <w:sz w:val="24"/>
         <w:szCs w:val="24"/>
-        <w:lang w:bidi="ar-SA" w:eastAsia="zh-CN" w:val="en-US"/>
+        <w:lang w:bidi="ar-SA" w:eastAsia="zh-CN" w:val="es"/>
       </w:rPr>
     </w:rPrDefault>
     <w:pPrDefault>
@@ -12879,7 +14410,6 @@
     <w:link w:val="VerbatimChar"/>
     <w:pPr>
       <w:wordWrap w:val="off"/>
-      <w:shd w:val="clear" w:fill="f8f8f8"/>
     </w:pPr>
   </w:style>
   <w:style w:type="character" w:customStyle="1" w:styleId="KeywordTok">
@@ -12887,96 +14417,85 @@
     <w:basedOn w:val="VerbatimChar"/>
     <w:rPr>
       <w:b/>
-      <w:color w:val="204a87"/>
-      <w:shd w:val="clear" w:fill="f8f8f8"/>
+      <w:color w:val="007020"/>
     </w:rPr>
   </w:style>
   <w:style w:type="character" w:customStyle="1" w:styleId="DataTypeTok">
     <w:name w:val="DataTypeTok"/>
     <w:basedOn w:val="VerbatimChar"/>
     <w:rPr>
-      <w:color w:val="204a87"/>
-      <w:shd w:val="clear" w:fill="f8f8f8"/>
+      <w:color w:val="902000"/>
     </w:rPr>
   </w:style>
   <w:style w:type="character" w:customStyle="1" w:styleId="DecValTok">
     <w:name w:val="DecValTok"/>
     <w:basedOn w:val="VerbatimChar"/>
     <w:rPr>
-      <w:color w:val="0000cf"/>
-      <w:shd w:val="clear" w:fill="f8f8f8"/>
+      <w:color w:val="40a070"/>
     </w:rPr>
   </w:style>
   <w:style w:type="character" w:customStyle="1" w:styleId="BaseNTok">
     <w:name w:val="BaseNTok"/>
     <w:basedOn w:val="VerbatimChar"/>
     <w:rPr>
-      <w:color w:val="0000cf"/>
-      <w:shd w:val="clear" w:fill="f8f8f8"/>
+      <w:color w:val="40a070"/>
     </w:rPr>
   </w:style>
   <w:style w:type="character" w:customStyle="1" w:styleId="FloatTok">
     <w:name w:val="FloatTok"/>
     <w:basedOn w:val="VerbatimChar"/>
     <w:rPr>
-      <w:color w:val="0000cf"/>
-      <w:shd w:val="clear" w:fill="f8f8f8"/>
+      <w:color w:val="40a070"/>
     </w:rPr>
   </w:style>
   <w:style w:type="character" w:customStyle="1" w:styleId="ConstantTok">
     <w:name w:val="ConstantTok"/>
     <w:basedOn w:val="VerbatimChar"/>
     <w:rPr>
-      <w:color w:val="8f5902"/>
-      <w:shd w:val="clear" w:fill="f8f8f8"/>
+      <w:color w:val="880000"/>
     </w:rPr>
   </w:style>
   <w:style w:type="character" w:customStyle="1" w:styleId="CharTok">
     <w:name w:val="CharTok"/>
     <w:basedOn w:val="VerbatimChar"/>
     <w:rPr>
-      <w:color w:val="4e9a06"/>
-      <w:shd w:val="clear" w:fill="f8f8f8"/>
+      <w:color w:val="4070a0"/>
     </w:rPr>
   </w:style>
   <w:style w:type="character" w:customStyle="1" w:styleId="SpecialCharTok">
     <w:name w:val="SpecialCharTok"/>
     <w:basedOn w:val="VerbatimChar"/>
     <w:rPr>
-      <w:b/>
-      <w:color w:val="ce5c00"/>
-      <w:shd w:val="clear" w:fill="f8f8f8"/>
+      <w:color w:val="4070a0"/>
     </w:rPr>
   </w:style>
   <w:style w:type="character" w:customStyle="1" w:styleId="StringTok">
     <w:name w:val="StringTok"/>
     <w:basedOn w:val="VerbatimChar"/>
     <w:rPr>
-      <w:color w:val="4e9a06"/>
-      <w:shd w:val="clear" w:fill="f8f8f8"/>
+      <w:color w:val="4070a0"/>
     </w:rPr>
   </w:style>
   <w:style w:type="character" w:customStyle="1" w:styleId="VerbatimStringTok">
     <w:name w:val="VerbatimStringTok"/>
     <w:basedOn w:val="VerbatimChar"/>
     <w:rPr>
-      <w:color w:val="4e9a06"/>
-      <w:shd w:val="clear" w:fill="f8f8f8"/>
+      <w:color w:val="4070a0"/>
     </w:rPr>
   </w:style>
   <w:style w:type="character" w:customStyle="1" w:styleId="SpecialStringTok">
     <w:name w:val="SpecialStringTok"/>
     <w:basedOn w:val="VerbatimChar"/>
     <w:rPr>
-      <w:color w:val="4e9a06"/>
-      <w:shd w:val="clear" w:fill="f8f8f8"/>
+      <w:color w:val="bb6688"/>
     </w:rPr>
   </w:style>
   <w:style w:type="character" w:customStyle="1" w:styleId="ImportTok">
     <w:name w:val="ImportTok"/>
     <w:basedOn w:val="VerbatimChar"/>
     <w:rPr>
-      <w:shd w:val="clear" w:fill="f8f8f8"/>
+      <w:b/>
+      <w:color w:val="008000"/>
     </w:rPr>
   </w:style>
   <w:style w:type="character" w:customStyle="1" w:styleId="CommentTok">
@@ -12984,18 +14503,15 @@
     <w:basedOn w:val="VerbatimChar"/>
     <w:rPr>
       <w:i/>
-      <w:color w:val="8f5902"/>
-      <w:shd w:val="clear" w:fill="f8f8f8"/>
+      <w:color w:val="60a0b0"/>
     </w:rPr>
   </w:style>
   <w:style w:type="character" w:customStyle="1" w:styleId="DocumentationTok">
     <w:name w:val="DocumentationTok"/>
     <w:basedOn w:val="VerbatimChar"/>
     <w:rPr>
-      <w:b/>
       <w:i/>
-      <w:color w:val="8f5902"/>
-      <w:shd w:val="clear" w:fill="f8f8f8"/>
+      <w:color w:val="ba2121"/>
     </w:rPr>
   </w:style>
   <w:style w:type="character" w:customStyle="1" w:styleId="AnnotationTok">
@@ -13004,8 +14520,7 @@
     <w:rPr>
       <w:b/>
       <w:i/>
-      <w:color w:val="8f5902"/>
-      <w:shd w:val="clear" w:fill="f8f8f8"/>
+      <w:color w:val="60a0b0"/>
     </w:rPr>
   </w:style>
   <w:style w:type="character" w:customStyle="1" w:styleId="CommentVarTok">
@@ -13014,33 +14529,28 @@
     <w:rPr>
       <w:b/>
       <w:i/>
-      <w:color w:val="8f5902"/>
-      <w:shd w:val="clear" w:fill="f8f8f8"/>
+      <w:color w:val="60a0b0"/>
     </w:rPr>
   </w:style>
   <w:style w:type="character" w:customStyle="1" w:styleId="OtherTok">
     <w:name w:val="OtherTok"/>
     <w:basedOn w:val="VerbatimChar"/>
     <w:rPr>
-      <w:color w:val="8f5902"/>
-      <w:shd w:val="clear" w:fill="f8f8f8"/>
+      <w:color w:val="007020"/>
     </w:rPr>
   </w:style>
   <w:style w:type="character" w:customStyle="1" w:styleId="FunctionTok">
     <w:name w:val="FunctionTok"/>
     <w:basedOn w:val="VerbatimChar"/>
     <w:rPr>
-      <w:b/>
-      <w:color w:val="204a87"/>
-      <w:shd w:val="clear" w:fill="f8f8f8"/>
+      <w:color w:val="06287e"/>
     </w:rPr>
   </w:style>
   <w:style w:type="character" w:customStyle="1" w:styleId="VariableTok">
     <w:name w:val="VariableTok"/>
     <w:basedOn w:val="VerbatimChar"/>
     <w:rPr>
-      <w:color w:val="000000"/>
-      <w:shd w:val="clear" w:fill="f8f8f8"/>
+      <w:color w:val="19177c"/>
     </w:rPr>
   </w:style>
   <w:style w:type="character" w:customStyle="1" w:styleId="ControlFlowTok">
@@ -13048,56 +14558,46 @@
     <w:basedOn w:val="VerbatimChar"/>
     <w:rPr>
       <w:b/>
-      <w:color w:val="204a87"/>
-      <w:shd w:val="clear" w:fill="f8f8f8"/>
+      <w:color w:val="007020"/>
     </w:rPr>
   </w:style>
   <w:style w:type="character" w:customStyle="1" w:styleId="OperatorTok">
     <w:name w:val="OperatorTok"/>
     <w:basedOn w:val="VerbatimChar"/>
     <w:rPr>
-      <w:b/>
-      <w:color w:val="ce5c00"/>
-      <w:shd w:val="clear" w:fill="f8f8f8"/>
+      <w:color w:val="666666"/>
     </w:rPr>
   </w:style>
   <w:style w:type="character" w:customStyle="1" w:styleId="BuiltInTok">
     <w:name w:val="BuiltInTok"/>
     <w:basedOn w:val="VerbatimChar"/>
     <w:rPr>
-      <w:shd w:val="clear" w:fill="f8f8f8"/>
+      <w:color w:val="008000"/>
     </w:rPr>
   </w:style>
   <w:style w:type="character" w:customStyle="1" w:styleId="ExtensionTok">
     <w:name w:val="ExtensionTok"/>
     <w:basedOn w:val="VerbatimChar"/>
-    <w:rPr>
-      <w:shd w:val="clear" w:fill="f8f8f8"/>
-    </w:rPr>
+    <w:rPr/>
   </w:style>
   <w:style w:type="character" w:customStyle="1" w:styleId="PreprocessorTok">
     <w:name w:val="PreprocessorTok"/>
     <w:basedOn w:val="VerbatimChar"/>
     <w:rPr>
-      <w:i/>
-      <w:color w:val="8f5902"/>
-      <w:shd w:val="clear" w:fill="f8f8f8"/>
+      <w:color w:val="bc7a00"/>
     </w:rPr>
   </w:style>
   <w:style w:type="character" w:customStyle="1" w:styleId="AttributeTok">
     <w:name w:val="AttributeTok"/>
     <w:basedOn w:val="VerbatimChar"/>
     <w:rPr>
-      <w:color w:val="204a87"/>
-      <w:shd w:val="clear" w:fill="f8f8f8"/>
+      <w:color w:val="7d9029"/>
     </w:rPr>
   </w:style>
   <w:style w:type="character" w:customStyle="1" w:styleId="RegionMarkerTok">
     <w:name w:val="RegionMarkerTok"/>
     <w:basedOn w:val="VerbatimChar"/>
-    <w:rPr>
-      <w:shd w:val="clear" w:fill="f8f8f8"/>
-    </w:rPr>
+    <w:rPr/>
   </w:style>
   <w:style w:type="character" w:customStyle="1" w:styleId="InformationTok">
     <w:name w:val="InformationTok"/>
@@ -13105,8 +14605,7 @@
     <w:rPr>
       <w:b/>
       <w:i/>
-      <w:color w:val="8f5902"/>
-      <w:shd w:val="clear" w:fill="f8f8f8"/>
+      <w:color w:val="60a0b0"/>
     </w:rPr>
   </w:style>
   <w:style w:type="character" w:customStyle="1" w:styleId="WarningTok">
@@ -13115,16 +14614,15 @@
     <w:rPr>
       <w:b/>
       <w:i/>
-      <w:color w:val="8f5902"/>
-      <w:shd w:val="clear" w:fill="f8f8f8"/>
+      <w:color w:val="60a0b0"/>
     </w:rPr>
   </w:style>
   <w:style w:type="character" w:customStyle="1" w:styleId="AlertTok">
     <w:name w:val="AlertTok"/>
     <w:basedOn w:val="VerbatimChar"/>
     <w:rPr>
-      <w:color w:val="ef2929"/>
-      <w:shd w:val="clear" w:fill="f8f8f8"/>
+      <w:b/>
+      <w:color w:val="ff0000"/>
     </w:rPr>
   </w:style>
   <w:style w:type="character" w:customStyle="1" w:styleId="ErrorTok">
@@ -13132,16 +14630,13 @@
     <w:basedOn w:val="VerbatimChar"/>
     <w:rPr>
       <w:b/>
-      <w:color w:val="a40000"/>
-      <w:shd w:val="clear" w:fill="f8f8f8"/>
+      <w:color w:val="ff0000"/>
     </w:rPr>
   </w:style>
   <w:style w:type="character" w:customStyle="1" w:styleId="NormalTok">
     <w:name w:val="NormalTok"/>
     <w:basedOn w:val="VerbatimChar"/>
-    <w:rPr>
-      <w:shd w:val="clear" w:fill="f8f8f8"/>
-    </w:rPr>
+    <w:rPr/>
   </w:style>
 </w:styles>
 </file>

--- a/docs/MODELO_FACTORIAL_DIRECTORIO.docx
+++ b/docs/MODELO_FACTORIAL_DIRECTORIO.docx
@@ -9343,7 +9343,7 @@
     </w:p>
     <w:bookmarkEnd w:id="84"/>
     <w:bookmarkEnd w:id="85"/>
-    <w:bookmarkStart w:id="94" w:name="Xc69656c1b9253d5f29a17fee93bff31dddc9ab8"/>
+    <w:bookmarkStart w:id="96" w:name="Xc69656c1b9253d5f29a17fee93bff31dddc9ab8"/>
     <w:p>
       <w:pPr>
         <w:pStyle w:val="Heading1"/>
@@ -9665,7 +9665,7 @@
       </w:tr>
     </w:tbl>
     <w:bookmarkEnd w:id="86"/>
-    <w:bookmarkStart w:id="93" w:name="Xefe088c2d1e588c1c9e3c6a8f483d1d758c7bec"/>
+    <w:bookmarkStart w:id="95" w:name="Xefe088c2d1e588c1c9e3c6a8f483d1d758c7bec"/>
     <w:p>
       <w:pPr>
         <w:pStyle w:val="Heading2"/>
@@ -10619,7 +10619,7 @@
       </w:r>
     </w:p>
     <w:bookmarkEnd w:id="91"/>
-    <w:bookmarkStart w:id="92" w:name="X589c893a000aacc0a3c7330b1a3cfd23dc2f3ac"/>
+    <w:bookmarkStart w:id="92" w:name="X6cb75f40854ca4d50ba77fa5f56b3e433f711c2"/>
     <w:p>
       <w:pPr>
         <w:pStyle w:val="Heading3"/>
@@ -10634,7 +10634,7 @@
         <w:tab/>
       </w:r>
       <w:r>
-        <w:t xml:space="preserve">Mejora 6 ✓: Cópula CROSS unificada 10D (Versión 3)</w:t>
+        <w:t xml:space="preserve">Mejora 7 ✓: Doble canal del shock de costo (post-revisión)</w:t>
       </w:r>
     </w:p>
     <w:p>
@@ -10646,61 +10646,10 @@
           <w:b/>
           <w:bCs/>
         </w:rPr>
-        <w:t xml:space="preserve">Brecha que cerró</w:t>
-      </w:r>
-      <w:r>
-        <w:t xml:space="preserve">: la versión 2 mantenía dos cópulas separadas (macro-macro y producto-producto). La dependencia macro→producto se modelaba indirectamente a través de la regresión polinómica de velocidad. Esto subestimaba canales económicos directos como</w:t>
-      </w:r>
-      <w:r>
-        <w:t xml:space="preserve"> </w:t>
-      </w:r>
-      <w:r>
-        <w:t xml:space="preserve">“tasa hipotecaria → velocidad”</w:t>
-      </w:r>
-      <w:r>
-        <w:t xml:space="preserve"> </w:t>
-      </w:r>
-      <w:r>
-        <w:t xml:space="preserve">o</w:t>
-      </w:r>
-      <w:r>
-        <w:t xml:space="preserve"> </w:t>
-      </w:r>
-      <w:r>
-        <w:t xml:space="preserve">“desempleo → precio”</w:t>
-      </w:r>
-      <w:r>
-        <w:t xml:space="preserve">, cuya transmisión es estructural y no se reduce a una función de IMACEC e IPV.</w:t>
-      </w:r>
-    </w:p>
-    <w:p>
-      <w:pPr>
-        <w:pStyle w:val="BodyText"/>
-      </w:pPr>
-      <w:r>
-        <w:rPr>
-          <w:b/>
-          <w:bCs/>
-        </w:rPr>
-        <w:t xml:space="preserve">Implementación</w:t>
-      </w:r>
-      <w:r>
-        <w:t xml:space="preserve">: una única cópula t (ν=4) de 10 dimensiones por celda (familia × zona). Las 10 variables son las cinco macros (IMACEC, Δ tasa hipotecaria, Δ desempleo, IPV YoY, ICOI YoY) y las cinco de producto (precio, velocidad, plazo, descuento, tamaño), todas en YoY o variación interanual. Calibración por Spearman empírico convertido a Pearson y luego a matriz de correlación PSD vía Cholesky.</w:t>
-      </w:r>
-    </w:p>
-    <w:p>
-      <w:pPr>
-        <w:pStyle w:val="BodyText"/>
-      </w:pPr>
-      <w:r>
-        <w:rPr>
-          <w:b/>
-          <w:bCs/>
-        </w:rPr>
-        <w:t xml:space="preserve">Verificación 200/200</w:t>
-      </w:r>
-      <w:r>
-        <w:t xml:space="preserve">: el script</w:t>
+        <w:t xml:space="preserve">Problema detectado en revisión</w:t>
+      </w:r>
+      <w:r>
+        <w:t xml:space="preserve">: el shock</w:t>
       </w:r>
       <w:r>
         <w:t xml:space="preserve"> </w:t>
@@ -10709,129 +10658,251 @@
         <w:rPr>
           <w:rStyle w:val="VerbatimChar"/>
         </w:rPr>
-        <w:t xml:space="preserve">analysis/verify_all_cross_correlations.py</w:t>
-      </w:r>
-      <w:r>
-        <w:t xml:space="preserve"> </w:t>
-      </w:r>
-      <w:r>
-        <w:t xml:space="preserve">recorre las 200 combinaciones (5 macros × 5 productos × 4 familias × 2 zonas) y reporta el ρ empírico, su significancia y el sample size. Las 200 están calibradas; 102 son significativas y 27 fuertes.</w:t>
-      </w:r>
-    </w:p>
-    <w:p>
-      <w:pPr>
-        <w:pStyle w:val="BodyText"/>
-      </w:pPr>
-      <w:r>
-        <w:rPr>
-          <w:b/>
-          <w:bCs/>
-        </w:rPr>
-        <w:t xml:space="preserve">Validación económica de signos</w:t>
-      </w:r>
-      <w:r>
-        <w:t xml:space="preserve">:</w:t>
-      </w:r>
-    </w:p>
-    <w:p>
-      <w:pPr>
-        <w:pStyle w:val="SourceCode"/>
-      </w:pPr>
+        <w:t xml:space="preserve">costoMult</w:t>
+      </w:r>
+      <w:r>
+        <w:t xml:space="preserve"> </w:t>
+      </w:r>
+      <w:r>
+        <w:t xml:space="preserve">aparecía con peso bajo o nulo en el tornado de varianza del VAN, pese a que el costo de construcción es uno de los inputs más sensibles del modelo residual. La causa raíz era estructural y operaba en dos frentes:</w:t>
+      </w:r>
+    </w:p>
+    <w:p>
+      <w:pPr>
+        <w:numPr>
+          <w:ilvl w:val="0"/>
+          <w:numId w:val="1018"/>
+        </w:numPr>
+      </w:pPr>
+      <w:r>
+        <w:rPr>
+          <w:b/>
+          <w:bCs/>
+        </w:rPr>
+        <w:t xml:space="preserve">Canal residual condicionado a representantes</w:t>
+      </w:r>
+      <w:r>
+        <w:t xml:space="preserve">: el shock sólo se propagaba a la incidencia si existían representantes guardados en</w:t>
+      </w:r>
+      <w:r>
+        <w:t xml:space="preserve"> </w:t>
+      </w:r>
       <w:r>
         <w:rPr>
           <w:rStyle w:val="VerbatimChar"/>
         </w:rPr>
-        <w:t xml:space="preserve">✓ Δ tasa hipo → Velocidad: -0.28 a -0.46 (8/8 celdas)</w:t>
-      </w:r>
-      <w:r>
-        <w:br/>
+        <w:t xml:space="preserve">localStorage</w:t>
+      </w:r>
+      <w:r>
+        <w:t xml:space="preserve"> </w:t>
+      </w:r>
+      <w:r>
+        <w:t xml:space="preserve">con sensibilidades calculadas. Para usuarios que abrían el simulador sin haber pasado primero por</w:t>
+      </w:r>
+      <w:r>
+        <w:t xml:space="preserve"> </w:t>
       </w:r>
       <w:r>
         <w:rPr>
           <w:rStyle w:val="VerbatimChar"/>
         </w:rPr>
-        <w:t xml:space="preserve">   Affordability confirmada: tasa sube → menos compradores califican.</w:t>
-      </w:r>
-      <w:r>
-        <w:br/>
-      </w:r>
-      <w:r>
-        <w:br/>
+        <w:t xml:space="preserve">/residual</w:t>
+      </w:r>
+      <w:r>
+        <w:t xml:space="preserve">, el código ejecutaba</w:t>
+      </w:r>
+      <w:r>
+        <w:t xml:space="preserve"> </w:t>
       </w:r>
       <w:r>
         <w:rPr>
           <w:rStyle w:val="VerbatimChar"/>
         </w:rPr>
-        <w:t xml:space="preserve">✓ Δ desempleo → Precio: -0.22 a -0.55 (4/4 celdas significativas)</w:t>
-      </w:r>
-      <w:r>
-        <w:br/>
+        <w:t xml:space="preserve">continue</w:t>
+      </w:r>
+      <w:r>
+        <w:t xml:space="preserve"> </w:t>
+      </w:r>
+      <w:r>
+        <w:t xml:space="preserve">y el shock era inerte.</w:t>
+      </w:r>
+      <w:r>
+        <w:t xml:space="preserve"> </w:t>
+      </w:r>
+      <w:r>
+        <w:rPr>
+          <w:b/>
+          <w:bCs/>
+        </w:rPr>
+        <w:t xml:space="preserve">Fix</w:t>
+      </w:r>
+      <w:r>
+        <w:t xml:space="preserve">: aplicar las sensibilidades default razonables (</w:t>
       </w:r>
       <w:r>
         <w:rPr>
           <w:rStyle w:val="VerbatimChar"/>
         </w:rPr>
-        <w:t xml:space="preserve">   Canal de empleo→demanda directo, sin pasar por IMACEC.</w:t>
-      </w:r>
-      <w:r>
-        <w:br/>
-      </w:r>
-      <w:r>
-        <w:br/>
+        <w:t xml:space="preserve">{ticket: 0.65, costo: -0.45, plazo: -0.12}</w:t>
+      </w:r>
+      <w:r>
+        <w:t xml:space="preserve">) siempre, no sólo cuando hay representante explícito.</w:t>
+      </w:r>
+    </w:p>
+    <w:p>
+      <w:pPr>
+        <w:numPr>
+          <w:ilvl w:val="0"/>
+          <w:numId w:val="1018"/>
+        </w:numPr>
+      </w:pPr>
+      <w:r>
+        <w:rPr>
+          <w:b/>
+          <w:bCs/>
+        </w:rPr>
+        <w:t xml:space="preserve">Canal directo desconectado</w:t>
+      </w:r>
+      <w:r>
+        <w:t xml:space="preserve">: las distribuciones de costo de infraestructura (</w:t>
       </w:r>
       <w:r>
         <w:rPr>
           <w:rStyle w:val="VerbatimChar"/>
         </w:rPr>
-        <w:t xml:space="preserve">✓ IPV YoY → Plazo de venta: -0.43 a -0.78</w:t>
-      </w:r>
-      <w:r>
-        <w:br/>
+        <w:t xml:space="preserve">im</w:t>
+      </w:r>
+      <w:r>
+        <w:t xml:space="preserve">) y mitigaciones (</w:t>
       </w:r>
       <w:r>
         <w:rPr>
           <w:rStyle w:val="VerbatimChar"/>
         </w:rPr>
-        <w:t xml:space="preserve">   Cuando precios aceleran, las unidades se venden más rápido.</w:t>
-      </w:r>
-      <w:r>
-        <w:br/>
+        <w:t xml:space="preserve">mm</w:t>
+      </w:r>
+      <w:r>
+        <w:t xml:space="preserve">) usaban distribuciones triangulares</w:t>
+      </w:r>
+      <w:r>
+        <w:t xml:space="preserve"> </w:t>
+      </w:r>
+      <w:r>
+        <w:rPr>
+          <w:b/>
+          <w:bCs/>
+        </w:rPr>
+        <w:t xml:space="preserve">independientes</w:t>
+      </w:r>
+      <w:r>
+        <w:t xml:space="preserve"> </w:t>
+      </w:r>
+      <w:r>
+        <w:t xml:space="preserve">del shock macro. Esto rompía la coherencia económica: una recesión que sube el ICOI 8% subía la incidencia con sensibilidad correcta, pero infra/mitigaciones se sampleaban de una distribución que ignoraba el shock — dos canales que en la realidad están perfectamente correlacionados (mismo input ICOI).</w:t>
+      </w:r>
+      <w:r>
+        <w:t xml:space="preserve"> </w:t>
+      </w:r>
+      <w:r>
+        <w:rPr>
+          <w:b/>
+          <w:bCs/>
+        </w:rPr>
+        <w:t xml:space="preserve">Fix</w:t>
+      </w:r>
+      <w:r>
+        <w:t xml:space="preserve">: en modo factor (v1/v2/v3),</w:t>
+      </w:r>
+      <w:r>
+        <w:t xml:space="preserve"> </w:t>
       </w:r>
       <w:r>
         <w:rPr>
           <w:rStyle w:val="VerbatimChar"/>
         </w:rPr>
-        <w:t xml:space="preserve">   Validación cruzada con el modelo dinámico residual.</w:t>
-      </w:r>
-      <w:r>
-        <w:br/>
-      </w:r>
-      <w:r>
-        <w:br/>
+        <w:t xml:space="preserve">im</w:t>
+      </w:r>
+      <w:r>
+        <w:t xml:space="preserve"> </w:t>
+      </w:r>
+      <w:r>
+        <w:t xml:space="preserve">y</w:t>
+      </w:r>
+      <w:r>
+        <w:t xml:space="preserve"> </w:t>
       </w:r>
       <w:r>
         <w:rPr>
           <w:rStyle w:val="VerbatimChar"/>
         </w:rPr>
-        <w:t xml:space="preserve">✗ Δ desempleo → Velocidad: signo mixto en townhouse</w:t>
-      </w:r>
-      <w:r>
-        <w:br/>
+        <w:t xml:space="preserve">mm</w:t>
+      </w:r>
+      <w:r>
+        <w:t xml:space="preserve"> </w:t>
+      </w:r>
+      <w:r>
+        <w:t xml:space="preserve">se acoplan directamente al</w:t>
+      </w:r>
+      <w:r>
+        <w:t xml:space="preserve"> </w:t>
       </w:r>
       <w:r>
         <w:rPr>
           <w:rStyle w:val="VerbatimChar"/>
         </w:rPr>
-        <w:t xml:space="preserve">   Probablemente refleja efecto cohorte (compradores DS19 no</w:t>
-      </w:r>
-      <w:r>
-        <w:br/>
+        <w:t xml:space="preserve">costoMult</w:t>
+      </w:r>
+      <w:r>
+        <w:t xml:space="preserve">. Las mitigaciones reciben una leve amplificación (×1.1) por su mayor componente regulatorio/social.</w:t>
+      </w:r>
+    </w:p>
+    <w:p>
+      <w:pPr>
+        <w:pStyle w:val="FirstParagraph"/>
+      </w:pPr>
+      <w:r>
+        <w:rPr>
+          <w:b/>
+          <w:bCs/>
+        </w:rPr>
+        <w:t xml:space="preserve">Consecuencia esperada</w:t>
+      </w:r>
+      <w:r>
+        <w:t xml:space="preserve">: el</w:t>
+      </w:r>
+      <w:r>
+        <w:t xml:space="preserve"> </w:t>
       </w:r>
       <w:r>
         <w:rPr>
           <w:rStyle w:val="VerbatimChar"/>
         </w:rPr>
-        <w:t xml:space="preserve">   afectados por ciclo laboral formal de manera lineal).</w:t>
+        <w:t xml:space="preserve">costoMult</w:t>
+      </w:r>
+      <w:r>
+        <w:t xml:space="preserve"> </w:t>
+      </w:r>
+      <w:r>
+        <w:t xml:space="preserve">ahora aparece sistemáticamente entre las primeras tres variables del tornado en escenarios con shocks materiales, reflejando su peso económico real. Este efecto se observa tanto en las celdas con representantes guardados (canal residual + directo) como en las que no (sólo canal directo, vía infra/mitigaciones acopladas).</w:t>
+      </w:r>
+    </w:p>
+    <w:bookmarkEnd w:id="92"/>
+    <w:bookmarkStart w:id="93" w:name="X0bf61afe7fcfc01cdfd4f6429b0e36c77eddf1e"/>
+    <w:p>
+      <w:pPr>
+        <w:pStyle w:val="Heading3"/>
+      </w:pPr>
+      <w:r>
+        <w:rPr>
+          <w:rStyle w:val="SectionNumber"/>
+        </w:rPr>
+        <w:t xml:space="preserve">9.2.7</w:t>
+      </w:r>
+      <w:r>
+        <w:tab/>
+      </w:r>
+      <w:r>
+        <w:t xml:space="preserve">Mejora 8 ✓: Cap combinado AUDP de operadores simultáneos</w:t>
       </w:r>
     </w:p>
     <w:p>
@@ -10843,52 +10914,10 @@
           <w:b/>
           <w:bCs/>
         </w:rPr>
-        <w:t xml:space="preserve">Toggle en el simulador</w:t>
-      </w:r>
-      <w:r>
-        <w:t xml:space="preserve">: ⭐ v3 CROSS (default) | 🌟 v2 | 🌎 v1 | 📊 Empírico | ⚙ Paramétrico. El panel</w:t>
-      </w:r>
-      <w:r>
-        <w:t xml:space="preserve"> </w:t>
-      </w:r>
-      <w:r>
-        <w:t xml:space="preserve">“Drivers macroeconómicos sampleados”</w:t>
-      </w:r>
-      <w:r>
-        <w:t xml:space="preserve"> </w:t>
-      </w:r>
-      <w:r>
-        <w:t xml:space="preserve">en el resultado del Monte Carlo muestra histogramas con la distribución observada de las cinco macros durante las N iteraciones, permitiendo verificar visualmente que el sample respeta los regímenes históricos (boom, COVID, slowdown).</w:t>
-      </w:r>
-    </w:p>
-    <w:p>
-      <w:pPr>
-        <w:pStyle w:val="BodyText"/>
-      </w:pPr>
-      <w:r>
-        <w:rPr>
-          <w:b/>
-          <w:bCs/>
-        </w:rPr>
-        <w:t xml:space="preserve">Limitación documentada</w:t>
-      </w:r>
-      <w:r>
-        <w:t xml:space="preserve">: con</w:t>
-      </w:r>
-      <w:r>
-        <w:t xml:space="preserve"> </w:t>
-      </w:r>
-      <w:r>
-        <w:rPr>
-          <w:rStyle w:val="VerbatimChar"/>
-        </w:rPr>
-        <w:t xml:space="preserve">n=25-48</w:t>
-      </w:r>
-      <w:r>
-        <w:t xml:space="preserve"> </w:t>
-      </w:r>
-      <w:r>
-        <w:t xml:space="preserve">trimestres por celda y 10 dimensiones, el ratio observaciones/variables va de 2.5 a 4.8. La t-cópula con ν=4 introduce</w:t>
+        <w:t xml:space="preserve">Problema detectado</w:t>
+      </w:r>
+      <w:r>
+        <w:t xml:space="preserve">: la herramienta podía proyectar ingresos anuales en torno a 12-13 millones USD por las dos AUDPs combinadas (Batuco + Colina), lo cual no es coherente con la realidad de absorción del eje Norte de Santiago. La causa: hasta antes de este fix, el modelo permitía hasta 32 operadores simultáneos en AUDPs (4 productos × 4 ops por escenario</w:t>
       </w:r>
       <w:r>
         <w:t xml:space="preserve"> </w:t>
@@ -10898,6 +10927,406 @@
           <w:i/>
           <w:iCs/>
         </w:rPr>
+        <w:t xml:space="preserve">esperada</w:t>
+      </w:r>
+      <w:r>
+        <w:t xml:space="preserve"> </w:t>
+      </w:r>
+      <w:r>
+        <w:t xml:space="preserve">× 2 zonas), sin un cap global combinado. Sólo Deptos 3 tenía cap combinado.</w:t>
+      </w:r>
+    </w:p>
+    <w:p>
+      <w:pPr>
+        <w:pStyle w:val="BodyText"/>
+      </w:pPr>
+      <w:r>
+        <w:rPr>
+          <w:b/>
+          <w:bCs/>
+        </w:rPr>
+        <w:t xml:space="preserve">Calibración empírica con TINSA</w:t>
+      </w:r>
+      <w:r>
+        <w:t xml:space="preserve">: la velocidad mediana de proyectos activos en Chile es 0.7 ud/mes/proyecto (124.981 observaciones); el percentil 75 es 1.4 ud/mes; sólo el percentil 90 supera 3 ud/mes. Los defaults del simulador (4-6 ud/mes/operador) corresponden a proyectos del top decil en zonas premium, no al promedio AUDP del eje Norte. Combinado con 16-32 operadores simultáneos, eso explica la sobreestimación.</w:t>
+      </w:r>
+    </w:p>
+    <w:p>
+      <w:pPr>
+        <w:pStyle w:val="BodyText"/>
+      </w:pPr>
+      <w:r>
+        <w:rPr>
+          <w:b/>
+          <w:bCs/>
+        </w:rPr>
+        <w:t xml:space="preserve">Fix</w:t>
+      </w:r>
+      <w:r>
+        <w:t xml:space="preserve">: nuevo cap global combinado AUDP, escalable por escenario:</w:t>
+      </w:r>
+      <w:r>
+        <w:t xml:space="preserve"> </w:t>
+      </w:r>
+      <w:r>
+        <w:t xml:space="preserve">- Pesimista: 8 operadores simultáneos máximo entre Batuco + Colina</w:t>
+      </w:r>
+      <w:r>
+        <w:t xml:space="preserve"> </w:t>
+      </w:r>
+      <w:r>
+        <w:t xml:space="preserve">- Esperada: 14 operadores</w:t>
+      </w:r>
+      <w:r>
+        <w:t xml:space="preserve"> </w:t>
+      </w:r>
+      <w:r>
+        <w:t xml:space="preserve">- Optimista: 20 operadores</w:t>
+      </w:r>
+    </w:p>
+    <w:p>
+      <w:pPr>
+        <w:pStyle w:val="BodyText"/>
+      </w:pPr>
+      <w:r>
+        <w:t xml:space="preserve">La reducción se aplica de manera proporcional uniforme para preservar el mix de productos. Esto refleja que las AUDPs adyacentes en el mismo eje vial</w:t>
+      </w:r>
+      <w:r>
+        <w:t xml:space="preserve"> </w:t>
+      </w:r>
+      <w:r>
+        <w:rPr>
+          <w:b/>
+          <w:bCs/>
+        </w:rPr>
+        <w:t xml:space="preserve">comparten demanda regional</w:t>
+      </w:r>
+      <w:r>
+        <w:t xml:space="preserve"> </w:t>
+      </w:r>
+      <w:r>
+        <w:t xml:space="preserve">— un comprador interesado en Batuco también considera Colina, no son segmentos independientes.</w:t>
+      </w:r>
+    </w:p>
+    <w:p>
+      <w:pPr>
+        <w:pStyle w:val="BodyText"/>
+      </w:pPr>
+      <w:r>
+        <w:rPr>
+          <w:b/>
+          <w:bCs/>
+        </w:rPr>
+        <w:t xml:space="preserve">Limitación honesta</w:t>
+      </w:r>
+      <w:r>
+        <w:t xml:space="preserve">: el cap es una restricción de demanda regional, no una calibración mecánica. La velocidad por operador (</w:t>
+      </w:r>
+      <w:r>
+        <w:rPr>
+          <w:rStyle w:val="VerbatimChar"/>
+        </w:rPr>
+        <w:t xml:space="preserve">velVenta</w:t>
+      </w:r>
+      <w:r>
+        <w:t xml:space="preserve">) sigue como input del usuario (defaults heredados de la versión inicial). Para escenarios más conservadores, el usuario puede combinar cap esperada con</w:t>
+      </w:r>
+      <w:r>
+        <w:t xml:space="preserve"> </w:t>
+      </w:r>
+      <w:r>
+        <w:rPr>
+          <w:rStyle w:val="VerbatimChar"/>
+        </w:rPr>
+        <w:t xml:space="preserve">velVenta</w:t>
+      </w:r>
+      <w:r>
+        <w:t xml:space="preserve"> </w:t>
+      </w:r>
+      <w:r>
+        <w:t xml:space="preserve">reducido a 2.5-3.0 ud/mes (más alineado con TINSA p75).</w:t>
+      </w:r>
+    </w:p>
+    <w:bookmarkEnd w:id="93"/>
+    <w:bookmarkStart w:id="94" w:name="X589c893a000aacc0a3c7330b1a3cfd23dc2f3ac"/>
+    <w:p>
+      <w:pPr>
+        <w:pStyle w:val="Heading3"/>
+      </w:pPr>
+      <w:r>
+        <w:rPr>
+          <w:rStyle w:val="SectionNumber"/>
+        </w:rPr>
+        <w:t xml:space="preserve">9.2.8</w:t>
+      </w:r>
+      <w:r>
+        <w:tab/>
+      </w:r>
+      <w:r>
+        <w:t xml:space="preserve">Mejora 6 ✓: Cópula CROSS unificada 10D (Versión 3)</w:t>
+      </w:r>
+    </w:p>
+    <w:p>
+      <w:pPr>
+        <w:pStyle w:val="FirstParagraph"/>
+      </w:pPr>
+      <w:r>
+        <w:rPr>
+          <w:b/>
+          <w:bCs/>
+        </w:rPr>
+        <w:t xml:space="preserve">Brecha que cerró</w:t>
+      </w:r>
+      <w:r>
+        <w:t xml:space="preserve">: la versión 2 mantenía dos cópulas separadas (macro-macro y producto-producto). La dependencia macro→producto se modelaba indirectamente a través de la regresión polinómica de velocidad. Esto subestimaba canales económicos directos como</w:t>
+      </w:r>
+      <w:r>
+        <w:t xml:space="preserve"> </w:t>
+      </w:r>
+      <w:r>
+        <w:t xml:space="preserve">“tasa hipotecaria → velocidad”</w:t>
+      </w:r>
+      <w:r>
+        <w:t xml:space="preserve"> </w:t>
+      </w:r>
+      <w:r>
+        <w:t xml:space="preserve">o</w:t>
+      </w:r>
+      <w:r>
+        <w:t xml:space="preserve"> </w:t>
+      </w:r>
+      <w:r>
+        <w:t xml:space="preserve">“desempleo → precio”</w:t>
+      </w:r>
+      <w:r>
+        <w:t xml:space="preserve">, cuya transmisión es estructural y no se reduce a una función de IMACEC e IPV.</w:t>
+      </w:r>
+    </w:p>
+    <w:p>
+      <w:pPr>
+        <w:pStyle w:val="BodyText"/>
+      </w:pPr>
+      <w:r>
+        <w:rPr>
+          <w:b/>
+          <w:bCs/>
+        </w:rPr>
+        <w:t xml:space="preserve">Implementación</w:t>
+      </w:r>
+      <w:r>
+        <w:t xml:space="preserve">: una única cópula t (ν=4) de 10 dimensiones por celda (familia × zona). Las 10 variables son las cinco macros (IMACEC, Δ tasa hipotecaria, Δ desempleo, IPV YoY, ICOI YoY) y las cinco de producto (precio, velocidad, plazo, descuento, tamaño), todas en YoY o variación interanual. Calibración por Spearman empírico convertido a Pearson y luego a matriz de correlación PSD vía Cholesky.</w:t>
+      </w:r>
+    </w:p>
+    <w:p>
+      <w:pPr>
+        <w:pStyle w:val="BodyText"/>
+      </w:pPr>
+      <w:r>
+        <w:rPr>
+          <w:b/>
+          <w:bCs/>
+        </w:rPr>
+        <w:t xml:space="preserve">Verificación 200/200</w:t>
+      </w:r>
+      <w:r>
+        <w:t xml:space="preserve">: el script</w:t>
+      </w:r>
+      <w:r>
+        <w:t xml:space="preserve"> </w:t>
+      </w:r>
+      <w:r>
+        <w:rPr>
+          <w:rStyle w:val="VerbatimChar"/>
+        </w:rPr>
+        <w:t xml:space="preserve">analysis/verify_all_cross_correlations.py</w:t>
+      </w:r>
+      <w:r>
+        <w:t xml:space="preserve"> </w:t>
+      </w:r>
+      <w:r>
+        <w:t xml:space="preserve">recorre las 200 combinaciones (5 macros × 5 productos × 4 familias × 2 zonas) y reporta el ρ empírico, su significancia y el sample size. Las 200 están calibradas; 102 son significativas y 27 fuertes.</w:t>
+      </w:r>
+    </w:p>
+    <w:p>
+      <w:pPr>
+        <w:pStyle w:val="BodyText"/>
+      </w:pPr>
+      <w:r>
+        <w:rPr>
+          <w:b/>
+          <w:bCs/>
+        </w:rPr>
+        <w:t xml:space="preserve">Validación económica de signos</w:t>
+      </w:r>
+      <w:r>
+        <w:t xml:space="preserve">:</w:t>
+      </w:r>
+    </w:p>
+    <w:p>
+      <w:pPr>
+        <w:pStyle w:val="SourceCode"/>
+      </w:pPr>
+      <w:r>
+        <w:rPr>
+          <w:rStyle w:val="VerbatimChar"/>
+        </w:rPr>
+        <w:t xml:space="preserve">✓ Δ tasa hipo → Velocidad: -0.28 a -0.46 (8/8 celdas)</w:t>
+      </w:r>
+      <w:r>
+        <w:br/>
+      </w:r>
+      <w:r>
+        <w:rPr>
+          <w:rStyle w:val="VerbatimChar"/>
+        </w:rPr>
+        <w:t xml:space="preserve">   Affordability confirmada: tasa sube → menos compradores califican.</w:t>
+      </w:r>
+      <w:r>
+        <w:br/>
+      </w:r>
+      <w:r>
+        <w:br/>
+      </w:r>
+      <w:r>
+        <w:rPr>
+          <w:rStyle w:val="VerbatimChar"/>
+        </w:rPr>
+        <w:t xml:space="preserve">✓ Δ desempleo → Precio: -0.22 a -0.55 (4/4 celdas significativas)</w:t>
+      </w:r>
+      <w:r>
+        <w:br/>
+      </w:r>
+      <w:r>
+        <w:rPr>
+          <w:rStyle w:val="VerbatimChar"/>
+        </w:rPr>
+        <w:t xml:space="preserve">   Canal de empleo→demanda directo, sin pasar por IMACEC.</w:t>
+      </w:r>
+      <w:r>
+        <w:br/>
+      </w:r>
+      <w:r>
+        <w:br/>
+      </w:r>
+      <w:r>
+        <w:rPr>
+          <w:rStyle w:val="VerbatimChar"/>
+        </w:rPr>
+        <w:t xml:space="preserve">✓ IPV YoY → Plazo de venta: -0.43 a -0.78</w:t>
+      </w:r>
+      <w:r>
+        <w:br/>
+      </w:r>
+      <w:r>
+        <w:rPr>
+          <w:rStyle w:val="VerbatimChar"/>
+        </w:rPr>
+        <w:t xml:space="preserve">   Cuando precios aceleran, las unidades se venden más rápido.</w:t>
+      </w:r>
+      <w:r>
+        <w:br/>
+      </w:r>
+      <w:r>
+        <w:rPr>
+          <w:rStyle w:val="VerbatimChar"/>
+        </w:rPr>
+        <w:t xml:space="preserve">   Validación cruzada con el modelo dinámico residual.</w:t>
+      </w:r>
+      <w:r>
+        <w:br/>
+      </w:r>
+      <w:r>
+        <w:br/>
+      </w:r>
+      <w:r>
+        <w:rPr>
+          <w:rStyle w:val="VerbatimChar"/>
+        </w:rPr>
+        <w:t xml:space="preserve">✗ Δ desempleo → Velocidad: signo mixto en townhouse</w:t>
+      </w:r>
+      <w:r>
+        <w:br/>
+      </w:r>
+      <w:r>
+        <w:rPr>
+          <w:rStyle w:val="VerbatimChar"/>
+        </w:rPr>
+        <w:t xml:space="preserve">   Probablemente refleja efecto cohorte (compradores DS19 no</w:t>
+      </w:r>
+      <w:r>
+        <w:br/>
+      </w:r>
+      <w:r>
+        <w:rPr>
+          <w:rStyle w:val="VerbatimChar"/>
+        </w:rPr>
+        <w:t xml:space="preserve">   afectados por ciclo laboral formal de manera lineal).</w:t>
+      </w:r>
+    </w:p>
+    <w:p>
+      <w:pPr>
+        <w:pStyle w:val="FirstParagraph"/>
+      </w:pPr>
+      <w:r>
+        <w:rPr>
+          <w:b/>
+          <w:bCs/>
+        </w:rPr>
+        <w:t xml:space="preserve">Toggle en el simulador</w:t>
+      </w:r>
+      <w:r>
+        <w:t xml:space="preserve">: ⭐ v3 CROSS (default) | 🌟 v2 | 🌎 v1 | 📊 Empírico | ⚙ Paramétrico. El panel</w:t>
+      </w:r>
+      <w:r>
+        <w:t xml:space="preserve"> </w:t>
+      </w:r>
+      <w:r>
+        <w:t xml:space="preserve">“Drivers macroeconómicos sampleados”</w:t>
+      </w:r>
+      <w:r>
+        <w:t xml:space="preserve"> </w:t>
+      </w:r>
+      <w:r>
+        <w:t xml:space="preserve">en el resultado del Monte Carlo muestra histogramas con la distribución observada de las cinco macros durante las N iteraciones, permitiendo verificar visualmente que el sample respeta los regímenes históricos (boom, COVID, slowdown).</w:t>
+      </w:r>
+    </w:p>
+    <w:p>
+      <w:pPr>
+        <w:pStyle w:val="BodyText"/>
+      </w:pPr>
+      <w:r>
+        <w:rPr>
+          <w:b/>
+          <w:bCs/>
+        </w:rPr>
+        <w:t xml:space="preserve">Limitación documentada</w:t>
+      </w:r>
+      <w:r>
+        <w:t xml:space="preserve">: con</w:t>
+      </w:r>
+      <w:r>
+        <w:t xml:space="preserve"> </w:t>
+      </w:r>
+      <w:r>
+        <w:rPr>
+          <w:rStyle w:val="VerbatimChar"/>
+        </w:rPr>
+        <w:t xml:space="preserve">n=25-48</w:t>
+      </w:r>
+      <w:r>
+        <w:t xml:space="preserve"> </w:t>
+      </w:r>
+      <w:r>
+        <w:t xml:space="preserve">trimestres por celda y 10 dimensiones, el ratio observaciones/variables va de 2.5 a 4.8. La t-cópula con ν=4 introduce</w:t>
+      </w:r>
+      <w:r>
+        <w:t xml:space="preserve"> </w:t>
+      </w:r>
+      <w:r>
+        <w:rPr>
+          <w:i/>
+          <w:iCs/>
+        </w:rPr>
         <w:t xml:space="preserve">tail dependence</w:t>
       </w:r>
       <w:r>
@@ -10919,10 +11348,10 @@
         <w:t xml:space="preserve">.</w:t>
       </w:r>
     </w:p>
-    <w:bookmarkEnd w:id="92"/>
-    <w:bookmarkEnd w:id="93"/>
     <w:bookmarkEnd w:id="94"/>
-    <w:bookmarkStart w:id="98" w:name="conclusiones-para-el-directorio"/>
+    <w:bookmarkEnd w:id="95"/>
+    <w:bookmarkEnd w:id="96"/>
+    <w:bookmarkStart w:id="100" w:name="conclusiones-para-el-directorio"/>
     <w:p>
       <w:pPr>
         <w:pStyle w:val="Heading1"/>
@@ -10940,7 +11369,7 @@
         <w:t xml:space="preserve">9. Conclusiones para el Directorio</w:t>
       </w:r>
     </w:p>
-    <w:bookmarkStart w:id="95" w:name="es-estadísticamente-robusto-el-modelo"/>
+    <w:bookmarkStart w:id="97" w:name="es-estadísticamente-robusto-el-modelo"/>
     <w:p>
       <w:pPr>
         <w:pStyle w:val="Heading2"/>
@@ -11060,8 +11489,8 @@
         <w:t xml:space="preserve">- Subestima persistencia temporal de shocks</w:t>
       </w:r>
     </w:p>
-    <w:bookmarkEnd w:id="95"/>
-    <w:bookmarkStart w:id="96" w:name="para-qué-sirve-y-para-qué-no-sirve"/>
+    <w:bookmarkEnd w:id="97"/>
+    <w:bookmarkStart w:id="98" w:name="para-qué-sirve-y-para-qué-no-sirve"/>
     <w:p>
       <w:pPr>
         <w:pStyle w:val="Heading2"/>
@@ -11310,8 +11739,8 @@
         </w:tc>
       </w:tr>
     </w:tbl>
-    <w:bookmarkEnd w:id="96"/>
-    <w:bookmarkStart w:id="97" w:name="recomendación-al-directorio"/>
+    <w:bookmarkEnd w:id="98"/>
+    <w:bookmarkStart w:id="99" w:name="recomendación-al-directorio"/>
     <w:p>
       <w:pPr>
         <w:pStyle w:val="Heading2"/>
@@ -11357,108 +11786,6 @@
       </w:r>
       <w:r>
         <w:t xml:space="preserve">:</w:t>
-      </w:r>
-    </w:p>
-    <w:p>
-      <w:pPr>
-        <w:pStyle w:val="Compact"/>
-        <w:numPr>
-          <w:ilvl w:val="0"/>
-          <w:numId w:val="1018"/>
-        </w:numPr>
-      </w:pPr>
-      <w:r>
-        <w:t xml:space="preserve">Evaluar con macros base esperado → distribución del VAN</w:t>
-      </w:r>
-    </w:p>
-    <w:p>
-      <w:pPr>
-        <w:pStyle w:val="Compact"/>
-        <w:numPr>
-          <w:ilvl w:val="0"/>
-          <w:numId w:val="1018"/>
-        </w:numPr>
-      </w:pPr>
-      <w:r>
-        <w:t xml:space="preserve">Re-evaluar con preset Estallido + COVID →</w:t>
-      </w:r>
-      <w:r>
-        <w:t xml:space="preserve"> </w:t>
-      </w:r>
-      <w:r>
-        <w:t xml:space="preserve">“stress severo”</w:t>
-      </w:r>
-    </w:p>
-    <w:p>
-      <w:pPr>
-        <w:pStyle w:val="Compact"/>
-        <w:numPr>
-          <w:ilvl w:val="0"/>
-          <w:numId w:val="1018"/>
-        </w:numPr>
-      </w:pPr>
-      <w:r>
-        <w:t xml:space="preserve">Re-evaluar con preset Boom 2021 →</w:t>
-      </w:r>
-      <w:r>
-        <w:t xml:space="preserve"> </w:t>
-      </w:r>
-      <w:r>
-        <w:t xml:space="preserve">“upside”</w:t>
-      </w:r>
-    </w:p>
-    <w:p>
-      <w:pPr>
-        <w:pStyle w:val="Compact"/>
-        <w:numPr>
-          <w:ilvl w:val="0"/>
-          <w:numId w:val="1018"/>
-        </w:numPr>
-      </w:pPr>
-      <w:r>
-        <w:t xml:space="preserve">Comparar percentiles P5, P50, P95 entre escenarios</w:t>
-      </w:r>
-    </w:p>
-    <w:p>
-      <w:pPr>
-        <w:pStyle w:val="Compact"/>
-        <w:numPr>
-          <w:ilvl w:val="0"/>
-          <w:numId w:val="1018"/>
-        </w:numPr>
-      </w:pPr>
-      <w:r>
-        <w:t xml:space="preserve">Si VAN P5 &lt; 0, profundizar análisis cualitativo</w:t>
-      </w:r>
-    </w:p>
-    <w:p>
-      <w:pPr>
-        <w:pStyle w:val="Compact"/>
-        <w:numPr>
-          <w:ilvl w:val="0"/>
-          <w:numId w:val="1018"/>
-        </w:numPr>
-      </w:pPr>
-      <w:r>
-        <w:t xml:space="preserve">Si la dispersión entre escenarios es baja, el AUDP es resiliente</w:t>
-      </w:r>
-    </w:p>
-    <w:p>
-      <w:pPr>
-        <w:pStyle w:val="FirstParagraph"/>
-      </w:pPr>
-      <w:r>
-        <w:rPr>
-          <w:b/>
-          <w:bCs/>
-        </w:rPr>
-        <w:t xml:space="preserve">Próximos pasos del modelo</w:t>
-      </w:r>
-      <w:r>
-        <w:t xml:space="preserve"> </w:t>
-      </w:r>
-      <w:r>
-        <w:t xml:space="preserve">(orden de prioridad):</w:t>
       </w:r>
     </w:p>
     <w:p>
@@ -11470,7 +11797,7 @@
         </w:numPr>
       </w:pPr>
       <w:r>
-        <w:t xml:space="preserve">Implementar estratificación por comuna (49% varianza)</w:t>
+        <w:t xml:space="preserve">Evaluar con macros base esperado → distribución del VAN</w:t>
       </w:r>
     </w:p>
     <w:p>
@@ -11482,7 +11809,13 @@
         </w:numPr>
       </w:pPr>
       <w:r>
-        <w:t xml:space="preserve">Cambiar IPV a lag t-2 (correlación sube 0.34 → 0.55)</w:t>
+        <w:t xml:space="preserve">Re-evaluar con preset Estallido + COVID →</w:t>
+      </w:r>
+      <w:r>
+        <w:t xml:space="preserve"> </w:t>
+      </w:r>
+      <w:r>
+        <w:t xml:space="preserve">“stress severo”</w:t>
       </w:r>
     </w:p>
     <w:p>
@@ -11494,7 +11827,13 @@
         </w:numPr>
       </w:pPr>
       <w:r>
-        <w:t xml:space="preserve">Reemplazar OLS por Random Forest (R² sube 0.40 → 0.75)</w:t>
+        <w:t xml:space="preserve">Re-evaluar con preset Boom 2021 →</w:t>
+      </w:r>
+      <w:r>
+        <w:t xml:space="preserve"> </w:t>
+      </w:r>
+      <w:r>
+        <w:t xml:space="preserve">“upside”</w:t>
       </w:r>
     </w:p>
     <w:p>
@@ -11506,12 +11845,102 @@
         </w:numPr>
       </w:pPr>
       <w:r>
+        <w:t xml:space="preserve">Comparar percentiles P5, P50, P95 entre escenarios</w:t>
+      </w:r>
+    </w:p>
+    <w:p>
+      <w:pPr>
+        <w:pStyle w:val="Compact"/>
+        <w:numPr>
+          <w:ilvl w:val="0"/>
+          <w:numId w:val="1019"/>
+        </w:numPr>
+      </w:pPr>
+      <w:r>
+        <w:t xml:space="preserve">Si VAN P5 &lt; 0, profundizar análisis cualitativo</w:t>
+      </w:r>
+    </w:p>
+    <w:p>
+      <w:pPr>
+        <w:pStyle w:val="Compact"/>
+        <w:numPr>
+          <w:ilvl w:val="0"/>
+          <w:numId w:val="1019"/>
+        </w:numPr>
+      </w:pPr>
+      <w:r>
+        <w:t xml:space="preserve">Si la dispersión entre escenarios es baja, el AUDP es resiliente</w:t>
+      </w:r>
+    </w:p>
+    <w:p>
+      <w:pPr>
+        <w:pStyle w:val="FirstParagraph"/>
+      </w:pPr>
+      <w:r>
+        <w:rPr>
+          <w:b/>
+          <w:bCs/>
+        </w:rPr>
+        <w:t xml:space="preserve">Próximos pasos del modelo</w:t>
+      </w:r>
+      <w:r>
+        <w:t xml:space="preserve"> </w:t>
+      </w:r>
+      <w:r>
+        <w:t xml:space="preserve">(orden de prioridad):</w:t>
+      </w:r>
+    </w:p>
+    <w:p>
+      <w:pPr>
+        <w:pStyle w:val="Compact"/>
+        <w:numPr>
+          <w:ilvl w:val="0"/>
+          <w:numId w:val="1020"/>
+        </w:numPr>
+      </w:pPr>
+      <w:r>
+        <w:t xml:space="preserve">Implementar estratificación por comuna (49% varianza)</w:t>
+      </w:r>
+    </w:p>
+    <w:p>
+      <w:pPr>
+        <w:pStyle w:val="Compact"/>
+        <w:numPr>
+          <w:ilvl w:val="0"/>
+          <w:numId w:val="1020"/>
+        </w:numPr>
+      </w:pPr>
+      <w:r>
+        <w:t xml:space="preserve">Cambiar IPV a lag t-2 (correlación sube 0.34 → 0.55)</w:t>
+      </w:r>
+    </w:p>
+    <w:p>
+      <w:pPr>
+        <w:pStyle w:val="Compact"/>
+        <w:numPr>
+          <w:ilvl w:val="0"/>
+          <w:numId w:val="1020"/>
+        </w:numPr>
+      </w:pPr>
+      <w:r>
+        <w:t xml:space="preserve">Reemplazar OLS por Random Forest (R² sube 0.40 → 0.75)</w:t>
+      </w:r>
+    </w:p>
+    <w:p>
+      <w:pPr>
+        <w:pStyle w:val="Compact"/>
+        <w:numPr>
+          <w:ilvl w:val="0"/>
+          <w:numId w:val="1020"/>
+        </w:numPr>
+      </w:pPr>
+      <w:r>
         <w:t xml:space="preserve">Expandir cópula con lags principales</w:t>
       </w:r>
     </w:p>
-    <w:bookmarkEnd w:id="97"/>
-    <w:bookmarkEnd w:id="98"/>
-    <w:bookmarkStart w:id="99" w:name="anexo-a-glosario"/>
+    <w:bookmarkEnd w:id="99"/>
+    <w:bookmarkEnd w:id="100"/>
+    <w:bookmarkStart w:id="101" w:name="anexo-a-glosario"/>
     <w:p>
       <w:pPr>
         <w:pStyle w:val="Heading1"/>
@@ -12156,8 +12585,8 @@
         </w:tc>
       </w:tr>
     </w:tbl>
-    <w:bookmarkEnd w:id="99"/>
-    <w:bookmarkStart w:id="100" w:name="anexo-b-referencias"/>
+    <w:bookmarkEnd w:id="101"/>
+    <w:bookmarkStart w:id="102" w:name="anexo-b-referencias"/>
     <w:p>
       <w:pPr>
         <w:pStyle w:val="Heading1"/>
@@ -12180,7 +12609,7 @@
         <w:pStyle w:val="Compact"/>
         <w:numPr>
           <w:ilvl w:val="0"/>
-          <w:numId w:val="1020"/>
+          <w:numId w:val="1021"/>
         </w:numPr>
       </w:pPr>
       <w:r>
@@ -12214,7 +12643,7 @@
         <w:pStyle w:val="Compact"/>
         <w:numPr>
           <w:ilvl w:val="0"/>
-          <w:numId w:val="1020"/>
+          <w:numId w:val="1021"/>
         </w:numPr>
       </w:pPr>
       <w:r>
@@ -12235,7 +12664,7 @@
         <w:pStyle w:val="Compact"/>
         <w:numPr>
           <w:ilvl w:val="0"/>
-          <w:numId w:val="1020"/>
+          <w:numId w:val="1021"/>
         </w:numPr>
       </w:pPr>
       <w:r>
@@ -12269,7 +12698,7 @@
         <w:pStyle w:val="Compact"/>
         <w:numPr>
           <w:ilvl w:val="0"/>
-          <w:numId w:val="1020"/>
+          <w:numId w:val="1021"/>
         </w:numPr>
       </w:pPr>
       <w:r>
@@ -12303,7 +12732,7 @@
         <w:pStyle w:val="Compact"/>
         <w:numPr>
           <w:ilvl w:val="0"/>
-          <w:numId w:val="1020"/>
+          <w:numId w:val="1021"/>
         </w:numPr>
       </w:pPr>
       <w:r>
@@ -12337,7 +12766,7 @@
         <w:pStyle w:val="Compact"/>
         <w:numPr>
           <w:ilvl w:val="0"/>
-          <w:numId w:val="1020"/>
+          <w:numId w:val="1021"/>
         </w:numPr>
       </w:pPr>
       <w:r>
@@ -12362,7 +12791,7 @@
         <w:pStyle w:val="Compact"/>
         <w:numPr>
           <w:ilvl w:val="0"/>
-          <w:numId w:val="1020"/>
+          <w:numId w:val="1021"/>
         </w:numPr>
       </w:pPr>
       <w:r>
@@ -12387,7 +12816,7 @@
         <w:pStyle w:val="Compact"/>
         <w:numPr>
           <w:ilvl w:val="0"/>
-          <w:numId w:val="1020"/>
+          <w:numId w:val="1021"/>
         </w:numPr>
       </w:pPr>
       <w:r>
@@ -12412,7 +12841,7 @@
         <w:pStyle w:val="Compact"/>
         <w:numPr>
           <w:ilvl w:val="0"/>
-          <w:numId w:val="1020"/>
+          <w:numId w:val="1021"/>
         </w:numPr>
       </w:pPr>
       <w:r>
@@ -12437,7 +12866,7 @@
         <w:pStyle w:val="Compact"/>
         <w:numPr>
           <w:ilvl w:val="0"/>
-          <w:numId w:val="1020"/>
+          <w:numId w:val="1021"/>
         </w:numPr>
       </w:pPr>
       <w:r>
@@ -12462,7 +12891,7 @@
         <w:pStyle w:val="Compact"/>
         <w:numPr>
           <w:ilvl w:val="0"/>
-          <w:numId w:val="1020"/>
+          <w:numId w:val="1021"/>
         </w:numPr>
       </w:pPr>
       <w:r>
@@ -12496,7 +12925,7 @@
         <w:pStyle w:val="Compact"/>
         <w:numPr>
           <w:ilvl w:val="0"/>
-          <w:numId w:val="1020"/>
+          <w:numId w:val="1021"/>
         </w:numPr>
       </w:pPr>
       <w:r>
@@ -12521,7 +12950,7 @@
         <w:pStyle w:val="Compact"/>
         <w:numPr>
           <w:ilvl w:val="0"/>
-          <w:numId w:val="1020"/>
+          <w:numId w:val="1021"/>
         </w:numPr>
       </w:pPr>
       <w:r>
@@ -12550,8 +12979,8 @@
         <w:t xml:space="preserve">, 45(1).</w:t>
       </w:r>
     </w:p>
-    <w:bookmarkEnd w:id="100"/>
-    <w:bookmarkStart w:id="103" w:name="anexo-c-reproducibilidad-técnica"/>
+    <w:bookmarkEnd w:id="102"/>
+    <w:bookmarkStart w:id="105" w:name="anexo-c-reproducibilidad-técnica"/>
     <w:p>
       <w:pPr>
         <w:pStyle w:val="Heading1"/>
@@ -12569,7 +12998,7 @@
         <w:t xml:space="preserve">Anexo C — Reproducibilidad técnica</w:t>
       </w:r>
     </w:p>
-    <w:bookmarkStart w:id="101" w:name="c.1-pipeline-reproducible"/>
+    <w:bookmarkStart w:id="103" w:name="c.1-pipeline-reproducible"/>
     <w:p>
       <w:pPr>
         <w:pStyle w:val="Heading2"/>
@@ -12757,8 +13186,8 @@
         <w:t xml:space="preserve"> analysis/test_factor_with_sens.js</w:t>
       </w:r>
     </w:p>
-    <w:bookmarkEnd w:id="101"/>
-    <w:bookmarkStart w:id="102" w:name="c.2-archivos-clave"/>
+    <w:bookmarkEnd w:id="103"/>
+    <w:bookmarkStart w:id="104" w:name="c.2-archivos-clave"/>
     <w:p>
       <w:pPr>
         <w:pStyle w:val="Heading2"/>
@@ -13058,8 +13487,8 @@
         <w:t xml:space="preserve">Documento preparado por el equipo de Modela. Versión Abril 2026 (v3, post análisis profundo).</w:t>
       </w:r>
     </w:p>
-    <w:bookmarkEnd w:id="102"/>
-    <w:bookmarkEnd w:id="103"/>
+    <w:bookmarkEnd w:id="104"/>
+    <w:bookmarkEnd w:id="105"/>
     <w:sectPr>
       <w:footnotePr>
         <w:numRestart w:val="eachSect"/>
@@ -13716,6 +14145,36 @@
     </w:lvlOverride>
   </w:num>
   <w:num w:numId="1020">
+    <w:abstractNumId w:val="99411"/>
+    <w:lvlOverride w:ilvl="0">
+      <w:startOverride w:val="1"/>
+    </w:lvlOverride>
+    <w:lvlOverride w:ilvl="1">
+      <w:startOverride w:val="1"/>
+    </w:lvlOverride>
+    <w:lvlOverride w:ilvl="2">
+      <w:startOverride w:val="1"/>
+    </w:lvlOverride>
+    <w:lvlOverride w:ilvl="3">
+      <w:startOverride w:val="1"/>
+    </w:lvlOverride>
+    <w:lvlOverride w:ilvl="4">
+      <w:startOverride w:val="1"/>
+    </w:lvlOverride>
+    <w:lvlOverride w:ilvl="5">
+      <w:startOverride w:val="1"/>
+    </w:lvlOverride>
+    <w:lvlOverride w:ilvl="6">
+      <w:startOverride w:val="1"/>
+    </w:lvlOverride>
+    <w:lvlOverride w:ilvl="7">
+      <w:startOverride w:val="1"/>
+    </w:lvlOverride>
+    <w:lvlOverride w:ilvl="8">
+      <w:startOverride w:val="1"/>
+    </w:lvlOverride>
+  </w:num>
+  <w:num w:numId="1021">
     <w:abstractNumId w:val="99411"/>
     <w:lvlOverride w:ilvl="0">
       <w:startOverride w:val="1"/>

--- a/docs/MODELO_FACTORIAL_DIRECTORIO.docx
+++ b/docs/MODELO_FACTORIAL_DIRECTORIO.docx
@@ -15,7 +15,7 @@
         <w:pStyle w:val="Subtitle"/>
       </w:pPr>
       <w:r>
-        <w:t xml:space="preserve">Documento Técnico para Directorio · Modela · Versión 4 (cópula CROSS)</w:t>
+        <w:t xml:space="preserve">Documento Técnico para Directorio · Modela · Versión 5 (cópula CROSS + filtro de precio)</w:t>
       </w:r>
     </w:p>
     <w:p>
@@ -31,7 +31,7 @@
         <w:pStyle w:val="Date"/>
       </w:pPr>
       <w:r>
-        <w:t xml:space="preserve">Abril 2026 · v4 con verificación exhaustiva 200/200 correlaciones macro×producto</w:t>
+        <w:t xml:space="preserve">Abril 2026 · v5 con filtro de precio TINSA para comparable AUDP-coherente y verificación 200/200</w:t>
       </w:r>
     </w:p>
     <w:sdt>
@@ -10619,7 +10619,7 @@
       </w:r>
     </w:p>
     <w:bookmarkEnd w:id="91"/>
-    <w:bookmarkStart w:id="92" w:name="X6cb75f40854ca4d50ba77fa5f56b3e433f711c2"/>
+    <w:bookmarkStart w:id="92" w:name="X685a7dda80a6dddcc76f5c4ed453b899ffc0c9f"/>
     <w:p>
       <w:pPr>
         <w:pStyle w:val="Heading3"/>
@@ -10634,7 +10634,7 @@
         <w:tab/>
       </w:r>
       <w:r>
-        <w:t xml:space="preserve">Mejora 7 ✓: Doble canal del shock de costo (post-revisión)</w:t>
+        <w:t xml:space="preserve">Mejora 7 ✓: Filtro de precio TINSA para comparable AUDP-coherente</w:t>
       </w:r>
     </w:p>
     <w:p>
@@ -10646,10 +10646,189 @@
           <w:b/>
           <w:bCs/>
         </w:rPr>
-        <w:t xml:space="preserve">Problema detectado en revisión</w:t>
-      </w:r>
-      <w:r>
-        <w:t xml:space="preserve">: el shock</w:t>
+        <w:t xml:space="preserve">Diagnóstico inicial</w:t>
+      </w:r>
+      <w:r>
+        <w:t xml:space="preserve">: la base TINSA cruda contiene 124.526 observaciones de proyectos inmobiliarios chilenos cubriendo todo el espectro de precios, desde DS19 (~2.000 UF) hasta proyectos premium en Las Condes y Vitacura (&gt;20.000 UF). Para una calibración macro→producto que sirva como comparable de las AUDPs del eje Norte de Santiago (Lampa, Colina, Buin, Padre Hurtado), el segmento alto distorsiona los percentiles y las velocidades observadas — un Edif 4-6 pisos en La Dehesa con ticket de 18.000 UF tiene dinámica de venta y respuesta a shocks macro estructuralmente distinta a uno equivalente en Lampa con ticket de 4.500 UF.</w:t>
+      </w:r>
+    </w:p>
+    <w:p>
+      <w:pPr>
+        <w:pStyle w:val="BodyText"/>
+      </w:pPr>
+      <w:r>
+        <w:rPr>
+          <w:b/>
+          <w:bCs/>
+        </w:rPr>
+        <w:t xml:space="preserve">Filtro propuesto y aplicado</w:t>
+      </w:r>
+      <w:r>
+        <w:t xml:space="preserve">:</w:t>
+      </w:r>
+    </w:p>
+    <w:tbl>
+      <w:tblPr>
+        <w:tblStyle w:val="Table"/>
+        <w:tblW w:type="pct" w:w="5000"/>
+        <w:tblLayout w:type="fixed"/>
+        <w:tblLook w:firstRow="1" w:lastRow="0" w:firstColumn="0" w:lastColumn="0" w:noHBand="0" w:noVBand="0" w:val="0020"/>
+      </w:tblPr>
+      <w:tblGrid>
+        <w:gridCol w:w="1742"/>
+        <w:gridCol w:w="3801"/>
+        <w:gridCol w:w="2376"/>
+      </w:tblGrid>
+      <w:tr>
+        <w:trPr>
+          <w:tblHeader w:val="on"/>
+        </w:trPr>
+        <w:tc>
+          <w:tcPr/>
+          <w:p>
+            <w:pPr>
+              <w:pStyle w:val="Compact"/>
+            </w:pPr>
+            <w:r>
+              <w:t xml:space="preserve">Categoría</w:t>
+            </w:r>
+          </w:p>
+        </w:tc>
+        <w:tc>
+          <w:tcPr/>
+          <w:p>
+            <w:pPr>
+              <w:pStyle w:val="Compact"/>
+            </w:pPr>
+            <w:r>
+              <w:t xml:space="preserve">Umbral de precio total</w:t>
+            </w:r>
+          </w:p>
+        </w:tc>
+        <w:tc>
+          <w:tcPr/>
+          <w:p>
+            <w:pPr>
+              <w:pStyle w:val="Compact"/>
+            </w:pPr>
+            <w:r>
+              <w:t xml:space="preserve">Justificación</w:t>
+            </w:r>
+          </w:p>
+        </w:tc>
+      </w:tr>
+      <w:tr>
+        <w:tc>
+          <w:tcPr/>
+          <w:p>
+            <w:pPr>
+              <w:pStyle w:val="Compact"/>
+            </w:pPr>
+            <w:r>
+              <w:t xml:space="preserve">Departamentos</w:t>
+            </w:r>
+          </w:p>
+        </w:tc>
+        <w:tc>
+          <w:tcPr/>
+          <w:p>
+            <w:pPr>
+              <w:pStyle w:val="Compact"/>
+            </w:pPr>
+            <w:r>
+              <w:t xml:space="preserve">≤ 5.000 UF</w:t>
+            </w:r>
+          </w:p>
+        </w:tc>
+        <w:tc>
+          <w:tcPr/>
+          <w:p>
+            <w:pPr>
+              <w:pStyle w:val="Compact"/>
+            </w:pPr>
+            <w:r>
+              <w:t xml:space="preserve">Cubre el rango DS19 → estándar AUDP, excluye premium urbano</w:t>
+            </w:r>
+          </w:p>
+        </w:tc>
+      </w:tr>
+      <w:tr>
+        <w:tc>
+          <w:tcPr/>
+          <w:p>
+            <w:pPr>
+              <w:pStyle w:val="Compact"/>
+            </w:pPr>
+            <w:r>
+              <w:t xml:space="preserve">Casas</w:t>
+            </w:r>
+          </w:p>
+        </w:tc>
+        <w:tc>
+          <w:tcPr/>
+          <w:p>
+            <w:pPr>
+              <w:pStyle w:val="Compact"/>
+            </w:pPr>
+            <w:r>
+              <w:t xml:space="preserve">≤ 7.500 UF</w:t>
+            </w:r>
+          </w:p>
+        </w:tc>
+        <w:tc>
+          <w:tcPr/>
+          <w:p>
+            <w:pPr>
+              <w:pStyle w:val="Compact"/>
+            </w:pPr>
+            <w:r>
+              <w:t xml:space="preserve">Cubre primera vivienda en periferia, excluye casas de barrio cerrado alto</w:t>
+            </w:r>
+          </w:p>
+        </w:tc>
+      </w:tr>
+      <w:tr>
+        <w:tc>
+          <w:tcPr/>
+          <w:p>
+            <w:pPr>
+              <w:pStyle w:val="Compact"/>
+            </w:pPr>
+            <w:r>
+              <w:t xml:space="preserve">Townhouses</w:t>
+            </w:r>
+          </w:p>
+        </w:tc>
+        <w:tc>
+          <w:tcPr/>
+          <w:p>
+            <w:pPr>
+              <w:pStyle w:val="Compact"/>
+            </w:pPr>
+            <w:r>
+              <w:t xml:space="preserve">≤ 7.500 UF</w:t>
+            </w:r>
+          </w:p>
+        </w:tc>
+        <w:tc>
+          <w:tcPr/>
+          <w:p>
+            <w:pPr>
+              <w:pStyle w:val="Compact"/>
+            </w:pPr>
+            <w:r>
+              <w:t xml:space="preserve">Mismo principio que casas; segmento medio-bajo</w:t>
+            </w:r>
+          </w:p>
+        </w:tc>
+      </w:tr>
+    </w:tbl>
+    <w:p>
+      <w:pPr>
+        <w:pStyle w:val="BodyText"/>
+      </w:pPr>
+      <w:r>
+        <w:t xml:space="preserve">Precio total =</w:t>
       </w:r>
       <w:r>
         <w:t xml:space="preserve"> </w:t>
@@ -10658,17 +10837,1026 @@
         <w:rPr>
           <w:rStyle w:val="VerbatimChar"/>
         </w:rPr>
-        <w:t xml:space="preserve">costoMult</w:t>
-      </w:r>
-      <w:r>
-        <w:t xml:space="preserve"> </w:t>
-      </w:r>
-      <w:r>
-        <w:t xml:space="preserve">aparecía con peso bajo o nulo en el tornado de varianza del VAN, pese a que el costo de construcción es uno de los inputs más sensibles del modelo residual. La causa raíz era estructural y operaba en dos frentes:</w:t>
-      </w:r>
-    </w:p>
-    <w:p>
-      <w:pPr>
+        <w:t xml:space="preserve">UFM2P × SUPP</w:t>
+      </w:r>
+      <w:r>
+        <w:t xml:space="preserve"> </w:t>
+      </w:r>
+      <w:r>
+        <w:t xml:space="preserve">(UF por m² de venta × superficie del producto). El filtro se aplica directamente al script</w:t>
+      </w:r>
+      <w:r>
+        <w:t xml:space="preserve"> </w:t>
+      </w:r>
+      <w:r>
+        <w:rPr>
+          <w:rStyle w:val="VerbatimChar"/>
+        </w:rPr>
+        <w:t xml:space="preserve">analysis/build_macro_v3_cross.py</w:t>
+      </w:r>
+      <w:r>
+        <w:t xml:space="preserve"> </w:t>
+      </w:r>
+      <w:r>
+        <w:t xml:space="preserve">antes de la categorización en familias.</w:t>
+      </w:r>
+    </w:p>
+    <w:p>
+      <w:pPr>
+        <w:pStyle w:val="BodyText"/>
+      </w:pPr>
+      <w:r>
+        <w:rPr>
+          <w:b/>
+          <w:bCs/>
+        </w:rPr>
+        <w:t xml:space="preserve">Impacto cuantitativo</w:t>
+      </w:r>
+      <w:r>
+        <w:t xml:space="preserve">:</w:t>
+      </w:r>
+    </w:p>
+    <w:p>
+      <w:pPr>
+        <w:pStyle w:val="SourceCode"/>
+      </w:pPr>
+      <w:r>
+        <w:rPr>
+          <w:rStyle w:val="VerbatimChar"/>
+        </w:rPr>
+        <w:t xml:space="preserve">TINSA bruto:           124.526 observaciones</w:t>
+      </w:r>
+      <w:r>
+        <w:br/>
+      </w:r>
+      <w:r>
+        <w:rPr>
+          <w:rStyle w:val="VerbatimChar"/>
+        </w:rPr>
+        <w:t xml:space="preserve">Tras filtro de precio:  89.743 observaciones (72,1% retenidas)</w:t>
+      </w:r>
+      <w:r>
+        <w:br/>
+      </w:r>
+      <w:r>
+        <w:rPr>
+          <w:rStyle w:val="VerbatimChar"/>
+        </w:rPr>
+        <w:t xml:space="preserve">Eliminadas:             34.783 observaciones (27,9% — segmento alto)</w:t>
+      </w:r>
+    </w:p>
+    <w:p>
+      <w:pPr>
+        <w:pStyle w:val="FirstParagraph"/>
+      </w:pPr>
+      <w:r>
+        <w:rPr>
+          <w:b/>
+          <w:bCs/>
+        </w:rPr>
+        <w:t xml:space="preserve">Sample size por celda tras filtro</w:t>
+      </w:r>
+      <w:r>
+        <w:t xml:space="preserve">:</w:t>
+      </w:r>
+    </w:p>
+    <w:tbl>
+      <w:tblPr>
+        <w:tblStyle w:val="Table"/>
+        <w:tblW w:type="auto" w:w="0"/>
+        <w:tblLook w:firstRow="1" w:lastRow="0" w:firstColumn="0" w:lastColumn="0" w:noHBand="0" w:noVBand="0" w:val="0020"/>
+      </w:tblPr>
+      <w:tblGrid>
+        <w:gridCol w:w="1980"/>
+        <w:gridCol w:w="1980"/>
+        <w:gridCol w:w="1980"/>
+        <w:gridCol w:w="1980"/>
+      </w:tblGrid>
+      <w:tr>
+        <w:trPr>
+          <w:tblHeader w:val="on"/>
+        </w:trPr>
+        <w:tc>
+          <w:tcPr/>
+          <w:p>
+            <w:pPr>
+              <w:pStyle w:val="Compact"/>
+            </w:pPr>
+            <w:r>
+              <w:t xml:space="preserve">Zona / Familia</w:t>
+            </w:r>
+          </w:p>
+        </w:tc>
+        <w:tc>
+          <w:tcPr/>
+          <w:p>
+            <w:pPr>
+              <w:pStyle w:val="Compact"/>
+            </w:pPr>
+            <w:r>
+              <w:t xml:space="preserve">n trim. (filtrado)</w:t>
+            </w:r>
+          </w:p>
+        </w:tc>
+        <w:tc>
+          <w:tcPr/>
+          <w:p>
+            <w:pPr>
+              <w:pStyle w:val="Compact"/>
+            </w:pPr>
+            <w:r>
+              <w:t xml:space="preserve">n trim. (sin filtro)</w:t>
+            </w:r>
+          </w:p>
+        </w:tc>
+        <w:tc>
+          <w:tcPr/>
+          <w:p>
+            <w:pPr>
+              <w:pStyle w:val="Compact"/>
+            </w:pPr>
+            <w:r>
+              <w:t xml:space="preserve">Δ</w:t>
+            </w:r>
+          </w:p>
+        </w:tc>
+      </w:tr>
+      <w:tr>
+        <w:tc>
+          <w:tcPr/>
+          <w:p>
+            <w:pPr>
+              <w:pStyle w:val="Compact"/>
+            </w:pPr>
+            <w:r>
+              <w:t xml:space="preserve">audp_zone / edif_4p</w:t>
+            </w:r>
+          </w:p>
+        </w:tc>
+        <w:tc>
+          <w:tcPr/>
+          <w:p>
+            <w:pPr>
+              <w:pStyle w:val="Compact"/>
+            </w:pPr>
+            <w:r>
+              <w:rPr>
+                <w:b/>
+                <w:bCs/>
+              </w:rPr>
+              <w:t xml:space="preserve">17</w:t>
+            </w:r>
+          </w:p>
+        </w:tc>
+        <w:tc>
+          <w:tcPr/>
+          <w:p>
+            <w:pPr>
+              <w:pStyle w:val="Compact"/>
+            </w:pPr>
+            <w:r>
+              <w:t xml:space="preserve">27</w:t>
+            </w:r>
+          </w:p>
+        </w:tc>
+        <w:tc>
+          <w:tcPr/>
+          <w:p>
+            <w:pPr>
+              <w:pStyle w:val="Compact"/>
+            </w:pPr>
+            <w:r>
+              <w:t xml:space="preserve">-37%</w:t>
+            </w:r>
+          </w:p>
+        </w:tc>
+      </w:tr>
+      <w:tr>
+        <w:tc>
+          <w:tcPr/>
+          <w:p>
+            <w:pPr>
+              <w:pStyle w:val="Compact"/>
+            </w:pPr>
+            <w:r>
+              <w:t xml:space="preserve">audp_zone / ds19</w:t>
+            </w:r>
+          </w:p>
+        </w:tc>
+        <w:tc>
+          <w:tcPr/>
+          <w:p>
+            <w:pPr>
+              <w:pStyle w:val="Compact"/>
+            </w:pPr>
+            <w:r>
+              <w:t xml:space="preserve">27</w:t>
+            </w:r>
+          </w:p>
+        </w:tc>
+        <w:tc>
+          <w:tcPr/>
+          <w:p>
+            <w:pPr>
+              <w:pStyle w:val="Compact"/>
+            </w:pPr>
+            <w:r>
+              <w:t xml:space="preserve">27</w:t>
+            </w:r>
+          </w:p>
+        </w:tc>
+        <w:tc>
+          <w:tcPr/>
+          <w:p>
+            <w:pPr>
+              <w:pStyle w:val="Compact"/>
+            </w:pPr>
+            <w:r>
+              <w:t xml:space="preserve">0%</w:t>
+            </w:r>
+          </w:p>
+        </w:tc>
+      </w:tr>
+      <w:tr>
+        <w:tc>
+          <w:tcPr/>
+          <w:p>
+            <w:pPr>
+              <w:pStyle w:val="Compact"/>
+            </w:pPr>
+            <w:r>
+              <w:t xml:space="preserve">audp_zone / casa</w:t>
+            </w:r>
+          </w:p>
+        </w:tc>
+        <w:tc>
+          <w:tcPr/>
+          <w:p>
+            <w:pPr>
+              <w:pStyle w:val="Compact"/>
+            </w:pPr>
+            <w:r>
+              <w:t xml:space="preserve">47</w:t>
+            </w:r>
+          </w:p>
+        </w:tc>
+        <w:tc>
+          <w:tcPr/>
+          <w:p>
+            <w:pPr>
+              <w:pStyle w:val="Compact"/>
+            </w:pPr>
+            <w:r>
+              <w:t xml:space="preserve">47</w:t>
+            </w:r>
+          </w:p>
+        </w:tc>
+        <w:tc>
+          <w:tcPr/>
+          <w:p>
+            <w:pPr>
+              <w:pStyle w:val="Compact"/>
+            </w:pPr>
+            <w:r>
+              <w:t xml:space="preserve">0%</w:t>
+            </w:r>
+          </w:p>
+        </w:tc>
+      </w:tr>
+      <w:tr>
+        <w:tc>
+          <w:tcPr/>
+          <w:p>
+            <w:pPr>
+              <w:pStyle w:val="Compact"/>
+            </w:pPr>
+            <w:r>
+              <w:t xml:space="preserve">audp_zone / townhouse</w:t>
+            </w:r>
+          </w:p>
+        </w:tc>
+        <w:tc>
+          <w:tcPr/>
+          <w:p>
+            <w:pPr>
+              <w:pStyle w:val="Compact"/>
+            </w:pPr>
+            <w:r>
+              <w:rPr>
+                <w:b/>
+                <w:bCs/>
+              </w:rPr>
+              <w:t xml:space="preserve">18</w:t>
+            </w:r>
+          </w:p>
+        </w:tc>
+        <w:tc>
+          <w:tcPr/>
+          <w:p>
+            <w:pPr>
+              <w:pStyle w:val="Compact"/>
+            </w:pPr>
+            <w:r>
+              <w:t xml:space="preserve">25</w:t>
+            </w:r>
+          </w:p>
+        </w:tc>
+        <w:tc>
+          <w:tcPr/>
+          <w:p>
+            <w:pPr>
+              <w:pStyle w:val="Compact"/>
+            </w:pPr>
+            <w:r>
+              <w:t xml:space="preserve">-28%</w:t>
+            </w:r>
+          </w:p>
+        </w:tc>
+      </w:tr>
+      <w:tr>
+        <w:tc>
+          <w:tcPr/>
+          <w:p>
+            <w:pPr>
+              <w:pStyle w:val="Compact"/>
+            </w:pPr>
+            <w:r>
+              <w:t xml:space="preserve">nacional / edif_4p</w:t>
+            </w:r>
+          </w:p>
+        </w:tc>
+        <w:tc>
+          <w:tcPr/>
+          <w:p>
+            <w:pPr>
+              <w:pStyle w:val="Compact"/>
+            </w:pPr>
+            <w:r>
+              <w:t xml:space="preserve">48</w:t>
+            </w:r>
+          </w:p>
+        </w:tc>
+        <w:tc>
+          <w:tcPr/>
+          <w:p>
+            <w:pPr>
+              <w:pStyle w:val="Compact"/>
+            </w:pPr>
+            <w:r>
+              <w:t xml:space="preserve">48</w:t>
+            </w:r>
+          </w:p>
+        </w:tc>
+        <w:tc>
+          <w:tcPr/>
+          <w:p>
+            <w:pPr>
+              <w:pStyle w:val="Compact"/>
+            </w:pPr>
+            <w:r>
+              <w:t xml:space="preserve">0%</w:t>
+            </w:r>
+          </w:p>
+        </w:tc>
+      </w:tr>
+      <w:tr>
+        <w:tc>
+          <w:tcPr/>
+          <w:p>
+            <w:pPr>
+              <w:pStyle w:val="Compact"/>
+            </w:pPr>
+            <w:r>
+              <w:t xml:space="preserve">nacional / ds19</w:t>
+            </w:r>
+          </w:p>
+        </w:tc>
+        <w:tc>
+          <w:tcPr/>
+          <w:p>
+            <w:pPr>
+              <w:pStyle w:val="Compact"/>
+            </w:pPr>
+            <w:r>
+              <w:t xml:space="preserve">32</w:t>
+            </w:r>
+          </w:p>
+        </w:tc>
+        <w:tc>
+          <w:tcPr/>
+          <w:p>
+            <w:pPr>
+              <w:pStyle w:val="Compact"/>
+            </w:pPr>
+            <w:r>
+              <w:t xml:space="preserve">32</w:t>
+            </w:r>
+          </w:p>
+        </w:tc>
+        <w:tc>
+          <w:tcPr/>
+          <w:p>
+            <w:pPr>
+              <w:pStyle w:val="Compact"/>
+            </w:pPr>
+            <w:r>
+              <w:t xml:space="preserve">0%</w:t>
+            </w:r>
+          </w:p>
+        </w:tc>
+      </w:tr>
+      <w:tr>
+        <w:tc>
+          <w:tcPr/>
+          <w:p>
+            <w:pPr>
+              <w:pStyle w:val="Compact"/>
+            </w:pPr>
+            <w:r>
+              <w:t xml:space="preserve">nacional / casa</w:t>
+            </w:r>
+          </w:p>
+        </w:tc>
+        <w:tc>
+          <w:tcPr/>
+          <w:p>
+            <w:pPr>
+              <w:pStyle w:val="Compact"/>
+            </w:pPr>
+            <w:r>
+              <w:t xml:space="preserve">48</w:t>
+            </w:r>
+          </w:p>
+        </w:tc>
+        <w:tc>
+          <w:tcPr/>
+          <w:p>
+            <w:pPr>
+              <w:pStyle w:val="Compact"/>
+            </w:pPr>
+            <w:r>
+              <w:t xml:space="preserve">48</w:t>
+            </w:r>
+          </w:p>
+        </w:tc>
+        <w:tc>
+          <w:tcPr/>
+          <w:p>
+            <w:pPr>
+              <w:pStyle w:val="Compact"/>
+            </w:pPr>
+            <w:r>
+              <w:t xml:space="preserve">0%</w:t>
+            </w:r>
+          </w:p>
+        </w:tc>
+      </w:tr>
+      <w:tr>
+        <w:tc>
+          <w:tcPr/>
+          <w:p>
+            <w:pPr>
+              <w:pStyle w:val="Compact"/>
+            </w:pPr>
+            <w:r>
+              <w:t xml:space="preserve">nacional / townhouse</w:t>
+            </w:r>
+          </w:p>
+        </w:tc>
+        <w:tc>
+          <w:tcPr/>
+          <w:p>
+            <w:pPr>
+              <w:pStyle w:val="Compact"/>
+            </w:pPr>
+            <w:r>
+              <w:t xml:space="preserve">33</w:t>
+            </w:r>
+          </w:p>
+        </w:tc>
+        <w:tc>
+          <w:tcPr/>
+          <w:p>
+            <w:pPr>
+              <w:pStyle w:val="Compact"/>
+            </w:pPr>
+            <w:r>
+              <w:t xml:space="preserve">39</w:t>
+            </w:r>
+          </w:p>
+        </w:tc>
+        <w:tc>
+          <w:tcPr/>
+          <w:p>
+            <w:pPr>
+              <w:pStyle w:val="Compact"/>
+            </w:pPr>
+            <w:r>
+              <w:t xml:space="preserve">-15%</w:t>
+            </w:r>
+          </w:p>
+        </w:tc>
+      </w:tr>
+    </w:tbl>
+    <w:p>
+      <w:pPr>
+        <w:pStyle w:val="BodyText"/>
+      </w:pPr>
+      <w:r>
+        <w:t xml:space="preserve">Las celdas críticas</w:t>
+      </w:r>
+      <w:r>
+        <w:t xml:space="preserve"> </w:t>
+      </w:r>
+      <w:r>
+        <w:rPr>
+          <w:rStyle w:val="VerbatimChar"/>
+        </w:rPr>
+        <w:t xml:space="preserve">audp_zone/edif_4p</w:t>
+      </w:r>
+      <w:r>
+        <w:t xml:space="preserve"> </w:t>
+      </w:r>
+      <w:r>
+        <w:t xml:space="preserve">y</w:t>
+      </w:r>
+      <w:r>
+        <w:t xml:space="preserve"> </w:t>
+      </w:r>
+      <w:r>
+        <w:rPr>
+          <w:rStyle w:val="VerbatimChar"/>
+        </w:rPr>
+        <w:t xml:space="preserve">audp_zone/townhouse</w:t>
+      </w:r>
+      <w:r>
+        <w:t xml:space="preserve"> </w:t>
+      </w:r>
+      <w:r>
+        <w:t xml:space="preserve">quedaron con</w:t>
+      </w:r>
+      <w:r>
+        <w:t xml:space="preserve"> </w:t>
+      </w:r>
+      <w:r>
+        <w:rPr>
+          <w:rStyle w:val="VerbatimChar"/>
+        </w:rPr>
+        <w:t xml:space="preserve">n=17-18</w:t>
+      </w:r>
+      <w:r>
+        <w:t xml:space="preserve"> </w:t>
+      </w:r>
+      <w:r>
+        <w:t xml:space="preserve">trimestres, debajo del umbral conservador de 20 — la calibración se mantiene con un caveat documentado: las correlaciones de esas dos celdas deben leerse con una banda aproximada de</w:t>
+      </w:r>
+      <w:r>
+        <w:t xml:space="preserve"> </w:t>
+      </w:r>
+      <w:r>
+        <w:rPr>
+          <w:b/>
+          <w:bCs/>
+        </w:rPr>
+        <w:t xml:space="preserve">±0.25</w:t>
+      </w:r>
+      <w:r>
+        <w:t xml:space="preserve"> </w:t>
+      </w:r>
+      <w:r>
+        <w:t xml:space="preserve">(una desviación estándar al ratio obs/var = 1.7-1.8). El resto de celdas mantiene</w:t>
+      </w:r>
+      <w:r>
+        <w:t xml:space="preserve"> </w:t>
+      </w:r>
+      <w:r>
+        <w:rPr>
+          <w:rStyle w:val="VerbatimChar"/>
+        </w:rPr>
+        <w:t xml:space="preserve">n=27-48</w:t>
+      </w:r>
+      <w:r>
+        <w:t xml:space="preserve"> </w:t>
+      </w:r>
+      <w:r>
+        <w:t xml:space="preserve">y las correlaciones siguen siendo estadísticamente robustas.</w:t>
+      </w:r>
+    </w:p>
+    <w:p>
+      <w:pPr>
+        <w:pStyle w:val="BodyText"/>
+      </w:pPr>
+      <w:r>
+        <w:rPr>
+          <w:b/>
+          <w:bCs/>
+        </w:rPr>
+        <w:t xml:space="preserve">Validación de signos económicos post-filtro</w:t>
+      </w:r>
+      <w:r>
+        <w:t xml:space="preserve">:</w:t>
+      </w:r>
+      <w:r>
+        <w:t xml:space="preserve"> </w:t>
+      </w:r>
+      <w:r>
+        <w:t xml:space="preserve">-</w:t>
+      </w:r>
+      <w:r>
+        <w:t xml:space="preserve"> </w:t>
+      </w:r>
+      <w:r>
+        <w:rPr>
+          <w:rStyle w:val="VerbatimChar"/>
+        </w:rPr>
+        <w:t xml:space="preserve">Δ tasa hipo → Velocidad</w:t>
+      </w:r>
+      <w:r>
+        <w:t xml:space="preserve">: persiste negativa unánime en las 8 celdas (rango -0.31 a -0.46) — el canal de</w:t>
+      </w:r>
+      <w:r>
+        <w:t xml:space="preserve"> </w:t>
+      </w:r>
+      <w:r>
+        <w:rPr>
+          <w:i/>
+          <w:iCs/>
+        </w:rPr>
+        <w:t xml:space="preserve">affordability</w:t>
+      </w:r>
+      <w:r>
+        <w:t xml:space="preserve"> </w:t>
+      </w:r>
+      <w:r>
+        <w:t xml:space="preserve">sobrevive al filtro intacto.</w:t>
+      </w:r>
+      <w:r>
+        <w:t xml:space="preserve"> </w:t>
+      </w:r>
+      <w:r>
+        <w:t xml:space="preserve">-</w:t>
+      </w:r>
+      <w:r>
+        <w:t xml:space="preserve"> </w:t>
+      </w:r>
+      <w:r>
+        <w:rPr>
+          <w:rStyle w:val="VerbatimChar"/>
+        </w:rPr>
+        <w:t xml:space="preserve">Δ desempleo → Precio</w:t>
+      </w:r>
+      <w:r>
+        <w:t xml:space="preserve">: -0.16 a -0.56 — se mantiene negativa en 5 de 6 celdas significativas, consistente con la teoría.</w:t>
+      </w:r>
+      <w:r>
+        <w:t xml:space="preserve"> </w:t>
+      </w:r>
+      <w:r>
+        <w:t xml:space="preserve">-</w:t>
+      </w:r>
+      <w:r>
+        <w:t xml:space="preserve"> </w:t>
+      </w:r>
+      <w:r>
+        <w:rPr>
+          <w:rStyle w:val="VerbatimChar"/>
+        </w:rPr>
+        <w:t xml:space="preserve">IMACEC → Velocidad</w:t>
+      </w:r>
+      <w:r>
+        <w:t xml:space="preserve"> </w:t>
+      </w:r>
+      <w:r>
+        <w:t xml:space="preserve">en</w:t>
+      </w:r>
+      <w:r>
+        <w:t xml:space="preserve"> </w:t>
+      </w:r>
+      <w:r>
+        <w:rPr>
+          <w:rStyle w:val="VerbatimChar"/>
+        </w:rPr>
+        <w:t xml:space="preserve">audp_zone/edif_4p</w:t>
+      </w:r>
+      <w:r>
+        <w:t xml:space="preserve">: pasa a ρ=+0.47 (vs +0.65 sin filtro) — efecto más moderado pero del signo correcto.</w:t>
+      </w:r>
+    </w:p>
+    <w:p>
+      <w:pPr>
+        <w:pStyle w:val="BodyText"/>
+      </w:pPr>
+      <w:r>
+        <w:rPr>
+          <w:b/>
+          <w:bCs/>
+        </w:rPr>
+        <w:t xml:space="preserve">Independencia explícita del simulador determinista</w:t>
+      </w:r>
+      <w:r>
+        <w:t xml:space="preserve">: este filtro afecta</w:t>
+      </w:r>
+      <w:r>
+        <w:t xml:space="preserve"> </w:t>
+      </w:r>
+      <w:r>
+        <w:rPr>
+          <w:b/>
+          <w:bCs/>
+        </w:rPr>
+        <w:t xml:space="preserve">únicamente la calibración del Monte Carlo</w:t>
+      </w:r>
+      <w:r>
+        <w:t xml:space="preserve">, donde se sampleán shocks macro correlacionados. La pestaña Primeras Etapas del simulador inmobiliario es</w:t>
+      </w:r>
+      <w:r>
+        <w:t xml:space="preserve"> </w:t>
+      </w:r>
+      <w:r>
+        <w:rPr>
+          <w:b/>
+          <w:bCs/>
+        </w:rPr>
+        <w:t xml:space="preserve">completamente independiente</w:t>
+      </w:r>
+      <w:r>
+        <w:t xml:space="preserve"> </w:t>
+      </w:r>
+      <w:r>
+        <w:t xml:space="preserve">de TINSA y opera con sus propios</w:t>
+      </w:r>
+      <w:r>
+        <w:t xml:space="preserve"> </w:t>
+      </w:r>
+      <w:r>
+        <w:rPr>
+          <w:rStyle w:val="VerbatimChar"/>
+        </w:rPr>
+        <w:t xml:space="preserve">velVenta</w:t>
+      </w:r>
+      <w:r>
+        <w:t xml:space="preserve">,</w:t>
+      </w:r>
+      <w:r>
+        <w:t xml:space="preserve"> </w:t>
+      </w:r>
+      <w:r>
+        <w:rPr>
+          <w:rStyle w:val="VerbatimChar"/>
+        </w:rPr>
+        <w:t xml:space="preserve">incidencia</w:t>
+      </w:r>
+      <w:r>
+        <w:t xml:space="preserve"> </w:t>
+      </w:r>
+      <w:r>
+        <w:t xml:space="preserve">y</w:t>
+      </w:r>
+      <w:r>
+        <w:t xml:space="preserve"> </w:t>
+      </w:r>
+      <w:r>
+        <w:rPr>
+          <w:rStyle w:val="VerbatimChar"/>
+        </w:rPr>
+        <w:t xml:space="preserve">ticket</w:t>
+      </w:r>
+      <w:r>
+        <w:t xml:space="preserve"> </w:t>
+      </w:r>
+      <w:r>
+        <w:t xml:space="preserve">configurados por el usuario en la interfaz. El usuario sensibiliza esos parámetros directamente en Primeras Etapas; el Monte Carlo proporciona, sobre ese punto base, la distribución de resultados bajo escenarios macro estocásticos.</w:t>
+      </w:r>
+    </w:p>
+    <w:bookmarkEnd w:id="92"/>
+    <w:bookmarkStart w:id="93" w:name="X62bdb6bb1ea4bfbbcb901d07c830b489eaff68f"/>
+    <w:p>
+      <w:pPr>
+        <w:pStyle w:val="Heading3"/>
+      </w:pPr>
+      <w:r>
+        <w:rPr>
+          <w:rStyle w:val="SectionNumber"/>
+        </w:rPr>
+        <w:t xml:space="preserve">9.2.7</w:t>
+      </w:r>
+      <w:r>
+        <w:tab/>
+      </w:r>
+      <w:r>
+        <w:t xml:space="preserve">Mejora 8 ✓: Botón</w:t>
+      </w:r>
+      <w:r>
+        <w:t xml:space="preserve"> </w:t>
+      </w:r>
+      <w:r>
+        <w:t xml:space="preserve">“Resetear productos a defaults”</w:t>
+      </w:r>
+      <w:r>
+        <w:t xml:space="preserve"> </w:t>
+      </w:r>
+      <w:r>
+        <w:t xml:space="preserve">y trazabilidad de estado</w:t>
+      </w:r>
+    </w:p>
+    <w:p>
+      <w:pPr>
+        <w:pStyle w:val="FirstParagraph"/>
+      </w:pPr>
+      <w:r>
+        <w:rPr>
+          <w:b/>
+          <w:bCs/>
+        </w:rPr>
+        <w:t xml:space="preserve">Caso de uso</w:t>
+      </w:r>
+      <w:r>
+        <w:t xml:space="preserve">: el simulador legacy ofrece la función</w:t>
+      </w:r>
+      <w:r>
+        <w:t xml:space="preserve"> </w:t>
+      </w:r>
+      <w:r>
+        <w:rPr>
+          <w:rStyle w:val="VerbatimChar"/>
+        </w:rPr>
+        <w:t xml:space="preserve">loadRepresentantesFromResidual()</w:t>
+      </w:r>
+      <w:r>
+        <w:t xml:space="preserve"> </w:t>
+      </w:r>
+      <w:r>
+        <w:t xml:space="preserve">(botón 🔮) que carga las incidencias previamente calculadas en</w:t>
+      </w:r>
+      <w:r>
+        <w:t xml:space="preserve"> </w:t>
+      </w:r>
+      <w:r>
+        <w:rPr>
+          <w:rStyle w:val="VerbatimChar"/>
+        </w:rPr>
+        <w:t xml:space="preserve">/residual</w:t>
+      </w:r>
+      <w:r>
+        <w:t xml:space="preserve"> </w:t>
+      </w:r>
+      <w:r>
+        <w:t xml:space="preserve">y las aplica a la tabla de productos en memoria. Estos cambios son típicamente menores (±3-5% sobre los defaults), pero crean un estado de la sesión que no es trivialmente reversible — al recargar, los productos vuelven a defaults, pero durante la sesión activa pueden quedar mezclados.</w:t>
+      </w:r>
+    </w:p>
+    <w:p>
+      <w:pPr>
+        <w:pStyle w:val="BodyText"/>
+      </w:pPr>
+      <w:r>
+        <w:rPr>
+          <w:b/>
+          <w:bCs/>
+        </w:rPr>
+        <w:t xml:space="preserve">Fix</w:t>
+      </w:r>
+      <w:r>
+        <w:t xml:space="preserve">: nuevo botón</w:t>
+      </w:r>
+      <w:r>
+        <w:t xml:space="preserve"> </w:t>
+      </w:r>
+      <w:r>
+        <w:t xml:space="preserve">“↺ Resetear productos a defaults”</w:t>
+      </w:r>
+      <w:r>
+        <w:t xml:space="preserve"> </w:t>
+      </w:r>
+      <w:r>
+        <w:t xml:space="preserve">(color ámbar) ubicado al lado del botón de cargar representantes. Restaura los valores originales de</w:t>
+      </w:r>
+      <w:r>
+        <w:t xml:space="preserve"> </w:t>
+      </w:r>
+      <w:r>
+        <w:rPr>
+          <w:rStyle w:val="VerbatimChar"/>
+        </w:rPr>
+        <w:t xml:space="preserve">ticket</w:t>
+      </w:r>
+      <w:r>
+        <w:t xml:space="preserve">,</w:t>
+      </w:r>
+      <w:r>
+        <w:t xml:space="preserve"> </w:t>
+      </w:r>
+      <w:r>
+        <w:rPr>
+          <w:rStyle w:val="VerbatimChar"/>
+        </w:rPr>
+        <w:t xml:space="preserve">velVenta</w:t>
+      </w:r>
+      <w:r>
+        <w:t xml:space="preserve">,</w:t>
+      </w:r>
+      <w:r>
+        <w:t xml:space="preserve"> </w:t>
+      </w:r>
+      <w:r>
+        <w:rPr>
+          <w:rStyle w:val="VerbatimChar"/>
+        </w:rPr>
+        <w:t xml:space="preserve">incidencia</w:t>
+      </w:r>
+      <w:r>
+        <w:t xml:space="preserve">,</w:t>
+      </w:r>
+      <w:r>
+        <w:t xml:space="preserve"> </w:t>
+      </w:r>
+      <w:r>
+        <w:rPr>
+          <w:rStyle w:val="VerbatimChar"/>
+        </w:rPr>
+        <w:t xml:space="preserve">eficiencia</w:t>
+      </w:r>
+      <w:r>
+        <w:t xml:space="preserve">,</w:t>
+      </w:r>
+      <w:r>
+        <w:t xml:space="preserve"> </w:t>
+      </w:r>
+      <w:r>
+        <w:rPr>
+          <w:rStyle w:val="VerbatimChar"/>
+        </w:rPr>
+        <w:t xml:space="preserve">minUnidades</w:t>
+      </w:r>
+      <w:r>
+        <w:t xml:space="preserve"> </w:t>
+      </w:r>
+      <w:r>
+        <w:t xml:space="preserve">y</w:t>
+      </w:r>
+      <w:r>
+        <w:t xml:space="preserve"> </w:t>
+      </w:r>
+      <w:r>
+        <w:rPr>
+          <w:rStyle w:val="VerbatimChar"/>
+        </w:rPr>
+        <w:t xml:space="preserve">siguiente</w:t>
+      </w:r>
+      <w:r>
+        <w:t xml:space="preserve"> </w:t>
+      </w:r>
+      <w:r>
+        <w:t xml:space="preserve">desde</w:t>
+      </w:r>
+      <w:r>
+        <w:t xml:space="preserve"> </w:t>
+      </w:r>
+      <w:r>
+        <w:rPr>
+          <w:rStyle w:val="VerbatimChar"/>
+        </w:rPr>
+        <w:t xml:space="preserve">PRODUCTS_DEFAULTS</w:t>
+      </w:r>
+      <w:r>
+        <w:t xml:space="preserve"> </w:t>
+      </w:r>
+      <w:r>
+        <w:t xml:space="preserve">(snapshot inmutable creado al inicio del simulador). Re-renderiza la tabla y dispara</w:t>
+      </w:r>
+      <w:r>
+        <w:t xml:space="preserve"> </w:t>
+      </w:r>
+      <w:r>
+        <w:rPr>
+          <w:rStyle w:val="VerbatimChar"/>
+        </w:rPr>
+        <w:t xml:space="preserve">peResimulate()</w:t>
+      </w:r>
+      <w:r>
+        <w:t xml:space="preserve"> </w:t>
+      </w:r>
+      <w:r>
+        <w:t xml:space="preserve">automáticamente para que la pestaña Primeras Etapas refleje el cambio inmediatamente.</w:t>
+      </w:r>
+    </w:p>
+    <w:p>
+      <w:pPr>
+        <w:pStyle w:val="BodyText"/>
+      </w:pPr>
+      <w:r>
+        <w:rPr>
+          <w:b/>
+          <w:bCs/>
+        </w:rPr>
+        <w:t xml:space="preserve">Política de uso recomendada para presentaciones a directorio</w:t>
+      </w:r>
+      <w:r>
+        <w:t xml:space="preserve">:</w:t>
+      </w:r>
+    </w:p>
+    <w:p>
+      <w:pPr>
+        <w:pStyle w:val="Compact"/>
         <w:numPr>
           <w:ilvl w:val="0"/>
           <w:numId w:val="1018"/>
@@ -10679,78 +11867,27 @@
           <w:b/>
           <w:bCs/>
         </w:rPr>
-        <w:t xml:space="preserve">Canal residual condicionado a representantes</w:t>
-      </w:r>
-      <w:r>
-        <w:t xml:space="preserve">: el shock sólo se propagaba a la incidencia si existían representantes guardados en</w:t>
-      </w:r>
-      <w:r>
-        <w:t xml:space="preserve"> </w:t>
-      </w:r>
-      <w:r>
-        <w:rPr>
-          <w:rStyle w:val="VerbatimChar"/>
-        </w:rPr>
-        <w:t xml:space="preserve">localStorage</w:t>
-      </w:r>
-      <w:r>
-        <w:t xml:space="preserve"> </w:t>
-      </w:r>
-      <w:r>
-        <w:t xml:space="preserve">con sensibilidades calculadas. Para usuarios que abrían el simulador sin haber pasado primero por</w:t>
-      </w:r>
-      <w:r>
-        <w:t xml:space="preserve"> </w:t>
-      </w:r>
-      <w:r>
-        <w:rPr>
-          <w:rStyle w:val="VerbatimChar"/>
-        </w:rPr>
-        <w:t xml:space="preserve">/residual</w:t>
-      </w:r>
-      <w:r>
-        <w:t xml:space="preserve">, el código ejecutaba</w:t>
-      </w:r>
-      <w:r>
-        <w:t xml:space="preserve"> </w:t>
-      </w:r>
-      <w:r>
-        <w:rPr>
-          <w:rStyle w:val="VerbatimChar"/>
-        </w:rPr>
-        <w:t xml:space="preserve">continue</w:t>
-      </w:r>
-      <w:r>
-        <w:t xml:space="preserve"> </w:t>
-      </w:r>
-      <w:r>
-        <w:t xml:space="preserve">y el shock era inerte.</w:t>
-      </w:r>
-      <w:r>
-        <w:t xml:space="preserve"> </w:t>
-      </w:r>
-      <w:r>
-        <w:rPr>
-          <w:b/>
-          <w:bCs/>
-        </w:rPr>
-        <w:t xml:space="preserve">Fix</w:t>
-      </w:r>
-      <w:r>
-        <w:t xml:space="preserve">: aplicar las sensibilidades default razonables (</w:t>
-      </w:r>
-      <w:r>
-        <w:rPr>
-          <w:rStyle w:val="VerbatimChar"/>
-        </w:rPr>
-        <w:t xml:space="preserve">{ticket: 0.65, costo: -0.45, plazo: -0.12}</w:t>
-      </w:r>
-      <w:r>
-        <w:t xml:space="preserve">) siempre, no sólo cuando hay representante explícito.</w:t>
-      </w:r>
-    </w:p>
-    <w:p>
-      <w:pPr>
+        <w:t xml:space="preserve">Partir desde defaults limpios</w:t>
+      </w:r>
+      <w:r>
+        <w:t xml:space="preserve">: clickear</w:t>
+      </w:r>
+      <w:r>
+        <w:t xml:space="preserve"> </w:t>
+      </w:r>
+      <w:r>
+        <w:t xml:space="preserve">“↺ Resetear productos”</w:t>
+      </w:r>
+      <w:r>
+        <w:t xml:space="preserve"> </w:t>
+      </w:r>
+      <w:r>
+        <w:t xml:space="preserve">antes de cualquier evaluación nueva.</w:t>
+      </w:r>
+    </w:p>
+    <w:p>
+      <w:pPr>
+        <w:pStyle w:val="Compact"/>
         <w:numPr>
           <w:ilvl w:val="0"/>
           <w:numId w:val="1018"/>
@@ -10761,57 +11898,183 @@
           <w:b/>
           <w:bCs/>
         </w:rPr>
-        <w:t xml:space="preserve">Canal directo desconectado</w:t>
-      </w:r>
-      <w:r>
-        <w:t xml:space="preserve">: las distribuciones de costo de infraestructura (</w:t>
+        <w:t xml:space="preserve">Configurar inputs UI</w:t>
+      </w:r>
+      <w:r>
+        <w:t xml:space="preserve"> </w:t>
+      </w:r>
+      <w:r>
+        <w:t xml:space="preserve">(escenario operadores, plusvalía, hito tren, modo PRC) según el caso a evaluar.</w:t>
+      </w:r>
+    </w:p>
+    <w:p>
+      <w:pPr>
+        <w:pStyle w:val="Compact"/>
+        <w:numPr>
+          <w:ilvl w:val="0"/>
+          <w:numId w:val="1018"/>
+        </w:numPr>
+      </w:pPr>
+      <w:r>
+        <w:rPr>
+          <w:b/>
+          <w:bCs/>
+        </w:rPr>
+        <w:t xml:space="preserve">Cargar representantes</w:t>
+      </w:r>
+      <w:r>
+        <w:t xml:space="preserve"> </w:t>
+      </w:r>
+      <w:r>
+        <w:t xml:space="preserve">sólo si se quiere usar las incidencias específicas del residual ejecutado para ese AUDP.</w:t>
+      </w:r>
+    </w:p>
+    <w:p>
+      <w:pPr>
+        <w:pStyle w:val="Compact"/>
+        <w:numPr>
+          <w:ilvl w:val="0"/>
+          <w:numId w:val="1018"/>
+        </w:numPr>
+      </w:pPr>
+      <w:r>
+        <w:rPr>
+          <w:b/>
+          <w:bCs/>
+        </w:rPr>
+        <w:t xml:space="preserve">Documentar el estado</w:t>
+      </w:r>
+      <w:r>
+        <w:t xml:space="preserve"> </w:t>
+      </w:r>
+      <w:r>
+        <w:t xml:space="preserve">capturando los inputs UI y la sección de productos para reproducibilidad.</w:t>
+      </w:r>
+    </w:p>
+    <w:p>
+      <w:pPr>
+        <w:pStyle w:val="FirstParagraph"/>
+      </w:pPr>
+      <w:r>
+        <w:t xml:space="preserve">Esto da control determinista sobre el estado base del simulador, asegurando que los números presentados al directorio se puedan reproducir bit-a-bit sin depender de la sesión del navegador.</w:t>
+      </w:r>
+    </w:p>
+    <w:bookmarkEnd w:id="93"/>
+    <w:bookmarkStart w:id="94" w:name="X589c893a000aacc0a3c7330b1a3cfd23dc2f3ac"/>
+    <w:p>
+      <w:pPr>
+        <w:pStyle w:val="Heading3"/>
+      </w:pPr>
+      <w:r>
+        <w:rPr>
+          <w:rStyle w:val="SectionNumber"/>
+        </w:rPr>
+        <w:t xml:space="preserve">9.2.8</w:t>
+      </w:r>
+      <w:r>
+        <w:tab/>
+      </w:r>
+      <w:r>
+        <w:t xml:space="preserve">Mejora 6 ✓: Cópula CROSS unificada 10D (Versión 3)</w:t>
+      </w:r>
+    </w:p>
+    <w:p>
+      <w:pPr>
+        <w:pStyle w:val="FirstParagraph"/>
+      </w:pPr>
+      <w:r>
+        <w:rPr>
+          <w:b/>
+          <w:bCs/>
+        </w:rPr>
+        <w:t xml:space="preserve">Brecha que cerró</w:t>
+      </w:r>
+      <w:r>
+        <w:t xml:space="preserve">: la versión 2 mantenía dos cópulas separadas (macro-macro y producto-producto). La dependencia macro→producto se modelaba indirectamente a través de la regresión polinómica de velocidad. Esto subestimaba canales económicos directos como</w:t>
+      </w:r>
+      <w:r>
+        <w:t xml:space="preserve"> </w:t>
+      </w:r>
+      <w:r>
+        <w:t xml:space="preserve">“tasa hipotecaria → velocidad”</w:t>
+      </w:r>
+      <w:r>
+        <w:t xml:space="preserve"> </w:t>
+      </w:r>
+      <w:r>
+        <w:t xml:space="preserve">o</w:t>
+      </w:r>
+      <w:r>
+        <w:t xml:space="preserve"> </w:t>
+      </w:r>
+      <w:r>
+        <w:t xml:space="preserve">“desempleo → precio”</w:t>
+      </w:r>
+      <w:r>
+        <w:t xml:space="preserve">, cuya transmisión es estructural y no se reduce a una función de IMACEC e IPV.</w:t>
+      </w:r>
+    </w:p>
+    <w:p>
+      <w:pPr>
+        <w:pStyle w:val="BodyText"/>
+      </w:pPr>
+      <w:r>
+        <w:rPr>
+          <w:b/>
+          <w:bCs/>
+        </w:rPr>
+        <w:t xml:space="preserve">Implementación</w:t>
+      </w:r>
+      <w:r>
+        <w:t xml:space="preserve">: una única cópula t (ν=4) de 10 dimensiones por celda (familia × zona). Las 10 variables son las cinco macros (IMACEC, Δ tasa hipotecaria, Δ desempleo, IPV YoY, ICOI YoY) y las cinco de producto (precio, velocidad, plazo, descuento, tamaño), todas en YoY o variación interanual. Calibración por Spearman empírico convertido a Pearson y luego a matriz de correlación PSD vía Cholesky.</w:t>
+      </w:r>
+    </w:p>
+    <w:p>
+      <w:pPr>
+        <w:pStyle w:val="BodyText"/>
+      </w:pPr>
+      <w:r>
+        <w:rPr>
+          <w:b/>
+          <w:bCs/>
+        </w:rPr>
+        <w:t xml:space="preserve">Verificación 200/200</w:t>
+      </w:r>
+      <w:r>
+        <w:t xml:space="preserve"> </w:t>
+      </w:r>
+      <w:r>
+        <w:t xml:space="preserve">(post-filtro de precio): el script</w:t>
+      </w:r>
+      <w:r>
+        <w:t xml:space="preserve"> </w:t>
       </w:r>
       <w:r>
         <w:rPr>
           <w:rStyle w:val="VerbatimChar"/>
         </w:rPr>
-        <w:t xml:space="preserve">im</w:t>
-      </w:r>
-      <w:r>
-        <w:t xml:space="preserve">) y mitigaciones (</w:t>
+        <w:t xml:space="preserve">analysis/verify_all_cross_correlations.py</w:t>
+      </w:r>
+      <w:r>
+        <w:t xml:space="preserve"> </w:t>
+      </w:r>
+      <w:r>
+        <w:t xml:space="preserve">recorre las 200 combinaciones (5 macros × 5 productos × 4 familias × 2 zonas) y reporta el ρ empírico, su significancia y el sample size. Las 200 están calibradas; 98 son significativas (|ρ| &gt; 0.20) y 23 fuertes (|ρ| &gt; 0.40). Los caveats de sample size aplican a</w:t>
+      </w:r>
+      <w:r>
+        <w:t xml:space="preserve"> </w:t>
       </w:r>
       <w:r>
         <w:rPr>
           <w:rStyle w:val="VerbatimChar"/>
         </w:rPr>
-        <w:t xml:space="preserve">mm</w:t>
-      </w:r>
-      <w:r>
-        <w:t xml:space="preserve">) usaban distribuciones triangulares</w:t>
-      </w:r>
-      <w:r>
-        <w:t xml:space="preserve"> </w:t>
-      </w:r>
-      <w:r>
-        <w:rPr>
-          <w:b/>
-          <w:bCs/>
-        </w:rPr>
-        <w:t xml:space="preserve">independientes</w:t>
-      </w:r>
-      <w:r>
-        <w:t xml:space="preserve"> </w:t>
-      </w:r>
-      <w:r>
-        <w:t xml:space="preserve">del shock macro. Esto rompía la coherencia económica: una recesión que sube el ICOI 8% subía la incidencia con sensibilidad correcta, pero infra/mitigaciones se sampleaban de una distribución que ignoraba el shock — dos canales que en la realidad están perfectamente correlacionados (mismo input ICOI).</w:t>
-      </w:r>
-      <w:r>
-        <w:t xml:space="preserve"> </w:t>
-      </w:r>
-      <w:r>
-        <w:rPr>
-          <w:b/>
-          <w:bCs/>
-        </w:rPr>
-        <w:t xml:space="preserve">Fix</w:t>
-      </w:r>
-      <w:r>
-        <w:t xml:space="preserve">: en modo factor (v1/v2/v3),</w:t>
+        <w:t xml:space="preserve">audp_zone/edif_4p</w:t>
+      </w:r>
+      <w:r>
+        <w:t xml:space="preserve"> </w:t>
+      </w:r>
+      <w:r>
+        <w:t xml:space="preserve">(n=17) y</w:t>
       </w:r>
       <w:r>
         <w:t xml:space="preserve"> </w:t>
@@ -10820,40 +12083,129 @@
         <w:rPr>
           <w:rStyle w:val="VerbatimChar"/>
         </w:rPr>
-        <w:t xml:space="preserve">im</w:t>
-      </w:r>
-      <w:r>
-        <w:t xml:space="preserve"> </w:t>
-      </w:r>
-      <w:r>
-        <w:t xml:space="preserve">y</w:t>
-      </w:r>
-      <w:r>
-        <w:t xml:space="preserve"> </w:t>
-      </w:r>
+        <w:t xml:space="preserve">audp_zone/townhouse</w:t>
+      </w:r>
+      <w:r>
+        <w:t xml:space="preserve"> </w:t>
+      </w:r>
+      <w:r>
+        <w:t xml:space="preserve">(n=18) post-filtro.</w:t>
+      </w:r>
+    </w:p>
+    <w:p>
+      <w:pPr>
+        <w:pStyle w:val="BodyText"/>
+      </w:pPr>
+      <w:r>
+        <w:rPr>
+          <w:b/>
+          <w:bCs/>
+        </w:rPr>
+        <w:t xml:space="preserve">Validación económica de signos</w:t>
+      </w:r>
+      <w:r>
+        <w:t xml:space="preserve">:</w:t>
+      </w:r>
+    </w:p>
+    <w:p>
+      <w:pPr>
+        <w:pStyle w:val="SourceCode"/>
+      </w:pPr>
       <w:r>
         <w:rPr>
           <w:rStyle w:val="VerbatimChar"/>
         </w:rPr>
-        <w:t xml:space="preserve">mm</w:t>
-      </w:r>
-      <w:r>
-        <w:t xml:space="preserve"> </w:t>
-      </w:r>
-      <w:r>
-        <w:t xml:space="preserve">se acoplan directamente al</w:t>
-      </w:r>
-      <w:r>
-        <w:t xml:space="preserve"> </w:t>
+        <w:t xml:space="preserve">✓ Δ tasa hipo → Velocidad: -0.28 a -0.46 (8/8 celdas)</w:t>
+      </w:r>
+      <w:r>
+        <w:br/>
       </w:r>
       <w:r>
         <w:rPr>
           <w:rStyle w:val="VerbatimChar"/>
         </w:rPr>
-        <w:t xml:space="preserve">costoMult</w:t>
-      </w:r>
-      <w:r>
-        <w:t xml:space="preserve">. Las mitigaciones reciben una leve amplificación (×1.1) por su mayor componente regulatorio/social.</w:t>
+        <w:t xml:space="preserve">   Affordability confirmada: tasa sube → menos compradores califican.</w:t>
+      </w:r>
+      <w:r>
+        <w:br/>
+      </w:r>
+      <w:r>
+        <w:br/>
+      </w:r>
+      <w:r>
+        <w:rPr>
+          <w:rStyle w:val="VerbatimChar"/>
+        </w:rPr>
+        <w:t xml:space="preserve">✓ Δ desempleo → Precio: -0.22 a -0.55 (4/4 celdas significativas)</w:t>
+      </w:r>
+      <w:r>
+        <w:br/>
+      </w:r>
+      <w:r>
+        <w:rPr>
+          <w:rStyle w:val="VerbatimChar"/>
+        </w:rPr>
+        <w:t xml:space="preserve">   Canal de empleo→demanda directo, sin pasar por IMACEC.</w:t>
+      </w:r>
+      <w:r>
+        <w:br/>
+      </w:r>
+      <w:r>
+        <w:br/>
+      </w:r>
+      <w:r>
+        <w:rPr>
+          <w:rStyle w:val="VerbatimChar"/>
+        </w:rPr>
+        <w:t xml:space="preserve">✓ IPV YoY → Plazo de venta: -0.43 a -0.78</w:t>
+      </w:r>
+      <w:r>
+        <w:br/>
+      </w:r>
+      <w:r>
+        <w:rPr>
+          <w:rStyle w:val="VerbatimChar"/>
+        </w:rPr>
+        <w:t xml:space="preserve">   Cuando precios aceleran, las unidades se venden más rápido.</w:t>
+      </w:r>
+      <w:r>
+        <w:br/>
+      </w:r>
+      <w:r>
+        <w:rPr>
+          <w:rStyle w:val="VerbatimChar"/>
+        </w:rPr>
+        <w:t xml:space="preserve">   Validación cruzada con el modelo dinámico residual.</w:t>
+      </w:r>
+      <w:r>
+        <w:br/>
+      </w:r>
+      <w:r>
+        <w:br/>
+      </w:r>
+      <w:r>
+        <w:rPr>
+          <w:rStyle w:val="VerbatimChar"/>
+        </w:rPr>
+        <w:t xml:space="preserve">✗ Δ desempleo → Velocidad: signo mixto en townhouse</w:t>
+      </w:r>
+      <w:r>
+        <w:br/>
+      </w:r>
+      <w:r>
+        <w:rPr>
+          <w:rStyle w:val="VerbatimChar"/>
+        </w:rPr>
+        <w:t xml:space="preserve">   Probablemente refleja efecto cohorte (compradores DS19 no</w:t>
+      </w:r>
+      <w:r>
+        <w:br/>
+      </w:r>
+      <w:r>
+        <w:rPr>
+          <w:rStyle w:val="VerbatimChar"/>
+        </w:rPr>
+        <w:t xml:space="preserve">   afectados por ciclo laboral formal de manera lineal).</w:t>
       </w:r>
     </w:p>
     <w:p>
@@ -10865,10 +12217,37 @@
           <w:b/>
           <w:bCs/>
         </w:rPr>
-        <w:t xml:space="preserve">Consecuencia esperada</w:t>
-      </w:r>
-      <w:r>
-        <w:t xml:space="preserve">: el</w:t>
+        <w:t xml:space="preserve">Toggle en el simulador</w:t>
+      </w:r>
+      <w:r>
+        <w:t xml:space="preserve">: ⭐ v3 CROSS (default) | 🌟 v2 | 🌎 v1 | 📊 Empírico | ⚙ Paramétrico. El panel</w:t>
+      </w:r>
+      <w:r>
+        <w:t xml:space="preserve"> </w:t>
+      </w:r>
+      <w:r>
+        <w:t xml:space="preserve">“Drivers macroeconómicos sampleados”</w:t>
+      </w:r>
+      <w:r>
+        <w:t xml:space="preserve"> </w:t>
+      </w:r>
+      <w:r>
+        <w:t xml:space="preserve">en el resultado del Monte Carlo muestra histogramas con la distribución observada de las cinco macros durante las N iteraciones, permitiendo verificar visualmente que el sample respeta los regímenes históricos (boom, COVID, slowdown).</w:t>
+      </w:r>
+    </w:p>
+    <w:p>
+      <w:pPr>
+        <w:pStyle w:val="BodyText"/>
+      </w:pPr>
+      <w:r>
+        <w:rPr>
+          <w:b/>
+          <w:bCs/>
+        </w:rPr>
+        <w:t xml:space="preserve">Limitación documentada</w:t>
+      </w:r>
+      <w:r>
+        <w:t xml:space="preserve">: con</w:t>
       </w:r>
       <w:r>
         <w:t xml:space="preserve"> </w:t>
@@ -10877,47 +12256,13 @@
         <w:rPr>
           <w:rStyle w:val="VerbatimChar"/>
         </w:rPr>
-        <w:t xml:space="preserve">costoMult</w:t>
-      </w:r>
-      <w:r>
-        <w:t xml:space="preserve"> </w:t>
-      </w:r>
-      <w:r>
-        <w:t xml:space="preserve">ahora aparece sistemáticamente entre las primeras tres variables del tornado en escenarios con shocks materiales, reflejando su peso económico real. Este efecto se observa tanto en las celdas con representantes guardados (canal residual + directo) como en las que no (sólo canal directo, vía infra/mitigaciones acopladas).</w:t>
-      </w:r>
-    </w:p>
-    <w:bookmarkEnd w:id="92"/>
-    <w:bookmarkStart w:id="93" w:name="X0bf61afe7fcfc01cdfd4f6429b0e36c77eddf1e"/>
-    <w:p>
-      <w:pPr>
-        <w:pStyle w:val="Heading3"/>
-      </w:pPr>
-      <w:r>
-        <w:rPr>
-          <w:rStyle w:val="SectionNumber"/>
-        </w:rPr>
-        <w:t xml:space="preserve">9.2.7</w:t>
-      </w:r>
-      <w:r>
-        <w:tab/>
-      </w:r>
-      <w:r>
-        <w:t xml:space="preserve">Mejora 8 ✓: Cap combinado AUDP de operadores simultáneos</w:t>
-      </w:r>
-    </w:p>
-    <w:p>
-      <w:pPr>
-        <w:pStyle w:val="FirstParagraph"/>
-      </w:pPr>
-      <w:r>
-        <w:rPr>
-          <w:b/>
-          <w:bCs/>
-        </w:rPr>
-        <w:t xml:space="preserve">Problema detectado</w:t>
-      </w:r>
-      <w:r>
-        <w:t xml:space="preserve">: la herramienta podía proyectar ingresos anuales en torno a 12-13 millones USD por las dos AUDPs combinadas (Batuco + Colina), lo cual no es coherente con la realidad de absorción del eje Norte de Santiago. La causa: hasta antes de este fix, el modelo permitía hasta 32 operadores simultáneos en AUDPs (4 productos × 4 ops por escenario</w:t>
+        <w:t xml:space="preserve">n=17-48</w:t>
+      </w:r>
+      <w:r>
+        <w:t xml:space="preserve"> </w:t>
+      </w:r>
+      <w:r>
+        <w:t xml:space="preserve">trimestres por celda (post-filtro de precio) y 10 dimensiones, el ratio observaciones/variables va de 1.7 a 4.8. La t-cópula con ν=4 introduce</w:t>
       </w:r>
       <w:r>
         <w:t xml:space="preserve"> </w:t>
@@ -10927,209 +12272,40 @@
           <w:i/>
           <w:iCs/>
         </w:rPr>
-        <w:t xml:space="preserve">esperada</w:t>
-      </w:r>
-      <w:r>
-        <w:t xml:space="preserve"> </w:t>
-      </w:r>
-      <w:r>
-        <w:t xml:space="preserve">× 2 zonas), sin un cap global combinado. Sólo Deptos 3 tenía cap combinado.</w:t>
-      </w:r>
-    </w:p>
-    <w:p>
-      <w:pPr>
-        <w:pStyle w:val="BodyText"/>
-      </w:pPr>
-      <w:r>
-        <w:rPr>
-          <w:b/>
-          <w:bCs/>
-        </w:rPr>
-        <w:t xml:space="preserve">Calibración empírica con TINSA</w:t>
-      </w:r>
-      <w:r>
-        <w:t xml:space="preserve">: la velocidad mediana de proyectos activos en Chile es 0.7 ud/mes/proyecto (124.981 observaciones); el percentil 75 es 1.4 ud/mes; sólo el percentil 90 supera 3 ud/mes. Los defaults del simulador (4-6 ud/mes/operador) corresponden a proyectos del top decil en zonas premium, no al promedio AUDP del eje Norte. Combinado con 16-32 operadores simultáneos, eso explica la sobreestimación.</w:t>
-      </w:r>
-    </w:p>
-    <w:p>
-      <w:pPr>
-        <w:pStyle w:val="BodyText"/>
-      </w:pPr>
-      <w:r>
-        <w:rPr>
-          <w:b/>
-          <w:bCs/>
-        </w:rPr>
-        <w:t xml:space="preserve">Fix</w:t>
-      </w:r>
-      <w:r>
-        <w:t xml:space="preserve">: nuevo cap global combinado AUDP, escalable por escenario:</w:t>
-      </w:r>
-      <w:r>
-        <w:t xml:space="preserve"> </w:t>
-      </w:r>
-      <w:r>
-        <w:t xml:space="preserve">- Pesimista: 8 operadores simultáneos máximo entre Batuco + Colina</w:t>
-      </w:r>
-      <w:r>
-        <w:t xml:space="preserve"> </w:t>
-      </w:r>
-      <w:r>
-        <w:t xml:space="preserve">- Esperada: 14 operadores</w:t>
-      </w:r>
-      <w:r>
-        <w:t xml:space="preserve"> </w:t>
-      </w:r>
-      <w:r>
-        <w:t xml:space="preserve">- Optimista: 20 operadores</w:t>
-      </w:r>
-    </w:p>
-    <w:p>
-      <w:pPr>
-        <w:pStyle w:val="BodyText"/>
-      </w:pPr>
-      <w:r>
-        <w:t xml:space="preserve">La reducción se aplica de manera proporcional uniforme para preservar el mix de productos. Esto refleja que las AUDPs adyacentes en el mismo eje vial</w:t>
-      </w:r>
-      <w:r>
-        <w:t xml:space="preserve"> </w:t>
-      </w:r>
-      <w:r>
-        <w:rPr>
-          <w:b/>
-          <w:bCs/>
-        </w:rPr>
-        <w:t xml:space="preserve">comparten demanda regional</w:t>
-      </w:r>
-      <w:r>
-        <w:t xml:space="preserve"> </w:t>
-      </w:r>
-      <w:r>
-        <w:t xml:space="preserve">— un comprador interesado en Batuco también considera Colina, no son segmentos independientes.</w:t>
-      </w:r>
-    </w:p>
-    <w:p>
-      <w:pPr>
-        <w:pStyle w:val="BodyText"/>
-      </w:pPr>
-      <w:r>
-        <w:rPr>
-          <w:b/>
-          <w:bCs/>
-        </w:rPr>
-        <w:t xml:space="preserve">Limitación honesta</w:t>
-      </w:r>
-      <w:r>
-        <w:t xml:space="preserve">: el cap es una restricción de demanda regional, no una calibración mecánica. La velocidad por operador (</w:t>
+        <w:t xml:space="preserve">tail dependence</w:t>
+      </w:r>
+      <w:r>
+        <w:t xml:space="preserve"> </w:t>
+      </w:r>
+      <w:r>
+        <w:t xml:space="preserve">y mitiga el sobreajuste, pero las correlaciones de las celdas con</w:t>
+      </w:r>
+      <w:r>
+        <w:t xml:space="preserve"> </w:t>
       </w:r>
       <w:r>
         <w:rPr>
           <w:rStyle w:val="VerbatimChar"/>
         </w:rPr>
-        <w:t xml:space="preserve">velVenta</w:t>
-      </w:r>
-      <w:r>
-        <w:t xml:space="preserve">) sigue como input del usuario (defaults heredados de la versión inicial). Para escenarios más conservadores, el usuario puede combinar cap esperada con</w:t>
-      </w:r>
-      <w:r>
-        <w:t xml:space="preserve"> </w:t>
+        <w:t xml:space="preserve">n&lt;20</w:t>
+      </w:r>
+      <w:r>
+        <w:t xml:space="preserve"> </w:t>
+      </w:r>
+      <w:r>
+        <w:t xml:space="preserve">deben interpretarse con una banda aproximada de ±0.25 (</w:t>
       </w:r>
       <w:r>
         <w:rPr>
           <w:rStyle w:val="VerbatimChar"/>
         </w:rPr>
-        <w:t xml:space="preserve">velVenta</w:t>
-      </w:r>
-      <w:r>
-        <w:t xml:space="preserve"> </w:t>
-      </w:r>
-      <w:r>
-        <w:t xml:space="preserve">reducido a 2.5-3.0 ud/mes (más alineado con TINSA p75).</w:t>
-      </w:r>
-    </w:p>
-    <w:bookmarkEnd w:id="93"/>
-    <w:bookmarkStart w:id="94" w:name="X589c893a000aacc0a3c7330b1a3cfd23dc2f3ac"/>
-    <w:p>
-      <w:pPr>
-        <w:pStyle w:val="Heading3"/>
-      </w:pPr>
-      <w:r>
-        <w:rPr>
-          <w:rStyle w:val="SectionNumber"/>
-        </w:rPr>
-        <w:t xml:space="preserve">9.2.8</w:t>
-      </w:r>
-      <w:r>
-        <w:tab/>
-      </w:r>
-      <w:r>
-        <w:t xml:space="preserve">Mejora 6 ✓: Cópula CROSS unificada 10D (Versión 3)</w:t>
-      </w:r>
-    </w:p>
-    <w:p>
-      <w:pPr>
-        <w:pStyle w:val="FirstParagraph"/>
-      </w:pPr>
-      <w:r>
-        <w:rPr>
-          <w:b/>
-          <w:bCs/>
-        </w:rPr>
-        <w:t xml:space="preserve">Brecha que cerró</w:t>
-      </w:r>
-      <w:r>
-        <w:t xml:space="preserve">: la versión 2 mantenía dos cópulas separadas (macro-macro y producto-producto). La dependencia macro→producto se modelaba indirectamente a través de la regresión polinómica de velocidad. Esto subestimaba canales económicos directos como</w:t>
-      </w:r>
-      <w:r>
-        <w:t xml:space="preserve"> </w:t>
-      </w:r>
-      <w:r>
-        <w:t xml:space="preserve">“tasa hipotecaria → velocidad”</w:t>
-      </w:r>
-      <w:r>
-        <w:t xml:space="preserve"> </w:t>
-      </w:r>
-      <w:r>
-        <w:t xml:space="preserve">o</w:t>
-      </w:r>
-      <w:r>
-        <w:t xml:space="preserve"> </w:t>
-      </w:r>
-      <w:r>
-        <w:t xml:space="preserve">“desempleo → precio”</w:t>
-      </w:r>
-      <w:r>
-        <w:t xml:space="preserve">, cuya transmisión es estructural y no se reduce a una función de IMACEC e IPV.</w:t>
-      </w:r>
-    </w:p>
-    <w:p>
-      <w:pPr>
-        <w:pStyle w:val="BodyText"/>
-      </w:pPr>
-      <w:r>
-        <w:rPr>
-          <w:b/>
-          <w:bCs/>
-        </w:rPr>
-        <w:t xml:space="preserve">Implementación</w:t>
-      </w:r>
-      <w:r>
-        <w:t xml:space="preserve">: una única cópula t (ν=4) de 10 dimensiones por celda (familia × zona). Las 10 variables son las cinco macros (IMACEC, Δ tasa hipotecaria, Δ desempleo, IPV YoY, ICOI YoY) y las cinco de producto (precio, velocidad, plazo, descuento, tamaño), todas en YoY o variación interanual. Calibración por Spearman empírico convertido a Pearson y luego a matriz de correlación PSD vía Cholesky.</w:t>
-      </w:r>
-    </w:p>
-    <w:p>
-      <w:pPr>
-        <w:pStyle w:val="BodyText"/>
-      </w:pPr>
-      <w:r>
-        <w:rPr>
-          <w:b/>
-          <w:bCs/>
-        </w:rPr>
-        <w:t xml:space="preserve">Verificación 200/200</w:t>
-      </w:r>
-      <w:r>
-        <w:t xml:space="preserve">: el script</w:t>
+        <w:t xml:space="preserve">audp_zone/edif_4p</w:t>
+      </w:r>
+      <w:r>
+        <w:t xml:space="preserve"> </w:t>
+      </w:r>
+      <w:r>
+        <w:t xml:space="preserve">y</w:t>
       </w:r>
       <w:r>
         <w:t xml:space="preserve"> </w:t>
@@ -11138,202 +12314,10 @@
         <w:rPr>
           <w:rStyle w:val="VerbatimChar"/>
         </w:rPr>
-        <w:t xml:space="preserve">analysis/verify_all_cross_correlations.py</w:t>
-      </w:r>
-      <w:r>
-        <w:t xml:space="preserve"> </w:t>
-      </w:r>
-      <w:r>
-        <w:t xml:space="preserve">recorre las 200 combinaciones (5 macros × 5 productos × 4 familias × 2 zonas) y reporta el ρ empírico, su significancia y el sample size. Las 200 están calibradas; 102 son significativas y 27 fuertes.</w:t>
-      </w:r>
-    </w:p>
-    <w:p>
-      <w:pPr>
-        <w:pStyle w:val="BodyText"/>
-      </w:pPr>
-      <w:r>
-        <w:rPr>
-          <w:b/>
-          <w:bCs/>
-        </w:rPr>
-        <w:t xml:space="preserve">Validación económica de signos</w:t>
-      </w:r>
-      <w:r>
-        <w:t xml:space="preserve">:</w:t>
-      </w:r>
-    </w:p>
-    <w:p>
-      <w:pPr>
-        <w:pStyle w:val="SourceCode"/>
-      </w:pPr>
-      <w:r>
-        <w:rPr>
-          <w:rStyle w:val="VerbatimChar"/>
-        </w:rPr>
-        <w:t xml:space="preserve">✓ Δ tasa hipo → Velocidad: -0.28 a -0.46 (8/8 celdas)</w:t>
-      </w:r>
-      <w:r>
-        <w:br/>
-      </w:r>
-      <w:r>
-        <w:rPr>
-          <w:rStyle w:val="VerbatimChar"/>
-        </w:rPr>
-        <w:t xml:space="preserve">   Affordability confirmada: tasa sube → menos compradores califican.</w:t>
-      </w:r>
-      <w:r>
-        <w:br/>
-      </w:r>
-      <w:r>
-        <w:br/>
-      </w:r>
-      <w:r>
-        <w:rPr>
-          <w:rStyle w:val="VerbatimChar"/>
-        </w:rPr>
-        <w:t xml:space="preserve">✓ Δ desempleo → Precio: -0.22 a -0.55 (4/4 celdas significativas)</w:t>
-      </w:r>
-      <w:r>
-        <w:br/>
-      </w:r>
-      <w:r>
-        <w:rPr>
-          <w:rStyle w:val="VerbatimChar"/>
-        </w:rPr>
-        <w:t xml:space="preserve">   Canal de empleo→demanda directo, sin pasar por IMACEC.</w:t>
-      </w:r>
-      <w:r>
-        <w:br/>
-      </w:r>
-      <w:r>
-        <w:br/>
-      </w:r>
-      <w:r>
-        <w:rPr>
-          <w:rStyle w:val="VerbatimChar"/>
-        </w:rPr>
-        <w:t xml:space="preserve">✓ IPV YoY → Plazo de venta: -0.43 a -0.78</w:t>
-      </w:r>
-      <w:r>
-        <w:br/>
-      </w:r>
-      <w:r>
-        <w:rPr>
-          <w:rStyle w:val="VerbatimChar"/>
-        </w:rPr>
-        <w:t xml:space="preserve">   Cuando precios aceleran, las unidades se venden más rápido.</w:t>
-      </w:r>
-      <w:r>
-        <w:br/>
-      </w:r>
-      <w:r>
-        <w:rPr>
-          <w:rStyle w:val="VerbatimChar"/>
-        </w:rPr>
-        <w:t xml:space="preserve">   Validación cruzada con el modelo dinámico residual.</w:t>
-      </w:r>
-      <w:r>
-        <w:br/>
-      </w:r>
-      <w:r>
-        <w:br/>
-      </w:r>
-      <w:r>
-        <w:rPr>
-          <w:rStyle w:val="VerbatimChar"/>
-        </w:rPr>
-        <w:t xml:space="preserve">✗ Δ desempleo → Velocidad: signo mixto en townhouse</w:t>
-      </w:r>
-      <w:r>
-        <w:br/>
-      </w:r>
-      <w:r>
-        <w:rPr>
-          <w:rStyle w:val="VerbatimChar"/>
-        </w:rPr>
-        <w:t xml:space="preserve">   Probablemente refleja efecto cohorte (compradores DS19 no</w:t>
-      </w:r>
-      <w:r>
-        <w:br/>
-      </w:r>
-      <w:r>
-        <w:rPr>
-          <w:rStyle w:val="VerbatimChar"/>
-        </w:rPr>
-        <w:t xml:space="preserve">   afectados por ciclo laboral formal de manera lineal).</w:t>
-      </w:r>
-    </w:p>
-    <w:p>
-      <w:pPr>
-        <w:pStyle w:val="FirstParagraph"/>
-      </w:pPr>
-      <w:r>
-        <w:rPr>
-          <w:b/>
-          <w:bCs/>
-        </w:rPr>
-        <w:t xml:space="preserve">Toggle en el simulador</w:t>
-      </w:r>
-      <w:r>
-        <w:t xml:space="preserve">: ⭐ v3 CROSS (default) | 🌟 v2 | 🌎 v1 | 📊 Empírico | ⚙ Paramétrico. El panel</w:t>
-      </w:r>
-      <w:r>
-        <w:t xml:space="preserve"> </w:t>
-      </w:r>
-      <w:r>
-        <w:t xml:space="preserve">“Drivers macroeconómicos sampleados”</w:t>
-      </w:r>
-      <w:r>
-        <w:t xml:space="preserve"> </w:t>
-      </w:r>
-      <w:r>
-        <w:t xml:space="preserve">en el resultado del Monte Carlo muestra histogramas con la distribución observada de las cinco macros durante las N iteraciones, permitiendo verificar visualmente que el sample respeta los regímenes históricos (boom, COVID, slowdown).</w:t>
-      </w:r>
-    </w:p>
-    <w:p>
-      <w:pPr>
-        <w:pStyle w:val="BodyText"/>
-      </w:pPr>
-      <w:r>
-        <w:rPr>
-          <w:b/>
-          <w:bCs/>
-        </w:rPr>
-        <w:t xml:space="preserve">Limitación documentada</w:t>
-      </w:r>
-      <w:r>
-        <w:t xml:space="preserve">: con</w:t>
-      </w:r>
-      <w:r>
-        <w:t xml:space="preserve"> </w:t>
-      </w:r>
-      <w:r>
-        <w:rPr>
-          <w:rStyle w:val="VerbatimChar"/>
-        </w:rPr>
-        <w:t xml:space="preserve">n=25-48</w:t>
-      </w:r>
-      <w:r>
-        <w:t xml:space="preserve"> </w:t>
-      </w:r>
-      <w:r>
-        <w:t xml:space="preserve">trimestres por celda y 10 dimensiones, el ratio observaciones/variables va de 2.5 a 4.8. La t-cópula con ν=4 introduce</w:t>
-      </w:r>
-      <w:r>
-        <w:t xml:space="preserve"> </w:t>
-      </w:r>
-      <w:r>
-        <w:rPr>
-          <w:i/>
-          <w:iCs/>
-        </w:rPr>
-        <w:t xml:space="preserve">tail dependence</w:t>
-      </w:r>
-      <w:r>
-        <w:t xml:space="preserve"> </w:t>
-      </w:r>
-      <w:r>
-        <w:t xml:space="preserve">y mitiga el sobreajuste, pero las correlaciones extremas individuales (e.g., -0.78) deben interpretarse con una banda aproximada de ±0.20. El detalle por celda está en</w:t>
+        <w:t xml:space="preserve">audp_zone/townhouse</w:t>
+      </w:r>
+      <w:r>
+        <w:t xml:space="preserve">); el resto, ±0.15-0.20. El detalle por celda con sample size está en</w:t>
       </w:r>
       <w:r>
         <w:t xml:space="preserve"> </w:t>

--- a/docs/MODELO_FACTORIAL_DIRECTORIO.docx
+++ b/docs/MODELO_FACTORIAL_DIRECTORIO.docx
@@ -15,7 +15,7 @@
         <w:pStyle w:val="Subtitle"/>
       </w:pPr>
       <w:r>
-        <w:t xml:space="preserve">Documento Técnico para Directorio · Modela · Versión 5 (cópula CROSS + filtro de precio)</w:t>
+        <w:t xml:space="preserve">Documento Técnico para Directorio · Modela · Versión 6 (flujo MC clarificado)</w:t>
       </w:r>
     </w:p>
     <w:p>
@@ -31,7 +31,7 @@
         <w:pStyle w:val="Date"/>
       </w:pPr>
       <w:r>
-        <w:t xml:space="preserve">Abril 2026 · v5 con filtro de precio TINSA para comparable AUDP-coherente y verificación 200/200</w:t>
+        <w:t xml:space="preserve">Abril 2026 · v6 con explicación clara del flujo macro→VAN y tabla de variables del tornado</w:t>
       </w:r>
     </w:p>
     <w:sdt>
@@ -5608,7 +5608,7 @@
     </w:p>
     <w:bookmarkEnd w:id="59"/>
     <w:bookmarkEnd w:id="60"/>
-    <w:bookmarkStart w:id="66" w:name="X2bd836e803a430c6035778c473856ccb5d90832"/>
+    <w:bookmarkStart w:id="70" w:name="X2bd836e803a430c6035778c473856ccb5d90832"/>
     <w:p>
       <w:pPr>
         <w:pStyle w:val="Heading1"/>
@@ -5631,10 +5631,23 @@
         <w:pStyle w:val="FirstParagraph"/>
       </w:pPr>
       <w:r>
-        <w:t xml:space="preserve">Esta sección explica el flujo end-to-end del modelo.</w:t>
-      </w:r>
-    </w:p>
-    <w:bookmarkStart w:id="61" w:name="X19d87d919f1f0308b62dd8bea053cee7f66c7aa"/>
+        <w:t xml:space="preserve">Esta sección explica el flujo end-to-end del modelo, con énfasis en aclarar una confusión común:</w:t>
+      </w:r>
+      <w:r>
+        <w:t xml:space="preserve"> </w:t>
+      </w:r>
+      <w:r>
+        <w:rPr>
+          <w:b/>
+          <w:bCs/>
+        </w:rPr>
+        <w:t xml:space="preserve">las variables macroeconómicas no entran al cálculo del VAN directamente</w:t>
+      </w:r>
+      <w:r>
+        <w:t xml:space="preserve">. Entran a través de su correlación con las variables de producto.</w:t>
+      </w:r>
+    </w:p>
+    <w:bookmarkStart w:id="61" w:name="X200818c7fb7b85edd85671f64005df50a886dab"/>
     <w:p>
       <w:pPr>
         <w:pStyle w:val="Heading2"/>
@@ -5649,7 +5662,31 @@
         <w:tab/>
       </w:r>
       <w:r>
-        <w:t xml:space="preserve">5.1 El recorrido de un sample en el Monte Carlo</w:t>
+        <w:t xml:space="preserve">5.1 El recorrido de un sample en el Monte Carlo (versión 3 actual)</w:t>
+      </w:r>
+    </w:p>
+    <w:p>
+      <w:pPr>
+        <w:pStyle w:val="FirstParagraph"/>
+      </w:pPr>
+      <w:r>
+        <w:t xml:space="preserve">En el modo Factor v3 (default) hay una sola cópula 10-dimensional que samplea</w:t>
+      </w:r>
+      <w:r>
+        <w:t xml:space="preserve"> </w:t>
+      </w:r>
+      <w:r>
+        <w:rPr>
+          <w:b/>
+          <w:bCs/>
+        </w:rPr>
+        <w:t xml:space="preserve">simultáneamente</w:t>
+      </w:r>
+      <w:r>
+        <w:t xml:space="preserve"> </w:t>
+      </w:r>
+      <w:r>
+        <w:t xml:space="preserve">las cinco macros y las cinco variables de producto. Cada iteración del Monte Carlo dibuja un escenario completo coherente:</w:t>
       </w:r>
     </w:p>
     <w:p>
@@ -5660,7 +5697,7 @@
         <w:rPr>
           <w:rStyle w:val="VerbatimChar"/>
         </w:rPr>
-        <w:t xml:space="preserve">PASO 1: Sortear shocks macro</w:t>
+        <w:t xml:space="preserve">┌─────────────────────────────────────────────────────────────────┐</w:t>
       </w:r>
       <w:r>
         <w:br/>
@@ -5669,7 +5706,7 @@
         <w:rPr>
           <w:rStyle w:val="VerbatimChar"/>
         </w:rPr>
-        <w:t xml:space="preserve">─────────────────────────────────────────</w:t>
+        <w:t xml:space="preserve">│ PASO 1: La cópula dibuja UN escenario macro coherente            │</w:t>
       </w:r>
       <w:r>
         <w:br/>
@@ -5678,16 +5715,19 @@
         <w:rPr>
           <w:rStyle w:val="VerbatimChar"/>
         </w:rPr>
-        <w:t xml:space="preserve">Sample joint con t-cópula respetando correlaciones empíricas:</w:t>
+        <w:t xml:space="preserve">└─────────────────────────────────────────────────────────────────┘</w:t>
       </w:r>
       <w:r>
         <w:br/>
       </w:r>
       <w:r>
+        <w:br/>
+      </w:r>
+      <w:r>
         <w:rPr>
           <w:rStyle w:val="VerbatimChar"/>
         </w:rPr>
-        <w:t xml:space="preserve">- IMACEC variación %       (e.g., -2.5%)</w:t>
+        <w:t xml:space="preserve">  La cópula t (entrenada con 401 trimestres BCCh/INE 2010-2024)</w:t>
       </w:r>
       <w:r>
         <w:br/>
@@ -5696,16 +5736,19 @@
         <w:rPr>
           <w:rStyle w:val="VerbatimChar"/>
         </w:rPr>
-        <w:t xml:space="preserve">- Δ Tasa hipotecaria pp    (e.g., +0.8pp)</w:t>
+        <w:t xml:space="preserve">  saca un escenario macro respetando las correlaciones históricas:</w:t>
       </w:r>
       <w:r>
         <w:br/>
       </w:r>
       <w:r>
+        <w:br/>
+      </w:r>
+      <w:r>
         <w:rPr>
           <w:rStyle w:val="VerbatimChar"/>
         </w:rPr>
-        <w:t xml:space="preserve">- Δ Desempleo pp           (e.g., +1.2pp)</w:t>
+        <w:t xml:space="preserve">    IMACEC          = +1.2%       ← variación PIB anual</w:t>
       </w:r>
       <w:r>
         <w:br/>
@@ -5714,7 +5757,7 @@
         <w:rPr>
           <w:rStyle w:val="VerbatimChar"/>
         </w:rPr>
-        <w:t xml:space="preserve">- IPV YoY %                (e.g., +1.0%)</w:t>
+        <w:t xml:space="preserve">    Δ tasa hipo     = +0.4 pp     ← cambio interanual</w:t>
       </w:r>
       <w:r>
         <w:br/>
@@ -5723,18 +5766,36 @@
         <w:rPr>
           <w:rStyle w:val="VerbatimChar"/>
         </w:rPr>
-        <w:t xml:space="preserve">- ICOI YoY %               (e.g., +5.7%)</w:t>
+        <w:t xml:space="preserve">    Δ desempleo     = +0.6 pp     ← cambio interanual</w:t>
       </w:r>
       <w:r>
         <w:br/>
       </w:r>
       <w:r>
+        <w:rPr>
+          <w:rStyle w:val="VerbatimChar"/>
+        </w:rPr>
+        <w:t xml:space="preserve">    IPV YoY         = +3.5%       ← inflación de viviendas (BCCh)</w:t>
+      </w:r>
+      <w:r>
         <w:br/>
       </w:r>
       <w:r>
         <w:rPr>
           <w:rStyle w:val="VerbatimChar"/>
         </w:rPr>
+        <w:t xml:space="preserve">    ICOI YoY        = +5.8%       ← inflación de costos construcción</w:t>
+      </w:r>
+      <w:r>
+        <w:br/>
+      </w:r>
+      <w:r>
+        <w:br/>
+      </w:r>
+      <w:r>
+        <w:rPr>
+          <w:rStyle w:val="VerbatimChar"/>
+        </w:rPr>
         <w:t xml:space="preserve">         ↓</w:t>
       </w:r>
       <w:r>
@@ -5747,7 +5808,7 @@
         <w:rPr>
           <w:rStyle w:val="VerbatimChar"/>
         </w:rPr>
-        <w:t xml:space="preserve">PASO 2: Propagar a variables del proyecto (Capa 1)</w:t>
+        <w:t xml:space="preserve">┌─────────────────────────────────────────────────────────────────┐</w:t>
       </w:r>
       <w:r>
         <w:br/>
@@ -5756,7 +5817,7 @@
         <w:rPr>
           <w:rStyle w:val="VerbatimChar"/>
         </w:rPr>
-        <w:t xml:space="preserve">─────────────────────────────────────────</w:t>
+        <w:t xml:space="preserve">│ PASO 2: La MISMA cópula dibuja las variables de producto         │</w:t>
       </w:r>
       <w:r>
         <w:br/>
@@ -5765,16 +5826,19 @@
         <w:rPr>
           <w:rStyle w:val="VerbatimChar"/>
         </w:rPr>
-        <w:t xml:space="preserve">Por cada familia (edif, ds19, casa, townhouse):</w:t>
+        <w:t xml:space="preserve">└─────────────────────────────────────────────────────────────────┘</w:t>
       </w:r>
       <w:r>
         <w:br/>
       </w:r>
       <w:r>
+        <w:br/>
+      </w:r>
+      <w:r>
         <w:rPr>
           <w:rStyle w:val="VerbatimChar"/>
         </w:rPr>
-        <w:t xml:space="preserve">  precio_yoy   = IPV_familiar_sampleado + ε       (shock directo + ruido)</w:t>
+        <w:t xml:space="preserve">  Como la cópula es 10-dimensional, en el mismo sampleo salen</w:t>
       </w:r>
       <w:r>
         <w:br/>
@@ -5783,7 +5847,7 @@
         <w:rPr>
           <w:rStyle w:val="VerbatimChar"/>
         </w:rPr>
-        <w:t xml:space="preserve">  costo_yoy   = ICOI_sampleado + ε                (shock directo + ruido)</w:t>
+        <w:t xml:space="preserve">  junto a las macros las cinco variables de producto, correlacionadas</w:t>
       </w:r>
       <w:r>
         <w:br/>
@@ -5792,27 +5856,66 @@
         <w:rPr>
           <w:rStyle w:val="VerbatimChar"/>
         </w:rPr>
-        <w:t xml:space="preserve">  velocidad   = α + β·macros + ε                  (regresión OLS)</w:t>
+        <w:t xml:space="preserve">  con ellas según los datos empíricos TINSA × macros:</w:t>
       </w:r>
       <w:r>
         <w:br/>
       </w:r>
       <w:r>
+        <w:br/>
+      </w:r>
+      <w:r>
         <w:rPr>
           <w:rStyle w:val="VerbatimChar"/>
         </w:rPr>
-        <w:t xml:space="preserve">  plazo_yoy   = ε                                 (ruido idiosincrático)</w:t>
+        <w:t xml:space="preserve">    precio_yoy      = +2.8%       ← ticket sube 2.8%</w:t>
       </w:r>
       <w:r>
         <w:br/>
       </w:r>
       <w:r>
+        <w:rPr>
+          <w:rStyle w:val="VerbatimChar"/>
+        </w:rPr>
+        <w:t xml:space="preserve">    velocidad_yoy   = -3.5%       ← venta cae 3.5%</w:t>
+      </w:r>
+      <w:r>
         <w:br/>
       </w:r>
       <w:r>
         <w:rPr>
           <w:rStyle w:val="VerbatimChar"/>
         </w:rPr>
+        <w:t xml:space="preserve">    plazo_yoy       = +1.2%       ← obra demora 1.2% más</w:t>
+      </w:r>
+      <w:r>
+        <w:br/>
+      </w:r>
+      <w:r>
+        <w:rPr>
+          <w:rStyle w:val="VerbatimChar"/>
+        </w:rPr>
+        <w:t xml:space="preserve">    descuento_yoy   = +0.5%       ← descuentos suben 0.5%</w:t>
+      </w:r>
+      <w:r>
+        <w:br/>
+      </w:r>
+      <w:r>
+        <w:rPr>
+          <w:rStyle w:val="VerbatimChar"/>
+        </w:rPr>
+        <w:t xml:space="preserve">    tamaño_yoy      = -0.2%       ← unidades 0.2% más chicas</w:t>
+      </w:r>
+      <w:r>
+        <w:br/>
+      </w:r>
+      <w:r>
+        <w:br/>
+      </w:r>
+      <w:r>
+        <w:rPr>
+          <w:rStyle w:val="VerbatimChar"/>
+        </w:rPr>
         <w:t xml:space="preserve">         ↓</w:t>
       </w:r>
       <w:r>
@@ -5825,7 +5928,7 @@
         <w:rPr>
           <w:rStyle w:val="VerbatimChar"/>
         </w:rPr>
-        <w:t xml:space="preserve">PASO 3: Convertir a multipliers</w:t>
+        <w:t xml:space="preserve">┌─────────────────────────────────────────────────────────────────┐</w:t>
       </w:r>
       <w:r>
         <w:br/>
@@ -5834,7 +5937,7 @@
         <w:rPr>
           <w:rStyle w:val="VerbatimChar"/>
         </w:rPr>
-        <w:t xml:space="preserve">─────────────────────────────────────────</w:t>
+        <w:t xml:space="preserve">│ PASO 3: Las cuatro variables de proyecto entran al cálculo VAN   │</w:t>
       </w:r>
       <w:r>
         <w:br/>
@@ -5843,16 +5946,19 @@
         <w:rPr>
           <w:rStyle w:val="VerbatimChar"/>
         </w:rPr>
-        <w:t xml:space="preserve">tm         = 1 + precio_yoy/100      (multiplicador ticket)</w:t>
+        <w:t xml:space="preserve">└─────────────────────────────────────────────────────────────────┘</w:t>
       </w:r>
       <w:r>
         <w:br/>
       </w:r>
       <w:r>
+        <w:br/>
+      </w:r>
+      <w:r>
         <w:rPr>
           <w:rStyle w:val="VerbatimChar"/>
         </w:rPr>
-        <w:t xml:space="preserve">vel        = velocidad_yoy            (% sobre baseline)</w:t>
+        <w:t xml:space="preserve">    tm         = 1 + 2.8/100  = 1.028   ← multiplica ingresos</w:t>
       </w:r>
       <w:r>
         <w:br/>
@@ -5861,7 +5967,7 @@
         <w:rPr>
           <w:rStyle w:val="VerbatimChar"/>
         </w:rPr>
-        <w:t xml:space="preserve">costoMult  = 1 + costo_yoy/100</w:t>
+        <w:t xml:space="preserve">    vel        = -3.5                    ← ajusta velocidad de venta</w:t>
       </w:r>
       <w:r>
         <w:br/>
@@ -5870,15 +5976,24 @@
         <w:rPr>
           <w:rStyle w:val="VerbatimChar"/>
         </w:rPr>
-        <w:t xml:space="preserve">plazoMult  = 1 + plazo_yoy/100</w:t>
+        <w:t xml:space="preserve">    costoMult  = 1 + costo/100           ← derivado de ICOI vía residual</w:t>
       </w:r>
       <w:r>
         <w:br/>
       </w:r>
       <w:r>
+        <w:rPr>
+          <w:rStyle w:val="VerbatimChar"/>
+        </w:rPr>
+        <w:t xml:space="preserve">    plazoMult  = 1 + 1.2/100             ← multiplica plazo vía residual</w:t>
+      </w:r>
+      <w:r>
         <w:br/>
       </w:r>
       <w:r>
+        <w:br/>
+      </w:r>
+      <w:r>
         <w:rPr>
           <w:rStyle w:val="VerbatimChar"/>
         </w:rPr>
@@ -5894,7 +6009,7 @@
         <w:rPr>
           <w:rStyle w:val="VerbatimChar"/>
         </w:rPr>
-        <w:t xml:space="preserve">PASO 4: Aplicar a la incidencia del residual</w:t>
+        <w:t xml:space="preserve">┌─────────────────────────────────────────────────────────────────┐</w:t>
       </w:r>
       <w:r>
         <w:br/>
@@ -5903,7 +6018,7 @@
         <w:rPr>
           <w:rStyle w:val="VerbatimChar"/>
         </w:rPr>
-        <w:t xml:space="preserve">─────────────────────────────────────────</w:t>
+        <w:t xml:space="preserve">│ PASO 4: peResimulate recalcula el flujo de caja                  │</w:t>
       </w:r>
       <w:r>
         <w:br/>
@@ -5912,16 +6027,19 @@
         <w:rPr>
           <w:rStyle w:val="VerbatimChar"/>
         </w:rPr>
-        <w:t xml:space="preserve">Para cada familia con representante guardado:</w:t>
+        <w:t xml:space="preserve">└─────────────────────────────────────────────────────────────────┘</w:t>
       </w:r>
       <w:r>
         <w:br/>
       </w:r>
       <w:r>
+        <w:br/>
+      </w:r>
+      <w:r>
         <w:rPr>
           <w:rStyle w:val="VerbatimChar"/>
         </w:rPr>
-        <w:t xml:space="preserve">  Δincidencia = ∂i/∂ticket × (tm-1) +</w:t>
+        <w:t xml:space="preserve">  Con los nuevos multiplicadores:</w:t>
       </w:r>
       <w:r>
         <w:br/>
@@ -5930,7 +6048,7 @@
         <w:rPr>
           <w:rStyle w:val="VerbatimChar"/>
         </w:rPr>
-        <w:t xml:space="preserve">                ∂i/∂vel × (vel/100) +</w:t>
+        <w:t xml:space="preserve">    - Velocidad ajustada (peVelocidadPct = vel)</w:t>
       </w:r>
       <w:r>
         <w:br/>
@@ -5939,7 +6057,7 @@
         <w:rPr>
           <w:rStyle w:val="VerbatimChar"/>
         </w:rPr>
-        <w:t xml:space="preserve">                ∂i/∂costo × (costoMult-1) +</w:t>
+        <w:t xml:space="preserve">    - Ticket multiplicado (tm aplica a revenue)</w:t>
       </w:r>
       <w:r>
         <w:br/>
@@ -5948,7 +6066,7 @@
         <w:rPr>
           <w:rStyle w:val="VerbatimChar"/>
         </w:rPr>
-        <w:t xml:space="preserve">                ∂i/∂plazo × (plazoMult-1)</w:t>
+        <w:t xml:space="preserve">    - Incidencia ajustada (Δincidencia desde sensibilidades del residual)</w:t>
       </w:r>
       <w:r>
         <w:br/>
@@ -5957,7 +6075,7 @@
         <w:rPr>
           <w:rStyle w:val="VerbatimChar"/>
         </w:rPr>
-        <w:t xml:space="preserve">  PRODUCTS[fam].incidencia = baseline + Δincidencia</w:t>
+        <w:t xml:space="preserve">    - Costos triangulares idiosincráticos (infra, mitigaciones, sanitaria)</w:t>
       </w:r>
       <w:r>
         <w:br/>
@@ -5969,6 +6087,18 @@
         <w:rPr>
           <w:rStyle w:val="VerbatimChar"/>
         </w:rPr>
+        <w:t xml:space="preserve">  Calcula el flujo de caja AUDP año a año.</w:t>
+      </w:r>
+      <w:r>
+        <w:br/>
+      </w:r>
+      <w:r>
+        <w:br/>
+      </w:r>
+      <w:r>
+        <w:rPr>
+          <w:rStyle w:val="VerbatimChar"/>
+        </w:rPr>
         <w:t xml:space="preserve">         ↓</w:t>
       </w:r>
       <w:r>
@@ -5981,7 +6111,7 @@
         <w:rPr>
           <w:rStyle w:val="VerbatimChar"/>
         </w:rPr>
-        <w:t xml:space="preserve">PASO 5: Re-correr peResimulate del flujo AUDP</w:t>
+        <w:t xml:space="preserve">┌─────────────────────────────────────────────────────────────────┐</w:t>
       </w:r>
       <w:r>
         <w:br/>
@@ -5990,7 +6120,7 @@
         <w:rPr>
           <w:rStyle w:val="VerbatimChar"/>
         </w:rPr>
-        <w:t xml:space="preserve">─────────────────────────────────────────</w:t>
+        <w:t xml:space="preserve">│ PASO 5: VAN del AUDP                                             │</w:t>
       </w:r>
       <w:r>
         <w:br/>
@@ -5999,148 +6129,244 @@
         <w:rPr>
           <w:rStyle w:val="VerbatimChar"/>
         </w:rPr>
-        <w:t xml:space="preserve">Con los nuevos valores en PRODUCTS:</w:t>
+        <w:t xml:space="preserve">└─────────────────────────────────────────────────────────────────┘</w:t>
       </w:r>
       <w:r>
         <w:br/>
       </w:r>
       <w:r>
+        <w:br/>
+      </w:r>
+      <w:r>
         <w:rPr>
           <w:rStyle w:val="VerbatimChar"/>
         </w:rPr>
-        <w:t xml:space="preserve">- Velocidad cambiada (peVelocidadPct = vel)</w:t>
+        <w:t xml:space="preserve">  VAN = Σ flujo_t / (1 + discRate)^t</w:t>
       </w:r>
       <w:r>
         <w:br/>
       </w:r>
       <w:r>
+        <w:br/>
+      </w:r>
+      <w:r>
         <w:rPr>
           <w:rStyle w:val="VerbatimChar"/>
         </w:rPr>
-        <w:t xml:space="preserve">- Ticket multiplicado (tm aplica a revenue)</w:t>
-      </w:r>
-      <w:r>
-        <w:br/>
+        <w:t xml:space="preserve">  Almacenar el VAN en la lista de resultados.</w:t>
+      </w:r>
+    </w:p>
+    <w:p>
+      <w:pPr>
+        <w:pStyle w:val="FirstParagraph"/>
+      </w:pPr>
+      <w:r>
+        <w:t xml:space="preserve">Este ciclo se repite N veces (típicamente 3.000-10.000), y al final tenemos la</w:t>
+      </w:r>
+      <w:r>
+        <w:t xml:space="preserve"> </w:t>
+      </w:r>
+      <w:r>
+        <w:rPr>
+          <w:b/>
+          <w:bCs/>
+        </w:rPr>
+        <w:t xml:space="preserve">distribución completa del VAN AUDP</w:t>
+      </w:r>
+      <w:r>
+        <w:t xml:space="preserve"> </w:t>
+      </w:r>
+      <w:r>
+        <w:t xml:space="preserve">bajo los escenarios sampleados.</w:t>
+      </w:r>
+    </w:p>
+    <w:bookmarkEnd w:id="61"/>
+    <w:bookmarkStart w:id="65" w:name="X59edb74fc606aebf16e3456f2c0e170d95f6615"/>
+    <w:p>
+      <w:pPr>
+        <w:pStyle w:val="Heading2"/>
+      </w:pPr>
+      <w:r>
+        <w:rPr>
+          <w:rStyle w:val="SectionNumber"/>
+        </w:rPr>
+        <w:t xml:space="preserve">6.2</w:t>
+      </w:r>
+      <w:r>
+        <w:tab/>
+      </w:r>
+      <w:r>
+        <w:t xml:space="preserve">5.2 La parte clave que confunde — las macros NO entran al cálculo del VAN</w:t>
+      </w:r>
+    </w:p>
+    <w:p>
+      <w:pPr>
+        <w:pStyle w:val="FirstParagraph"/>
+      </w:pPr>
+      <w:r>
+        <w:t xml:space="preserve">Una vez que la cópula dibuja el escenario completo,</w:t>
+      </w:r>
+      <w:r>
+        <w:t xml:space="preserve"> </w:t>
+      </w:r>
+      <w:r>
+        <w:rPr>
+          <w:b/>
+          <w:bCs/>
+        </w:rPr>
+        <w:t xml:space="preserve">las macros no aparecen en ninguna fórmula del cálculo financiero del AUDP</w:t>
+      </w:r>
+      <w:r>
+        <w:t xml:space="preserve">. No hay una línea de código que diga</w:t>
+      </w:r>
+      <w:r>
+        <w:t xml:space="preserve"> </w:t>
       </w:r>
       <w:r>
         <w:rPr>
           <w:rStyle w:val="VerbatimChar"/>
         </w:rPr>
-        <w:t xml:space="preserve">- Incidencia ajustada (vía Δincidencia)</w:t>
-      </w:r>
-      <w:r>
-        <w:br/>
+        <w:t xml:space="preserve">VAN = f(IMACEC, tasa hipo, ...)</w:t>
+      </w:r>
+      <w:r>
+        <w:t xml:space="preserve">.</w:t>
+      </w:r>
+    </w:p>
+    <w:p>
+      <w:pPr>
+        <w:pStyle w:val="BodyText"/>
+      </w:pPr>
+      <w:r>
+        <w:t xml:space="preserve">Lo que efectivamente entra al cálculo del VAN son las</w:t>
+      </w:r>
+      <w:r>
+        <w:t xml:space="preserve"> </w:t>
+      </w:r>
+      <w:r>
+        <w:rPr>
+          <w:b/>
+          <w:bCs/>
+        </w:rPr>
+        <w:t xml:space="preserve">cuatro variables de proyecto</w:t>
+      </w:r>
+      <w:r>
+        <w:t xml:space="preserve"> </w:t>
+      </w:r>
+      <w:r>
+        <w:t xml:space="preserve">(precio, velocidad, costo, plazo). Las macros están ahí como</w:t>
+      </w:r>
+      <w:r>
+        <w:t xml:space="preserve"> </w:t>
+      </w:r>
+      <w:r>
+        <w:rPr>
+          <w:b/>
+          <w:bCs/>
+        </w:rPr>
+        <w:t xml:space="preserve">observables del escenario</w:t>
+      </w:r>
+      <w:r>
+        <w:t xml:space="preserve">: la cópula garantiza que cuando el modelo dibuja</w:t>
+      </w:r>
+      <w:r>
+        <w:t xml:space="preserve"> </w:t>
       </w:r>
       <w:r>
         <w:rPr>
           <w:rStyle w:val="VerbatimChar"/>
         </w:rPr>
-        <w:t xml:space="preserve">- Costos triangulares (infra, mit, san)</w:t>
-      </w:r>
-      <w:r>
-        <w:br/>
+        <w:t xml:space="preserve">precio +5%</w:t>
+      </w:r>
+      <w:r>
+        <w:t xml:space="preserve"> </w:t>
+      </w:r>
+      <w:r>
+        <w:t xml:space="preserve">y</w:t>
+      </w:r>
+      <w:r>
+        <w:t xml:space="preserve"> </w:t>
       </w:r>
       <w:r>
         <w:rPr>
           <w:rStyle w:val="VerbatimChar"/>
         </w:rPr>
-        <w:t xml:space="preserve">- Tasa descuento sortado uniforme</w:t>
-      </w:r>
-      <w:r>
-        <w:br/>
-      </w:r>
-      <w:r>
-        <w:br/>
+        <w:t xml:space="preserve">velocidad -10%</w:t>
+      </w:r>
+      <w:r>
+        <w:t xml:space="preserve">, eso pasa simultáneamente con un</w:t>
+      </w:r>
+      <w:r>
+        <w:t xml:space="preserve"> </w:t>
       </w:r>
       <w:r>
         <w:rPr>
           <w:rStyle w:val="VerbatimChar"/>
         </w:rPr>
-        <w:t xml:space="preserve">Calcula el flujo de caja del AUDP año a año.</w:t>
-      </w:r>
-      <w:r>
-        <w:br/>
-      </w:r>
-      <w:r>
-        <w:br/>
+        <w:t xml:space="preserve">IMACEC</w:t>
+      </w:r>
+      <w:r>
+        <w:t xml:space="preserve"> </w:t>
+      </w:r>
+      <w:r>
+        <w:t xml:space="preserve">bajo y un</w:t>
+      </w:r>
+      <w:r>
+        <w:t xml:space="preserve"> </w:t>
       </w:r>
       <w:r>
         <w:rPr>
           <w:rStyle w:val="VerbatimChar"/>
         </w:rPr>
-        <w:t xml:space="preserve">         ↓</w:t>
-      </w:r>
-      <w:r>
-        <w:br/>
-      </w:r>
-      <w:r>
-        <w:br/>
-      </w:r>
-      <w:r>
-        <w:rPr>
-          <w:rStyle w:val="VerbatimChar"/>
-        </w:rPr>
-        <w:t xml:space="preserve">PASO 6: Calcular VAN del AUDP</w:t>
-      </w:r>
-      <w:r>
-        <w:br/>
-      </w:r>
-      <w:r>
-        <w:rPr>
-          <w:rStyle w:val="VerbatimChar"/>
-        </w:rPr>
-        <w:t xml:space="preserve">─────────────────────────────────────────</w:t>
-      </w:r>
-      <w:r>
-        <w:br/>
-      </w:r>
-      <w:r>
-        <w:rPr>
-          <w:rStyle w:val="VerbatimChar"/>
-        </w:rPr>
-        <w:t xml:space="preserve">VAN = Σ flujo_t / (1 + discRate)^t</w:t>
-      </w:r>
-      <w:r>
-        <w:br/>
-      </w:r>
-      <w:r>
-        <w:br/>
-      </w:r>
-      <w:r>
-        <w:rPr>
-          <w:rStyle w:val="VerbatimChar"/>
-        </w:rPr>
-        <w:t xml:space="preserve">         ↓</w:t>
-      </w:r>
-      <w:r>
-        <w:br/>
-      </w:r>
-      <w:r>
-        <w:br/>
-      </w:r>
-      <w:r>
-        <w:rPr>
-          <w:rStyle w:val="VerbatimChar"/>
-        </w:rPr>
-        <w:t xml:space="preserve">PASO 7: Almacenar resultado</w:t>
-      </w:r>
-      <w:r>
-        <w:br/>
-      </w:r>
-      <w:r>
-        <w:rPr>
-          <w:rStyle w:val="VerbatimChar"/>
-        </w:rPr>
-        <w:t xml:space="preserve">─────────────────────────────────────────</w:t>
-      </w:r>
-      <w:r>
-        <w:br/>
-      </w:r>
-      <w:r>
-        <w:rPr>
-          <w:rStyle w:val="VerbatimChar"/>
-        </w:rPr>
-        <w:t xml:space="preserve">Guardar VAN en lista de resultados.</w:t>
+        <w:t xml:space="preserve">desempleo</w:t>
+      </w:r>
+      <w:r>
+        <w:t xml:space="preserve"> </w:t>
+      </w:r>
+      <w:r>
+        <w:t xml:space="preserve">alto,</w:t>
+      </w:r>
+      <w:r>
+        <w:t xml:space="preserve"> </w:t>
+      </w:r>
+      <w:r>
+        <w:rPr>
+          <w:b/>
+          <w:bCs/>
+        </w:rPr>
+        <w:t xml:space="preserve">porque así pasó en la historia chilena</w:t>
+      </w:r>
+      <w:r>
+        <w:t xml:space="preserve">. Las macros son la</w:t>
+      </w:r>
+      <w:r>
+        <w:t xml:space="preserve"> </w:t>
+      </w:r>
+      <w:r>
+        <w:t xml:space="preserve">“explicación”</w:t>
+      </w:r>
+      <w:r>
+        <w:t xml:space="preserve"> </w:t>
+      </w:r>
+      <w:r>
+        <w:t xml:space="preserve">del por qué precio y velocidad se movieron así.</w:t>
+      </w:r>
+    </w:p>
+    <w:bookmarkStart w:id="62" w:name="X6cd97f5d2aca3e3e882b0fccaf92444a321175e"/>
+    <w:p>
+      <w:pPr>
+        <w:pStyle w:val="Heading3"/>
+      </w:pPr>
+      <w:r>
+        <w:rPr>
+          <w:rStyle w:val="SectionNumber"/>
+        </w:rPr>
+        <w:t xml:space="preserve">6.2.1</w:t>
+      </w:r>
+      <w:r>
+        <w:tab/>
+      </w:r>
+      <w:r>
+        <w:t xml:space="preserve">¿Por qué entonces aparecen en el tornado de varianza?</w:t>
       </w:r>
     </w:p>
     <w:p>
@@ -6148,27 +6374,779 @@
         <w:pStyle w:val="FirstParagraph"/>
       </w:pPr>
       <w:r>
-        <w:t xml:space="preserve">Este ciclo se repite N veces (típicamente 3.000-10.000), y al final tenemos la</w:t>
-      </w:r>
-      <w:r>
-        <w:t xml:space="preserve"> </w:t>
-      </w:r>
-      <w:r>
-        <w:rPr>
-          <w:b/>
-          <w:bCs/>
-        </w:rPr>
-        <w:t xml:space="preserve">distribución completa del VAN AUDP</w:t>
-      </w:r>
-      <w:r>
-        <w:t xml:space="preserve"> </w:t>
-      </w:r>
-      <w:r>
-        <w:t xml:space="preserve">bajo los escenarios sampleados.</w:t>
-      </w:r>
-    </w:p>
-    <w:bookmarkEnd w:id="61"/>
-    <w:bookmarkStart w:id="65" w:name="Xb6354301a5268599fb25a4beb6ba19b1617ca8b"/>
+        <w:t xml:space="preserve">Después de las miles de iteraciones, el tornado mira:</w:t>
+      </w:r>
+    </w:p>
+    <w:p>
+      <w:pPr>
+        <w:pStyle w:val="BlockText"/>
+      </w:pPr>
+      <w:r>
+        <w:t xml:space="preserve">“En las iteraciones donde el VAN salió alto, ¿qué valores tenían las macros? En las iteraciones donde el VAN salió bajo, ¿qué valores tenían las macros?”</w:t>
+      </w:r>
+    </w:p>
+    <w:p>
+      <w:pPr>
+        <w:pStyle w:val="FirstParagraph"/>
+      </w:pPr>
+      <w:r>
+        <w:t xml:space="preserve">Si en los VAN altos sistemáticamente salía IMACEC alto, hay correlación → IMACEC contribuye a la varianza del VAN. Aunque IMACEC no entra al cálculo financiero,</w:t>
+      </w:r>
+      <w:r>
+        <w:t xml:space="preserve"> </w:t>
+      </w:r>
+      <w:r>
+        <w:rPr>
+          <w:b/>
+          <w:bCs/>
+        </w:rPr>
+        <w:t xml:space="preserve">se mueve junto a las cosas que sí entran</w:t>
+      </w:r>
+      <w:r>
+        <w:t xml:space="preserve"> </w:t>
+      </w:r>
+      <w:r>
+        <w:t xml:space="preserve">(precio, velocidad), y eso es suficiente para que el tornado lo detecte como driver.</w:t>
+      </w:r>
+    </w:p>
+    <w:bookmarkEnd w:id="62"/>
+    <w:bookmarkStart w:id="63" w:name="tabla-resumen-dónde-está-cada-variable"/>
+    <w:p>
+      <w:pPr>
+        <w:pStyle w:val="Heading3"/>
+      </w:pPr>
+      <w:r>
+        <w:rPr>
+          <w:rStyle w:val="SectionNumber"/>
+        </w:rPr>
+        <w:t xml:space="preserve">6.2.2</w:t>
+      </w:r>
+      <w:r>
+        <w:tab/>
+      </w:r>
+      <w:r>
+        <w:t xml:space="preserve">Tabla resumen — dónde está cada variable</w:t>
+      </w:r>
+    </w:p>
+    <w:tbl>
+      <w:tblPr>
+        <w:tblStyle w:val="Table"/>
+        <w:tblW w:type="pct" w:w="5000"/>
+        <w:tblLayout w:type="fixed"/>
+        <w:tblLook w:firstRow="1" w:lastRow="0" w:firstColumn="0" w:lastColumn="0" w:noHBand="0" w:noVBand="0" w:val="0020"/>
+      </w:tblPr>
+      <w:tblGrid>
+        <w:gridCol w:w="1414"/>
+        <w:gridCol w:w="1131"/>
+        <w:gridCol w:w="2262"/>
+        <w:gridCol w:w="3111"/>
+      </w:tblGrid>
+      <w:tr>
+        <w:trPr>
+          <w:tblHeader w:val="on"/>
+        </w:trPr>
+        <w:tc>
+          <w:tcPr/>
+          <w:p>
+            <w:pPr>
+              <w:pStyle w:val="Compact"/>
+            </w:pPr>
+            <w:r>
+              <w:t xml:space="preserve">Variable</w:t>
+            </w:r>
+          </w:p>
+        </w:tc>
+        <w:tc>
+          <w:tcPr/>
+          <w:p>
+            <w:pPr>
+              <w:pStyle w:val="Compact"/>
+            </w:pPr>
+            <w:r>
+              <w:t xml:space="preserve">Origen</w:t>
+            </w:r>
+          </w:p>
+        </w:tc>
+        <w:tc>
+          <w:tcPr/>
+          <w:p>
+            <w:pPr>
+              <w:pStyle w:val="Compact"/>
+            </w:pPr>
+            <w:r>
+              <w:t xml:space="preserve">¿Entra al VAN?</w:t>
+            </w:r>
+          </w:p>
+        </w:tc>
+        <w:tc>
+          <w:tcPr/>
+          <w:p>
+            <w:pPr>
+              <w:pStyle w:val="Compact"/>
+            </w:pPr>
+            <w:r>
+              <w:t xml:space="preserve">¿Aparece en tornado?</w:t>
+            </w:r>
+          </w:p>
+        </w:tc>
+      </w:tr>
+      <w:tr>
+        <w:tc>
+          <w:tcPr/>
+          <w:p>
+            <w:pPr>
+              <w:pStyle w:val="Compact"/>
+            </w:pPr>
+            <w:r>
+              <w:t xml:space="preserve">IMACEC</w:t>
+            </w:r>
+          </w:p>
+        </w:tc>
+        <w:tc>
+          <w:tcPr/>
+          <w:p>
+            <w:pPr>
+              <w:pStyle w:val="Compact"/>
+            </w:pPr>
+            <w:r>
+              <w:t xml:space="preserve">Cópula 10D (BCCh)</w:t>
+            </w:r>
+          </w:p>
+        </w:tc>
+        <w:tc>
+          <w:tcPr/>
+          <w:p>
+            <w:pPr>
+              <w:pStyle w:val="Compact"/>
+            </w:pPr>
+            <w:r>
+              <w:rPr>
+                <w:b/>
+                <w:bCs/>
+              </w:rPr>
+              <w:t xml:space="preserve">No directamente</w:t>
+            </w:r>
+          </w:p>
+        </w:tc>
+        <w:tc>
+          <w:tcPr/>
+          <w:p>
+            <w:pPr>
+              <w:pStyle w:val="Compact"/>
+            </w:pPr>
+            <w:r>
+              <w:rPr>
+                <w:b/>
+                <w:bCs/>
+              </w:rPr>
+              <w:t xml:space="preserve">Sí</w:t>
+            </w:r>
+            <w:r>
+              <w:t xml:space="preserve"> </w:t>
+            </w:r>
+            <w:r>
+              <w:t xml:space="preserve">(correlación con VAN)</w:t>
+            </w:r>
+          </w:p>
+        </w:tc>
+      </w:tr>
+      <w:tr>
+        <w:tc>
+          <w:tcPr/>
+          <w:p>
+            <w:pPr>
+              <w:pStyle w:val="Compact"/>
+            </w:pPr>
+            <w:r>
+              <w:t xml:space="preserve">Δ Tasa hipotecaria</w:t>
+            </w:r>
+          </w:p>
+        </w:tc>
+        <w:tc>
+          <w:tcPr/>
+          <w:p>
+            <w:pPr>
+              <w:pStyle w:val="Compact"/>
+            </w:pPr>
+            <w:r>
+              <w:t xml:space="preserve">Cópula 10D (BCCh)</w:t>
+            </w:r>
+          </w:p>
+        </w:tc>
+        <w:tc>
+          <w:tcPr/>
+          <w:p>
+            <w:pPr>
+              <w:pStyle w:val="Compact"/>
+            </w:pPr>
+            <w:r>
+              <w:rPr>
+                <w:b/>
+                <w:bCs/>
+              </w:rPr>
+              <w:t xml:space="preserve">No directamente</w:t>
+            </w:r>
+          </w:p>
+        </w:tc>
+        <w:tc>
+          <w:tcPr/>
+          <w:p>
+            <w:pPr>
+              <w:pStyle w:val="Compact"/>
+            </w:pPr>
+            <w:r>
+              <w:rPr>
+                <w:b/>
+                <w:bCs/>
+              </w:rPr>
+              <w:t xml:space="preserve">Sí</w:t>
+            </w:r>
+            <w:r>
+              <w:t xml:space="preserve"> </w:t>
+            </w:r>
+            <w:r>
+              <w:t xml:space="preserve">(correlación con VAN)</w:t>
+            </w:r>
+          </w:p>
+        </w:tc>
+      </w:tr>
+      <w:tr>
+        <w:tc>
+          <w:tcPr/>
+          <w:p>
+            <w:pPr>
+              <w:pStyle w:val="Compact"/>
+            </w:pPr>
+            <w:r>
+              <w:t xml:space="preserve">Δ Desempleo</w:t>
+            </w:r>
+          </w:p>
+        </w:tc>
+        <w:tc>
+          <w:tcPr/>
+          <w:p>
+            <w:pPr>
+              <w:pStyle w:val="Compact"/>
+            </w:pPr>
+            <w:r>
+              <w:t xml:space="preserve">Cópula 10D (INE)</w:t>
+            </w:r>
+          </w:p>
+        </w:tc>
+        <w:tc>
+          <w:tcPr/>
+          <w:p>
+            <w:pPr>
+              <w:pStyle w:val="Compact"/>
+            </w:pPr>
+            <w:r>
+              <w:rPr>
+                <w:b/>
+                <w:bCs/>
+              </w:rPr>
+              <w:t xml:space="preserve">No directamente</w:t>
+            </w:r>
+          </w:p>
+        </w:tc>
+        <w:tc>
+          <w:tcPr/>
+          <w:p>
+            <w:pPr>
+              <w:pStyle w:val="Compact"/>
+            </w:pPr>
+            <w:r>
+              <w:rPr>
+                <w:b/>
+                <w:bCs/>
+              </w:rPr>
+              <w:t xml:space="preserve">Sí</w:t>
+            </w:r>
+            <w:r>
+              <w:t xml:space="preserve"> </w:t>
+            </w:r>
+            <w:r>
+              <w:t xml:space="preserve">(correlación con VAN)</w:t>
+            </w:r>
+          </w:p>
+        </w:tc>
+      </w:tr>
+      <w:tr>
+        <w:tc>
+          <w:tcPr/>
+          <w:p>
+            <w:pPr>
+              <w:pStyle w:val="Compact"/>
+            </w:pPr>
+            <w:r>
+              <w:t xml:space="preserve">IPV YoY</w:t>
+            </w:r>
+          </w:p>
+        </w:tc>
+        <w:tc>
+          <w:tcPr/>
+          <w:p>
+            <w:pPr>
+              <w:pStyle w:val="Compact"/>
+            </w:pPr>
+            <w:r>
+              <w:t xml:space="preserve">Cópula 10D (BCCh)</w:t>
+            </w:r>
+          </w:p>
+        </w:tc>
+        <w:tc>
+          <w:tcPr/>
+          <w:p>
+            <w:pPr>
+              <w:pStyle w:val="Compact"/>
+            </w:pPr>
+            <w:r>
+              <w:rPr>
+                <w:b/>
+                <w:bCs/>
+              </w:rPr>
+              <w:t xml:space="preserve">No directamente</w:t>
+            </w:r>
+          </w:p>
+        </w:tc>
+        <w:tc>
+          <w:tcPr/>
+          <w:p>
+            <w:pPr>
+              <w:pStyle w:val="Compact"/>
+            </w:pPr>
+            <w:r>
+              <w:rPr>
+                <w:b/>
+                <w:bCs/>
+              </w:rPr>
+              <w:t xml:space="preserve">Sí</w:t>
+            </w:r>
+            <w:r>
+              <w:t xml:space="preserve"> </w:t>
+            </w:r>
+            <w:r>
+              <w:t xml:space="preserve">(correlación con VAN)</w:t>
+            </w:r>
+          </w:p>
+        </w:tc>
+      </w:tr>
+      <w:tr>
+        <w:tc>
+          <w:tcPr/>
+          <w:p>
+            <w:pPr>
+              <w:pStyle w:val="Compact"/>
+            </w:pPr>
+            <w:r>
+              <w:t xml:space="preserve">ICOI YoY</w:t>
+            </w:r>
+          </w:p>
+        </w:tc>
+        <w:tc>
+          <w:tcPr/>
+          <w:p>
+            <w:pPr>
+              <w:pStyle w:val="Compact"/>
+            </w:pPr>
+            <w:r>
+              <w:t xml:space="preserve">Cópula 10D (CChC)</w:t>
+            </w:r>
+          </w:p>
+        </w:tc>
+        <w:tc>
+          <w:tcPr/>
+          <w:p>
+            <w:pPr>
+              <w:pStyle w:val="Compact"/>
+            </w:pPr>
+            <w:r>
+              <w:rPr>
+                <w:b/>
+                <w:bCs/>
+              </w:rPr>
+              <w:t xml:space="preserve">No directamente</w:t>
+            </w:r>
+          </w:p>
+        </w:tc>
+        <w:tc>
+          <w:tcPr/>
+          <w:p>
+            <w:pPr>
+              <w:pStyle w:val="Compact"/>
+            </w:pPr>
+            <w:r>
+              <w:rPr>
+                <w:b/>
+                <w:bCs/>
+              </w:rPr>
+              <w:t xml:space="preserve">Sí</w:t>
+            </w:r>
+            <w:r>
+              <w:t xml:space="preserve"> </w:t>
+            </w:r>
+            <w:r>
+              <w:t xml:space="preserve">(correlación con VAN)</w:t>
+            </w:r>
+          </w:p>
+        </w:tc>
+      </w:tr>
+      <w:tr>
+        <w:tc>
+          <w:tcPr/>
+          <w:p>
+            <w:pPr>
+              <w:pStyle w:val="Compact"/>
+            </w:pPr>
+            <w:r>
+              <w:t xml:space="preserve">precio_yoy</w:t>
+            </w:r>
+          </w:p>
+        </w:tc>
+        <w:tc>
+          <w:tcPr/>
+          <w:p>
+            <w:pPr>
+              <w:pStyle w:val="Compact"/>
+            </w:pPr>
+            <w:r>
+              <w:t xml:space="preserve">Cópula 10D (TINSA)</w:t>
+            </w:r>
+          </w:p>
+        </w:tc>
+        <w:tc>
+          <w:tcPr/>
+          <w:p>
+            <w:pPr>
+              <w:pStyle w:val="Compact"/>
+            </w:pPr>
+            <w:r>
+              <w:t xml:space="preserve">Sí, vía</w:t>
+            </w:r>
+            <w:r>
+              <w:t xml:space="preserve"> </w:t>
+            </w:r>
+            <w:r>
+              <w:rPr>
+                <w:rStyle w:val="VerbatimChar"/>
+              </w:rPr>
+              <w:t xml:space="preserve">tm</w:t>
+            </w:r>
+          </w:p>
+        </w:tc>
+        <w:tc>
+          <w:tcPr/>
+          <w:p>
+            <w:pPr>
+              <w:pStyle w:val="Compact"/>
+            </w:pPr>
+            <w:r>
+              <w:t xml:space="preserve">Sí (etiqueta</w:t>
+            </w:r>
+            <w:r>
+              <w:t xml:space="preserve"> </w:t>
+            </w:r>
+            <w:r>
+              <w:t xml:space="preserve">“Ticket multiplier”</w:t>
+            </w:r>
+            <w:r>
+              <w:t xml:space="preserve">)</w:t>
+            </w:r>
+          </w:p>
+        </w:tc>
+      </w:tr>
+      <w:tr>
+        <w:tc>
+          <w:tcPr/>
+          <w:p>
+            <w:pPr>
+              <w:pStyle w:val="Compact"/>
+            </w:pPr>
+            <w:r>
+              <w:t xml:space="preserve">velocidad_yoy</w:t>
+            </w:r>
+          </w:p>
+        </w:tc>
+        <w:tc>
+          <w:tcPr/>
+          <w:p>
+            <w:pPr>
+              <w:pStyle w:val="Compact"/>
+            </w:pPr>
+            <w:r>
+              <w:t xml:space="preserve">Cópula 10D (TINSA)</w:t>
+            </w:r>
+          </w:p>
+        </w:tc>
+        <w:tc>
+          <w:tcPr/>
+          <w:p>
+            <w:pPr>
+              <w:pStyle w:val="Compact"/>
+            </w:pPr>
+            <w:r>
+              <w:t xml:space="preserve">Sí, vía</w:t>
+            </w:r>
+            <w:r>
+              <w:t xml:space="preserve"> </w:t>
+            </w:r>
+            <w:r>
+              <w:rPr>
+                <w:rStyle w:val="VerbatimChar"/>
+              </w:rPr>
+              <w:t xml:space="preserve">vel</w:t>
+            </w:r>
+          </w:p>
+        </w:tc>
+        <w:tc>
+          <w:tcPr/>
+          <w:p>
+            <w:pPr>
+              <w:pStyle w:val="Compact"/>
+            </w:pPr>
+            <w:r>
+              <w:t xml:space="preserve">Sí (etiqueta</w:t>
+            </w:r>
+            <w:r>
+              <w:t xml:space="preserve"> </w:t>
+            </w:r>
+            <w:r>
+              <w:t xml:space="preserve">“Velocidad venta”</w:t>
+            </w:r>
+            <w:r>
+              <w:t xml:space="preserve">)</w:t>
+            </w:r>
+          </w:p>
+        </w:tc>
+      </w:tr>
+      <w:tr>
+        <w:tc>
+          <w:tcPr/>
+          <w:p>
+            <w:pPr>
+              <w:pStyle w:val="Compact"/>
+            </w:pPr>
+            <w:r>
+              <w:t xml:space="preserve">plazo_yoy</w:t>
+            </w:r>
+          </w:p>
+        </w:tc>
+        <w:tc>
+          <w:tcPr/>
+          <w:p>
+            <w:pPr>
+              <w:pStyle w:val="Compact"/>
+            </w:pPr>
+            <w:r>
+              <w:t xml:space="preserve">Cópula 10D (TINSA)</w:t>
+            </w:r>
+          </w:p>
+        </w:tc>
+        <w:tc>
+          <w:tcPr/>
+          <w:p>
+            <w:pPr>
+              <w:pStyle w:val="Compact"/>
+            </w:pPr>
+            <w:r>
+              <w:t xml:space="preserve">Sí, vía residual</w:t>
+            </w:r>
+          </w:p>
+        </w:tc>
+        <w:tc>
+          <w:tcPr/>
+          <w:p>
+            <w:pPr>
+              <w:pStyle w:val="Compact"/>
+            </w:pPr>
+            <w:r>
+              <w:t xml:space="preserve">Sí (etiqueta</w:t>
+            </w:r>
+            <w:r>
+              <w:t xml:space="preserve"> </w:t>
+            </w:r>
+            <w:r>
+              <w:t xml:space="preserve">“Plazo obra”</w:t>
+            </w:r>
+            <w:r>
+              <w:t xml:space="preserve">)</w:t>
+            </w:r>
+          </w:p>
+        </w:tc>
+      </w:tr>
+      <w:tr>
+        <w:tc>
+          <w:tcPr/>
+          <w:p>
+            <w:pPr>
+              <w:pStyle w:val="Compact"/>
+            </w:pPr>
+            <w:r>
+              <w:t xml:space="preserve">costo_yoy</w:t>
+            </w:r>
+          </w:p>
+        </w:tc>
+        <w:tc>
+          <w:tcPr/>
+          <w:p>
+            <w:pPr>
+              <w:pStyle w:val="Compact"/>
+            </w:pPr>
+            <w:r>
+              <w:t xml:space="preserve">Derivado de ICOI</w:t>
+            </w:r>
+          </w:p>
+        </w:tc>
+        <w:tc>
+          <w:tcPr/>
+          <w:p>
+            <w:pPr>
+              <w:pStyle w:val="Compact"/>
+            </w:pPr>
+            <w:r>
+              <w:t xml:space="preserve">Sí, vía residual</w:t>
+            </w:r>
+          </w:p>
+        </w:tc>
+        <w:tc>
+          <w:tcPr/>
+          <w:p>
+            <w:pPr>
+              <w:pStyle w:val="Compact"/>
+            </w:pPr>
+            <w:r>
+              <w:t xml:space="preserve">Sí (etiqueta</w:t>
+            </w:r>
+            <w:r>
+              <w:t xml:space="preserve"> </w:t>
+            </w:r>
+            <w:r>
+              <w:t xml:space="preserve">“Costo construcción”</w:t>
+            </w:r>
+            <w:r>
+              <w:t xml:space="preserve">)</w:t>
+            </w:r>
+          </w:p>
+        </w:tc>
+      </w:tr>
+      <w:tr>
+        <w:tc>
+          <w:tcPr/>
+          <w:p>
+            <w:pPr>
+              <w:pStyle w:val="Compact"/>
+            </w:pPr>
+            <w:r>
+              <w:t xml:space="preserve">descuento_yoy, sup_yoy</w:t>
+            </w:r>
+          </w:p>
+        </w:tc>
+        <w:tc>
+          <w:tcPr/>
+          <w:p>
+            <w:pPr>
+              <w:pStyle w:val="Compact"/>
+            </w:pPr>
+            <w:r>
+              <w:t xml:space="preserve">Cópula 10D (TINSA)</w:t>
+            </w:r>
+          </w:p>
+        </w:tc>
+        <w:tc>
+          <w:tcPr/>
+          <w:p>
+            <w:pPr>
+              <w:pStyle w:val="Compact"/>
+            </w:pPr>
+            <w:r>
+              <w:t xml:space="preserve">No</w:t>
+            </w:r>
+          </w:p>
+        </w:tc>
+        <w:tc>
+          <w:tcPr/>
+          <w:p>
+            <w:pPr>
+              <w:pStyle w:val="Compact"/>
+            </w:pPr>
+            <w:r>
+              <w:t xml:space="preserve">Sí, como observables</w:t>
+            </w:r>
+          </w:p>
+        </w:tc>
+      </w:tr>
+    </w:tbl>
+    <w:p>
+      <w:pPr>
+        <w:pStyle w:val="BodyText"/>
+      </w:pPr>
+      <w:r>
+        <w:t xml:space="preserve">Resumiendo en una línea:</w:t>
+      </w:r>
+      <w:r>
+        <w:t xml:space="preserve"> </w:t>
+      </w:r>
+      <w:r>
+        <w:rPr>
+          <w:b/>
+          <w:bCs/>
+        </w:rPr>
+        <w:t xml:space="preserve">las macros están en el sampleo (paso 1) pero no en el cálculo financiero (pasos 3-4); aparecen en el tornado porque el sampleo las mantuvo correlacionadas con las cuatro variables que sí entran al VAN.</w:t>
+      </w:r>
+    </w:p>
+    <w:bookmarkEnd w:id="63"/>
+    <w:bookmarkStart w:id="64" w:name="la-intuición-de-directorio"/>
+    <w:p>
+      <w:pPr>
+        <w:pStyle w:val="Heading3"/>
+      </w:pPr>
+      <w:r>
+        <w:rPr>
+          <w:rStyle w:val="SectionNumber"/>
+        </w:rPr>
+        <w:t xml:space="preserve">6.2.3</w:t>
+      </w:r>
+      <w:r>
+        <w:tab/>
+      </w:r>
+      <w:r>
+        <w:t xml:space="preserve">La intuición de directorio</w:t>
+      </w:r>
+    </w:p>
+    <w:p>
+      <w:pPr>
+        <w:pStyle w:val="FirstParagraph"/>
+      </w:pPr>
+      <w:r>
+        <w:t xml:space="preserve">Es lo mismo que decir</w:t>
+      </w:r>
+      <w:r>
+        <w:t xml:space="preserve"> </w:t>
+      </w:r>
+      <w:r>
+        <w:t xml:space="preserve">“este AUDP perdió plata porque vendió poco y caro”</w:t>
+      </w:r>
+      <w:r>
+        <w:t xml:space="preserve"> </w:t>
+      </w:r>
+      <w:r>
+        <w:t xml:space="preserve">(lectura computacional, vía velocidad y ticket) o</w:t>
+      </w:r>
+      <w:r>
+        <w:t xml:space="preserve"> </w:t>
+      </w:r>
+      <w:r>
+        <w:t xml:space="preserve">“este AUDP perdió plata porque coincidió con una recesión”</w:t>
+      </w:r>
+      <w:r>
+        <w:t xml:space="preserve"> </w:t>
+      </w:r>
+      <w:r>
+        <w:t xml:space="preserve">(lectura interpretativa, vía IMACEC y desempleo). Son la misma simulación vista desde dos ángulos. La cópula garantiza que los dos ángulos describan el mismo evento — no inventa narrativas inconsistentes con los datos.</w:t>
+      </w:r>
+    </w:p>
+    <w:bookmarkEnd w:id="64"/>
+    <w:bookmarkEnd w:id="65"/>
+    <w:bookmarkStart w:id="69" w:name="Xb6354301a5268599fb25a4beb6ba19b1617ca8b"/>
     <w:p>
       <w:pPr>
         <w:pStyle w:val="Heading2"/>
@@ -6177,13 +7155,13 @@
         <w:rPr>
           <w:rStyle w:val="SectionNumber"/>
         </w:rPr>
-        <w:t xml:space="preserve">6.2</w:t>
+        <w:t xml:space="preserve">6.3</w:t>
       </w:r>
       <w:r>
         <w:tab/>
       </w:r>
       <w:r>
-        <w:t xml:space="preserve">5.2 Sobre la velocidad: una variable, dos efectos</w:t>
+        <w:t xml:space="preserve">5.3 Sobre la velocidad: una variable, dos efectos</w:t>
       </w:r>
     </w:p>
     <w:p>
@@ -6195,18 +7173,18 @@
           <wp:inline>
             <wp:extent cx="5334000" cy="2901903"/>
             <wp:effectExtent b="0" l="0" r="0" t="0"/>
-            <wp:docPr descr="Velocidad: una variable con dos efectos económicos acoplados" title="" id="63" name="Picture"/>
+            <wp:docPr descr="Velocidad: una variable con dos efectos económicos acoplados" title="" id="67" name="Picture"/>
             <a:graphic>
               <a:graphicData uri="http://schemas.openxmlformats.org/drawingml/2006/picture">
                 <pic:pic>
                   <pic:nvPicPr>
-                    <pic:cNvPr descr="figures/07_velocidad_acoplamiento.png" id="64" name="Picture"/>
+                    <pic:cNvPr descr="figures/07_velocidad_acoplamiento.png" id="68" name="Picture"/>
                     <pic:cNvPicPr>
                       <a:picLocks noChangeArrowheads="1" noChangeAspect="1"/>
                     </pic:cNvPicPr>
                   </pic:nvPicPr>
                   <pic:blipFill>
-                    <a:blip r:embed="rId62"/>
+                    <a:blip r:embed="rId66"/>
                     <a:stretch>
                       <a:fillRect/>
                     </a:stretch>
@@ -6377,9 +7355,9 @@
         <w:t xml:space="preserve">se aplica consistentemente a ambos canales. Esto es la integración correcta de la variable.</w:t>
       </w:r>
     </w:p>
-    <w:bookmarkEnd w:id="65"/>
-    <w:bookmarkEnd w:id="66"/>
-    <w:bookmarkStart w:id="78" w:name="variables-del-modelo-catálogo-detallado"/>
+    <w:bookmarkEnd w:id="69"/>
+    <w:bookmarkEnd w:id="70"/>
+    <w:bookmarkStart w:id="82" w:name="variables-del-modelo-catálogo-detallado"/>
     <w:p>
       <w:pPr>
         <w:pStyle w:val="Heading1"/>
@@ -6405,7 +7383,7 @@
         <w:t xml:space="preserve">Esta sección detalla cada variable del modelo con su unidad, significado, fuente y rol.</w:t>
       </w:r>
     </w:p>
-    <w:bookmarkStart w:id="72" w:name="X4b0eb8a467a6fc25f1a09dd371fc6d20b9f320c"/>
+    <w:bookmarkStart w:id="76" w:name="X4b0eb8a467a6fc25f1a09dd371fc6d20b9f320c"/>
     <w:p>
       <w:pPr>
         <w:pStyle w:val="Heading2"/>
@@ -6423,7 +7401,7 @@
         <w:t xml:space="preserve">6.1 Variables sampleadas (Capa 2 — entran a la cópula)</w:t>
       </w:r>
     </w:p>
-    <w:bookmarkStart w:id="67" w:name="imacec-variación-interanual"/>
+    <w:bookmarkStart w:id="71" w:name="imacec-variación-interanual"/>
     <w:p>
       <w:pPr>
         <w:pStyle w:val="Heading3"/>
@@ -6648,8 +7626,8 @@
         </w:tc>
       </w:tr>
     </w:tbl>
-    <w:bookmarkEnd w:id="67"/>
-    <w:bookmarkStart w:id="68" w:name="δ-tasa-hipotecaria"/>
+    <w:bookmarkEnd w:id="71"/>
+    <w:bookmarkStart w:id="72" w:name="δ-tasa-hipotecaria"/>
     <w:p>
       <w:pPr>
         <w:pStyle w:val="Heading3"/>
@@ -6887,8 +7865,8 @@
         </w:tc>
       </w:tr>
     </w:tbl>
-    <w:bookmarkEnd w:id="68"/>
-    <w:bookmarkStart w:id="69" w:name="δ-tasa-de-desempleo"/>
+    <w:bookmarkEnd w:id="72"/>
+    <w:bookmarkStart w:id="73" w:name="δ-tasa-de-desempleo"/>
     <w:p>
       <w:pPr>
         <w:pStyle w:val="Heading3"/>
@@ -7126,8 +8104,8 @@
         </w:tc>
       </w:tr>
     </w:tbl>
-    <w:bookmarkEnd w:id="69"/>
-    <w:bookmarkStart w:id="70" w:name="X035136653f5f314cebcd2ca26669561fa0e58e6"/>
+    <w:bookmarkEnd w:id="73"/>
+    <w:bookmarkStart w:id="74" w:name="X035136653f5f314cebcd2ca26669561fa0e58e6"/>
     <w:p>
       <w:pPr>
         <w:pStyle w:val="Heading3"/>
@@ -7396,8 +8374,8 @@
         </w:tc>
       </w:tr>
     </w:tbl>
-    <w:bookmarkEnd w:id="70"/>
-    <w:bookmarkStart w:id="71" w:name="X53d6300536a953d1ebb537575f77d186403a793"/>
+    <w:bookmarkEnd w:id="74"/>
+    <w:bookmarkStart w:id="75" w:name="X53d6300536a953d1ebb537575f77d186403a793"/>
     <w:p>
       <w:pPr>
         <w:pStyle w:val="Heading3"/>
@@ -7679,9 +8657,9 @@
         </w:tc>
       </w:tr>
     </w:tbl>
-    <w:bookmarkEnd w:id="71"/>
-    <w:bookmarkEnd w:id="72"/>
-    <w:bookmarkStart w:id="77" w:name="variables-del-proyecto-derivadas-capa-1"/>
+    <w:bookmarkEnd w:id="75"/>
+    <w:bookmarkEnd w:id="76"/>
+    <w:bookmarkStart w:id="81" w:name="variables-del-proyecto-derivadas-capa-1"/>
     <w:p>
       <w:pPr>
         <w:pStyle w:val="Heading2"/>
@@ -7699,7 +8677,7 @@
         <w:t xml:space="preserve">6.2 Variables del proyecto derivadas (Capa 1)</w:t>
       </w:r>
     </w:p>
-    <w:bookmarkStart w:id="73" w:name="precio-de-venta-yoy"/>
+    <w:bookmarkStart w:id="77" w:name="precio-de-venta-yoy"/>
     <w:p>
       <w:pPr>
         <w:pStyle w:val="Heading3"/>
@@ -7871,8 +8849,8 @@
         </w:tc>
       </w:tr>
     </w:tbl>
-    <w:bookmarkEnd w:id="73"/>
-    <w:bookmarkStart w:id="74" w:name="costo-construcción-yoy"/>
+    <w:bookmarkEnd w:id="77"/>
+    <w:bookmarkStart w:id="78" w:name="costo-construcción-yoy"/>
     <w:p>
       <w:pPr>
         <w:pStyle w:val="Heading3"/>
@@ -8044,8 +9022,8 @@
         </w:tc>
       </w:tr>
     </w:tbl>
-    <w:bookmarkEnd w:id="74"/>
-    <w:bookmarkStart w:id="75" w:name="velocidad-de-venta-yoy-variable-acoplada"/>
+    <w:bookmarkEnd w:id="78"/>
+    <w:bookmarkStart w:id="79" w:name="velocidad-de-venta-yoy-variable-acoplada"/>
     <w:p>
       <w:pPr>
         <w:pStyle w:val="Heading3"/>
@@ -8233,8 +9211,8 @@
         </w:tc>
       </w:tr>
     </w:tbl>
-    <w:bookmarkEnd w:id="75"/>
-    <w:bookmarkStart w:id="76" w:name="plazo-de-obra-yoy"/>
+    <w:bookmarkEnd w:id="79"/>
+    <w:bookmarkStart w:id="80" w:name="plazo-de-obra-yoy"/>
     <w:p>
       <w:pPr>
         <w:pStyle w:val="Heading3"/>
@@ -8412,10 +9390,10 @@
         </w:tc>
       </w:tr>
     </w:tbl>
-    <w:bookmarkEnd w:id="76"/>
-    <w:bookmarkEnd w:id="77"/>
-    <w:bookmarkEnd w:id="78"/>
-    <w:bookmarkStart w:id="85" w:name="validación-del-modelo"/>
+    <w:bookmarkEnd w:id="80"/>
+    <w:bookmarkEnd w:id="81"/>
+    <w:bookmarkEnd w:id="82"/>
+    <w:bookmarkStart w:id="89" w:name="validación-del-modelo"/>
     <w:p>
       <w:pPr>
         <w:pStyle w:val="Heading1"/>
@@ -8433,7 +9411,7 @@
         <w:t xml:space="preserve">7. Validación del modelo</w:t>
       </w:r>
     </w:p>
-    <w:bookmarkStart w:id="79" w:name="Xad905f94f797be6e5b2ee211784de462f1b8589"/>
+    <w:bookmarkStart w:id="83" w:name="Xad905f94f797be6e5b2ee211784de462f1b8589"/>
     <w:p>
       <w:pPr>
         <w:pStyle w:val="Heading2"/>
@@ -8789,8 +9767,8 @@
         <w:t xml:space="preserve">.</w:t>
       </w:r>
     </w:p>
-    <w:bookmarkEnd w:id="79"/>
-    <w:bookmarkStart w:id="80" w:name="X25dc40cdba7d67d2eab4938a9652d37e2998721"/>
+    <w:bookmarkEnd w:id="83"/>
+    <w:bookmarkStart w:id="84" w:name="X25dc40cdba7d67d2eab4938a9652d37e2998721"/>
     <w:p>
       <w:pPr>
         <w:pStyle w:val="Heading2"/>
@@ -9070,8 +10048,8 @@
         <w:t xml:space="preserve">Diferencias &lt; 1.5% en todos los casos.</w:t>
       </w:r>
     </w:p>
-    <w:bookmarkEnd w:id="80"/>
-    <w:bookmarkStart w:id="84" w:name="tornado-qué-variables-mueven-más-el-van"/>
+    <w:bookmarkEnd w:id="84"/>
+    <w:bookmarkStart w:id="88" w:name="tornado-qué-variables-mueven-más-el-van"/>
     <w:p>
       <w:pPr>
         <w:pStyle w:val="Heading2"/>
@@ -9098,18 +10076,18 @@
           <wp:inline>
             <wp:extent cx="5334000" cy="2882317"/>
             <wp:effectExtent b="0" l="0" r="0" t="0"/>
-            <wp:docPr descr="Tornado de sensibilidad esperado" title="" id="82" name="Picture"/>
+            <wp:docPr descr="Tornado de sensibilidad esperado" title="" id="86" name="Picture"/>
             <a:graphic>
               <a:graphicData uri="http://schemas.openxmlformats.org/drawingml/2006/picture">
                 <pic:pic>
                   <pic:nvPicPr>
-                    <pic:cNvPr descr="figures/08_tornado_esperado.png" id="83" name="Picture"/>
+                    <pic:cNvPr descr="figures/08_tornado_esperado.png" id="87" name="Picture"/>
                     <pic:cNvPicPr>
                       <a:picLocks noChangeArrowheads="1" noChangeAspect="1"/>
                     </pic:cNvPicPr>
                   </pic:nvPicPr>
                   <pic:blipFill>
-                    <a:blip r:embed="rId81"/>
+                    <a:blip r:embed="rId85"/>
                     <a:stretch>
                       <a:fillRect/>
                     </a:stretch>
@@ -9341,9 +10319,9 @@
         <w:t xml:space="preserve">: el ticket dominaba 92.6% por falta de costo y plazo como variables. La inclusión de las 4 variables del proyecto balancea el modelo correctamente.</w:t>
       </w:r>
     </w:p>
-    <w:bookmarkEnd w:id="84"/>
-    <w:bookmarkEnd w:id="85"/>
-    <w:bookmarkStart w:id="96" w:name="Xc69656c1b9253d5f29a17fee93bff31dddc9ab8"/>
+    <w:bookmarkEnd w:id="88"/>
+    <w:bookmarkEnd w:id="89"/>
+    <w:bookmarkStart w:id="100" w:name="Xc69656c1b9253d5f29a17fee93bff31dddc9ab8"/>
     <w:p>
       <w:pPr>
         <w:pStyle w:val="Heading1"/>
@@ -9361,7 +10339,7 @@
         <w:t xml:space="preserve">8. Limitaciones honestas y oportunidades de mejora</w:t>
       </w:r>
     </w:p>
-    <w:bookmarkStart w:id="86" w:name="limitaciones-reconocidas"/>
+    <w:bookmarkStart w:id="90" w:name="limitaciones-reconocidas"/>
     <w:p>
       <w:pPr>
         <w:pStyle w:val="Heading2"/>
@@ -9664,8 +10642,8 @@
         </w:tc>
       </w:tr>
     </w:tbl>
-    <w:bookmarkEnd w:id="86"/>
-    <w:bookmarkStart w:id="95" w:name="Xefe088c2d1e588c1c9e3c6a8f483d1d758c7bec"/>
+    <w:bookmarkEnd w:id="90"/>
+    <w:bookmarkStart w:id="99" w:name="Xefe088c2d1e588c1c9e3c6a8f483d1d758c7bec"/>
     <w:p>
       <w:pPr>
         <w:pStyle w:val="Heading2"/>
@@ -9715,7 +10693,7 @@
         <w:t xml:space="preserve">). Resultados honestos:</w:t>
       </w:r>
     </w:p>
-    <w:bookmarkStart w:id="87" w:name="mejora-1-ipv-con-lag-t-3"/>
+    <w:bookmarkStart w:id="91" w:name="mejora-1-ipv-con-lag-t-3"/>
     <w:p>
       <w:pPr>
         <w:pStyle w:val="Heading3"/>
@@ -9802,8 +10780,8 @@
         <w:t xml:space="preserve">: cambio conceptualmente correcto pero impacto cuantitativo modesto.</w:t>
       </w:r>
     </w:p>
-    <w:bookmarkEnd w:id="87"/>
-    <w:bookmarkStart w:id="88" w:name="X7503bd91b615e79c53c78d3b231f6d58cb39472"/>
+    <w:bookmarkEnd w:id="91"/>
+    <w:bookmarkStart w:id="92" w:name="X7503bd91b615e79c53c78d3b231f6d58cb39472"/>
     <w:p>
       <w:pPr>
         <w:pStyle w:val="Heading3"/>
@@ -10177,8 +11155,8 @@
         <w:t xml:space="preserve">: aporte real al modelo. Para evaluación de AUDP debería usarse la calibración AUDP-zone.</w:t>
       </w:r>
     </w:p>
-    <w:bookmarkEnd w:id="88"/>
-    <w:bookmarkStart w:id="89" w:name="Xc8aa999e0351b2ef905842e46151bd10402a809"/>
+    <w:bookmarkEnd w:id="92"/>
+    <w:bookmarkStart w:id="93" w:name="Xc8aa999e0351b2ef905842e46151bd10402a809"/>
     <w:p>
       <w:pPr>
         <w:pStyle w:val="Heading3"/>
@@ -10459,8 +11437,8 @@
         <w:t xml:space="preserve">: mejora consistente para DS19 y Townhouse; para Casa la polinómica no aporta. La selección de modelo debería ser caso por caso.</w:t>
       </w:r>
     </w:p>
-    <w:bookmarkEnd w:id="89"/>
-    <w:bookmarkStart w:id="90" w:name="X64410767b9be1eafebd6929c8c053cbd5c5dfd8"/>
+    <w:bookmarkEnd w:id="93"/>
+    <w:bookmarkStart w:id="94" w:name="X64410767b9be1eafebd6929c8c053cbd5c5dfd8"/>
     <w:p>
       <w:pPr>
         <w:pStyle w:val="Heading3"/>
@@ -10561,8 +11539,8 @@
         <w:t xml:space="preserve">: implementado pero con alerta sobre robustez. Una calibración más sólida requeriría más data temporal (series ICOI extendidas).</w:t>
       </w:r>
     </w:p>
-    <w:bookmarkEnd w:id="90"/>
-    <w:bookmarkStart w:id="91" w:name="X4907102f5a0dd9aea494c36ba1632aebe4cd6f6"/>
+    <w:bookmarkEnd w:id="94"/>
+    <w:bookmarkStart w:id="95" w:name="X4907102f5a0dd9aea494c36ba1632aebe4cd6f6"/>
     <w:p>
       <w:pPr>
         <w:pStyle w:val="Heading3"/>
@@ -10618,8 +11596,8 @@
         <w:t xml:space="preserve">: extender ICOI a 20+ años permite calibrar mejor su volatilidad real y captura ciclos completos (incluido pre-crisis 2008).</w:t>
       </w:r>
     </w:p>
-    <w:bookmarkEnd w:id="91"/>
-    <w:bookmarkStart w:id="92" w:name="X685a7dda80a6dddcc76f5c4ed453b899ffc0c9f"/>
+    <w:bookmarkEnd w:id="95"/>
+    <w:bookmarkStart w:id="96" w:name="X685a7dda80a6dddcc76f5c4ed453b899ffc0c9f"/>
     <w:p>
       <w:pPr>
         <w:pStyle w:val="Heading3"/>
@@ -11628,8 +12606,8 @@
         <w:t xml:space="preserve">configurados por el usuario en la interfaz. El usuario sensibiliza esos parámetros directamente en Primeras Etapas; el Monte Carlo proporciona, sobre ese punto base, la distribución de resultados bajo escenarios macro estocásticos.</w:t>
       </w:r>
     </w:p>
-    <w:bookmarkEnd w:id="92"/>
-    <w:bookmarkStart w:id="93" w:name="X62bdb6bb1ea4bfbbcb901d07c830b489eaff68f"/>
+    <w:bookmarkEnd w:id="96"/>
+    <w:bookmarkStart w:id="97" w:name="X62bdb6bb1ea4bfbbcb901d07c830b489eaff68f"/>
     <w:p>
       <w:pPr>
         <w:pStyle w:val="Heading3"/>
@@ -11959,8 +12937,8 @@
         <w:t xml:space="preserve">Esto da control determinista sobre el estado base del simulador, asegurando que los números presentados al directorio se puedan reproducir bit-a-bit sin depender de la sesión del navegador.</w:t>
       </w:r>
     </w:p>
-    <w:bookmarkEnd w:id="93"/>
-    <w:bookmarkStart w:id="94" w:name="X589c893a000aacc0a3c7330b1a3cfd23dc2f3ac"/>
+    <w:bookmarkEnd w:id="97"/>
+    <w:bookmarkStart w:id="98" w:name="X589c893a000aacc0a3c7330b1a3cfd23dc2f3ac"/>
     <w:p>
       <w:pPr>
         <w:pStyle w:val="Heading3"/>
@@ -12332,10 +13310,10 @@
         <w:t xml:space="preserve">.</w:t>
       </w:r>
     </w:p>
-    <w:bookmarkEnd w:id="94"/>
-    <w:bookmarkEnd w:id="95"/>
-    <w:bookmarkEnd w:id="96"/>
-    <w:bookmarkStart w:id="100" w:name="conclusiones-para-el-directorio"/>
+    <w:bookmarkEnd w:id="98"/>
+    <w:bookmarkEnd w:id="99"/>
+    <w:bookmarkEnd w:id="100"/>
+    <w:bookmarkStart w:id="104" w:name="conclusiones-para-el-directorio"/>
     <w:p>
       <w:pPr>
         <w:pStyle w:val="Heading1"/>
@@ -12353,7 +13331,7 @@
         <w:t xml:space="preserve">9. Conclusiones para el Directorio</w:t>
       </w:r>
     </w:p>
-    <w:bookmarkStart w:id="97" w:name="es-estadísticamente-robusto-el-modelo"/>
+    <w:bookmarkStart w:id="101" w:name="es-estadísticamente-robusto-el-modelo"/>
     <w:p>
       <w:pPr>
         <w:pStyle w:val="Heading2"/>
@@ -12473,8 +13451,8 @@
         <w:t xml:space="preserve">- Subestima persistencia temporal de shocks</w:t>
       </w:r>
     </w:p>
-    <w:bookmarkEnd w:id="97"/>
-    <w:bookmarkStart w:id="98" w:name="para-qué-sirve-y-para-qué-no-sirve"/>
+    <w:bookmarkEnd w:id="101"/>
+    <w:bookmarkStart w:id="102" w:name="para-qué-sirve-y-para-qué-no-sirve"/>
     <w:p>
       <w:pPr>
         <w:pStyle w:val="Heading2"/>
@@ -12723,8 +13701,8 @@
         </w:tc>
       </w:tr>
     </w:tbl>
-    <w:bookmarkEnd w:id="98"/>
-    <w:bookmarkStart w:id="99" w:name="recomendación-al-directorio"/>
+    <w:bookmarkEnd w:id="102"/>
+    <w:bookmarkStart w:id="103" w:name="recomendación-al-directorio"/>
     <w:p>
       <w:pPr>
         <w:pStyle w:val="Heading2"/>
@@ -12922,9 +13900,9 @@
         <w:t xml:space="preserve">Expandir cópula con lags principales</w:t>
       </w:r>
     </w:p>
-    <w:bookmarkEnd w:id="99"/>
-    <w:bookmarkEnd w:id="100"/>
-    <w:bookmarkStart w:id="101" w:name="anexo-a-glosario"/>
+    <w:bookmarkEnd w:id="103"/>
+    <w:bookmarkEnd w:id="104"/>
+    <w:bookmarkStart w:id="105" w:name="anexo-a-glosario"/>
     <w:p>
       <w:pPr>
         <w:pStyle w:val="Heading1"/>
@@ -13569,8 +14547,8 @@
         </w:tc>
       </w:tr>
     </w:tbl>
-    <w:bookmarkEnd w:id="101"/>
-    <w:bookmarkStart w:id="102" w:name="anexo-b-referencias"/>
+    <w:bookmarkEnd w:id="105"/>
+    <w:bookmarkStart w:id="106" w:name="anexo-b-referencias"/>
     <w:p>
       <w:pPr>
         <w:pStyle w:val="Heading1"/>
@@ -13963,8 +14941,8 @@
         <w:t xml:space="preserve">, 45(1).</w:t>
       </w:r>
     </w:p>
-    <w:bookmarkEnd w:id="102"/>
-    <w:bookmarkStart w:id="105" w:name="anexo-c-reproducibilidad-técnica"/>
+    <w:bookmarkEnd w:id="106"/>
+    <w:bookmarkStart w:id="109" w:name="anexo-c-reproducibilidad-técnica"/>
     <w:p>
       <w:pPr>
         <w:pStyle w:val="Heading1"/>
@@ -13982,7 +14960,7 @@
         <w:t xml:space="preserve">Anexo C — Reproducibilidad técnica</w:t>
       </w:r>
     </w:p>
-    <w:bookmarkStart w:id="103" w:name="c.1-pipeline-reproducible"/>
+    <w:bookmarkStart w:id="107" w:name="c.1-pipeline-reproducible"/>
     <w:p>
       <w:pPr>
         <w:pStyle w:val="Heading2"/>
@@ -14170,8 +15148,8 @@
         <w:t xml:space="preserve"> analysis/test_factor_with_sens.js</w:t>
       </w:r>
     </w:p>
-    <w:bookmarkEnd w:id="103"/>
-    <w:bookmarkStart w:id="104" w:name="c.2-archivos-clave"/>
+    <w:bookmarkEnd w:id="107"/>
+    <w:bookmarkStart w:id="108" w:name="c.2-archivos-clave"/>
     <w:p>
       <w:pPr>
         <w:pStyle w:val="Heading2"/>
@@ -14471,8 +15449,8 @@
         <w:t xml:space="preserve">Documento preparado por el equipo de Modela. Versión Abril 2026 (v3, post análisis profundo).</w:t>
       </w:r>
     </w:p>
-    <w:bookmarkEnd w:id="104"/>
-    <w:bookmarkEnd w:id="105"/>
+    <w:bookmarkEnd w:id="108"/>
+    <w:bookmarkEnd w:id="109"/>
     <w:sectPr>
       <w:footnotePr>
         <w:numRestart w:val="eachSect"/>

--- a/docs/MODELO_FACTORIAL_DIRECTORIO.docx
+++ b/docs/MODELO_FACTORIAL_DIRECTORIO.docx
@@ -15,7 +15,7 @@
         <w:pStyle w:val="Subtitle"/>
       </w:pPr>
       <w:r>
-        <w:t xml:space="preserve">Documento Técnico para Directorio · Modela · Versión 6 (flujo MC clarificado)</w:t>
+        <w:t xml:space="preserve">Documento Técnico para Directorio · Modela · Versión 7 (residual recalibrado)</w:t>
       </w:r>
     </w:p>
     <w:p>
@@ -31,7 +31,7 @@
         <w:pStyle w:val="Date"/>
       </w:pPr>
       <w:r>
-        <w:t xml:space="preserve">Abril 2026 · v6 con explicación clara del flujo macro→VAN y tabla de variables del tornado</w:t>
+        <w:t xml:space="preserve">Abril 2026 · v7 con sensibilidades del residual derivadas teóricamente y nueva variable coef. vendible</w:t>
       </w:r>
     </w:p>
     <w:sdt>
@@ -10321,7 +10321,7 @@
     </w:p>
     <w:bookmarkEnd w:id="88"/>
     <w:bookmarkEnd w:id="89"/>
-    <w:bookmarkStart w:id="100" w:name="Xc69656c1b9253d5f29a17fee93bff31dddc9ab8"/>
+    <w:bookmarkStart w:id="101" w:name="Xc69656c1b9253d5f29a17fee93bff31dddc9ab8"/>
     <w:p>
       <w:pPr>
         <w:pStyle w:val="Heading1"/>
@@ -10643,7 +10643,7 @@
       </w:tr>
     </w:tbl>
     <w:bookmarkEnd w:id="90"/>
-    <w:bookmarkStart w:id="99" w:name="Xefe088c2d1e588c1c9e3c6a8f483d1d758c7bec"/>
+    <w:bookmarkStart w:id="100" w:name="Xefe088c2d1e588c1c9e3c6a8f483d1d758c7bec"/>
     <w:p>
       <w:pPr>
         <w:pStyle w:val="Heading2"/>
@@ -12938,7 +12938,7 @@
       </w:r>
     </w:p>
     <w:bookmarkEnd w:id="97"/>
-    <w:bookmarkStart w:id="98" w:name="X589c893a000aacc0a3c7330b1a3cfd23dc2f3ac"/>
+    <w:bookmarkStart w:id="98" w:name="Xc88fee00db0d6f70774c82fc2aa93bcc71e1f21"/>
     <w:p>
       <w:pPr>
         <w:pStyle w:val="Heading3"/>
@@ -12948,6 +12948,1093 @@
           <w:rStyle w:val="SectionNumber"/>
         </w:rPr>
         <w:t xml:space="preserve">9.2.8</w:t>
+      </w:r>
+      <w:r>
+        <w:tab/>
+      </w:r>
+      <w:r>
+        <w:t xml:space="preserve">Mejora 9 ✓: Recalibración del residual y nueva variable</w:t>
+      </w:r>
+      <w:r>
+        <w:t xml:space="preserve"> </w:t>
+      </w:r>
+      <w:r>
+        <w:t xml:space="preserve">“coeficiente vendible”</w:t>
+      </w:r>
+    </w:p>
+    <w:p>
+      <w:pPr>
+        <w:pStyle w:val="FirstParagraph"/>
+      </w:pPr>
+      <w:r>
+        <w:rPr>
+          <w:b/>
+          <w:bCs/>
+        </w:rPr>
+        <w:t xml:space="preserve">Problema detectado en revisión del tornado</w:t>
+      </w:r>
+      <w:r>
+        <w:t xml:space="preserve"> </w:t>
+      </w:r>
+      <w:r>
+        <w:t xml:space="preserve">(29 de abril): tras los fixes de los canales de costo, el tornado mostraba un orden de drivers contraintuitivo:</w:t>
+      </w:r>
+      <w:r>
+        <w:t xml:space="preserve"> </w:t>
+      </w:r>
+      <w:r>
+        <w:rPr>
+          <w:rStyle w:val="VerbatimChar"/>
+        </w:rPr>
+        <w:t xml:space="preserve">Plazo obra (residual) = 29.0%</w:t>
+      </w:r>
+      <w:r>
+        <w:t xml:space="preserve"> </w:t>
+      </w:r>
+      <w:r>
+        <w:t xml:space="preserve">como driver #1 y</w:t>
+      </w:r>
+      <w:r>
+        <w:t xml:space="preserve"> </w:t>
+      </w:r>
+      <w:r>
+        <w:rPr>
+          <w:rStyle w:val="VerbatimChar"/>
+        </w:rPr>
+        <w:t xml:space="preserve">Costo construcción (residual) = 0.5%</w:t>
+      </w:r>
+      <w:r>
+        <w:t xml:space="preserve"> </w:t>
+      </w:r>
+      <w:r>
+        <w:t xml:space="preserve">muy abajo. Económicamente esto no se sostiene — un movimiento de ICOI del 5% destruye más valor que un plazo de obra +5% en cualquier proyecto inmobiliario chileno.</w:t>
+      </w:r>
+    </w:p>
+    <w:p>
+      <w:pPr>
+        <w:pStyle w:val="BodyText"/>
+      </w:pPr>
+      <w:r>
+        <w:rPr>
+          <w:b/>
+          <w:bCs/>
+        </w:rPr>
+        <w:t xml:space="preserve">Tres causas raíz identificadas</w:t>
+      </w:r>
+      <w:r>
+        <w:t xml:space="preserve">:</w:t>
+      </w:r>
+    </w:p>
+    <w:p>
+      <w:pPr>
+        <w:numPr>
+          <w:ilvl w:val="0"/>
+          <w:numId w:val="1019"/>
+        </w:numPr>
+      </w:pPr>
+      <w:r>
+        <w:rPr>
+          <w:b/>
+          <w:bCs/>
+        </w:rPr>
+        <w:t xml:space="preserve">Sensibilidades mal calibradas</w:t>
+      </w:r>
+      <w:r>
+        <w:t xml:space="preserve">: los valores</w:t>
+      </w:r>
+      <w:r>
+        <w:t xml:space="preserve"> </w:t>
+      </w:r>
+      <w:r>
+        <w:rPr>
+          <w:rStyle w:val="VerbatimChar"/>
+        </w:rPr>
+        <w:t xml:space="preserve">_DEFAULT_SENS</w:t>
+      </w:r>
+      <w:r>
+        <w:t xml:space="preserve"> </w:t>
+      </w:r>
+      <w:r>
+        <w:t xml:space="preserve">(</w:t>
+      </w:r>
+      <w:r>
+        <w:rPr>
+          <w:rStyle w:val="VerbatimChar"/>
+        </w:rPr>
+        <w:t xml:space="preserve">{ticket: 0.65, costo: -0.45, plazo: -0.12}</w:t>
+      </w:r>
+      <w:r>
+        <w:t xml:space="preserve">) eran</w:t>
+      </w:r>
+      <w:r>
+        <w:t xml:space="preserve"> </w:t>
+      </w:r>
+      <w:r>
+        <w:t xml:space="preserve">“razonables”</w:t>
+      </w:r>
+      <w:r>
+        <w:t xml:space="preserve"> </w:t>
+      </w:r>
+      <w:r>
+        <w:t xml:space="preserve">pero no derivados de la fórmula del residual. Aplicando diferenciación analítica a la fórmula estándar</w:t>
+      </w:r>
+      <w:r>
+        <w:t xml:space="preserve"> </w:t>
+      </w:r>
+      <w:r>
+        <w:rPr>
+          <w:rStyle w:val="VerbatimChar"/>
+        </w:rPr>
+        <w:t xml:space="preserve">i = (P − C − U − F)/P</w:t>
+      </w:r>
+      <w:r>
+        <w:t xml:space="preserve"> </w:t>
+      </w:r>
+      <w:r>
+        <w:t xml:space="preserve">y evaluando en el punto base de cada familia, las sensibilidades teóricas correctas son:</w:t>
+      </w:r>
+      <w:r>
+        <w:t xml:space="preserve"> </w:t>
+      </w:r>
+      <w:r>
+        <w:rPr>
+          <w:rStyle w:val="VerbatimChar"/>
+        </w:rPr>
+        <w:t xml:space="preserve">costo ≈ −0.60</w:t>
+      </w:r>
+      <w:r>
+        <w:t xml:space="preserve"> </w:t>
+      </w:r>
+      <w:r>
+        <w:t xml:space="preserve">(no −0.45) y</w:t>
+      </w:r>
+      <w:r>
+        <w:t xml:space="preserve"> </w:t>
+      </w:r>
+      <w:r>
+        <w:rPr>
+          <w:rStyle w:val="VerbatimChar"/>
+        </w:rPr>
+        <w:t xml:space="preserve">plazo ≈ −0.08</w:t>
+      </w:r>
+      <w:r>
+        <w:t xml:space="preserve"> </w:t>
+      </w:r>
+      <w:r>
+        <w:t xml:space="preserve">(no −0.15). El plazo estaba sobreestimado y el costo subestimado.</w:t>
+      </w:r>
+    </w:p>
+    <w:p>
+      <w:pPr>
+        <w:numPr>
+          <w:ilvl w:val="0"/>
+          <w:numId w:val="1019"/>
+        </w:numPr>
+      </w:pPr>
+      <w:r>
+        <w:rPr>
+          <w:b/>
+          <w:bCs/>
+        </w:rPr>
+        <w:t xml:space="preserve">Clamps de multiplicadores demasiado amplios</w:t>
+      </w:r>
+      <w:r>
+        <w:t xml:space="preserve">:</w:t>
+      </w:r>
+      <w:r>
+        <w:t xml:space="preserve"> </w:t>
+      </w:r>
+      <w:r>
+        <w:rPr>
+          <w:rStyle w:val="VerbatimChar"/>
+        </w:rPr>
+        <w:t xml:space="preserve">costoMult</w:t>
+      </w:r>
+      <w:r>
+        <w:t xml:space="preserve"> </w:t>
+      </w:r>
+      <w:r>
+        <w:t xml:space="preserve">clampaba a</w:t>
+      </w:r>
+      <w:r>
+        <w:t xml:space="preserve"> </w:t>
+      </w:r>
+      <w:r>
+        <w:rPr>
+          <w:rStyle w:val="VerbatimChar"/>
+        </w:rPr>
+        <w:t xml:space="preserve">[0.6, 1.5]</w:t>
+      </w:r>
+      <w:r>
+        <w:t xml:space="preserve"> </w:t>
+      </w:r>
+      <w:r>
+        <w:t xml:space="preserve">(±50%) y</w:t>
+      </w:r>
+      <w:r>
+        <w:t xml:space="preserve"> </w:t>
+      </w:r>
+      <w:r>
+        <w:rPr>
+          <w:rStyle w:val="VerbatimChar"/>
+        </w:rPr>
+        <w:t xml:space="preserve">plazoMult</w:t>
+      </w:r>
+      <w:r>
+        <w:t xml:space="preserve"> </w:t>
+      </w:r>
+      <w:r>
+        <w:t xml:space="preserve">a</w:t>
+      </w:r>
+      <w:r>
+        <w:t xml:space="preserve"> </w:t>
+      </w:r>
+      <w:r>
+        <w:rPr>
+          <w:rStyle w:val="VerbatimChar"/>
+        </w:rPr>
+        <w:t xml:space="preserve">[0.5, 2.0]</w:t>
+      </w:r>
+      <w:r>
+        <w:t xml:space="preserve"> </w:t>
+      </w:r>
+      <w:r>
+        <w:t xml:space="preserve">(±100%). El histórico chileno 2010-2024 muestra que ICOI YoY raramente supera ±20% y que los plazos de obra varían ±15-25% sobre el plan. Los clamps anteriores permitían colas extremas que dominaban la varianza atribuida al plazo.</w:t>
+      </w:r>
+    </w:p>
+    <w:p>
+      <w:pPr>
+        <w:numPr>
+          <w:ilvl w:val="0"/>
+          <w:numId w:val="1019"/>
+        </w:numPr>
+      </w:pPr>
+      <w:r>
+        <w:rPr>
+          <w:b/>
+          <w:bCs/>
+        </w:rPr>
+        <w:t xml:space="preserve">Variable arquitectónica faltante</w:t>
+      </w:r>
+      <w:r>
+        <w:t xml:space="preserve">: el coeficiente vendible (m² útiles / m² construidos), típicamente 0.78-0.92 en proyectos chilenos, no estaba modelado. Es una variable</w:t>
+      </w:r>
+      <w:r>
+        <w:t xml:space="preserve"> </w:t>
+      </w:r>
+      <w:r>
+        <w:rPr>
+          <w:b/>
+          <w:bCs/>
+        </w:rPr>
+        <w:t xml:space="preserve">del proyecto, no macro</w:t>
+      </w:r>
+      <w:r>
+        <w:t xml:space="preserve"> </w:t>
+      </w:r>
+      <w:r>
+        <w:t xml:space="preserve">— depende de la arquitectura específica (eficiencia de plantas, % circulaciones, balcones, núcleos de baño).</w:t>
+      </w:r>
+    </w:p>
+    <w:p>
+      <w:pPr>
+        <w:pStyle w:val="FirstParagraph"/>
+      </w:pPr>
+      <w:r>
+        <w:rPr>
+          <w:b/>
+          <w:bCs/>
+        </w:rPr>
+        <w:t xml:space="preserve">Calibración nueva</w:t>
+      </w:r>
+      <w:r>
+        <w:t xml:space="preserve"> </w:t>
+      </w:r>
+      <w:r>
+        <w:t xml:space="preserve">(todas derivadas teóricamente del residual estándar):</w:t>
+      </w:r>
+    </w:p>
+    <w:tbl>
+      <w:tblPr>
+        <w:tblStyle w:val="Table"/>
+        <w:tblW w:type="pct" w:w="5000"/>
+        <w:tblLayout w:type="fixed"/>
+        <w:tblLook w:firstRow="1" w:lastRow="0" w:firstColumn="0" w:lastColumn="0" w:noHBand="0" w:noVBand="0" w:val="0020"/>
+      </w:tblPr>
+      <w:tblGrid>
+        <w:gridCol w:w="925"/>
+        <w:gridCol w:w="1234"/>
+        <w:gridCol w:w="1542"/>
+        <w:gridCol w:w="1131"/>
+        <w:gridCol w:w="1131"/>
+        <w:gridCol w:w="1954"/>
+      </w:tblGrid>
+      <w:tr>
+        <w:trPr>
+          <w:tblHeader w:val="on"/>
+        </w:trPr>
+        <w:tc>
+          <w:tcPr/>
+          <w:p>
+            <w:pPr>
+              <w:pStyle w:val="Compact"/>
+            </w:pPr>
+            <w:r>
+              <w:t xml:space="preserve">Familia</w:t>
+            </w:r>
+          </w:p>
+        </w:tc>
+        <w:tc>
+          <w:tcPr/>
+          <w:p>
+            <w:pPr>
+              <w:pStyle w:val="Compact"/>
+              <w:jc w:val="right"/>
+            </w:pPr>
+            <w:r>
+              <w:t xml:space="preserve">∂i/∂ticket</w:t>
+            </w:r>
+          </w:p>
+        </w:tc>
+        <w:tc>
+          <w:tcPr/>
+          <w:p>
+            <w:pPr>
+              <w:pStyle w:val="Compact"/>
+              <w:jc w:val="right"/>
+            </w:pPr>
+            <w:r>
+              <w:t xml:space="preserve">∂i/∂velocidad</w:t>
+            </w:r>
+          </w:p>
+        </w:tc>
+        <w:tc>
+          <w:tcPr/>
+          <w:p>
+            <w:pPr>
+              <w:pStyle w:val="Compact"/>
+              <w:jc w:val="right"/>
+            </w:pPr>
+            <w:r>
+              <w:t xml:space="preserve">∂i/∂costo</w:t>
+            </w:r>
+          </w:p>
+        </w:tc>
+        <w:tc>
+          <w:tcPr/>
+          <w:p>
+            <w:pPr>
+              <w:pStyle w:val="Compact"/>
+              <w:jc w:val="right"/>
+            </w:pPr>
+            <w:r>
+              <w:t xml:space="preserve">∂i/∂plazo</w:t>
+            </w:r>
+          </w:p>
+        </w:tc>
+        <w:tc>
+          <w:tcPr/>
+          <w:p>
+            <w:pPr>
+              <w:pStyle w:val="Compact"/>
+              <w:jc w:val="right"/>
+            </w:pPr>
+            <w:r>
+              <w:t xml:space="preserve">∂i/∂coef_vendible</w:t>
+            </w:r>
+          </w:p>
+        </w:tc>
+      </w:tr>
+      <w:tr>
+        <w:tc>
+          <w:tcPr/>
+          <w:p>
+            <w:pPr>
+              <w:pStyle w:val="Compact"/>
+            </w:pPr>
+            <w:r>
+              <w:t xml:space="preserve">edif_4p</w:t>
+            </w:r>
+          </w:p>
+        </w:tc>
+        <w:tc>
+          <w:tcPr/>
+          <w:p>
+            <w:pPr>
+              <w:pStyle w:val="Compact"/>
+              <w:jc w:val="right"/>
+            </w:pPr>
+            <w:r>
+              <w:t xml:space="preserve">+0.70</w:t>
+            </w:r>
+          </w:p>
+        </w:tc>
+        <w:tc>
+          <w:tcPr/>
+          <w:p>
+            <w:pPr>
+              <w:pStyle w:val="Compact"/>
+              <w:jc w:val="right"/>
+            </w:pPr>
+            <w:r>
+              <w:t xml:space="preserve">+0.08</w:t>
+            </w:r>
+          </w:p>
+        </w:tc>
+        <w:tc>
+          <w:tcPr/>
+          <w:p>
+            <w:pPr>
+              <w:pStyle w:val="Compact"/>
+              <w:jc w:val="right"/>
+            </w:pPr>
+            <w:r>
+              <w:rPr>
+                <w:b/>
+                <w:bCs/>
+              </w:rPr>
+              <w:t xml:space="preserve">−0.60</w:t>
+            </w:r>
+          </w:p>
+        </w:tc>
+        <w:tc>
+          <w:tcPr/>
+          <w:p>
+            <w:pPr>
+              <w:pStyle w:val="Compact"/>
+              <w:jc w:val="right"/>
+            </w:pPr>
+            <w:r>
+              <w:rPr>
+                <w:b/>
+                <w:bCs/>
+              </w:rPr>
+              <w:t xml:space="preserve">−0.08</w:t>
+            </w:r>
+          </w:p>
+        </w:tc>
+        <w:tc>
+          <w:tcPr/>
+          <w:p>
+            <w:pPr>
+              <w:pStyle w:val="Compact"/>
+              <w:jc w:val="right"/>
+            </w:pPr>
+            <w:r>
+              <w:t xml:space="preserve">+0.65</w:t>
+            </w:r>
+          </w:p>
+        </w:tc>
+      </w:tr>
+      <w:tr>
+        <w:tc>
+          <w:tcPr/>
+          <w:p>
+            <w:pPr>
+              <w:pStyle w:val="Compact"/>
+            </w:pPr>
+            <w:r>
+              <w:t xml:space="preserve">ds19</w:t>
+            </w:r>
+          </w:p>
+        </w:tc>
+        <w:tc>
+          <w:tcPr/>
+          <w:p>
+            <w:pPr>
+              <w:pStyle w:val="Compact"/>
+              <w:jc w:val="right"/>
+            </w:pPr>
+            <w:r>
+              <w:t xml:space="preserve">+0.50</w:t>
+            </w:r>
+          </w:p>
+        </w:tc>
+        <w:tc>
+          <w:tcPr/>
+          <w:p>
+            <w:pPr>
+              <w:pStyle w:val="Compact"/>
+              <w:jc w:val="right"/>
+            </w:pPr>
+            <w:r>
+              <w:t xml:space="preserve">+0.06</w:t>
+            </w:r>
+          </w:p>
+        </w:tc>
+        <w:tc>
+          <w:tcPr/>
+          <w:p>
+            <w:pPr>
+              <w:pStyle w:val="Compact"/>
+              <w:jc w:val="right"/>
+            </w:pPr>
+            <w:r>
+              <w:t xml:space="preserve">−0.45</w:t>
+            </w:r>
+          </w:p>
+        </w:tc>
+        <w:tc>
+          <w:tcPr/>
+          <w:p>
+            <w:pPr>
+              <w:pStyle w:val="Compact"/>
+              <w:jc w:val="right"/>
+            </w:pPr>
+            <w:r>
+              <w:t xml:space="preserve">−0.06</w:t>
+            </w:r>
+          </w:p>
+        </w:tc>
+        <w:tc>
+          <w:tcPr/>
+          <w:p>
+            <w:pPr>
+              <w:pStyle w:val="Compact"/>
+              <w:jc w:val="right"/>
+            </w:pPr>
+            <w:r>
+              <w:t xml:space="preserve">+0.50</w:t>
+            </w:r>
+          </w:p>
+        </w:tc>
+      </w:tr>
+      <w:tr>
+        <w:tc>
+          <w:tcPr/>
+          <w:p>
+            <w:pPr>
+              <w:pStyle w:val="Compact"/>
+            </w:pPr>
+            <w:r>
+              <w:t xml:space="preserve">casa</w:t>
+            </w:r>
+          </w:p>
+        </w:tc>
+        <w:tc>
+          <w:tcPr/>
+          <w:p>
+            <w:pPr>
+              <w:pStyle w:val="Compact"/>
+              <w:jc w:val="right"/>
+            </w:pPr>
+            <w:r>
+              <w:t xml:space="preserve">+0.65</w:t>
+            </w:r>
+          </w:p>
+        </w:tc>
+        <w:tc>
+          <w:tcPr/>
+          <w:p>
+            <w:pPr>
+              <w:pStyle w:val="Compact"/>
+              <w:jc w:val="right"/>
+            </w:pPr>
+            <w:r>
+              <w:t xml:space="preserve">+0.07</w:t>
+            </w:r>
+          </w:p>
+        </w:tc>
+        <w:tc>
+          <w:tcPr/>
+          <w:p>
+            <w:pPr>
+              <w:pStyle w:val="Compact"/>
+              <w:jc w:val="right"/>
+            </w:pPr>
+            <w:r>
+              <w:t xml:space="preserve">−0.55</w:t>
+            </w:r>
+          </w:p>
+        </w:tc>
+        <w:tc>
+          <w:tcPr/>
+          <w:p>
+            <w:pPr>
+              <w:pStyle w:val="Compact"/>
+              <w:jc w:val="right"/>
+            </w:pPr>
+            <w:r>
+              <w:t xml:space="preserve">−0.07</w:t>
+            </w:r>
+          </w:p>
+        </w:tc>
+        <w:tc>
+          <w:tcPr/>
+          <w:p>
+            <w:pPr>
+              <w:pStyle w:val="Compact"/>
+              <w:jc w:val="right"/>
+            </w:pPr>
+            <w:r>
+              <w:t xml:space="preserve">+0.60</w:t>
+            </w:r>
+          </w:p>
+        </w:tc>
+      </w:tr>
+      <w:tr>
+        <w:tc>
+          <w:tcPr/>
+          <w:p>
+            <w:pPr>
+              <w:pStyle w:val="Compact"/>
+            </w:pPr>
+            <w:r>
+              <w:t xml:space="preserve">townhouse</w:t>
+            </w:r>
+          </w:p>
+        </w:tc>
+        <w:tc>
+          <w:tcPr/>
+          <w:p>
+            <w:pPr>
+              <w:pStyle w:val="Compact"/>
+              <w:jc w:val="right"/>
+            </w:pPr>
+            <w:r>
+              <w:t xml:space="preserve">+0.65</w:t>
+            </w:r>
+          </w:p>
+        </w:tc>
+        <w:tc>
+          <w:tcPr/>
+          <w:p>
+            <w:pPr>
+              <w:pStyle w:val="Compact"/>
+              <w:jc w:val="right"/>
+            </w:pPr>
+            <w:r>
+              <w:t xml:space="preserve">+0.07</w:t>
+            </w:r>
+          </w:p>
+        </w:tc>
+        <w:tc>
+          <w:tcPr/>
+          <w:p>
+            <w:pPr>
+              <w:pStyle w:val="Compact"/>
+              <w:jc w:val="right"/>
+            </w:pPr>
+            <w:r>
+              <w:t xml:space="preserve">−0.55</w:t>
+            </w:r>
+          </w:p>
+        </w:tc>
+        <w:tc>
+          <w:tcPr/>
+          <w:p>
+            <w:pPr>
+              <w:pStyle w:val="Compact"/>
+              <w:jc w:val="right"/>
+            </w:pPr>
+            <w:r>
+              <w:t xml:space="preserve">−0.07</w:t>
+            </w:r>
+          </w:p>
+        </w:tc>
+        <w:tc>
+          <w:tcPr/>
+          <w:p>
+            <w:pPr>
+              <w:pStyle w:val="Compact"/>
+              <w:jc w:val="right"/>
+            </w:pPr>
+            <w:r>
+              <w:t xml:space="preserve">+0.60</w:t>
+            </w:r>
+          </w:p>
+        </w:tc>
+      </w:tr>
+    </w:tbl>
+    <w:p>
+      <w:pPr>
+        <w:pStyle w:val="BodyText"/>
+      </w:pPr>
+      <w:r>
+        <w:rPr>
+          <w:b/>
+          <w:bCs/>
+        </w:rPr>
+        <w:t xml:space="preserve">Clamps nuevos</w:t>
+      </w:r>
+      <w:r>
+        <w:t xml:space="preserve">:</w:t>
+      </w:r>
+      <w:r>
+        <w:t xml:space="preserve"> </w:t>
+      </w:r>
+      <w:r>
+        <w:rPr>
+          <w:rStyle w:val="VerbatimChar"/>
+        </w:rPr>
+        <w:t xml:space="preserve">costoMult ∈ [0.85, 1.20]</w:t>
+      </w:r>
+      <w:r>
+        <w:t xml:space="preserve"> </w:t>
+      </w:r>
+      <w:r>
+        <w:t xml:space="preserve">(rango ICOI histórico ±20%),</w:t>
+      </w:r>
+      <w:r>
+        <w:t xml:space="preserve"> </w:t>
+      </w:r>
+      <w:r>
+        <w:rPr>
+          <w:rStyle w:val="VerbatimChar"/>
+        </w:rPr>
+        <w:t xml:space="preserve">plazoMult ∈ [0.85, 1.25]</w:t>
+      </w:r>
+      <w:r>
+        <w:t xml:space="preserve"> </w:t>
+      </w:r>
+      <w:r>
+        <w:t xml:space="preserve">(rango plazo realista ±25%).</w:t>
+      </w:r>
+    </w:p>
+    <w:p>
+      <w:pPr>
+        <w:pStyle w:val="BodyText"/>
+      </w:pPr>
+      <w:r>
+        <w:rPr>
+          <w:b/>
+          <w:bCs/>
+        </w:rPr>
+        <w:t xml:space="preserve">Coeficiente vendible</w:t>
+      </w:r>
+      <w:r>
+        <w:t xml:space="preserve">: distribución triangular</w:t>
+      </w:r>
+      <w:r>
+        <w:t xml:space="preserve"> </w:t>
+      </w:r>
+      <w:r>
+        <w:rPr>
+          <w:rStyle w:val="VerbatimChar"/>
+        </w:rPr>
+        <w:t xml:space="preserve">(0.78, 0.85, 0.92)</w:t>
+      </w:r>
+      <w:r>
+        <w:t xml:space="preserve"> </w:t>
+      </w:r>
+      <w:r>
+        <w:t xml:space="preserve">independiente de la cópula macro (refleja heterogeneidad arquitectónica del proyecto). Aparece en el tornado con etiqueta</w:t>
+      </w:r>
+      <w:r>
+        <w:t xml:space="preserve"> </w:t>
+      </w:r>
+      <w:r>
+        <w:t xml:space="preserve">“Coef. vendible (m² útiles/totales)”</w:t>
+      </w:r>
+      <w:r>
+        <w:t xml:space="preserve">. Cada punto perdido de eficiencia destruye revenue casi 1:1 sin reducir costos, por lo cual la sensibilidad sobre la incidencia es alta (∂i/∂coef ≈ +0.65 para Edif_4p).</w:t>
+      </w:r>
+    </w:p>
+    <w:p>
+      <w:pPr>
+        <w:pStyle w:val="BodyText"/>
+      </w:pPr>
+      <w:r>
+        <w:rPr>
+          <w:b/>
+          <w:bCs/>
+        </w:rPr>
+        <w:t xml:space="preserve">Comportamiento esperado del tornado post-recalibración</w:t>
+      </w:r>
+      <w:r>
+        <w:t xml:space="preserve">:</w:t>
+      </w:r>
+    </w:p>
+    <w:tbl>
+      <w:tblPr>
+        <w:tblStyle w:val="Table"/>
+        <w:tblW w:type="auto" w:w="0"/>
+        <w:tblLook w:firstRow="1" w:lastRow="0" w:firstColumn="0" w:lastColumn="0" w:noHBand="0" w:noVBand="0" w:val="0020"/>
+      </w:tblPr>
+      <w:tblGrid>
+        <w:gridCol w:w="2640"/>
+        <w:gridCol w:w="2640"/>
+        <w:gridCol w:w="2640"/>
+      </w:tblGrid>
+      <w:tr>
+        <w:trPr>
+          <w:tblHeader w:val="on"/>
+        </w:trPr>
+        <w:tc>
+          <w:tcPr/>
+          <w:p>
+            <w:pPr>
+              <w:pStyle w:val="Compact"/>
+            </w:pPr>
+            <w:r>
+              <w:t xml:space="preserve">Driver</w:t>
+            </w:r>
+          </w:p>
+        </w:tc>
+        <w:tc>
+          <w:tcPr/>
+          <w:p>
+            <w:pPr>
+              <w:pStyle w:val="Compact"/>
+              <w:jc w:val="right"/>
+            </w:pPr>
+            <w:r>
+              <w:t xml:space="preserve">Antes (sesgado)</w:t>
+            </w:r>
+          </w:p>
+        </w:tc>
+        <w:tc>
+          <w:tcPr/>
+          <w:p>
+            <w:pPr>
+              <w:pStyle w:val="Compact"/>
+              <w:jc w:val="right"/>
+            </w:pPr>
+            <w:r>
+              <w:t xml:space="preserve">Esperado (calibrado)</w:t>
+            </w:r>
+          </w:p>
+        </w:tc>
+      </w:tr>
+      <w:tr>
+        <w:tc>
+          <w:tcPr/>
+          <w:p>
+            <w:pPr>
+              <w:pStyle w:val="Compact"/>
+            </w:pPr>
+            <w:r>
+              <w:t xml:space="preserve">Plazo obra (residual)</w:t>
+            </w:r>
+          </w:p>
+        </w:tc>
+        <w:tc>
+          <w:tcPr/>
+          <w:p>
+            <w:pPr>
+              <w:pStyle w:val="Compact"/>
+              <w:jc w:val="right"/>
+            </w:pPr>
+            <w:r>
+              <w:t xml:space="preserve">29.0%</w:t>
+            </w:r>
+          </w:p>
+        </w:tc>
+        <w:tc>
+          <w:tcPr/>
+          <w:p>
+            <w:pPr>
+              <w:pStyle w:val="Compact"/>
+              <w:jc w:val="right"/>
+            </w:pPr>
+            <w:r>
+              <w:t xml:space="preserve">4-7%</w:t>
+            </w:r>
+          </w:p>
+        </w:tc>
+      </w:tr>
+      <w:tr>
+        <w:tc>
+          <w:tcPr/>
+          <w:p>
+            <w:pPr>
+              <w:pStyle w:val="Compact"/>
+            </w:pPr>
+            <w:r>
+              <w:t xml:space="preserve">Costo construcción (residual)</w:t>
+            </w:r>
+          </w:p>
+        </w:tc>
+        <w:tc>
+          <w:tcPr/>
+          <w:p>
+            <w:pPr>
+              <w:pStyle w:val="Compact"/>
+              <w:jc w:val="right"/>
+            </w:pPr>
+            <w:r>
+              <w:t xml:space="preserve">0.5%</w:t>
+            </w:r>
+          </w:p>
+        </w:tc>
+        <w:tc>
+          <w:tcPr/>
+          <w:p>
+            <w:pPr>
+              <w:pStyle w:val="Compact"/>
+              <w:jc w:val="right"/>
+            </w:pPr>
+            <w:r>
+              <w:t xml:space="preserve">8-15%</w:t>
+            </w:r>
+          </w:p>
+        </w:tc>
+      </w:tr>
+      <w:tr>
+        <w:tc>
+          <w:tcPr/>
+          <w:p>
+            <w:pPr>
+              <w:pStyle w:val="Compact"/>
+            </w:pPr>
+            <w:r>
+              <w:t xml:space="preserve">Coef. vendible</w:t>
+            </w:r>
+          </w:p>
+        </w:tc>
+        <w:tc>
+          <w:tcPr/>
+          <w:p>
+            <w:pPr>
+              <w:pStyle w:val="Compact"/>
+              <w:jc w:val="right"/>
+            </w:pPr>
+            <w:r>
+              <w:t xml:space="preserve">n/a</w:t>
+            </w:r>
+          </w:p>
+        </w:tc>
+        <w:tc>
+          <w:tcPr/>
+          <w:p>
+            <w:pPr>
+              <w:pStyle w:val="Compact"/>
+              <w:jc w:val="right"/>
+            </w:pPr>
+            <w:r>
+              <w:t xml:space="preserve">6-12% (nuevo)</w:t>
+            </w:r>
+          </w:p>
+        </w:tc>
+      </w:tr>
+      <w:tr>
+        <w:tc>
+          <w:tcPr/>
+          <w:p>
+            <w:pPr>
+              <w:pStyle w:val="Compact"/>
+            </w:pPr>
+            <w:r>
+              <w:t xml:space="preserve">Velocidad venta</w:t>
+            </w:r>
+          </w:p>
+        </w:tc>
+        <w:tc>
+          <w:tcPr/>
+          <w:p>
+            <w:pPr>
+              <w:pStyle w:val="Compact"/>
+              <w:jc w:val="right"/>
+            </w:pPr>
+            <w:r>
+              <w:t xml:space="preserve">18.2%</w:t>
+            </w:r>
+          </w:p>
+        </w:tc>
+        <w:tc>
+          <w:tcPr/>
+          <w:p>
+            <w:pPr>
+              <w:pStyle w:val="Compact"/>
+              <w:jc w:val="right"/>
+            </w:pPr>
+            <w:r>
+              <w:t xml:space="preserve">15-20%</w:t>
+            </w:r>
+          </w:p>
+        </w:tc>
+      </w:tr>
+      <w:tr>
+        <w:tc>
+          <w:tcPr/>
+          <w:p>
+            <w:pPr>
+              <w:pStyle w:val="Compact"/>
+            </w:pPr>
+            <w:r>
+              <w:t xml:space="preserve">Δ Desempleo (macro)</w:t>
+            </w:r>
+          </w:p>
+        </w:tc>
+        <w:tc>
+          <w:tcPr/>
+          <w:p>
+            <w:pPr>
+              <w:pStyle w:val="Compact"/>
+              <w:jc w:val="right"/>
+            </w:pPr>
+            <w:r>
+              <w:t xml:space="preserve">17.5%</w:t>
+            </w:r>
+          </w:p>
+        </w:tc>
+        <w:tc>
+          <w:tcPr/>
+          <w:p>
+            <w:pPr>
+              <w:pStyle w:val="Compact"/>
+              <w:jc w:val="right"/>
+            </w:pPr>
+            <w:r>
+              <w:t xml:space="preserve">10-15%</w:t>
+            </w:r>
+          </w:p>
+        </w:tc>
+      </w:tr>
+    </w:tbl>
+    <w:p>
+      <w:pPr>
+        <w:pStyle w:val="BodyText"/>
+      </w:pPr>
+      <w:r>
+        <w:rPr>
+          <w:b/>
+          <w:bCs/>
+        </w:rPr>
+        <w:t xml:space="preserve">Limitación honesta documentada</w:t>
+      </w:r>
+      <w:r>
+        <w:t xml:space="preserve">: los valores de sensibilidad provienen de derivación analítica, no de un residual real corrido con perturbaciones. Si el directorio dispone de un residual representativo del eje Norte (Lampa/Colina/Buin) con sus sensibilidades calculadas, el simulador puede reemplazar los defaults llamando a</w:t>
+      </w:r>
+      <w:r>
+        <w:t xml:space="preserve"> </w:t>
+      </w:r>
+      <w:r>
+        <w:rPr>
+          <w:rStyle w:val="VerbatimChar"/>
+        </w:rPr>
+        <w:t xml:space="preserve">loadRepresentantesFromResidual()</w:t>
+      </w:r>
+      <w:r>
+        <w:t xml:space="preserve"> </w:t>
+      </w:r>
+      <w:r>
+        <w:t xml:space="preserve">desde</w:t>
+      </w:r>
+      <w:r>
+        <w:t xml:space="preserve"> </w:t>
+      </w:r>
+      <w:r>
+        <w:rPr>
+          <w:rStyle w:val="VerbatimChar"/>
+        </w:rPr>
+        <w:t xml:space="preserve">/residual</w:t>
+      </w:r>
+      <w:r>
+        <w:t xml:space="preserve">.</w:t>
+      </w:r>
+    </w:p>
+    <w:bookmarkEnd w:id="98"/>
+    <w:bookmarkStart w:id="99" w:name="X589c893a000aacc0a3c7330b1a3cfd23dc2f3ac"/>
+    <w:p>
+      <w:pPr>
+        <w:pStyle w:val="Heading3"/>
+      </w:pPr>
+      <w:r>
+        <w:rPr>
+          <w:rStyle w:val="SectionNumber"/>
+        </w:rPr>
+        <w:t xml:space="preserve">9.2.9</w:t>
       </w:r>
       <w:r>
         <w:tab/>
@@ -13310,10 +14397,10 @@
         <w:t xml:space="preserve">.</w:t>
       </w:r>
     </w:p>
-    <w:bookmarkEnd w:id="98"/>
     <w:bookmarkEnd w:id="99"/>
     <w:bookmarkEnd w:id="100"/>
-    <w:bookmarkStart w:id="104" w:name="conclusiones-para-el-directorio"/>
+    <w:bookmarkEnd w:id="101"/>
+    <w:bookmarkStart w:id="105" w:name="conclusiones-para-el-directorio"/>
     <w:p>
       <w:pPr>
         <w:pStyle w:val="Heading1"/>
@@ -13331,7 +14418,7 @@
         <w:t xml:space="preserve">9. Conclusiones para el Directorio</w:t>
       </w:r>
     </w:p>
-    <w:bookmarkStart w:id="101" w:name="es-estadísticamente-robusto-el-modelo"/>
+    <w:bookmarkStart w:id="102" w:name="es-estadísticamente-robusto-el-modelo"/>
     <w:p>
       <w:pPr>
         <w:pStyle w:val="Heading2"/>
@@ -13451,8 +14538,8 @@
         <w:t xml:space="preserve">- Subestima persistencia temporal de shocks</w:t>
       </w:r>
     </w:p>
-    <w:bookmarkEnd w:id="101"/>
-    <w:bookmarkStart w:id="102" w:name="para-qué-sirve-y-para-qué-no-sirve"/>
+    <w:bookmarkEnd w:id="102"/>
+    <w:bookmarkStart w:id="103" w:name="para-qué-sirve-y-para-qué-no-sirve"/>
     <w:p>
       <w:pPr>
         <w:pStyle w:val="Heading2"/>
@@ -13701,8 +14788,8 @@
         </w:tc>
       </w:tr>
     </w:tbl>
-    <w:bookmarkEnd w:id="102"/>
-    <w:bookmarkStart w:id="103" w:name="recomendación-al-directorio"/>
+    <w:bookmarkEnd w:id="103"/>
+    <w:bookmarkStart w:id="104" w:name="recomendación-al-directorio"/>
     <w:p>
       <w:pPr>
         <w:pStyle w:val="Heading2"/>
@@ -13748,108 +14835,6 @@
       </w:r>
       <w:r>
         <w:t xml:space="preserve">:</w:t>
-      </w:r>
-    </w:p>
-    <w:p>
-      <w:pPr>
-        <w:pStyle w:val="Compact"/>
-        <w:numPr>
-          <w:ilvl w:val="0"/>
-          <w:numId w:val="1019"/>
-        </w:numPr>
-      </w:pPr>
-      <w:r>
-        <w:t xml:space="preserve">Evaluar con macros base esperado → distribución del VAN</w:t>
-      </w:r>
-    </w:p>
-    <w:p>
-      <w:pPr>
-        <w:pStyle w:val="Compact"/>
-        <w:numPr>
-          <w:ilvl w:val="0"/>
-          <w:numId w:val="1019"/>
-        </w:numPr>
-      </w:pPr>
-      <w:r>
-        <w:t xml:space="preserve">Re-evaluar con preset Estallido + COVID →</w:t>
-      </w:r>
-      <w:r>
-        <w:t xml:space="preserve"> </w:t>
-      </w:r>
-      <w:r>
-        <w:t xml:space="preserve">“stress severo”</w:t>
-      </w:r>
-    </w:p>
-    <w:p>
-      <w:pPr>
-        <w:pStyle w:val="Compact"/>
-        <w:numPr>
-          <w:ilvl w:val="0"/>
-          <w:numId w:val="1019"/>
-        </w:numPr>
-      </w:pPr>
-      <w:r>
-        <w:t xml:space="preserve">Re-evaluar con preset Boom 2021 →</w:t>
-      </w:r>
-      <w:r>
-        <w:t xml:space="preserve"> </w:t>
-      </w:r>
-      <w:r>
-        <w:t xml:space="preserve">“upside”</w:t>
-      </w:r>
-    </w:p>
-    <w:p>
-      <w:pPr>
-        <w:pStyle w:val="Compact"/>
-        <w:numPr>
-          <w:ilvl w:val="0"/>
-          <w:numId w:val="1019"/>
-        </w:numPr>
-      </w:pPr>
-      <w:r>
-        <w:t xml:space="preserve">Comparar percentiles P5, P50, P95 entre escenarios</w:t>
-      </w:r>
-    </w:p>
-    <w:p>
-      <w:pPr>
-        <w:pStyle w:val="Compact"/>
-        <w:numPr>
-          <w:ilvl w:val="0"/>
-          <w:numId w:val="1019"/>
-        </w:numPr>
-      </w:pPr>
-      <w:r>
-        <w:t xml:space="preserve">Si VAN P5 &lt; 0, profundizar análisis cualitativo</w:t>
-      </w:r>
-    </w:p>
-    <w:p>
-      <w:pPr>
-        <w:pStyle w:val="Compact"/>
-        <w:numPr>
-          <w:ilvl w:val="0"/>
-          <w:numId w:val="1019"/>
-        </w:numPr>
-      </w:pPr>
-      <w:r>
-        <w:t xml:space="preserve">Si la dispersión entre escenarios es baja, el AUDP es resiliente</w:t>
-      </w:r>
-    </w:p>
-    <w:p>
-      <w:pPr>
-        <w:pStyle w:val="FirstParagraph"/>
-      </w:pPr>
-      <w:r>
-        <w:rPr>
-          <w:b/>
-          <w:bCs/>
-        </w:rPr>
-        <w:t xml:space="preserve">Próximos pasos del modelo</w:t>
-      </w:r>
-      <w:r>
-        <w:t xml:space="preserve"> </w:t>
-      </w:r>
-      <w:r>
-        <w:t xml:space="preserve">(orden de prioridad):</w:t>
       </w:r>
     </w:p>
     <w:p>
@@ -13861,7 +14846,7 @@
         </w:numPr>
       </w:pPr>
       <w:r>
-        <w:t xml:space="preserve">Implementar estratificación por comuna (49% varianza)</w:t>
+        <w:t xml:space="preserve">Evaluar con macros base esperado → distribución del VAN</w:t>
       </w:r>
     </w:p>
     <w:p>
@@ -13873,7 +14858,13 @@
         </w:numPr>
       </w:pPr>
       <w:r>
-        <w:t xml:space="preserve">Cambiar IPV a lag t-2 (correlación sube 0.34 → 0.55)</w:t>
+        <w:t xml:space="preserve">Re-evaluar con preset Estallido + COVID →</w:t>
+      </w:r>
+      <w:r>
+        <w:t xml:space="preserve"> </w:t>
+      </w:r>
+      <w:r>
+        <w:t xml:space="preserve">“stress severo”</w:t>
       </w:r>
     </w:p>
     <w:p>
@@ -13885,7 +14876,13 @@
         </w:numPr>
       </w:pPr>
       <w:r>
-        <w:t xml:space="preserve">Reemplazar OLS por Random Forest (R² sube 0.40 → 0.75)</w:t>
+        <w:t xml:space="preserve">Re-evaluar con preset Boom 2021 →</w:t>
+      </w:r>
+      <w:r>
+        <w:t xml:space="preserve"> </w:t>
+      </w:r>
+      <w:r>
+        <w:t xml:space="preserve">“upside”</w:t>
       </w:r>
     </w:p>
     <w:p>
@@ -13897,12 +14894,102 @@
         </w:numPr>
       </w:pPr>
       <w:r>
+        <w:t xml:space="preserve">Comparar percentiles P5, P50, P95 entre escenarios</w:t>
+      </w:r>
+    </w:p>
+    <w:p>
+      <w:pPr>
+        <w:pStyle w:val="Compact"/>
+        <w:numPr>
+          <w:ilvl w:val="0"/>
+          <w:numId w:val="1020"/>
+        </w:numPr>
+      </w:pPr>
+      <w:r>
+        <w:t xml:space="preserve">Si VAN P5 &lt; 0, profundizar análisis cualitativo</w:t>
+      </w:r>
+    </w:p>
+    <w:p>
+      <w:pPr>
+        <w:pStyle w:val="Compact"/>
+        <w:numPr>
+          <w:ilvl w:val="0"/>
+          <w:numId w:val="1020"/>
+        </w:numPr>
+      </w:pPr>
+      <w:r>
+        <w:t xml:space="preserve">Si la dispersión entre escenarios es baja, el AUDP es resiliente</w:t>
+      </w:r>
+    </w:p>
+    <w:p>
+      <w:pPr>
+        <w:pStyle w:val="FirstParagraph"/>
+      </w:pPr>
+      <w:r>
+        <w:rPr>
+          <w:b/>
+          <w:bCs/>
+        </w:rPr>
+        <w:t xml:space="preserve">Próximos pasos del modelo</w:t>
+      </w:r>
+      <w:r>
+        <w:t xml:space="preserve"> </w:t>
+      </w:r>
+      <w:r>
+        <w:t xml:space="preserve">(orden de prioridad):</w:t>
+      </w:r>
+    </w:p>
+    <w:p>
+      <w:pPr>
+        <w:pStyle w:val="Compact"/>
+        <w:numPr>
+          <w:ilvl w:val="0"/>
+          <w:numId w:val="1021"/>
+        </w:numPr>
+      </w:pPr>
+      <w:r>
+        <w:t xml:space="preserve">Implementar estratificación por comuna (49% varianza)</w:t>
+      </w:r>
+    </w:p>
+    <w:p>
+      <w:pPr>
+        <w:pStyle w:val="Compact"/>
+        <w:numPr>
+          <w:ilvl w:val="0"/>
+          <w:numId w:val="1021"/>
+        </w:numPr>
+      </w:pPr>
+      <w:r>
+        <w:t xml:space="preserve">Cambiar IPV a lag t-2 (correlación sube 0.34 → 0.55)</w:t>
+      </w:r>
+    </w:p>
+    <w:p>
+      <w:pPr>
+        <w:pStyle w:val="Compact"/>
+        <w:numPr>
+          <w:ilvl w:val="0"/>
+          <w:numId w:val="1021"/>
+        </w:numPr>
+      </w:pPr>
+      <w:r>
+        <w:t xml:space="preserve">Reemplazar OLS por Random Forest (R² sube 0.40 → 0.75)</w:t>
+      </w:r>
+    </w:p>
+    <w:p>
+      <w:pPr>
+        <w:pStyle w:val="Compact"/>
+        <w:numPr>
+          <w:ilvl w:val="0"/>
+          <w:numId w:val="1021"/>
+        </w:numPr>
+      </w:pPr>
+      <w:r>
         <w:t xml:space="preserve">Expandir cópula con lags principales</w:t>
       </w:r>
     </w:p>
-    <w:bookmarkEnd w:id="103"/>
     <w:bookmarkEnd w:id="104"/>
-    <w:bookmarkStart w:id="105" w:name="anexo-a-glosario"/>
+    <w:bookmarkEnd w:id="105"/>
+    <w:bookmarkStart w:id="106" w:name="anexo-a-glosario"/>
     <w:p>
       <w:pPr>
         <w:pStyle w:val="Heading1"/>
@@ -14547,8 +15634,8 @@
         </w:tc>
       </w:tr>
     </w:tbl>
-    <w:bookmarkEnd w:id="105"/>
-    <w:bookmarkStart w:id="106" w:name="anexo-b-referencias"/>
+    <w:bookmarkEnd w:id="106"/>
+    <w:bookmarkStart w:id="107" w:name="anexo-b-referencias"/>
     <w:p>
       <w:pPr>
         <w:pStyle w:val="Heading1"/>
@@ -14571,7 +15658,7 @@
         <w:pStyle w:val="Compact"/>
         <w:numPr>
           <w:ilvl w:val="0"/>
-          <w:numId w:val="1021"/>
+          <w:numId w:val="1022"/>
         </w:numPr>
       </w:pPr>
       <w:r>
@@ -14605,7 +15692,7 @@
         <w:pStyle w:val="Compact"/>
         <w:numPr>
           <w:ilvl w:val="0"/>
-          <w:numId w:val="1021"/>
+          <w:numId w:val="1022"/>
         </w:numPr>
       </w:pPr>
       <w:r>
@@ -14626,7 +15713,7 @@
         <w:pStyle w:val="Compact"/>
         <w:numPr>
           <w:ilvl w:val="0"/>
-          <w:numId w:val="1021"/>
+          <w:numId w:val="1022"/>
         </w:numPr>
       </w:pPr>
       <w:r>
@@ -14660,7 +15747,7 @@
         <w:pStyle w:val="Compact"/>
         <w:numPr>
           <w:ilvl w:val="0"/>
-          <w:numId w:val="1021"/>
+          <w:numId w:val="1022"/>
         </w:numPr>
       </w:pPr>
       <w:r>
@@ -14694,7 +15781,7 @@
         <w:pStyle w:val="Compact"/>
         <w:numPr>
           <w:ilvl w:val="0"/>
-          <w:numId w:val="1021"/>
+          <w:numId w:val="1022"/>
         </w:numPr>
       </w:pPr>
       <w:r>
@@ -14728,7 +15815,7 @@
         <w:pStyle w:val="Compact"/>
         <w:numPr>
           <w:ilvl w:val="0"/>
-          <w:numId w:val="1021"/>
+          <w:numId w:val="1022"/>
         </w:numPr>
       </w:pPr>
       <w:r>
@@ -14753,7 +15840,7 @@
         <w:pStyle w:val="Compact"/>
         <w:numPr>
           <w:ilvl w:val="0"/>
-          <w:numId w:val="1021"/>
+          <w:numId w:val="1022"/>
         </w:numPr>
       </w:pPr>
       <w:r>
@@ -14778,7 +15865,7 @@
         <w:pStyle w:val="Compact"/>
         <w:numPr>
           <w:ilvl w:val="0"/>
-          <w:numId w:val="1021"/>
+          <w:numId w:val="1022"/>
         </w:numPr>
       </w:pPr>
       <w:r>
@@ -14803,7 +15890,7 @@
         <w:pStyle w:val="Compact"/>
         <w:numPr>
           <w:ilvl w:val="0"/>
-          <w:numId w:val="1021"/>
+          <w:numId w:val="1022"/>
         </w:numPr>
       </w:pPr>
       <w:r>
@@ -14828,7 +15915,7 @@
         <w:pStyle w:val="Compact"/>
         <w:numPr>
           <w:ilvl w:val="0"/>
-          <w:numId w:val="1021"/>
+          <w:numId w:val="1022"/>
         </w:numPr>
       </w:pPr>
       <w:r>
@@ -14853,7 +15940,7 @@
         <w:pStyle w:val="Compact"/>
         <w:numPr>
           <w:ilvl w:val="0"/>
-          <w:numId w:val="1021"/>
+          <w:numId w:val="1022"/>
         </w:numPr>
       </w:pPr>
       <w:r>
@@ -14887,7 +15974,7 @@
         <w:pStyle w:val="Compact"/>
         <w:numPr>
           <w:ilvl w:val="0"/>
-          <w:numId w:val="1021"/>
+          <w:numId w:val="1022"/>
         </w:numPr>
       </w:pPr>
       <w:r>
@@ -14912,7 +15999,7 @@
         <w:pStyle w:val="Compact"/>
         <w:numPr>
           <w:ilvl w:val="0"/>
-          <w:numId w:val="1021"/>
+          <w:numId w:val="1022"/>
         </w:numPr>
       </w:pPr>
       <w:r>
@@ -14941,8 +16028,8 @@
         <w:t xml:space="preserve">, 45(1).</w:t>
       </w:r>
     </w:p>
-    <w:bookmarkEnd w:id="106"/>
-    <w:bookmarkStart w:id="109" w:name="anexo-c-reproducibilidad-técnica"/>
+    <w:bookmarkEnd w:id="107"/>
+    <w:bookmarkStart w:id="110" w:name="anexo-c-reproducibilidad-técnica"/>
     <w:p>
       <w:pPr>
         <w:pStyle w:val="Heading1"/>
@@ -14960,7 +16047,7 @@
         <w:t xml:space="preserve">Anexo C — Reproducibilidad técnica</w:t>
       </w:r>
     </w:p>
-    <w:bookmarkStart w:id="107" w:name="c.1-pipeline-reproducible"/>
+    <w:bookmarkStart w:id="108" w:name="c.1-pipeline-reproducible"/>
     <w:p>
       <w:pPr>
         <w:pStyle w:val="Heading2"/>
@@ -15148,8 +16235,8 @@
         <w:t xml:space="preserve"> analysis/test_factor_with_sens.js</w:t>
       </w:r>
     </w:p>
-    <w:bookmarkEnd w:id="107"/>
-    <w:bookmarkStart w:id="108" w:name="c.2-archivos-clave"/>
+    <w:bookmarkEnd w:id="108"/>
+    <w:bookmarkStart w:id="109" w:name="c.2-archivos-clave"/>
     <w:p>
       <w:pPr>
         <w:pStyle w:val="Heading2"/>
@@ -15449,8 +16536,8 @@
         <w:t xml:space="preserve">Documento preparado por el equipo de Modela. Versión Abril 2026 (v3, post análisis profundo).</w:t>
       </w:r>
     </w:p>
-    <w:bookmarkEnd w:id="108"/>
     <w:bookmarkEnd w:id="109"/>
+    <w:bookmarkEnd w:id="110"/>
     <w:sectPr>
       <w:footnotePr>
         <w:numRestart w:val="eachSect"/>
@@ -16137,6 +17224,36 @@
     </w:lvlOverride>
   </w:num>
   <w:num w:numId="1021">
+    <w:abstractNumId w:val="99411"/>
+    <w:lvlOverride w:ilvl="0">
+      <w:startOverride w:val="1"/>
+    </w:lvlOverride>
+    <w:lvlOverride w:ilvl="1">
+      <w:startOverride w:val="1"/>
+    </w:lvlOverride>
+    <w:lvlOverride w:ilvl="2">
+      <w:startOverride w:val="1"/>
+    </w:lvlOverride>
+    <w:lvlOverride w:ilvl="3">
+      <w:startOverride w:val="1"/>
+    </w:lvlOverride>
+    <w:lvlOverride w:ilvl="4">
+      <w:startOverride w:val="1"/>
+    </w:lvlOverride>
+    <w:lvlOverride w:ilvl="5">
+      <w:startOverride w:val="1"/>
+    </w:lvlOverride>
+    <w:lvlOverride w:ilvl="6">
+      <w:startOverride w:val="1"/>
+    </w:lvlOverride>
+    <w:lvlOverride w:ilvl="7">
+      <w:startOverride w:val="1"/>
+    </w:lvlOverride>
+    <w:lvlOverride w:ilvl="8">
+      <w:startOverride w:val="1"/>
+    </w:lvlOverride>
+  </w:num>
+  <w:num w:numId="1022">
     <w:abstractNumId w:val="99411"/>
     <w:lvlOverride w:ilvl="0">
       <w:startOverride w:val="1"/>

--- a/docs/MODELO_FACTORIAL_DIRECTORIO.docx
+++ b/docs/MODELO_FACTORIAL_DIRECTORIO.docx
@@ -15,7 +15,7 @@
         <w:pStyle w:val="Subtitle"/>
       </w:pPr>
       <w:r>
-        <w:t xml:space="preserve">Documento Técnico para Directorio · Modela · Versión 7 (residual recalibrado)</w:t>
+        <w:t xml:space="preserve">Documento Técnico para Directorio · Modela · Versión 8 (auditoría estadística)</w:t>
       </w:r>
     </w:p>
     <w:p>
@@ -31,7 +31,7 @@
         <w:pStyle w:val="Date"/>
       </w:pPr>
       <w:r>
-        <w:t xml:space="preserve">Abril 2026 · v7 con sensibilidades del residual derivadas teóricamente y nueva variable coef. vendible</w:t>
+        <w:t xml:space="preserve">Abril 2026 · v8 con shrinkage Bayesiano, winsorización y σ_costo calibrado tras auditoría completa</w:t>
       </w:r>
     </w:p>
     <w:sdt>
@@ -10321,7 +10321,7 @@
     </w:p>
     <w:bookmarkEnd w:id="88"/>
     <w:bookmarkEnd w:id="89"/>
-    <w:bookmarkStart w:id="101" w:name="Xc69656c1b9253d5f29a17fee93bff31dddc9ab8"/>
+    <w:bookmarkStart w:id="102" w:name="Xc69656c1b9253d5f29a17fee93bff31dddc9ab8"/>
     <w:p>
       <w:pPr>
         <w:pStyle w:val="Heading1"/>
@@ -10643,7 +10643,7 @@
       </w:tr>
     </w:tbl>
     <w:bookmarkEnd w:id="90"/>
-    <w:bookmarkStart w:id="100" w:name="Xefe088c2d1e588c1c9e3c6a8f483d1d758c7bec"/>
+    <w:bookmarkStart w:id="101" w:name="Xefe088c2d1e588c1c9e3c6a8f483d1d758c7bec"/>
     <w:p>
       <w:pPr>
         <w:pStyle w:val="Heading2"/>
@@ -12938,7 +12938,7 @@
       </w:r>
     </w:p>
     <w:bookmarkEnd w:id="97"/>
-    <w:bookmarkStart w:id="98" w:name="Xc88fee00db0d6f70774c82fc2aa93bcc71e1f21"/>
+    <w:bookmarkStart w:id="98" w:name="Xcb3a85a6ad90f11bb5bde3691992a9ad92fe351"/>
     <w:p>
       <w:pPr>
         <w:pStyle w:val="Heading3"/>
@@ -12953,13 +12953,7 @@
         <w:tab/>
       </w:r>
       <w:r>
-        <w:t xml:space="preserve">Mejora 9 ✓: Recalibración del residual y nueva variable</w:t>
-      </w:r>
-      <w:r>
-        <w:t xml:space="preserve"> </w:t>
-      </w:r>
-      <w:r>
-        <w:t xml:space="preserve">“coeficiente vendible”</w:t>
+        <w:t xml:space="preserve">Mejora 10 ✓: Auditoría estadística — shrinkage Bayesiano + winsorización + σ_costo empírico</w:t>
       </w:r>
     </w:p>
     <w:p>
@@ -12971,28 +12965,46 @@
           <w:b/>
           <w:bCs/>
         </w:rPr>
-        <w:t xml:space="preserve">Problema detectado en revisión del tornado</w:t>
-      </w:r>
-      <w:r>
-        <w:t xml:space="preserve"> </w:t>
-      </w:r>
-      <w:r>
-        <w:t xml:space="preserve">(29 de abril): tras los fixes de los canales de costo, el tornado mostraba un orden de drivers contraintuitivo:</w:t>
-      </w:r>
-      <w:r>
-        <w:t xml:space="preserve"> </w:t>
+        <w:t xml:space="preserve">Origen</w:t>
+      </w:r>
+      <w:r>
+        <w:t xml:space="preserve">: auditoría completa al modelo (29 de abril) detectó tres problemas estadísticos sutiles que afectaban la confiabilidad de las correlaciones reportadas, especialmente en celdas AUDP con sample size moderado.</w:t>
+      </w:r>
+    </w:p>
+    <w:p>
+      <w:pPr>
+        <w:pStyle w:val="BodyText"/>
+      </w:pPr>
+      <w:r>
+        <w:rPr>
+          <w:b/>
+          <w:bCs/>
+        </w:rPr>
+        <w:t xml:space="preserve">Problema 1</w:t>
+      </w:r>
+      <w:r>
+        <w:t xml:space="preserve">: el 27% de las correlaciones reportadas como</w:t>
+      </w:r>
+      <w:r>
+        <w:t xml:space="preserve"> </w:t>
+      </w:r>
+      <w:r>
+        <w:t xml:space="preserve">“significativas”</w:t>
+      </w:r>
+      <w:r>
+        <w:t xml:space="preserve"> </w:t>
+      </w:r>
+      <w:r>
+        <w:t xml:space="preserve">(|ρ| &gt; 0.20) eran ruido estadístico — no pasaban el umbral de significancia 95% (</w:t>
       </w:r>
       <w:r>
         <w:rPr>
           <w:rStyle w:val="VerbatimChar"/>
         </w:rPr>
-        <w:t xml:space="preserve">Plazo obra (residual) = 29.0%</w:t>
-      </w:r>
-      <w:r>
-        <w:t xml:space="preserve"> </w:t>
-      </w:r>
-      <w:r>
-        <w:t xml:space="preserve">como driver #1 y</w:t>
+        <w:t xml:space="preserve">|ρ| &gt; 1.96/√(n−3)</w:t>
+      </w:r>
+      <w:r>
+        <w:t xml:space="preserve">). En</w:t>
       </w:r>
       <w:r>
         <w:t xml:space="preserve"> </w:t>
@@ -13001,13 +13013,13 @@
         <w:rPr>
           <w:rStyle w:val="VerbatimChar"/>
         </w:rPr>
-        <w:t xml:space="preserve">Costo construcción (residual) = 0.5%</w:t>
-      </w:r>
-      <w:r>
-        <w:t xml:space="preserve"> </w:t>
-      </w:r>
-      <w:r>
-        <w:t xml:space="preserve">muy abajo. Económicamente esto no se sostiene — un movimiento de ICOI del 5% destruye más valor que un plazo de obra +5% en cualquier proyecto inmobiliario chileno.</w:t>
+        <w:t xml:space="preserve">audp_zone/edif_4p</w:t>
+      </w:r>
+      <w:r>
+        <w:t xml:space="preserve"> </w:t>
+      </w:r>
+      <w:r>
+        <w:t xml:space="preserve">con n=17, 13 de 16 supuestas señales eran indistinguibles de cero.</w:t>
       </w:r>
     </w:p>
     <w:p>
@@ -13019,14 +13031,301 @@
           <w:b/>
           <w:bCs/>
         </w:rPr>
-        <w:t xml:space="preserve">Tres causas raíz identificadas</w:t>
+        <w:t xml:space="preserve">Solución</w:t>
+      </w:r>
+      <w:r>
+        <w:t xml:space="preserve">: shrinkage Bayesiano universal hacia el prior nacional. Para cada celda AUDP se aplica:</w:t>
+      </w:r>
+    </w:p>
+    <w:p>
+      <w:pPr>
+        <w:pStyle w:val="SourceCode"/>
+      </w:pPr>
+      <w:r>
+        <w:rPr>
+          <w:rStyle w:val="VerbatimChar"/>
+        </w:rPr>
+        <w:t xml:space="preserve">ρ_shrunk = α × ρ_audp + (1 − α) × ρ_nacional</w:t>
+      </w:r>
+      <w:r>
+        <w:br/>
+      </w:r>
+      <w:r>
+        <w:rPr>
+          <w:rStyle w:val="VerbatimChar"/>
+        </w:rPr>
+        <w:t xml:space="preserve">α = √(n_audp / 50), clamp [0.55, 0.95]</w:t>
+      </w:r>
+    </w:p>
+    <w:p>
+      <w:pPr>
+        <w:pStyle w:val="FirstParagraph"/>
+      </w:pPr>
+      <w:r>
+        <w:t xml:space="preserve">Las celdas con n grande (edif_4p, casa con n=47) prácticamente no cambian (α=0.95). Las celdas con n moderado (ds19 con n=27) reciben suavización significativa (α=0.73). Es el método estándar Bayesiano para estimación con poca data, usado en sports analytics, biomarcadores con muestras chicas, y modelos jerárquicos.</w:t>
+      </w:r>
+    </w:p>
+    <w:p>
+      <w:pPr>
+        <w:pStyle w:val="BodyText"/>
+      </w:pPr>
+      <w:r>
+        <w:rPr>
+          <w:b/>
+          <w:bCs/>
+        </w:rPr>
+        <w:t xml:space="preserve">Resultado verificado</w:t>
+      </w:r>
+      <w:r>
+        <w:t xml:space="preserve">: el ruido estadístico bajó de 54 a 37 correlaciones (−31%). En</w:t>
+      </w:r>
+      <w:r>
+        <w:t xml:space="preserve"> </w:t>
+      </w:r>
+      <w:r>
+        <w:rPr>
+          <w:rStyle w:val="VerbatimChar"/>
+        </w:rPr>
+        <w:t xml:space="preserve">audp_zone/edif_4p</w:t>
+      </w:r>
+      <w:r>
+        <w:t xml:space="preserve"> </w:t>
+      </w:r>
+      <w:r>
+        <w:t xml:space="preserve">específicamente, el ruido cayó de 13 a 3 (−77%).</w:t>
+      </w:r>
+    </w:p>
+    <w:p>
+      <w:pPr>
+        <w:pStyle w:val="BodyText"/>
+      </w:pPr>
+      <w:r>
+        <w:rPr>
+          <w:b/>
+          <w:bCs/>
+        </w:rPr>
+        <w:t xml:space="preserve">Problema 2</w:t>
+      </w:r>
+      <w:r>
+        <w:t xml:space="preserve">: las marginales de</w:t>
+      </w:r>
+      <w:r>
+        <w:t xml:space="preserve"> </w:t>
+      </w:r>
+      <w:r>
+        <w:rPr>
+          <w:rStyle w:val="VerbatimChar"/>
+        </w:rPr>
+        <w:t xml:space="preserve">velocidad_yoy</w:t>
+      </w:r>
+      <w:r>
+        <w:t xml:space="preserve"> </w:t>
+      </w:r>
+      <w:r>
+        <w:t xml:space="preserve">en AUDP eran extremas (p10=−78%, p90=+171%, range 249%) por outliers de proyectos individuales en lanzamiento o saturados.</w:t>
+      </w:r>
+    </w:p>
+    <w:p>
+      <w:pPr>
+        <w:pStyle w:val="BodyText"/>
+      </w:pPr>
+      <w:r>
+        <w:rPr>
+          <w:b/>
+          <w:bCs/>
+        </w:rPr>
+        <w:t xml:space="preserve">Solución</w:t>
+      </w:r>
+      <w:r>
+        <w:t xml:space="preserve">: winsorización a</w:t>
+      </w:r>
+      <w:r>
+        <w:t xml:space="preserve"> </w:t>
+      </w:r>
+      <w:r>
+        <w:rPr>
+          <w:rStyle w:val="VerbatimChar"/>
+        </w:rPr>
+        <w:t xml:space="preserve">p5/p95</w:t>
+      </w:r>
+      <w:r>
+        <w:t xml:space="preserve"> </w:t>
+      </w:r>
+      <w:r>
+        <w:t xml:space="preserve">específica para</w:t>
+      </w:r>
+      <w:r>
+        <w:t xml:space="preserve"> </w:t>
+      </w:r>
+      <w:r>
+        <w:rPr>
+          <w:rStyle w:val="VerbatimChar"/>
+        </w:rPr>
+        <w:t xml:space="preserve">velocidad_yoy</w:t>
+      </w:r>
+      <w:r>
+        <w:t xml:space="preserve"> </w:t>
+      </w:r>
+      <w:r>
+        <w:t xml:space="preserve">antes de calibrar la marginal. Las demás variables mantienen el clip estándar</w:t>
+      </w:r>
+      <w:r>
+        <w:t xml:space="preserve"> </w:t>
+      </w:r>
+      <w:r>
+        <w:rPr>
+          <w:rStyle w:val="VerbatimChar"/>
+        </w:rPr>
+        <w:t xml:space="preserve">p1/p99</w:t>
+      </w:r>
+      <w:r>
+        <w:t xml:space="preserve">. Esto preserva la asimetría real de la distribución pero recorta los outliers proyecto-específicos que no representan riesgo de mercado.</w:t>
+      </w:r>
+    </w:p>
+    <w:p>
+      <w:pPr>
+        <w:pStyle w:val="BodyText"/>
+      </w:pPr>
+      <w:r>
+        <w:rPr>
+          <w:b/>
+          <w:bCs/>
+        </w:rPr>
+        <w:t xml:space="preserve">Problema 3</w:t>
+      </w:r>
+      <w:r>
+        <w:t xml:space="preserve">: el ruido idiosincrático del costo en</w:t>
+      </w:r>
+      <w:r>
+        <w:t xml:space="preserve"> </w:t>
+      </w:r>
+      <w:r>
+        <w:rPr>
+          <w:rStyle w:val="VerbatimChar"/>
+        </w:rPr>
+        <w:t xml:space="preserve">macro_factor.js</w:t>
+      </w:r>
+      <w:r>
+        <w:t xml:space="preserve"> </w:t>
+      </w:r>
+      <w:r>
+        <w:t xml:space="preserve">estaba hardcodeado en</w:t>
+      </w:r>
+      <w:r>
+        <w:t xml:space="preserve"> </w:t>
+      </w:r>
+      <w:r>
+        <w:rPr>
+          <w:rStyle w:val="VerbatimChar"/>
+        </w:rPr>
+        <w:t xml:space="preserve">σ = 3pp</w:t>
+      </w:r>
+      <w:r>
+        <w:t xml:space="preserve">, valor sin base empírica. La σ histórica del ICOI YoY (CChC 2013-2024) es 5.00pp.</w:t>
+      </w:r>
+    </w:p>
+    <w:p>
+      <w:pPr>
+        <w:pStyle w:val="BodyText"/>
+      </w:pPr>
+      <w:r>
+        <w:rPr>
+          <w:b/>
+          <w:bCs/>
+        </w:rPr>
+        <w:t xml:space="preserve">Solución</w:t>
+      </w:r>
+      <w:r>
+        <w:t xml:space="preserve">: ajustar</w:t>
+      </w:r>
+      <w:r>
+        <w:t xml:space="preserve"> </w:t>
+      </w:r>
+      <w:r>
+        <w:rPr>
+          <w:rStyle w:val="VerbatimChar"/>
+        </w:rPr>
+        <w:t xml:space="preserve">σ_costo = 5pp</w:t>
+      </w:r>
+      <w:r>
+        <w:t xml:space="preserve">, calibrado contra ICOI histórico. Esto refleja la variabilidad real proyecto-específica del costo de construcción más allá del shock agregado.</w:t>
+      </w:r>
+    </w:p>
+    <w:p>
+      <w:pPr>
+        <w:pStyle w:val="BodyText"/>
+      </w:pPr>
+      <w:r>
+        <w:rPr>
+          <w:b/>
+          <w:bCs/>
+        </w:rPr>
+        <w:t xml:space="preserve">Hallazgo metodológico también atacado</w:t>
       </w:r>
       <w:r>
         <w:t xml:space="preserve">:</w:t>
       </w:r>
-    </w:p>
-    <w:p>
-      <w:pPr>
+      <w:r>
+        <w:t xml:space="preserve"> </w:t>
+      </w:r>
+      <w:r>
+        <w:rPr>
+          <w:rStyle w:val="VerbatimChar"/>
+        </w:rPr>
+        <w:t xml:space="preserve">peResimulate</w:t>
+      </w:r>
+      <w:r>
+        <w:t xml:space="preserve"> </w:t>
+      </w:r>
+      <w:r>
+        <w:t xml:space="preserve">hardcodeaba</w:t>
+      </w:r>
+      <w:r>
+        <w:t xml:space="preserve"> </w:t>
+      </w:r>
+      <w:r>
+        <w:rPr>
+          <w:rStyle w:val="VerbatimChar"/>
+        </w:rPr>
+        <w:t xml:space="preserve">opsEscenario = 'esperada'</w:t>
+      </w:r>
+      <w:r>
+        <w:t xml:space="preserve"> </w:t>
+      </w:r>
+      <w:r>
+        <w:t xml:space="preserve">(línea 11460), sobrescribiendo silenciosamente la configuración del usuario. Ahora respeta el escenario del UI vía</w:t>
+      </w:r>
+      <w:r>
+        <w:t xml:space="preserve"> </w:t>
+      </w:r>
+      <w:r>
+        <w:rPr>
+          <w:rStyle w:val="VerbatimChar"/>
+        </w:rPr>
+        <w:t xml:space="preserve">peBaseParams.opsEscenario</w:t>
+      </w:r>
+      <w:r>
+        <w:t xml:space="preserve">. Comportamiento honesto y trazable.</w:t>
+      </w:r>
+    </w:p>
+    <w:p>
+      <w:pPr>
+        <w:pStyle w:val="BodyText"/>
+      </w:pPr>
+      <w:r>
+        <w:rPr>
+          <w:b/>
+          <w:bCs/>
+        </w:rPr>
+        <w:t xml:space="preserve">Hallazgos NO atacados (decisiones explícitas del directorio)</w:t>
+      </w:r>
+      <w:r>
+        <w:t xml:space="preserve">:</w:t>
+      </w:r>
+    </w:p>
+    <w:p>
+      <w:pPr>
+        <w:pStyle w:val="Compact"/>
         <w:numPr>
           <w:ilvl w:val="0"/>
           <w:numId w:val="1019"/>
@@ -13037,95 +13336,30 @@
           <w:b/>
           <w:bCs/>
         </w:rPr>
-        <w:t xml:space="preserve">Sensibilidades mal calibradas</w:t>
-      </w:r>
-      <w:r>
-        <w:t xml:space="preserve">: los valores</w:t>
-      </w:r>
-      <w:r>
+        <w:t xml:space="preserve">Sesgo +2pp en mediana de</w:t>
+      </w:r>
+      <w:r>
+        <w:rPr>
+          <w:b/>
+          <w:bCs/>
+        </w:rPr>
         <w:t xml:space="preserve"> </w:t>
       </w:r>
       <w:r>
         <w:rPr>
           <w:rStyle w:val="VerbatimChar"/>
-        </w:rPr>
-        <w:t xml:space="preserve">_DEFAULT_SENS</w:t>
-      </w:r>
-      <w:r>
-        <w:t xml:space="preserve"> </w:t>
-      </w:r>
-      <w:r>
-        <w:t xml:space="preserve">(</w:t>
-      </w:r>
-      <w:r>
-        <w:rPr>
-          <w:rStyle w:val="VerbatimChar"/>
-        </w:rPr>
-        <w:t xml:space="preserve">{ticket: 0.65, costo: -0.45, plazo: -0.12}</w:t>
-      </w:r>
-      <w:r>
-        <w:t xml:space="preserve">) eran</w:t>
-      </w:r>
-      <w:r>
-        <w:t xml:space="preserve"> </w:t>
-      </w:r>
-      <w:r>
-        <w:t xml:space="preserve">“razonables”</w:t>
-      </w:r>
-      <w:r>
-        <w:t xml:space="preserve"> </w:t>
-      </w:r>
-      <w:r>
-        <w:t xml:space="preserve">pero no derivados de la fórmula del residual. Aplicando diferenciación analítica a la fórmula estándar</w:t>
-      </w:r>
-      <w:r>
-        <w:t xml:space="preserve"> </w:t>
-      </w:r>
-      <w:r>
-        <w:rPr>
-          <w:rStyle w:val="VerbatimChar"/>
-        </w:rPr>
-        <w:t xml:space="preserve">i = (P − C − U − F)/P</w:t>
-      </w:r>
-      <w:r>
-        <w:t xml:space="preserve"> </w:t>
-      </w:r>
-      <w:r>
-        <w:t xml:space="preserve">y evaluando en el punto base de cada familia, las sensibilidades teóricas correctas son:</w:t>
-      </w:r>
-      <w:r>
-        <w:t xml:space="preserve"> </w:t>
-      </w:r>
-      <w:r>
-        <w:rPr>
-          <w:rStyle w:val="VerbatimChar"/>
-        </w:rPr>
-        <w:t xml:space="preserve">costo ≈ −0.60</w:t>
-      </w:r>
-      <w:r>
-        <w:t xml:space="preserve"> </w:t>
-      </w:r>
-      <w:r>
-        <w:t xml:space="preserve">(no −0.45) y</w:t>
-      </w:r>
-      <w:r>
-        <w:t xml:space="preserve"> </w:t>
-      </w:r>
-      <w:r>
-        <w:rPr>
-          <w:rStyle w:val="VerbatimChar"/>
-        </w:rPr>
-        <w:t xml:space="preserve">plazo ≈ −0.08</w:t>
-      </w:r>
-      <w:r>
-        <w:t xml:space="preserve"> </w:t>
-      </w:r>
-      <w:r>
-        <w:t xml:space="preserve">(no −0.15). El plazo estaba sobreestimado y el costo subestimado.</w:t>
-      </w:r>
-    </w:p>
-    <w:p>
-      <w:pPr>
+          <w:b/>
+          <w:bCs/>
+        </w:rPr>
+        <w:t xml:space="preserve">precio_yoy</w:t>
+      </w:r>
+      <w:r>
+        <w:t xml:space="preserve">: el modelo asume mediana +6.4% mientras la realidad TINSA agregada AUDP es +4.4%. Decisión: mantener como supuesto explícito de plusvalía sostenida coherente con boom 2010-2024.</w:t>
+      </w:r>
+    </w:p>
+    <w:p>
+      <w:pPr>
+        <w:pStyle w:val="Compact"/>
         <w:numPr>
           <w:ilvl w:val="0"/>
           <w:numId w:val="1019"/>
@@ -13136,77 +13370,350 @@
           <w:b/>
           <w:bCs/>
         </w:rPr>
-        <w:t xml:space="preserve">Clamps de multiplicadores demasiado amplios</w:t>
-      </w:r>
-      <w:r>
-        <w:t xml:space="preserve">:</w:t>
-      </w:r>
-      <w:r>
-        <w:t xml:space="preserve"> </w:t>
-      </w:r>
-      <w:r>
-        <w:rPr>
-          <w:rStyle w:val="VerbatimChar"/>
-        </w:rPr>
-        <w:t xml:space="preserve">costoMult</w:t>
-      </w:r>
-      <w:r>
-        <w:t xml:space="preserve"> </w:t>
-      </w:r>
-      <w:r>
-        <w:t xml:space="preserve">clampaba a</w:t>
-      </w:r>
-      <w:r>
-        <w:t xml:space="preserve"> </w:t>
-      </w:r>
-      <w:r>
-        <w:rPr>
-          <w:rStyle w:val="VerbatimChar"/>
-        </w:rPr>
-        <w:t xml:space="preserve">[0.6, 1.5]</w:t>
-      </w:r>
-      <w:r>
-        <w:t xml:space="preserve"> </w:t>
-      </w:r>
-      <w:r>
-        <w:t xml:space="preserve">(±50%) y</w:t>
-      </w:r>
-      <w:r>
-        <w:t xml:space="preserve"> </w:t>
-      </w:r>
-      <w:r>
-        <w:rPr>
-          <w:rStyle w:val="VerbatimChar"/>
-        </w:rPr>
-        <w:t xml:space="preserve">plazoMult</w:t>
-      </w:r>
-      <w:r>
-        <w:t xml:space="preserve"> </w:t>
-      </w:r>
-      <w:r>
-        <w:t xml:space="preserve">a</w:t>
-      </w:r>
-      <w:r>
-        <w:t xml:space="preserve"> </w:t>
-      </w:r>
-      <w:r>
-        <w:rPr>
-          <w:rStyle w:val="VerbatimChar"/>
-        </w:rPr>
-        <w:t xml:space="preserve">[0.5, 2.0]</w:t>
-      </w:r>
-      <w:r>
-        <w:t xml:space="preserve"> </w:t>
-      </w:r>
-      <w:r>
-        <w:t xml:space="preserve">(±100%). El histórico chileno 2010-2024 muestra que ICOI YoY raramente supera ±20% y que los plazos de obra varían ±15-25% sobre el plan. Los clamps anteriores permitían colas extremas que dominaban la varianza atribuida al plazo.</w:t>
-      </w:r>
-    </w:p>
-    <w:p>
-      <w:pPr>
+        <w:t xml:space="preserve">Cap combinado AUDP de 14 operadores (esperada)</w:t>
+      </w:r>
+      <w:r>
+        <w:t xml:space="preserve">: empíricamente sub-calibrado vs TINSA Lampa+Colina (mediana 64 proyectos activos). Decisión: mantener como cap conservador documentado.</w:t>
+      </w:r>
+    </w:p>
+    <w:p>
+      <w:pPr>
+        <w:pStyle w:val="Compact"/>
         <w:numPr>
           <w:ilvl w:val="0"/>
           <w:numId w:val="1019"/>
+        </w:numPr>
+      </w:pPr>
+      <w:r>
+        <w:rPr>
+          <w:b/>
+          <w:bCs/>
+        </w:rPr>
+        <w:t xml:space="preserve">Tasa de descuento estocástica</w:t>
+      </w:r>
+      <w:r>
+        <w:rPr>
+          <w:b/>
+          <w:bCs/>
+        </w:rPr>
+        <w:t xml:space="preserve"> </w:t>
+      </w:r>
+      <w:r>
+        <w:rPr>
+          <w:rStyle w:val="VerbatimChar"/>
+          <w:b/>
+          <w:bCs/>
+        </w:rPr>
+        <w:t xml:space="preserve">[7%, 10%]</w:t>
+      </w:r>
+      <w:r>
+        <w:rPr>
+          <w:b/>
+          <w:bCs/>
+        </w:rPr>
+        <w:t xml:space="preserve"> </w:t>
+      </w:r>
+      <w:r>
+        <w:rPr>
+          <w:b/>
+          <w:bCs/>
+        </w:rPr>
+        <w:t xml:space="preserve">uniforme</w:t>
+      </w:r>
+      <w:r>
+        <w:t xml:space="preserve">: metodológicamente mezcla incertidumbre operacional con incertidumbre de tasa, pero produce banda de confianza informativa para directorio. Decisión: mantener.</w:t>
+      </w:r>
+    </w:p>
+    <w:p>
+      <w:pPr>
+        <w:pStyle w:val="FirstParagraph"/>
+      </w:pPr>
+      <w:r>
+        <w:t xml:space="preserve">Las tres decisiones están documentadas como</w:t>
+      </w:r>
+      <w:r>
+        <w:t xml:space="preserve"> </w:t>
+      </w:r>
+      <w:r>
+        <w:t xml:space="preserve">“supuestos del directorio”</w:t>
+      </w:r>
+      <w:r>
+        <w:t xml:space="preserve"> </w:t>
+      </w:r>
+      <w:r>
+        <w:t xml:space="preserve">en el reporte, no como elecciones técnicas — para que sea claro que cualquier consultor o auditor externo entienda que son inputs del directorio, no del modelo.</w:t>
+      </w:r>
+    </w:p>
+    <w:bookmarkEnd w:id="98"/>
+    <w:bookmarkStart w:id="99" w:name="Xc88fee00db0d6f70774c82fc2aa93bcc71e1f21"/>
+    <w:p>
+      <w:pPr>
+        <w:pStyle w:val="Heading3"/>
+      </w:pPr>
+      <w:r>
+        <w:rPr>
+          <w:rStyle w:val="SectionNumber"/>
+        </w:rPr>
+        <w:t xml:space="preserve">9.2.9</w:t>
+      </w:r>
+      <w:r>
+        <w:tab/>
+      </w:r>
+      <w:r>
+        <w:t xml:space="preserve">Mejora 9 ✓: Recalibración del residual y nueva variable</w:t>
+      </w:r>
+      <w:r>
+        <w:t xml:space="preserve"> </w:t>
+      </w:r>
+      <w:r>
+        <w:t xml:space="preserve">“coeficiente vendible”</w:t>
+      </w:r>
+    </w:p>
+    <w:p>
+      <w:pPr>
+        <w:pStyle w:val="FirstParagraph"/>
+      </w:pPr>
+      <w:r>
+        <w:rPr>
+          <w:b/>
+          <w:bCs/>
+        </w:rPr>
+        <w:t xml:space="preserve">Problema detectado en revisión del tornado</w:t>
+      </w:r>
+      <w:r>
+        <w:t xml:space="preserve"> </w:t>
+      </w:r>
+      <w:r>
+        <w:t xml:space="preserve">(29 de abril): tras los fixes de los canales de costo, el tornado mostraba un orden de drivers contraintuitivo:</w:t>
+      </w:r>
+      <w:r>
+        <w:t xml:space="preserve"> </w:t>
+      </w:r>
+      <w:r>
+        <w:rPr>
+          <w:rStyle w:val="VerbatimChar"/>
+        </w:rPr>
+        <w:t xml:space="preserve">Plazo obra (residual) = 29.0%</w:t>
+      </w:r>
+      <w:r>
+        <w:t xml:space="preserve"> </w:t>
+      </w:r>
+      <w:r>
+        <w:t xml:space="preserve">como driver #1 y</w:t>
+      </w:r>
+      <w:r>
+        <w:t xml:space="preserve"> </w:t>
+      </w:r>
+      <w:r>
+        <w:rPr>
+          <w:rStyle w:val="VerbatimChar"/>
+        </w:rPr>
+        <w:t xml:space="preserve">Costo construcción (residual) = 0.5%</w:t>
+      </w:r>
+      <w:r>
+        <w:t xml:space="preserve"> </w:t>
+      </w:r>
+      <w:r>
+        <w:t xml:space="preserve">muy abajo. Económicamente esto no se sostiene — un movimiento de ICOI del 5% destruye más valor que un plazo de obra +5% en cualquier proyecto inmobiliario chileno.</w:t>
+      </w:r>
+    </w:p>
+    <w:p>
+      <w:pPr>
+        <w:pStyle w:val="BodyText"/>
+      </w:pPr>
+      <w:r>
+        <w:rPr>
+          <w:b/>
+          <w:bCs/>
+        </w:rPr>
+        <w:t xml:space="preserve">Tres causas raíz identificadas</w:t>
+      </w:r>
+      <w:r>
+        <w:t xml:space="preserve">:</w:t>
+      </w:r>
+    </w:p>
+    <w:p>
+      <w:pPr>
+        <w:numPr>
+          <w:ilvl w:val="0"/>
+          <w:numId w:val="1020"/>
+        </w:numPr>
+      </w:pPr>
+      <w:r>
+        <w:rPr>
+          <w:b/>
+          <w:bCs/>
+        </w:rPr>
+        <w:t xml:space="preserve">Sensibilidades mal calibradas</w:t>
+      </w:r>
+      <w:r>
+        <w:t xml:space="preserve">: los valores</w:t>
+      </w:r>
+      <w:r>
+        <w:t xml:space="preserve"> </w:t>
+      </w:r>
+      <w:r>
+        <w:rPr>
+          <w:rStyle w:val="VerbatimChar"/>
+        </w:rPr>
+        <w:t xml:space="preserve">_DEFAULT_SENS</w:t>
+      </w:r>
+      <w:r>
+        <w:t xml:space="preserve"> </w:t>
+      </w:r>
+      <w:r>
+        <w:t xml:space="preserve">(</w:t>
+      </w:r>
+      <w:r>
+        <w:rPr>
+          <w:rStyle w:val="VerbatimChar"/>
+        </w:rPr>
+        <w:t xml:space="preserve">{ticket: 0.65, costo: -0.45, plazo: -0.12}</w:t>
+      </w:r>
+      <w:r>
+        <w:t xml:space="preserve">) eran</w:t>
+      </w:r>
+      <w:r>
+        <w:t xml:space="preserve"> </w:t>
+      </w:r>
+      <w:r>
+        <w:t xml:space="preserve">“razonables”</w:t>
+      </w:r>
+      <w:r>
+        <w:t xml:space="preserve"> </w:t>
+      </w:r>
+      <w:r>
+        <w:t xml:space="preserve">pero no derivados de la fórmula del residual. Aplicando diferenciación analítica a la fórmula estándar</w:t>
+      </w:r>
+      <w:r>
+        <w:t xml:space="preserve"> </w:t>
+      </w:r>
+      <w:r>
+        <w:rPr>
+          <w:rStyle w:val="VerbatimChar"/>
+        </w:rPr>
+        <w:t xml:space="preserve">i = (P − C − U − F)/P</w:t>
+      </w:r>
+      <w:r>
+        <w:t xml:space="preserve"> </w:t>
+      </w:r>
+      <w:r>
+        <w:t xml:space="preserve">y evaluando en el punto base de cada familia, las sensibilidades teóricas correctas son:</w:t>
+      </w:r>
+      <w:r>
+        <w:t xml:space="preserve"> </w:t>
+      </w:r>
+      <w:r>
+        <w:rPr>
+          <w:rStyle w:val="VerbatimChar"/>
+        </w:rPr>
+        <w:t xml:space="preserve">costo ≈ −0.60</w:t>
+      </w:r>
+      <w:r>
+        <w:t xml:space="preserve"> </w:t>
+      </w:r>
+      <w:r>
+        <w:t xml:space="preserve">(no −0.45) y</w:t>
+      </w:r>
+      <w:r>
+        <w:t xml:space="preserve"> </w:t>
+      </w:r>
+      <w:r>
+        <w:rPr>
+          <w:rStyle w:val="VerbatimChar"/>
+        </w:rPr>
+        <w:t xml:space="preserve">plazo ≈ −0.08</w:t>
+      </w:r>
+      <w:r>
+        <w:t xml:space="preserve"> </w:t>
+      </w:r>
+      <w:r>
+        <w:t xml:space="preserve">(no −0.15). El plazo estaba sobreestimado y el costo subestimado.</w:t>
+      </w:r>
+    </w:p>
+    <w:p>
+      <w:pPr>
+        <w:numPr>
+          <w:ilvl w:val="0"/>
+          <w:numId w:val="1020"/>
+        </w:numPr>
+      </w:pPr>
+      <w:r>
+        <w:rPr>
+          <w:b/>
+          <w:bCs/>
+        </w:rPr>
+        <w:t xml:space="preserve">Clamps de multiplicadores demasiado amplios</w:t>
+      </w:r>
+      <w:r>
+        <w:t xml:space="preserve">:</w:t>
+      </w:r>
+      <w:r>
+        <w:t xml:space="preserve"> </w:t>
+      </w:r>
+      <w:r>
+        <w:rPr>
+          <w:rStyle w:val="VerbatimChar"/>
+        </w:rPr>
+        <w:t xml:space="preserve">costoMult</w:t>
+      </w:r>
+      <w:r>
+        <w:t xml:space="preserve"> </w:t>
+      </w:r>
+      <w:r>
+        <w:t xml:space="preserve">clampaba a</w:t>
+      </w:r>
+      <w:r>
+        <w:t xml:space="preserve"> </w:t>
+      </w:r>
+      <w:r>
+        <w:rPr>
+          <w:rStyle w:val="VerbatimChar"/>
+        </w:rPr>
+        <w:t xml:space="preserve">[0.6, 1.5]</w:t>
+      </w:r>
+      <w:r>
+        <w:t xml:space="preserve"> </w:t>
+      </w:r>
+      <w:r>
+        <w:t xml:space="preserve">(±50%) y</w:t>
+      </w:r>
+      <w:r>
+        <w:t xml:space="preserve"> </w:t>
+      </w:r>
+      <w:r>
+        <w:rPr>
+          <w:rStyle w:val="VerbatimChar"/>
+        </w:rPr>
+        <w:t xml:space="preserve">plazoMult</w:t>
+      </w:r>
+      <w:r>
+        <w:t xml:space="preserve"> </w:t>
+      </w:r>
+      <w:r>
+        <w:t xml:space="preserve">a</w:t>
+      </w:r>
+      <w:r>
+        <w:t xml:space="preserve"> </w:t>
+      </w:r>
+      <w:r>
+        <w:rPr>
+          <w:rStyle w:val="VerbatimChar"/>
+        </w:rPr>
+        <w:t xml:space="preserve">[0.5, 2.0]</w:t>
+      </w:r>
+      <w:r>
+        <w:t xml:space="preserve"> </w:t>
+      </w:r>
+      <w:r>
+        <w:t xml:space="preserve">(±100%). El histórico chileno 2010-2024 muestra que ICOI YoY raramente supera ±20% y que los plazos de obra varían ±15-25% sobre el plan. Los clamps anteriores permitían colas extremas que dominaban la varianza atribuida al plazo.</w:t>
+      </w:r>
+    </w:p>
+    <w:p>
+      <w:pPr>
+        <w:numPr>
+          <w:ilvl w:val="0"/>
+          <w:numId w:val="1020"/>
         </w:numPr>
       </w:pPr>
       <w:r>
@@ -14024,8 +14531,8 @@
         <w:t xml:space="preserve">.</w:t>
       </w:r>
     </w:p>
-    <w:bookmarkEnd w:id="98"/>
-    <w:bookmarkStart w:id="99" w:name="X589c893a000aacc0a3c7330b1a3cfd23dc2f3ac"/>
+    <w:bookmarkEnd w:id="99"/>
+    <w:bookmarkStart w:id="100" w:name="X589c893a000aacc0a3c7330b1a3cfd23dc2f3ac"/>
     <w:p>
       <w:pPr>
         <w:pStyle w:val="Heading3"/>
@@ -14034,7 +14541,7 @@
         <w:rPr>
           <w:rStyle w:val="SectionNumber"/>
         </w:rPr>
-        <w:t xml:space="preserve">9.2.9</w:t>
+        <w:t xml:space="preserve">9.2.10</w:t>
       </w:r>
       <w:r>
         <w:tab/>
@@ -14397,10 +14904,10 @@
         <w:t xml:space="preserve">.</w:t>
       </w:r>
     </w:p>
-    <w:bookmarkEnd w:id="99"/>
     <w:bookmarkEnd w:id="100"/>
     <w:bookmarkEnd w:id="101"/>
-    <w:bookmarkStart w:id="105" w:name="conclusiones-para-el-directorio"/>
+    <w:bookmarkEnd w:id="102"/>
+    <w:bookmarkStart w:id="106" w:name="conclusiones-para-el-directorio"/>
     <w:p>
       <w:pPr>
         <w:pStyle w:val="Heading1"/>
@@ -14418,7 +14925,7 @@
         <w:t xml:space="preserve">9. Conclusiones para el Directorio</w:t>
       </w:r>
     </w:p>
-    <w:bookmarkStart w:id="102" w:name="es-estadísticamente-robusto-el-modelo"/>
+    <w:bookmarkStart w:id="103" w:name="es-estadísticamente-robusto-el-modelo"/>
     <w:p>
       <w:pPr>
         <w:pStyle w:val="Heading2"/>
@@ -14538,8 +15045,8 @@
         <w:t xml:space="preserve">- Subestima persistencia temporal de shocks</w:t>
       </w:r>
     </w:p>
-    <w:bookmarkEnd w:id="102"/>
-    <w:bookmarkStart w:id="103" w:name="para-qué-sirve-y-para-qué-no-sirve"/>
+    <w:bookmarkEnd w:id="103"/>
+    <w:bookmarkStart w:id="104" w:name="para-qué-sirve-y-para-qué-no-sirve"/>
     <w:p>
       <w:pPr>
         <w:pStyle w:val="Heading2"/>
@@ -14788,8 +15295,8 @@
         </w:tc>
       </w:tr>
     </w:tbl>
-    <w:bookmarkEnd w:id="103"/>
-    <w:bookmarkStart w:id="104" w:name="recomendación-al-directorio"/>
+    <w:bookmarkEnd w:id="104"/>
+    <w:bookmarkStart w:id="105" w:name="recomendación-al-directorio"/>
     <w:p>
       <w:pPr>
         <w:pStyle w:val="Heading2"/>
@@ -14835,108 +15342,6 @@
       </w:r>
       <w:r>
         <w:t xml:space="preserve">:</w:t>
-      </w:r>
-    </w:p>
-    <w:p>
-      <w:pPr>
-        <w:pStyle w:val="Compact"/>
-        <w:numPr>
-          <w:ilvl w:val="0"/>
-          <w:numId w:val="1020"/>
-        </w:numPr>
-      </w:pPr>
-      <w:r>
-        <w:t xml:space="preserve">Evaluar con macros base esperado → distribución del VAN</w:t>
-      </w:r>
-    </w:p>
-    <w:p>
-      <w:pPr>
-        <w:pStyle w:val="Compact"/>
-        <w:numPr>
-          <w:ilvl w:val="0"/>
-          <w:numId w:val="1020"/>
-        </w:numPr>
-      </w:pPr>
-      <w:r>
-        <w:t xml:space="preserve">Re-evaluar con preset Estallido + COVID →</w:t>
-      </w:r>
-      <w:r>
-        <w:t xml:space="preserve"> </w:t>
-      </w:r>
-      <w:r>
-        <w:t xml:space="preserve">“stress severo”</w:t>
-      </w:r>
-    </w:p>
-    <w:p>
-      <w:pPr>
-        <w:pStyle w:val="Compact"/>
-        <w:numPr>
-          <w:ilvl w:val="0"/>
-          <w:numId w:val="1020"/>
-        </w:numPr>
-      </w:pPr>
-      <w:r>
-        <w:t xml:space="preserve">Re-evaluar con preset Boom 2021 →</w:t>
-      </w:r>
-      <w:r>
-        <w:t xml:space="preserve"> </w:t>
-      </w:r>
-      <w:r>
-        <w:t xml:space="preserve">“upside”</w:t>
-      </w:r>
-    </w:p>
-    <w:p>
-      <w:pPr>
-        <w:pStyle w:val="Compact"/>
-        <w:numPr>
-          <w:ilvl w:val="0"/>
-          <w:numId w:val="1020"/>
-        </w:numPr>
-      </w:pPr>
-      <w:r>
-        <w:t xml:space="preserve">Comparar percentiles P5, P50, P95 entre escenarios</w:t>
-      </w:r>
-    </w:p>
-    <w:p>
-      <w:pPr>
-        <w:pStyle w:val="Compact"/>
-        <w:numPr>
-          <w:ilvl w:val="0"/>
-          <w:numId w:val="1020"/>
-        </w:numPr>
-      </w:pPr>
-      <w:r>
-        <w:t xml:space="preserve">Si VAN P5 &lt; 0, profundizar análisis cualitativo</w:t>
-      </w:r>
-    </w:p>
-    <w:p>
-      <w:pPr>
-        <w:pStyle w:val="Compact"/>
-        <w:numPr>
-          <w:ilvl w:val="0"/>
-          <w:numId w:val="1020"/>
-        </w:numPr>
-      </w:pPr>
-      <w:r>
-        <w:t xml:space="preserve">Si la dispersión entre escenarios es baja, el AUDP es resiliente</w:t>
-      </w:r>
-    </w:p>
-    <w:p>
-      <w:pPr>
-        <w:pStyle w:val="FirstParagraph"/>
-      </w:pPr>
-      <w:r>
-        <w:rPr>
-          <w:b/>
-          <w:bCs/>
-        </w:rPr>
-        <w:t xml:space="preserve">Próximos pasos del modelo</w:t>
-      </w:r>
-      <w:r>
-        <w:t xml:space="preserve"> </w:t>
-      </w:r>
-      <w:r>
-        <w:t xml:space="preserve">(orden de prioridad):</w:t>
       </w:r>
     </w:p>
     <w:p>
@@ -14948,7 +15353,7 @@
         </w:numPr>
       </w:pPr>
       <w:r>
-        <w:t xml:space="preserve">Implementar estratificación por comuna (49% varianza)</w:t>
+        <w:t xml:space="preserve">Evaluar con macros base esperado → distribución del VAN</w:t>
       </w:r>
     </w:p>
     <w:p>
@@ -14960,7 +15365,13 @@
         </w:numPr>
       </w:pPr>
       <w:r>
-        <w:t xml:space="preserve">Cambiar IPV a lag t-2 (correlación sube 0.34 → 0.55)</w:t>
+        <w:t xml:space="preserve">Re-evaluar con preset Estallido + COVID →</w:t>
+      </w:r>
+      <w:r>
+        <w:t xml:space="preserve"> </w:t>
+      </w:r>
+      <w:r>
+        <w:t xml:space="preserve">“stress severo”</w:t>
       </w:r>
     </w:p>
     <w:p>
@@ -14972,7 +15383,13 @@
         </w:numPr>
       </w:pPr>
       <w:r>
-        <w:t xml:space="preserve">Reemplazar OLS por Random Forest (R² sube 0.40 → 0.75)</w:t>
+        <w:t xml:space="preserve">Re-evaluar con preset Boom 2021 →</w:t>
+      </w:r>
+      <w:r>
+        <w:t xml:space="preserve"> </w:t>
+      </w:r>
+      <w:r>
+        <w:t xml:space="preserve">“upside”</w:t>
       </w:r>
     </w:p>
     <w:p>
@@ -14984,12 +15401,102 @@
         </w:numPr>
       </w:pPr>
       <w:r>
+        <w:t xml:space="preserve">Comparar percentiles P5, P50, P95 entre escenarios</w:t>
+      </w:r>
+    </w:p>
+    <w:p>
+      <w:pPr>
+        <w:pStyle w:val="Compact"/>
+        <w:numPr>
+          <w:ilvl w:val="0"/>
+          <w:numId w:val="1021"/>
+        </w:numPr>
+      </w:pPr>
+      <w:r>
+        <w:t xml:space="preserve">Si VAN P5 &lt; 0, profundizar análisis cualitativo</w:t>
+      </w:r>
+    </w:p>
+    <w:p>
+      <w:pPr>
+        <w:pStyle w:val="Compact"/>
+        <w:numPr>
+          <w:ilvl w:val="0"/>
+          <w:numId w:val="1021"/>
+        </w:numPr>
+      </w:pPr>
+      <w:r>
+        <w:t xml:space="preserve">Si la dispersión entre escenarios es baja, el AUDP es resiliente</w:t>
+      </w:r>
+    </w:p>
+    <w:p>
+      <w:pPr>
+        <w:pStyle w:val="FirstParagraph"/>
+      </w:pPr>
+      <w:r>
+        <w:rPr>
+          <w:b/>
+          <w:bCs/>
+        </w:rPr>
+        <w:t xml:space="preserve">Próximos pasos del modelo</w:t>
+      </w:r>
+      <w:r>
+        <w:t xml:space="preserve"> </w:t>
+      </w:r>
+      <w:r>
+        <w:t xml:space="preserve">(orden de prioridad):</w:t>
+      </w:r>
+    </w:p>
+    <w:p>
+      <w:pPr>
+        <w:pStyle w:val="Compact"/>
+        <w:numPr>
+          <w:ilvl w:val="0"/>
+          <w:numId w:val="1022"/>
+        </w:numPr>
+      </w:pPr>
+      <w:r>
+        <w:t xml:space="preserve">Implementar estratificación por comuna (49% varianza)</w:t>
+      </w:r>
+    </w:p>
+    <w:p>
+      <w:pPr>
+        <w:pStyle w:val="Compact"/>
+        <w:numPr>
+          <w:ilvl w:val="0"/>
+          <w:numId w:val="1022"/>
+        </w:numPr>
+      </w:pPr>
+      <w:r>
+        <w:t xml:space="preserve">Cambiar IPV a lag t-2 (correlación sube 0.34 → 0.55)</w:t>
+      </w:r>
+    </w:p>
+    <w:p>
+      <w:pPr>
+        <w:pStyle w:val="Compact"/>
+        <w:numPr>
+          <w:ilvl w:val="0"/>
+          <w:numId w:val="1022"/>
+        </w:numPr>
+      </w:pPr>
+      <w:r>
+        <w:t xml:space="preserve">Reemplazar OLS por Random Forest (R² sube 0.40 → 0.75)</w:t>
+      </w:r>
+    </w:p>
+    <w:p>
+      <w:pPr>
+        <w:pStyle w:val="Compact"/>
+        <w:numPr>
+          <w:ilvl w:val="0"/>
+          <w:numId w:val="1022"/>
+        </w:numPr>
+      </w:pPr>
+      <w:r>
         <w:t xml:space="preserve">Expandir cópula con lags principales</w:t>
       </w:r>
     </w:p>
-    <w:bookmarkEnd w:id="104"/>
     <w:bookmarkEnd w:id="105"/>
-    <w:bookmarkStart w:id="106" w:name="anexo-a-glosario"/>
+    <w:bookmarkEnd w:id="106"/>
+    <w:bookmarkStart w:id="107" w:name="anexo-a-glosario"/>
     <w:p>
       <w:pPr>
         <w:pStyle w:val="Heading1"/>
@@ -15634,8 +16141,8 @@
         </w:tc>
       </w:tr>
     </w:tbl>
-    <w:bookmarkEnd w:id="106"/>
-    <w:bookmarkStart w:id="107" w:name="anexo-b-referencias"/>
+    <w:bookmarkEnd w:id="107"/>
+    <w:bookmarkStart w:id="108" w:name="anexo-b-referencias"/>
     <w:p>
       <w:pPr>
         <w:pStyle w:val="Heading1"/>
@@ -15658,7 +16165,7 @@
         <w:pStyle w:val="Compact"/>
         <w:numPr>
           <w:ilvl w:val="0"/>
-          <w:numId w:val="1022"/>
+          <w:numId w:val="1023"/>
         </w:numPr>
       </w:pPr>
       <w:r>
@@ -15692,7 +16199,7 @@
         <w:pStyle w:val="Compact"/>
         <w:numPr>
           <w:ilvl w:val="0"/>
-          <w:numId w:val="1022"/>
+          <w:numId w:val="1023"/>
         </w:numPr>
       </w:pPr>
       <w:r>
@@ -15713,7 +16220,7 @@
         <w:pStyle w:val="Compact"/>
         <w:numPr>
           <w:ilvl w:val="0"/>
-          <w:numId w:val="1022"/>
+          <w:numId w:val="1023"/>
         </w:numPr>
       </w:pPr>
       <w:r>
@@ -15747,7 +16254,7 @@
         <w:pStyle w:val="Compact"/>
         <w:numPr>
           <w:ilvl w:val="0"/>
-          <w:numId w:val="1022"/>
+          <w:numId w:val="1023"/>
         </w:numPr>
       </w:pPr>
       <w:r>
@@ -15781,7 +16288,7 @@
         <w:pStyle w:val="Compact"/>
         <w:numPr>
           <w:ilvl w:val="0"/>
-          <w:numId w:val="1022"/>
+          <w:numId w:val="1023"/>
         </w:numPr>
       </w:pPr>
       <w:r>
@@ -15815,7 +16322,7 @@
         <w:pStyle w:val="Compact"/>
         <w:numPr>
           <w:ilvl w:val="0"/>
-          <w:numId w:val="1022"/>
+          <w:numId w:val="1023"/>
         </w:numPr>
       </w:pPr>
       <w:r>
@@ -15840,7 +16347,7 @@
         <w:pStyle w:val="Compact"/>
         <w:numPr>
           <w:ilvl w:val="0"/>
-          <w:numId w:val="1022"/>
+          <w:numId w:val="1023"/>
         </w:numPr>
       </w:pPr>
       <w:r>
@@ -15865,7 +16372,7 @@
         <w:pStyle w:val="Compact"/>
         <w:numPr>
           <w:ilvl w:val="0"/>
-          <w:numId w:val="1022"/>
+          <w:numId w:val="1023"/>
         </w:numPr>
       </w:pPr>
       <w:r>
@@ -15890,7 +16397,7 @@
         <w:pStyle w:val="Compact"/>
         <w:numPr>
           <w:ilvl w:val="0"/>
-          <w:numId w:val="1022"/>
+          <w:numId w:val="1023"/>
         </w:numPr>
       </w:pPr>
       <w:r>
@@ -15915,7 +16422,7 @@
         <w:pStyle w:val="Compact"/>
         <w:numPr>
           <w:ilvl w:val="0"/>
-          <w:numId w:val="1022"/>
+          <w:numId w:val="1023"/>
         </w:numPr>
       </w:pPr>
       <w:r>
@@ -15940,7 +16447,7 @@
         <w:pStyle w:val="Compact"/>
         <w:numPr>
           <w:ilvl w:val="0"/>
-          <w:numId w:val="1022"/>
+          <w:numId w:val="1023"/>
         </w:numPr>
       </w:pPr>
       <w:r>
@@ -15974,7 +16481,7 @@
         <w:pStyle w:val="Compact"/>
         <w:numPr>
           <w:ilvl w:val="0"/>
-          <w:numId w:val="1022"/>
+          <w:numId w:val="1023"/>
         </w:numPr>
       </w:pPr>
       <w:r>
@@ -15999,7 +16506,7 @@
         <w:pStyle w:val="Compact"/>
         <w:numPr>
           <w:ilvl w:val="0"/>
-          <w:numId w:val="1022"/>
+          <w:numId w:val="1023"/>
         </w:numPr>
       </w:pPr>
       <w:r>
@@ -16028,8 +16535,8 @@
         <w:t xml:space="preserve">, 45(1).</w:t>
       </w:r>
     </w:p>
-    <w:bookmarkEnd w:id="107"/>
-    <w:bookmarkStart w:id="110" w:name="anexo-c-reproducibilidad-técnica"/>
+    <w:bookmarkEnd w:id="108"/>
+    <w:bookmarkStart w:id="111" w:name="anexo-c-reproducibilidad-técnica"/>
     <w:p>
       <w:pPr>
         <w:pStyle w:val="Heading1"/>
@@ -16047,7 +16554,7 @@
         <w:t xml:space="preserve">Anexo C — Reproducibilidad técnica</w:t>
       </w:r>
     </w:p>
-    <w:bookmarkStart w:id="108" w:name="c.1-pipeline-reproducible"/>
+    <w:bookmarkStart w:id="109" w:name="c.1-pipeline-reproducible"/>
     <w:p>
       <w:pPr>
         <w:pStyle w:val="Heading2"/>
@@ -16235,8 +16742,8 @@
         <w:t xml:space="preserve"> analysis/test_factor_with_sens.js</w:t>
       </w:r>
     </w:p>
-    <w:bookmarkEnd w:id="108"/>
-    <w:bookmarkStart w:id="109" w:name="c.2-archivos-clave"/>
+    <w:bookmarkEnd w:id="109"/>
+    <w:bookmarkStart w:id="110" w:name="c.2-archivos-clave"/>
     <w:p>
       <w:pPr>
         <w:pStyle w:val="Heading2"/>
@@ -16536,8 +17043,8 @@
         <w:t xml:space="preserve">Documento preparado por el equipo de Modela. Versión Abril 2026 (v3, post análisis profundo).</w:t>
       </w:r>
     </w:p>
-    <w:bookmarkEnd w:id="109"/>
     <w:bookmarkEnd w:id="110"/>
+    <w:bookmarkEnd w:id="111"/>
     <w:sectPr>
       <w:footnotePr>
         <w:numRestart w:val="eachSect"/>
@@ -17254,6 +17761,36 @@
     </w:lvlOverride>
   </w:num>
   <w:num w:numId="1022">
+    <w:abstractNumId w:val="99411"/>
+    <w:lvlOverride w:ilvl="0">
+      <w:startOverride w:val="1"/>
+    </w:lvlOverride>
+    <w:lvlOverride w:ilvl="1">
+      <w:startOverride w:val="1"/>
+    </w:lvlOverride>
+    <w:lvlOverride w:ilvl="2">
+      <w:startOverride w:val="1"/>
+    </w:lvlOverride>
+    <w:lvlOverride w:ilvl="3">
+      <w:startOverride w:val="1"/>
+    </w:lvlOverride>
+    <w:lvlOverride w:ilvl="4">
+      <w:startOverride w:val="1"/>
+    </w:lvlOverride>
+    <w:lvlOverride w:ilvl="5">
+      <w:startOverride w:val="1"/>
+    </w:lvlOverride>
+    <w:lvlOverride w:ilvl="6">
+      <w:startOverride w:val="1"/>
+    </w:lvlOverride>
+    <w:lvlOverride w:ilvl="7">
+      <w:startOverride w:val="1"/>
+    </w:lvlOverride>
+    <w:lvlOverride w:ilvl="8">
+      <w:startOverride w:val="1"/>
+    </w:lvlOverride>
+  </w:num>
+  <w:num w:numId="1023">
     <w:abstractNumId w:val="99411"/>
     <w:lvlOverride w:ilvl="0">
       <w:startOverride w:val="1"/>
